--- a/Пояснительная Записка Корнаков 582-1.docx
+++ b/Пояснительная Записка Корнаков 582-1.docx
@@ -290,14 +290,21 @@
               <w:ind w:left="0" w:firstLine="0"/>
               <w:jc w:val="right"/>
             </w:pPr>
+            <w:proofErr w:type="gramStart"/>
             <w:r>
               <w:rPr>
                 <w:lang w:val="en-US"/>
               </w:rPr>
               <w:t>c</w:t>
             </w:r>
-            <w:r>
-              <w:t xml:space="preserve">тудент гр. </w:t>
+            <w:proofErr w:type="spellStart"/>
+            <w:r>
+              <w:t>тудент</w:t>
+            </w:r>
+            <w:proofErr w:type="spellEnd"/>
+            <w:proofErr w:type="gramEnd"/>
+            <w:r>
+              <w:t xml:space="preserve"> гр. </w:t>
             </w:r>
             <w:r>
               <w:t>582-1</w:t>
@@ -479,6 +486,7 @@
             <w:r>
               <w:t xml:space="preserve"> </w:t>
             </w:r>
+            <w:proofErr w:type="spellStart"/>
             <w:r>
               <w:t>А</w:t>
             </w:r>
@@ -494,6 +502,7 @@
             <w:r>
               <w:t>Калентьев</w:t>
             </w:r>
+            <w:proofErr w:type="spellEnd"/>
             <w:r>
               <w:t xml:space="preserve"> </w:t>
             </w:r>
@@ -759,6 +768,7 @@
         </w:rPr>
         <w:t xml:space="preserve"> 2022 С</w:t>
       </w:r>
+      <w:proofErr w:type="spellStart"/>
       <w:r>
         <w:rPr>
           <w:bCs/>
@@ -767,15 +777,18 @@
         <w:t>ommunity</w:t>
       </w:r>
       <w:bookmarkEnd w:id="0"/>
+      <w:proofErr w:type="spellEnd"/>
       <w:r>
         <w:t xml:space="preserve">. В разработке использовалась система контроля версий </w:t>
       </w:r>
+      <w:proofErr w:type="spellStart"/>
       <w:r>
         <w:rPr>
           <w:lang w:val="en-US"/>
         </w:rPr>
         <w:t>Git</w:t>
       </w:r>
+      <w:proofErr w:type="spellEnd"/>
       <w:r>
         <w:t>.</w:t>
       </w:r>
@@ -832,8 +845,6 @@
         </w:rPr>
       </w:sdtEndPr>
       <w:sdtContent>
-        <w:bookmarkStart w:id="4" w:name="_GoBack" w:displacedByCustomXml="prev"/>
-        <w:bookmarkEnd w:id="4" w:displacedByCustomXml="prev"/>
         <w:p>
           <w:pPr>
             <w:pStyle w:val="a9"/>
@@ -1893,13 +1904,13 @@
         <w:pStyle w:val="10"/>
         <w:spacing w:line="240" w:lineRule="auto"/>
       </w:pPr>
-      <w:bookmarkStart w:id="5" w:name="_Toc223168687"/>
+      <w:bookmarkStart w:id="4" w:name="_Toc223168687"/>
       <w:r>
         <w:lastRenderedPageBreak/>
         <w:t>Введение</w:t>
       </w:r>
       <w:bookmarkEnd w:id="3"/>
-      <w:bookmarkEnd w:id="5"/>
+      <w:bookmarkEnd w:id="4"/>
     </w:p>
     <w:p>
       <w:pPr>
@@ -1969,7 +1980,49 @@
         <w:rPr>
           <w:color w:val="000000"/>
         </w:rPr>
-        <w:t>(Component Object Model)</w:t>
+        <w:t>(</w:t>
+      </w:r>
+      <w:proofErr w:type="spellStart"/>
+      <w:r>
+        <w:rPr>
+          <w:color w:val="000000"/>
+        </w:rPr>
+        <w:t>Component</w:t>
+      </w:r>
+      <w:proofErr w:type="spellEnd"/>
+      <w:r>
+        <w:rPr>
+          <w:color w:val="000000"/>
+        </w:rPr>
+        <w:t xml:space="preserve"> </w:t>
+      </w:r>
+      <w:proofErr w:type="spellStart"/>
+      <w:r>
+        <w:rPr>
+          <w:color w:val="000000"/>
+        </w:rPr>
+        <w:t>Object</w:t>
+      </w:r>
+      <w:proofErr w:type="spellEnd"/>
+      <w:r>
+        <w:rPr>
+          <w:color w:val="000000"/>
+        </w:rPr>
+        <w:t xml:space="preserve"> </w:t>
+      </w:r>
+      <w:proofErr w:type="spellStart"/>
+      <w:r>
+        <w:rPr>
+          <w:color w:val="000000"/>
+        </w:rPr>
+        <w:t>Model</w:t>
+      </w:r>
+      <w:proofErr w:type="spellEnd"/>
+      <w:r>
+        <w:rPr>
+          <w:color w:val="000000"/>
+        </w:rPr>
+        <w:t>)</w:t>
       </w:r>
       <w:r>
         <w:rPr>
@@ -2003,27 +2056,27 @@
         <w:pStyle w:val="10"/>
         <w:spacing w:line="240" w:lineRule="auto"/>
       </w:pPr>
-      <w:bookmarkStart w:id="6" w:name="_Toc185369648"/>
-      <w:bookmarkStart w:id="7" w:name="_Toc185597178"/>
-      <w:bookmarkStart w:id="8" w:name="_Toc185949938"/>
-      <w:bookmarkStart w:id="9" w:name="_Toc185950145"/>
-      <w:bookmarkStart w:id="10" w:name="_Toc185950975"/>
-      <w:bookmarkStart w:id="11" w:name="_Toc185951545"/>
-      <w:bookmarkStart w:id="12" w:name="_Toc223168688"/>
+      <w:bookmarkStart w:id="5" w:name="_Toc185369648"/>
+      <w:bookmarkStart w:id="6" w:name="_Toc185597178"/>
+      <w:bookmarkStart w:id="7" w:name="_Toc185949938"/>
+      <w:bookmarkStart w:id="8" w:name="_Toc185950145"/>
+      <w:bookmarkStart w:id="9" w:name="_Toc185950975"/>
+      <w:bookmarkStart w:id="10" w:name="_Toc185951545"/>
+      <w:bookmarkStart w:id="11" w:name="_Toc223168688"/>
       <w:r>
         <w:lastRenderedPageBreak/>
         <w:t xml:space="preserve">1 </w:t>
       </w:r>
+      <w:bookmarkEnd w:id="5"/>
       <w:bookmarkEnd w:id="6"/>
       <w:bookmarkEnd w:id="7"/>
       <w:bookmarkEnd w:id="8"/>
       <w:bookmarkEnd w:id="9"/>
       <w:bookmarkEnd w:id="10"/>
+      <w:r>
+        <w:t>ПОСТАНОВКА И АНАЛИЗ ЗАДАЧИ</w:t>
+      </w:r>
       <w:bookmarkEnd w:id="11"/>
-      <w:r>
-        <w:t>ПОСТАНОВКА И АНАЛИЗ ЗАДАЧИ</w:t>
-      </w:r>
-      <w:bookmarkEnd w:id="12"/>
     </w:p>
     <w:p>
       <w:pPr>
@@ -2596,7 +2649,23 @@
                 <w:sz w:val="24"/>
                 <w:szCs w:val="24"/>
               </w:rPr>
-              <w:t>RSDN Magazine #1-2004</w:t>
+              <w:t xml:space="preserve">RSDN </w:t>
+            </w:r>
+            <w:proofErr w:type="spellStart"/>
+            <w:r>
+              <w:rPr>
+                <w:sz w:val="24"/>
+                <w:szCs w:val="24"/>
+              </w:rPr>
+              <w:t>Magazine</w:t>
+            </w:r>
+            <w:proofErr w:type="spellEnd"/>
+            <w:r>
+              <w:rPr>
+                <w:sz w:val="24"/>
+                <w:szCs w:val="24"/>
+              </w:rPr>
+              <w:t xml:space="preserve"> #1-2004</w:t>
             </w:r>
           </w:p>
         </w:tc>
@@ -3033,7 +3102,25 @@
                 <w:sz w:val="24"/>
                 <w:szCs w:val="24"/>
               </w:rPr>
-              <w:t>RSDN Magazine #1-2004</w:t>
+              <w:t xml:space="preserve">RSDN </w:t>
+            </w:r>
+            <w:proofErr w:type="spellStart"/>
+            <w:r>
+              <w:rPr>
+                <w:color w:val="000000"/>
+                <w:sz w:val="24"/>
+                <w:szCs w:val="24"/>
+              </w:rPr>
+              <w:t>Magazine</w:t>
+            </w:r>
+            <w:proofErr w:type="spellEnd"/>
+            <w:r>
+              <w:rPr>
+                <w:color w:val="000000"/>
+                <w:sz w:val="24"/>
+                <w:szCs w:val="24"/>
+              </w:rPr>
+              <w:t xml:space="preserve"> #1-2004</w:t>
             </w:r>
           </w:p>
           <w:p>
@@ -3553,27 +3640,27 @@
         <w:pStyle w:val="10"/>
         <w:spacing w:line="240" w:lineRule="auto"/>
       </w:pPr>
-      <w:bookmarkStart w:id="13" w:name="_Toc185369656"/>
-      <w:bookmarkStart w:id="14" w:name="_Toc185597188"/>
-      <w:bookmarkStart w:id="15" w:name="_Toc185949948"/>
-      <w:bookmarkStart w:id="16" w:name="_Toc185950155"/>
-      <w:bookmarkStart w:id="17" w:name="_Toc185950985"/>
-      <w:bookmarkStart w:id="18" w:name="_Toc185951555"/>
-      <w:bookmarkStart w:id="19" w:name="_Toc223168689"/>
+      <w:bookmarkStart w:id="12" w:name="_Toc185369656"/>
+      <w:bookmarkStart w:id="13" w:name="_Toc185597188"/>
+      <w:bookmarkStart w:id="14" w:name="_Toc185949948"/>
+      <w:bookmarkStart w:id="15" w:name="_Toc185950155"/>
+      <w:bookmarkStart w:id="16" w:name="_Toc185950985"/>
+      <w:bookmarkStart w:id="17" w:name="_Toc185951555"/>
+      <w:bookmarkStart w:id="18" w:name="_Toc223168689"/>
       <w:r>
         <w:lastRenderedPageBreak/>
         <w:t xml:space="preserve">2 </w:t>
       </w:r>
+      <w:bookmarkEnd w:id="12"/>
       <w:bookmarkEnd w:id="13"/>
       <w:bookmarkEnd w:id="14"/>
       <w:bookmarkEnd w:id="15"/>
       <w:bookmarkEnd w:id="16"/>
       <w:bookmarkEnd w:id="17"/>
+      <w:r>
+        <w:t>ОПИСАНИЕ ПРЕДМЕТА ПРОЕКТИРОВАНИЯ</w:t>
+      </w:r>
       <w:bookmarkEnd w:id="18"/>
-      <w:r>
-        <w:t>ОПИСАНИЕ ПРЕДМЕТА ПРОЕКТИРОВАНИЯ</w:t>
-      </w:r>
-      <w:bookmarkEnd w:id="19"/>
     </w:p>
     <w:p>
       <w:pPr>
@@ -3588,12 +3675,12 @@
           <w:szCs w:val="28"/>
         </w:rPr>
       </w:pPr>
-      <w:bookmarkStart w:id="20" w:name="_Toc185369666"/>
-      <w:bookmarkStart w:id="21" w:name="_Toc185597198"/>
-      <w:bookmarkStart w:id="22" w:name="_Toc185949958"/>
-      <w:bookmarkStart w:id="23" w:name="_Toc185950165"/>
-      <w:bookmarkStart w:id="24" w:name="_Toc185950995"/>
-      <w:bookmarkStart w:id="25" w:name="_Toc185951565"/>
+      <w:bookmarkStart w:id="19" w:name="_Toc185369666"/>
+      <w:bookmarkStart w:id="20" w:name="_Toc185597198"/>
+      <w:bookmarkStart w:id="21" w:name="_Toc185949958"/>
+      <w:bookmarkStart w:id="22" w:name="_Toc185950165"/>
+      <w:bookmarkStart w:id="23" w:name="_Toc185950995"/>
+      <w:bookmarkStart w:id="24" w:name="_Toc185951565"/>
       <w:r>
         <w:rPr>
           <w:szCs w:val="28"/>
@@ -3697,7 +3784,71 @@
           <w:color w:val="000000"/>
           <w:szCs w:val="28"/>
         </w:rPr>
-        <w:t>Размер грани состоит из двух значений: высота и ширина. Ширина каждой такой грани будет зафиксирована и будет составлять 20 мм. Высота такой грани(height_OuterEdge) является исчисляемой и составляет результат вычитания переменных height_Bottom и height_UpperEdge из переменной height_Total. Чертёж грани представлен на рисунке 2.2:</w:t>
+        <w:t>Размер грани состоит из двух значений: высота и ширина. Ширина каждой такой грани будет зафиксирована и будет составлять 20 мм. Высота такой грани(</w:t>
+      </w:r>
+      <w:proofErr w:type="spellStart"/>
+      <w:r>
+        <w:rPr>
+          <w:color w:val="000000"/>
+          <w:szCs w:val="28"/>
+        </w:rPr>
+        <w:t>height_OuterEdge</w:t>
+      </w:r>
+      <w:proofErr w:type="spellEnd"/>
+      <w:r>
+        <w:rPr>
+          <w:color w:val="000000"/>
+          <w:szCs w:val="28"/>
+        </w:rPr>
+        <w:t xml:space="preserve">) является исчисляемой и составляет результат вычитания переменных </w:t>
+      </w:r>
+      <w:proofErr w:type="spellStart"/>
+      <w:r>
+        <w:rPr>
+          <w:color w:val="000000"/>
+          <w:szCs w:val="28"/>
+        </w:rPr>
+        <w:t>height_Bottom</w:t>
+      </w:r>
+      <w:proofErr w:type="spellEnd"/>
+      <w:r>
+        <w:rPr>
+          <w:color w:val="000000"/>
+          <w:szCs w:val="28"/>
+        </w:rPr>
+        <w:t xml:space="preserve"> и </w:t>
+      </w:r>
+      <w:proofErr w:type="spellStart"/>
+      <w:r>
+        <w:rPr>
+          <w:color w:val="000000"/>
+          <w:szCs w:val="28"/>
+        </w:rPr>
+        <w:t>height_UpperEdge</w:t>
+      </w:r>
+      <w:proofErr w:type="spellEnd"/>
+      <w:r>
+        <w:rPr>
+          <w:color w:val="000000"/>
+          <w:szCs w:val="28"/>
+        </w:rPr>
+        <w:t xml:space="preserve"> из переменной </w:t>
+      </w:r>
+      <w:proofErr w:type="spellStart"/>
+      <w:r>
+        <w:rPr>
+          <w:color w:val="000000"/>
+          <w:szCs w:val="28"/>
+        </w:rPr>
+        <w:t>height_Total</w:t>
+      </w:r>
+      <w:proofErr w:type="spellEnd"/>
+      <w:r>
+        <w:rPr>
+          <w:color w:val="000000"/>
+          <w:szCs w:val="28"/>
+        </w:rPr>
+        <w:t>. Чертёж грани представлен на рисунке 2.2:</w:t>
       </w:r>
     </w:p>
     <w:p>
@@ -3917,21 +4068,39 @@
           <w:szCs w:val="28"/>
           <w:lang w:val="en-US"/>
         </w:rPr>
-        <w:t xml:space="preserve"> «height_Bottom» (10 — 25</w:t>
-      </w:r>
-      <w:r>
-        <w:rPr>
-          <w:color w:val="000000"/>
-          <w:szCs w:val="28"/>
-        </w:rPr>
-        <w:t>мм</w:t>
-      </w:r>
+        <w:t xml:space="preserve"> «</w:t>
+      </w:r>
+      <w:proofErr w:type="spellStart"/>
       <w:r>
         <w:rPr>
           <w:color w:val="000000"/>
           <w:szCs w:val="28"/>
           <w:lang w:val="en-US"/>
         </w:rPr>
+        <w:t>height_Bottom</w:t>
+      </w:r>
+      <w:proofErr w:type="spellEnd"/>
+      <w:r>
+        <w:rPr>
+          <w:color w:val="000000"/>
+          <w:szCs w:val="28"/>
+          <w:lang w:val="en-US"/>
+        </w:rPr>
+        <w:t>» (10 — 25</w:t>
+      </w:r>
+      <w:r>
+        <w:rPr>
+          <w:color w:val="000000"/>
+          <w:szCs w:val="28"/>
+        </w:rPr>
+        <w:t>мм</w:t>
+      </w:r>
+      <w:r>
+        <w:rPr>
+          <w:color w:val="000000"/>
+          <w:szCs w:val="28"/>
+          <w:lang w:val="en-US"/>
+        </w:rPr>
         <w:t>);</w:t>
       </w:r>
     </w:p>
@@ -3993,21 +4162,39 @@
           <w:szCs w:val="28"/>
           <w:lang w:val="en-US"/>
         </w:rPr>
-        <w:t xml:space="preserve"> «thickness_LowerEdge» (2 — 5</w:t>
-      </w:r>
-      <w:r>
-        <w:rPr>
-          <w:color w:val="000000"/>
-          <w:szCs w:val="28"/>
-        </w:rPr>
-        <w:t>мм</w:t>
-      </w:r>
+        <w:t xml:space="preserve"> «</w:t>
+      </w:r>
+      <w:proofErr w:type="spellStart"/>
       <w:r>
         <w:rPr>
           <w:color w:val="000000"/>
           <w:szCs w:val="28"/>
           <w:lang w:val="en-US"/>
         </w:rPr>
+        <w:t>thickness_LowerEdge</w:t>
+      </w:r>
+      <w:proofErr w:type="spellEnd"/>
+      <w:r>
+        <w:rPr>
+          <w:color w:val="000000"/>
+          <w:szCs w:val="28"/>
+          <w:lang w:val="en-US"/>
+        </w:rPr>
+        <w:t>» (2 — 5</w:t>
+      </w:r>
+      <w:r>
+        <w:rPr>
+          <w:color w:val="000000"/>
+          <w:szCs w:val="28"/>
+        </w:rPr>
+        <w:t>мм</w:t>
+      </w:r>
+      <w:r>
+        <w:rPr>
+          <w:color w:val="000000"/>
+          <w:szCs w:val="28"/>
+          <w:lang w:val="en-US"/>
+        </w:rPr>
         <w:t>);</w:t>
       </w:r>
     </w:p>
@@ -4039,6 +4226,7 @@
         </w:rPr>
         <w:t>_</w:t>
       </w:r>
+      <w:proofErr w:type="spellStart"/>
       <w:r>
         <w:rPr>
           <w:color w:val="000000"/>
@@ -4047,6 +4235,7 @@
         </w:rPr>
         <w:t>UpperEdge</w:t>
       </w:r>
+      <w:proofErr w:type="spellEnd"/>
       <w:r>
         <w:rPr>
           <w:color w:val="000000"/>
@@ -4069,6 +4258,7 @@
         </w:rPr>
         <w:t>_</w:t>
       </w:r>
+      <w:proofErr w:type="spellStart"/>
       <w:r>
         <w:rPr>
           <w:color w:val="000000"/>
@@ -4077,6 +4267,7 @@
         </w:rPr>
         <w:t>LowerEdge</w:t>
       </w:r>
+      <w:proofErr w:type="spellEnd"/>
       <w:r>
         <w:rPr>
           <w:color w:val="000000"/>
@@ -4113,6 +4304,7 @@
         </w:rPr>
         <w:t>_</w:t>
       </w:r>
+      <w:proofErr w:type="spellStart"/>
       <w:r>
         <w:rPr>
           <w:color w:val="000000"/>
@@ -4121,6 +4313,7 @@
         </w:rPr>
         <w:t>UpperEdge</w:t>
       </w:r>
+      <w:proofErr w:type="spellEnd"/>
       <w:r>
         <w:rPr>
           <w:color w:val="000000"/>
@@ -4201,21 +4394,21 @@
         <w:pStyle w:val="10"/>
         <w:spacing w:line="240" w:lineRule="auto"/>
       </w:pPr>
-      <w:bookmarkStart w:id="26" w:name="_Toc223168690"/>
+      <w:bookmarkStart w:id="25" w:name="_Toc223168690"/>
       <w:r>
         <w:lastRenderedPageBreak/>
         <w:t xml:space="preserve">3 </w:t>
       </w:r>
+      <w:bookmarkEnd w:id="19"/>
       <w:bookmarkEnd w:id="20"/>
       <w:bookmarkEnd w:id="21"/>
       <w:bookmarkEnd w:id="22"/>
       <w:bookmarkEnd w:id="23"/>
       <w:bookmarkEnd w:id="24"/>
+      <w:r>
+        <w:t>ВЫБОР ИНСТРУМЕНТОВ И СРЕДСТВ РЕАЛИЗАЦИИ</w:t>
+      </w:r>
       <w:bookmarkEnd w:id="25"/>
-      <w:r>
-        <w:t>ВЫБОР ИНСТРУМЕНТОВ И СРЕДСТВ РЕАЛИЗАЦИИ</w:t>
-      </w:r>
-      <w:bookmarkEnd w:id="26"/>
     </w:p>
     <w:p>
       <w:pPr>
@@ -4232,9 +4425,19 @@
       <w:r>
         <w:t xml:space="preserve">В качестве среды разработки была выбрана </w:t>
       </w:r>
-      <w:r>
-        <w:t>Visual Studio</w:t>
-      </w:r>
+      <w:proofErr w:type="spellStart"/>
+      <w:r>
+        <w:t>Visual</w:t>
+      </w:r>
+      <w:proofErr w:type="spellEnd"/>
+      <w:r>
+        <w:t xml:space="preserve"> </w:t>
+      </w:r>
+      <w:proofErr w:type="spellStart"/>
+      <w:r>
+        <w:t>Studio</w:t>
+      </w:r>
+      <w:proofErr w:type="spellEnd"/>
       <w:r>
         <w:t xml:space="preserve"> 2022</w:t>
       </w:r>
@@ -4250,9 +4453,11 @@
       <w:r>
         <w:t>имеет официальную бесплатную версию «</w:t>
       </w:r>
+      <w:proofErr w:type="spellStart"/>
       <w:r>
         <w:t>Community</w:t>
       </w:r>
+      <w:proofErr w:type="spellEnd"/>
       <w:r>
         <w:t>».</w:t>
       </w:r>
@@ -4273,11 +4478,16 @@
       <w:r>
         <w:t xml:space="preserve"> </w:t>
       </w:r>
+      <w:proofErr w:type="spellStart"/>
       <w:r>
         <w:t>ф</w:t>
       </w:r>
       <w:r>
-        <w:t xml:space="preserve">реймворк </w:t>
+        <w:t>реймворк</w:t>
+      </w:r>
+      <w:proofErr w:type="spellEnd"/>
+      <w:r>
+        <w:t xml:space="preserve"> </w:t>
       </w:r>
       <w:r>
         <w:t>—</w:t>
@@ -4306,8 +4516,13 @@
       <w:r>
         <w:t>-</w:t>
       </w:r>
-      <w:r>
-        <w:t xml:space="preserve">фреймворк </w:t>
+      <w:proofErr w:type="spellStart"/>
+      <w:r>
+        <w:t>фреймворк</w:t>
+      </w:r>
+      <w:proofErr w:type="spellEnd"/>
+      <w:r>
+        <w:t xml:space="preserve"> </w:t>
       </w:r>
       <w:r>
         <w:t>—</w:t>
@@ -4315,9 +4530,19 @@
       <w:r>
         <w:t xml:space="preserve"> </w:t>
       </w:r>
-      <w:r>
-        <w:t>Windows Forms</w:t>
-      </w:r>
+      <w:proofErr w:type="spellStart"/>
+      <w:r>
+        <w:t>Windows</w:t>
+      </w:r>
+      <w:proofErr w:type="spellEnd"/>
+      <w:r>
+        <w:t xml:space="preserve"> </w:t>
+      </w:r>
+      <w:proofErr w:type="spellStart"/>
+      <w:r>
+        <w:t>Forms</w:t>
+      </w:r>
+      <w:proofErr w:type="spellEnd"/>
       <w:r>
         <w:t>.</w:t>
       </w:r>
@@ -4409,7 +4634,21 @@
         <w:rPr>
           <w:lang w:val="en-US"/>
         </w:rPr>
-        <w:t xml:space="preserve">: NUnit 3.14.0 — </w:t>
+        <w:t xml:space="preserve">: </w:t>
+      </w:r>
+      <w:proofErr w:type="spellStart"/>
+      <w:r>
+        <w:rPr>
+          <w:lang w:val="en-US"/>
+        </w:rPr>
+        <w:t>NUnit</w:t>
+      </w:r>
+      <w:proofErr w:type="spellEnd"/>
+      <w:r>
+        <w:rPr>
+          <w:lang w:val="en-US"/>
+        </w:rPr>
+        <w:t xml:space="preserve"> 3.14.0 — </w:t>
       </w:r>
       <w:r>
         <w:t>современный</w:t>
@@ -4420,9 +4659,11 @@
         </w:rPr>
         <w:t xml:space="preserve"> </w:t>
       </w:r>
+      <w:proofErr w:type="spellStart"/>
       <w:r>
         <w:t>фреймворк</w:t>
       </w:r>
+      <w:proofErr w:type="spellEnd"/>
       <w:r>
         <w:rPr>
           <w:lang w:val="en-US"/>
@@ -4472,7 +4713,21 @@
         <w:rPr>
           <w:lang w:val="en-US"/>
         </w:rPr>
-        <w:t xml:space="preserve"> NUnit-</w:t>
+        <w:t xml:space="preserve"> </w:t>
+      </w:r>
+      <w:proofErr w:type="spellStart"/>
+      <w:r>
+        <w:rPr>
+          <w:lang w:val="en-US"/>
+        </w:rPr>
+        <w:t>NUnit</w:t>
+      </w:r>
+      <w:proofErr w:type="spellEnd"/>
+      <w:r>
+        <w:rPr>
+          <w:lang w:val="en-US"/>
+        </w:rPr>
+        <w:t>-</w:t>
       </w:r>
       <w:r>
         <w:t>тестов</w:t>
@@ -4490,7 +4745,21 @@
         <w:rPr>
           <w:lang w:val="en-US"/>
         </w:rPr>
-        <w:t xml:space="preserve"> Visual Studio, Coverlet.Collector 6.0.0 — </w:t>
+        <w:t xml:space="preserve"> Visual Studio, </w:t>
+      </w:r>
+      <w:proofErr w:type="spellStart"/>
+      <w:r>
+        <w:rPr>
+          <w:lang w:val="en-US"/>
+        </w:rPr>
+        <w:t>Coverlet.Collector</w:t>
+      </w:r>
+      <w:proofErr w:type="spellEnd"/>
+      <w:r>
+        <w:rPr>
+          <w:lang w:val="en-US"/>
+        </w:rPr>
+        <w:t xml:space="preserve"> 6.0.0 — </w:t>
       </w:r>
       <w:r>
         <w:t>инструмент</w:t>
@@ -4559,12 +4828,14 @@
       <w:r>
         <w:t xml:space="preserve">Инструмент контроля качества кода — </w:t>
       </w:r>
+      <w:proofErr w:type="spellStart"/>
       <w:r>
         <w:rPr>
           <w:lang w:val="en-US"/>
         </w:rPr>
         <w:t>StyleCop</w:t>
       </w:r>
+      <w:proofErr w:type="spellEnd"/>
       <w:r>
         <w:t>.</w:t>
       </w:r>
@@ -4604,12 +4875,14 @@
       <w:r>
         <w:t xml:space="preserve"> </w:t>
       </w:r>
+      <w:proofErr w:type="spellStart"/>
       <w:r>
         <w:rPr>
           <w:lang w:val="en-US"/>
         </w:rPr>
         <w:t>Git</w:t>
       </w:r>
+      <w:proofErr w:type="spellEnd"/>
       <w:r>
         <w:t>.</w:t>
       </w:r>
@@ -4635,7 +4908,7 @@
         <w:pStyle w:val="10"/>
         <w:spacing w:line="240" w:lineRule="auto"/>
       </w:pPr>
-      <w:bookmarkStart w:id="27" w:name="_Toc223168691"/>
+      <w:bookmarkStart w:id="26" w:name="_Toc223168691"/>
       <w:r>
         <w:lastRenderedPageBreak/>
         <w:t>4</w:t>
@@ -4646,7 +4919,7 @@
       <w:r>
         <w:t>НАЗНАЧЕНИЕ ПЛАГИНА</w:t>
       </w:r>
-      <w:bookmarkEnd w:id="27"/>
+      <w:bookmarkEnd w:id="26"/>
     </w:p>
     <w:p>
       <w:pPr>
@@ -4716,7 +4989,7 @@
         <w:pStyle w:val="10"/>
         <w:spacing w:line="240" w:lineRule="auto"/>
       </w:pPr>
-      <w:bookmarkStart w:id="28" w:name="_Toc223168692"/>
+      <w:bookmarkStart w:id="27" w:name="_Toc223168692"/>
       <w:r>
         <w:lastRenderedPageBreak/>
         <w:t>5</w:t>
@@ -4727,7 +5000,7 @@
       <w:r>
         <w:t>ОБЗОР АНАЛОГОВ</w:t>
       </w:r>
-      <w:bookmarkEnd w:id="28"/>
+      <w:bookmarkEnd w:id="27"/>
     </w:p>
     <w:p>
       <w:pPr>
@@ -4936,7 +5209,21 @@
         <w:rPr>
           <w:szCs w:val="28"/>
         </w:rPr>
-        <w:t>Вторым аналогом является плагин для генерации модели стакана в КОМПАС-3D. Проект написан на C# и ориентирован на моделирование стеклянных стаканов.[4] Плагин "Построитель стаканов" для КОМПАС-3D предназначен для автоматизированного создания модели стеклянного стакана. Он разработан на языке C# и интегрируется в среду КОМПАС-3D, предоставляя пользователю инструменты для параметрического проектирования стакана. Интерфейс плагин</w:t>
+        <w:t xml:space="preserve">Вторым аналогом является плагин для генерации модели стакана в КОМПАС-3D. Проект написан на C# и ориентирован на моделирование стеклянных </w:t>
+      </w:r>
+      <w:proofErr w:type="gramStart"/>
+      <w:r>
+        <w:rPr>
+          <w:szCs w:val="28"/>
+        </w:rPr>
+        <w:t>стаканов.[</w:t>
+      </w:r>
+      <w:proofErr w:type="gramEnd"/>
+      <w:r>
+        <w:rPr>
+          <w:szCs w:val="28"/>
+        </w:rPr>
+        <w:t>4] Плагин "Построитель стаканов" для КОМПАС-3D предназначен для автоматизированного создания модели стеклянного стакана. Он разработан на языке C# и интегрируется в среду КОМПАС-3D, предоставляя пользователю инструменты для параметрического проектирования стакана. Интерфейс плагин</w:t>
       </w:r>
       <w:r>
         <w:rPr>
@@ -5016,7 +5303,7 @@
         <w:pStyle w:val="10"/>
         <w:spacing w:line="240" w:lineRule="auto"/>
       </w:pPr>
-      <w:bookmarkStart w:id="29" w:name="_Toc223168693"/>
+      <w:bookmarkStart w:id="28" w:name="_Toc223168693"/>
       <w:r>
         <w:rPr>
           <w:b w:val="0"/>
@@ -5048,7 +5335,7 @@
       <w:r>
         <w:t>ОПИСАНИЕ РЕАЛИЗАЦИИ</w:t>
       </w:r>
-      <w:bookmarkEnd w:id="29"/>
+      <w:bookmarkEnd w:id="28"/>
     </w:p>
     <w:p>
       <w:pPr>
@@ -5120,7 +5407,15 @@
         <w:t>На рисунке 6</w:t>
       </w:r>
       <w:r>
-        <w:t>.1 представлена UML-диаграмма классов, реализованная после проектирование архитектуры.</w:t>
+        <w:t xml:space="preserve">.1 представлена UML-диаграмма классов, реализованная </w:t>
+      </w:r>
+      <w:proofErr w:type="gramStart"/>
+      <w:r>
+        <w:t>после проектирование</w:t>
+      </w:r>
+      <w:proofErr w:type="gramEnd"/>
+      <w:r>
+        <w:t xml:space="preserve"> архитектуры.</w:t>
       </w:r>
     </w:p>
     <w:p>
@@ -5148,11 +5443,11 @@
       <w:r>
         <w:t xml:space="preserve"> </w:t>
       </w:r>
-      <w:bookmarkStart w:id="30" w:name="_Hlk217317502"/>
+      <w:bookmarkStart w:id="29" w:name="_Hlk217317502"/>
       <w:r>
         <w:t>UML-диаграмма классов</w:t>
       </w:r>
-      <w:bookmarkEnd w:id="30"/>
+      <w:bookmarkEnd w:id="29"/>
       <w:r>
         <w:t xml:space="preserve"> плагина «</w:t>
       </w:r>
@@ -5225,6 +5520,9 @@
         <w:jc w:val="center"/>
       </w:pPr>
       <w:r>
+        <w:rPr>
+          <w:noProof/>
+        </w:rPr>
         <w:lastRenderedPageBreak/>
         <w:drawing>
           <wp:inline distT="0" distB="0" distL="0" distR="0" wp14:anchorId="61B45972" wp14:editId="05CE69B7">
@@ -5539,6 +5837,7 @@
                 <w:lang w:val="en-US"/>
               </w:rPr>
             </w:pPr>
+            <w:proofErr w:type="spellStart"/>
             <w:r>
               <w:rPr>
                 <w:color w:val="000000"/>
@@ -5557,6 +5856,7 @@
               </w:rPr>
               <w:t>Builder</w:t>
             </w:r>
+            <w:proofErr w:type="spellEnd"/>
           </w:p>
         </w:tc>
         <w:tc>
@@ -5733,6 +6033,7 @@
               </w:rPr>
               <w:t>_</w:t>
             </w:r>
+            <w:proofErr w:type="spellStart"/>
             <w:r>
               <w:rPr>
                 <w:color w:val="000000"/>
@@ -5742,6 +6043,7 @@
               </w:rPr>
               <w:t>errorMessages</w:t>
             </w:r>
+            <w:proofErr w:type="spellEnd"/>
           </w:p>
         </w:tc>
         <w:tc>
@@ -5776,6 +6078,7 @@
               </w:rPr>
               <w:t>Dictionary&lt;</w:t>
             </w:r>
+            <w:proofErr w:type="spellStart"/>
             <w:r>
               <w:rPr>
                 <w:color w:val="000000"/>
@@ -5785,6 +6088,7 @@
               </w:rPr>
               <w:t>ParameterType</w:t>
             </w:r>
+            <w:proofErr w:type="spellEnd"/>
             <w:r>
               <w:rPr>
                 <w:color w:val="000000"/>
@@ -5879,8 +6183,19 @@
                 <w:szCs w:val="24"/>
                 <w:lang w:val="en-US"/>
               </w:rPr>
-              <w:t>_parameterBindings</w:t>
-            </w:r>
+              <w:t>_</w:t>
+            </w:r>
+            <w:proofErr w:type="spellStart"/>
+            <w:r>
+              <w:rPr>
+                <w:color w:val="000000"/>
+                <w:sz w:val="24"/>
+                <w:szCs w:val="24"/>
+                <w:lang w:val="en-US"/>
+              </w:rPr>
+              <w:t>parameterBindings</w:t>
+            </w:r>
+            <w:proofErr w:type="spellEnd"/>
           </w:p>
         </w:tc>
         <w:tc>
@@ -5913,7 +6228,27 @@
                 <w:szCs w:val="24"/>
                 <w:lang w:val="en-US"/>
               </w:rPr>
-              <w:t>List&lt;ParameterControlBinding&gt;</w:t>
+              <w:t>List&lt;</w:t>
+            </w:r>
+            <w:proofErr w:type="spellStart"/>
+            <w:r>
+              <w:rPr>
+                <w:color w:val="000000"/>
+                <w:sz w:val="24"/>
+                <w:szCs w:val="24"/>
+                <w:lang w:val="en-US"/>
+              </w:rPr>
+              <w:t>ParameterControlBinding</w:t>
+            </w:r>
+            <w:proofErr w:type="spellEnd"/>
+            <w:r>
+              <w:rPr>
+                <w:color w:val="000000"/>
+                <w:sz w:val="24"/>
+                <w:szCs w:val="24"/>
+                <w:lang w:val="en-US"/>
+              </w:rPr>
+              <w:t>&gt;</w:t>
             </w:r>
           </w:p>
         </w:tc>
@@ -6257,6 +6592,7 @@
                 <w:lang w:val="en-US"/>
               </w:rPr>
             </w:pPr>
+            <w:proofErr w:type="spellStart"/>
             <w:r>
               <w:rPr>
                 <w:color w:val="000000"/>
@@ -6265,6 +6601,7 @@
               </w:rPr>
               <w:t>GUI_Load</w:t>
             </w:r>
+            <w:proofErr w:type="spellEnd"/>
           </w:p>
         </w:tc>
         <w:tc>
@@ -6283,14 +6620,52 @@
                 <w:szCs w:val="24"/>
               </w:rPr>
             </w:pPr>
-            <w:r>
-              <w:rPr>
-                <w:color w:val="000000"/>
-                <w:sz w:val="24"/>
-                <w:szCs w:val="24"/>
-              </w:rPr>
-              <w:t>object: sender, EventArgs</w:t>
-            </w:r>
+            <w:proofErr w:type="spellStart"/>
+            <w:r>
+              <w:rPr>
+                <w:color w:val="000000"/>
+                <w:sz w:val="24"/>
+                <w:szCs w:val="24"/>
+              </w:rPr>
+              <w:t>object</w:t>
+            </w:r>
+            <w:proofErr w:type="spellEnd"/>
+            <w:r>
+              <w:rPr>
+                <w:color w:val="000000"/>
+                <w:sz w:val="24"/>
+                <w:szCs w:val="24"/>
+              </w:rPr>
+              <w:t xml:space="preserve">: </w:t>
+            </w:r>
+            <w:proofErr w:type="spellStart"/>
+            <w:r>
+              <w:rPr>
+                <w:color w:val="000000"/>
+                <w:sz w:val="24"/>
+                <w:szCs w:val="24"/>
+              </w:rPr>
+              <w:t>sender</w:t>
+            </w:r>
+            <w:proofErr w:type="spellEnd"/>
+            <w:r>
+              <w:rPr>
+                <w:color w:val="000000"/>
+                <w:sz w:val="24"/>
+                <w:szCs w:val="24"/>
+              </w:rPr>
+              <w:t xml:space="preserve">, </w:t>
+            </w:r>
+            <w:proofErr w:type="spellStart"/>
+            <w:r>
+              <w:rPr>
+                <w:color w:val="000000"/>
+                <w:sz w:val="24"/>
+                <w:szCs w:val="24"/>
+              </w:rPr>
+              <w:t>EventArgs</w:t>
+            </w:r>
+            <w:proofErr w:type="spellEnd"/>
           </w:p>
         </w:tc>
         <w:tc>
@@ -6364,6 +6739,7 @@
                 <w:lang w:val="en-US"/>
               </w:rPr>
             </w:pPr>
+            <w:proofErr w:type="spellStart"/>
             <w:r>
               <w:rPr>
                 <w:color w:val="000000"/>
@@ -6373,6 +6749,7 @@
               </w:rPr>
               <w:t>buttonBuidFacetedGlass_Click</w:t>
             </w:r>
+            <w:proofErr w:type="spellEnd"/>
           </w:p>
         </w:tc>
         <w:tc>
@@ -6391,14 +6768,52 @@
                 <w:lang w:val="en-US"/>
               </w:rPr>
             </w:pPr>
-            <w:r>
-              <w:rPr>
-                <w:color w:val="000000"/>
-                <w:sz w:val="24"/>
-                <w:szCs w:val="24"/>
-              </w:rPr>
-              <w:t>object: sender, EventArgs</w:t>
-            </w:r>
+            <w:proofErr w:type="spellStart"/>
+            <w:r>
+              <w:rPr>
+                <w:color w:val="000000"/>
+                <w:sz w:val="24"/>
+                <w:szCs w:val="24"/>
+              </w:rPr>
+              <w:t>object</w:t>
+            </w:r>
+            <w:proofErr w:type="spellEnd"/>
+            <w:r>
+              <w:rPr>
+                <w:color w:val="000000"/>
+                <w:sz w:val="24"/>
+                <w:szCs w:val="24"/>
+              </w:rPr>
+              <w:t xml:space="preserve">: </w:t>
+            </w:r>
+            <w:proofErr w:type="spellStart"/>
+            <w:r>
+              <w:rPr>
+                <w:color w:val="000000"/>
+                <w:sz w:val="24"/>
+                <w:szCs w:val="24"/>
+              </w:rPr>
+              <w:t>sender</w:t>
+            </w:r>
+            <w:proofErr w:type="spellEnd"/>
+            <w:r>
+              <w:rPr>
+                <w:color w:val="000000"/>
+                <w:sz w:val="24"/>
+                <w:szCs w:val="24"/>
+              </w:rPr>
+              <w:t xml:space="preserve">, </w:t>
+            </w:r>
+            <w:proofErr w:type="spellStart"/>
+            <w:r>
+              <w:rPr>
+                <w:color w:val="000000"/>
+                <w:sz w:val="24"/>
+                <w:szCs w:val="24"/>
+              </w:rPr>
+              <w:t>EventArgs</w:t>
+            </w:r>
+            <w:proofErr w:type="spellEnd"/>
           </w:p>
         </w:tc>
         <w:tc>
@@ -6472,6 +6887,7 @@
                 <w:lang w:val="en-US"/>
               </w:rPr>
             </w:pPr>
+            <w:proofErr w:type="spellStart"/>
             <w:r>
               <w:rPr>
                 <w:color w:val="000000"/>
@@ -6481,6 +6897,7 @@
               </w:rPr>
               <w:t>CheckAll</w:t>
             </w:r>
+            <w:proofErr w:type="spellEnd"/>
           </w:p>
         </w:tc>
         <w:tc>
@@ -6557,7 +6974,25 @@
                 <w:sz w:val="24"/>
                 <w:szCs w:val="24"/>
               </w:rPr>
-              <w:t>Проверка заполненности всех параметров</w:t>
+              <w:t xml:space="preserve">Проверка </w:t>
+            </w:r>
+            <w:proofErr w:type="spellStart"/>
+            <w:r>
+              <w:rPr>
+                <w:color w:val="000000"/>
+                <w:sz w:val="24"/>
+                <w:szCs w:val="24"/>
+              </w:rPr>
+              <w:t>заполненности</w:t>
+            </w:r>
+            <w:proofErr w:type="spellEnd"/>
+            <w:r>
+              <w:rPr>
+                <w:color w:val="000000"/>
+                <w:sz w:val="24"/>
+                <w:szCs w:val="24"/>
+              </w:rPr>
+              <w:t xml:space="preserve"> всех параметров</w:t>
             </w:r>
           </w:p>
         </w:tc>
@@ -6608,6 +7043,7 @@
                 <w:szCs w:val="24"/>
               </w:rPr>
             </w:pPr>
+            <w:proofErr w:type="spellStart"/>
             <w:r>
               <w:rPr>
                 <w:color w:val="000000"/>
@@ -6617,6 +7053,7 @@
               </w:rPr>
               <w:t>CheckDepended</w:t>
             </w:r>
+            <w:proofErr w:type="spellEnd"/>
           </w:p>
         </w:tc>
         <w:tc>
@@ -6641,7 +7078,27 @@
                 <w:szCs w:val="24"/>
                 <w:lang w:val="en-US"/>
               </w:rPr>
-              <w:t>Object, ParameterType, string</w:t>
+              <w:t xml:space="preserve">Object, </w:t>
+            </w:r>
+            <w:proofErr w:type="spellStart"/>
+            <w:r>
+              <w:rPr>
+                <w:color w:val="000000"/>
+                <w:sz w:val="24"/>
+                <w:szCs w:val="24"/>
+                <w:lang w:val="en-US"/>
+              </w:rPr>
+              <w:t>ParameterType</w:t>
+            </w:r>
+            <w:proofErr w:type="spellEnd"/>
+            <w:r>
+              <w:rPr>
+                <w:color w:val="000000"/>
+                <w:sz w:val="24"/>
+                <w:szCs w:val="24"/>
+                <w:lang w:val="en-US"/>
+              </w:rPr>
+              <w:t>, string</w:t>
             </w:r>
           </w:p>
         </w:tc>
@@ -6713,6 +7170,7 @@
                 <w:szCs w:val="24"/>
               </w:rPr>
             </w:pPr>
+            <w:proofErr w:type="spellStart"/>
             <w:r>
               <w:rPr>
                 <w:color w:val="000000"/>
@@ -6722,6 +7180,7 @@
               </w:rPr>
               <w:t>CheckParametersBeforeBuilding</w:t>
             </w:r>
+            <w:proofErr w:type="spellEnd"/>
           </w:p>
         </w:tc>
         <w:tc>
@@ -6835,26 +7294,38 @@
                 <w:lang w:val="en-US"/>
               </w:rPr>
             </w:pPr>
-            <w:r>
-              <w:rPr>
-                <w:color w:val="000000"/>
-                <w:sz w:val="24"/>
-                <w:szCs w:val="24"/>
-                <w:lang w:val="en-US"/>
-              </w:rPr>
-              <w:t>comboBoxEdgeType_</w:t>
-            </w:r>
-          </w:p>
-          <w:p>
-            <w:pPr>
-              <w:spacing w:line="240" w:lineRule="auto"/>
-              <w:ind w:firstLine="0"/>
-              <w:jc w:val="center"/>
-              <w:rPr>
-                <w:sz w:val="24"/>
-                <w:szCs w:val="24"/>
-              </w:rPr>
-            </w:pPr>
+            <w:proofErr w:type="spellStart"/>
+            <w:r>
+              <w:rPr>
+                <w:color w:val="000000"/>
+                <w:sz w:val="24"/>
+                <w:szCs w:val="24"/>
+                <w:lang w:val="en-US"/>
+              </w:rPr>
+              <w:t>comboBoxEdgeType</w:t>
+            </w:r>
+            <w:proofErr w:type="spellEnd"/>
+            <w:r>
+              <w:rPr>
+                <w:color w:val="000000"/>
+                <w:sz w:val="24"/>
+                <w:szCs w:val="24"/>
+                <w:lang w:val="en-US"/>
+              </w:rPr>
+              <w:t>_</w:t>
+            </w:r>
+          </w:p>
+          <w:p>
+            <w:pPr>
+              <w:spacing w:line="240" w:lineRule="auto"/>
+              <w:ind w:firstLine="0"/>
+              <w:jc w:val="center"/>
+              <w:rPr>
+                <w:sz w:val="24"/>
+                <w:szCs w:val="24"/>
+              </w:rPr>
+            </w:pPr>
+            <w:proofErr w:type="spellStart"/>
             <w:r>
               <w:rPr>
                 <w:color w:val="000000"/>
@@ -6864,6 +7335,7 @@
               </w:rPr>
               <w:t>SelectedIndexChanged</w:t>
             </w:r>
+            <w:proofErr w:type="spellEnd"/>
           </w:p>
         </w:tc>
         <w:tc>
@@ -6881,14 +7353,52 @@
                 <w:szCs w:val="24"/>
               </w:rPr>
             </w:pPr>
-            <w:r>
-              <w:rPr>
-                <w:color w:val="000000"/>
-                <w:sz w:val="24"/>
-                <w:szCs w:val="24"/>
-              </w:rPr>
-              <w:t>object: sender, EventArgs</w:t>
-            </w:r>
+            <w:proofErr w:type="spellStart"/>
+            <w:r>
+              <w:rPr>
+                <w:color w:val="000000"/>
+                <w:sz w:val="24"/>
+                <w:szCs w:val="24"/>
+              </w:rPr>
+              <w:t>object</w:t>
+            </w:r>
+            <w:proofErr w:type="spellEnd"/>
+            <w:r>
+              <w:rPr>
+                <w:color w:val="000000"/>
+                <w:sz w:val="24"/>
+                <w:szCs w:val="24"/>
+              </w:rPr>
+              <w:t xml:space="preserve">: </w:t>
+            </w:r>
+            <w:proofErr w:type="spellStart"/>
+            <w:r>
+              <w:rPr>
+                <w:color w:val="000000"/>
+                <w:sz w:val="24"/>
+                <w:szCs w:val="24"/>
+              </w:rPr>
+              <w:t>sender</w:t>
+            </w:r>
+            <w:proofErr w:type="spellEnd"/>
+            <w:r>
+              <w:rPr>
+                <w:color w:val="000000"/>
+                <w:sz w:val="24"/>
+                <w:szCs w:val="24"/>
+              </w:rPr>
+              <w:t xml:space="preserve">, </w:t>
+            </w:r>
+            <w:proofErr w:type="spellStart"/>
+            <w:r>
+              <w:rPr>
+                <w:color w:val="000000"/>
+                <w:sz w:val="24"/>
+                <w:szCs w:val="24"/>
+              </w:rPr>
+              <w:t>EventArgs</w:t>
+            </w:r>
+            <w:proofErr w:type="spellEnd"/>
           </w:p>
         </w:tc>
         <w:tc>
@@ -6967,6 +7477,7 @@
                 <w:szCs w:val="24"/>
               </w:rPr>
             </w:pPr>
+            <w:proofErr w:type="spellStart"/>
             <w:r>
               <w:rPr>
                 <w:color w:val="000000"/>
@@ -6976,6 +7487,7 @@
               </w:rPr>
               <w:t>DisplayErrors</w:t>
             </w:r>
+            <w:proofErr w:type="spellEnd"/>
           </w:p>
         </w:tc>
         <w:tc>
@@ -7000,7 +7512,27 @@
                 <w:szCs w:val="24"/>
                 <w:lang w:val="en-US"/>
               </w:rPr>
-              <w:t>List&lt;ParameterType&gt;</w:t>
+              <w:t>List&lt;</w:t>
+            </w:r>
+            <w:proofErr w:type="spellStart"/>
+            <w:r>
+              <w:rPr>
+                <w:color w:val="000000"/>
+                <w:sz w:val="24"/>
+                <w:szCs w:val="24"/>
+                <w:lang w:val="en-US"/>
+              </w:rPr>
+              <w:t>ParameterType</w:t>
+            </w:r>
+            <w:proofErr w:type="spellEnd"/>
+            <w:r>
+              <w:rPr>
+                <w:color w:val="000000"/>
+                <w:sz w:val="24"/>
+                <w:szCs w:val="24"/>
+                <w:lang w:val="en-US"/>
+              </w:rPr>
+              <w:t>&gt;</w:t>
             </w:r>
           </w:p>
         </w:tc>
@@ -7072,6 +7604,7 @@
                 <w:szCs w:val="24"/>
               </w:rPr>
             </w:pPr>
+            <w:proofErr w:type="spellStart"/>
             <w:r>
               <w:rPr>
                 <w:color w:val="000000"/>
@@ -7081,6 +7614,7 @@
               </w:rPr>
               <w:t>InitializeEdgeTypeComboBox</w:t>
             </w:r>
+            <w:proofErr w:type="spellEnd"/>
           </w:p>
         </w:tc>
         <w:tc>
@@ -7155,7 +7689,25 @@
                 <w:sz w:val="24"/>
                 <w:szCs w:val="24"/>
               </w:rPr>
-              <w:t>Инициализация ComboBox для выбора типа грани</w:t>
+              <w:t xml:space="preserve">Инициализация </w:t>
+            </w:r>
+            <w:proofErr w:type="spellStart"/>
+            <w:r>
+              <w:rPr>
+                <w:color w:val="000000"/>
+                <w:sz w:val="24"/>
+                <w:szCs w:val="24"/>
+              </w:rPr>
+              <w:t>ComboBox</w:t>
+            </w:r>
+            <w:proofErr w:type="spellEnd"/>
+            <w:r>
+              <w:rPr>
+                <w:color w:val="000000"/>
+                <w:sz w:val="24"/>
+                <w:szCs w:val="24"/>
+              </w:rPr>
+              <w:t xml:space="preserve"> для выбора типа грани</w:t>
             </w:r>
           </w:p>
         </w:tc>
@@ -7176,6 +7728,7 @@
                 <w:szCs w:val="24"/>
               </w:rPr>
             </w:pPr>
+            <w:proofErr w:type="spellStart"/>
             <w:r>
               <w:rPr>
                 <w:color w:val="000000"/>
@@ -7185,6 +7738,7 @@
               </w:rPr>
               <w:t>InitializeErrorMessages</w:t>
             </w:r>
+            <w:proofErr w:type="spellEnd"/>
           </w:p>
         </w:tc>
         <w:tc>
@@ -7280,6 +7834,7 @@
                 <w:szCs w:val="24"/>
               </w:rPr>
             </w:pPr>
+            <w:proofErr w:type="spellStart"/>
             <w:r>
               <w:rPr>
                 <w:color w:val="000000"/>
@@ -7289,6 +7844,7 @@
               </w:rPr>
               <w:t>InitializeParameterBindings</w:t>
             </w:r>
+            <w:proofErr w:type="spellEnd"/>
           </w:p>
         </w:tc>
         <w:tc>
@@ -7384,6 +7940,7 @@
                 <w:szCs w:val="24"/>
               </w:rPr>
             </w:pPr>
+            <w:proofErr w:type="spellStart"/>
             <w:r>
               <w:rPr>
                 <w:color w:val="000000"/>
@@ -7393,6 +7950,7 @@
               </w:rPr>
               <w:t>SetInitialTextValues</w:t>
             </w:r>
+            <w:proofErr w:type="spellEnd"/>
           </w:p>
         </w:tc>
         <w:tc>
@@ -7488,6 +8046,7 @@
                 <w:szCs w:val="24"/>
               </w:rPr>
             </w:pPr>
+            <w:proofErr w:type="spellStart"/>
             <w:r>
               <w:rPr>
                 <w:color w:val="000000"/>
@@ -7497,6 +8056,7 @@
               </w:rPr>
               <w:t>UpdateAllLabels</w:t>
             </w:r>
+            <w:proofErr w:type="spellEnd"/>
           </w:p>
         </w:tc>
         <w:tc>
@@ -7655,6 +8215,7 @@
         </w:rPr>
         <w:t xml:space="preserve">Поля класса </w:t>
       </w:r>
+      <w:proofErr w:type="spellStart"/>
       <w:r>
         <w:rPr>
           <w:color w:val="000000"/>
@@ -7664,6 +8225,7 @@
         </w:rPr>
         <w:t>GlassBuilder</w:t>
       </w:r>
+      <w:proofErr w:type="spellEnd"/>
     </w:p>
     <w:tbl>
       <w:tblPr>
@@ -7822,8 +8384,18 @@
                 <w:sz w:val="24"/>
                 <w:szCs w:val="24"/>
               </w:rPr>
-              <w:t>_wrapper</w:t>
-            </w:r>
+              <w:t>_</w:t>
+            </w:r>
+            <w:proofErr w:type="spellStart"/>
+            <w:r>
+              <w:rPr>
+                <w:color w:val="000000"/>
+                <w:sz w:val="24"/>
+                <w:szCs w:val="24"/>
+              </w:rPr>
+              <w:t>wrapper</w:t>
+            </w:r>
+            <w:proofErr w:type="spellEnd"/>
           </w:p>
         </w:tc>
         <w:tc>
@@ -7851,6 +8423,7 @@
                 <w:lang w:val="en-US"/>
               </w:rPr>
             </w:pPr>
+            <w:proofErr w:type="spellStart"/>
             <w:r>
               <w:rPr>
                 <w:color w:val="000000"/>
@@ -7860,6 +8433,7 @@
               </w:rPr>
               <w:t>KompasWrapper</w:t>
             </w:r>
+            <w:proofErr w:type="spellEnd"/>
           </w:p>
         </w:tc>
         <w:tc>
@@ -7940,6 +8514,7 @@
         </w:rPr>
         <w:t xml:space="preserve">етоды класса </w:t>
       </w:r>
+      <w:proofErr w:type="spellStart"/>
       <w:r>
         <w:rPr>
           <w:color w:val="000000"/>
@@ -7949,6 +8524,7 @@
         </w:rPr>
         <w:t>GlassBuilder</w:t>
       </w:r>
+      <w:proofErr w:type="spellEnd"/>
     </w:p>
     <w:tbl>
       <w:tblPr>
@@ -8116,6 +8692,7 @@
                 <w:lang w:val="en-US"/>
               </w:rPr>
             </w:pPr>
+            <w:proofErr w:type="spellStart"/>
             <w:r>
               <w:rPr>
                 <w:color w:val="000000"/>
@@ -8143,6 +8720,7 @@
               </w:rPr>
               <w:t>Glass</w:t>
             </w:r>
+            <w:proofErr w:type="spellEnd"/>
           </w:p>
         </w:tc>
         <w:tc>
@@ -8161,6 +8739,7 @@
                 <w:szCs w:val="24"/>
               </w:rPr>
             </w:pPr>
+            <w:proofErr w:type="spellStart"/>
             <w:r>
               <w:rPr>
                 <w:color w:val="000000"/>
@@ -8169,6 +8748,7 @@
               </w:rPr>
               <w:t>Parameters</w:t>
             </w:r>
+            <w:proofErr w:type="spellEnd"/>
           </w:p>
         </w:tc>
         <w:tc>
@@ -8259,6 +8839,7 @@
                 <w:lang w:val="en-US"/>
               </w:rPr>
             </w:pPr>
+            <w:proofErr w:type="spellStart"/>
             <w:r>
               <w:rPr>
                 <w:color w:val="000000"/>
@@ -8268,6 +8849,7 @@
               </w:rPr>
               <w:t>ValidateParameters</w:t>
             </w:r>
+            <w:proofErr w:type="spellEnd"/>
           </w:p>
         </w:tc>
         <w:tc>
@@ -8353,8 +8935,18 @@
                 <w:sz w:val="24"/>
                 <w:szCs w:val="24"/>
               </w:rPr>
-              <w:t>Проверка параметров объекта Parameters</w:t>
-            </w:r>
+              <w:t xml:space="preserve">Проверка параметров объекта </w:t>
+            </w:r>
+            <w:proofErr w:type="spellStart"/>
+            <w:r>
+              <w:rPr>
+                <w:color w:val="000000"/>
+                <w:sz w:val="24"/>
+                <w:szCs w:val="24"/>
+              </w:rPr>
+              <w:t>Parameters</w:t>
+            </w:r>
+            <w:proofErr w:type="spellEnd"/>
           </w:p>
         </w:tc>
       </w:tr>
@@ -8385,6 +8977,7 @@
                 <w:lang w:val="en-US"/>
               </w:rPr>
             </w:pPr>
+            <w:proofErr w:type="spellStart"/>
             <w:r>
               <w:rPr>
                 <w:color w:val="000000"/>
@@ -8394,6 +8987,7 @@
               </w:rPr>
               <w:t>ValidateParametersFields</w:t>
             </w:r>
+            <w:proofErr w:type="spellEnd"/>
           </w:p>
         </w:tc>
         <w:tc>
@@ -8420,8 +9014,19 @@
                 <w:szCs w:val="24"/>
                 <w:lang w:val="en-US"/>
               </w:rPr>
-              <w:t>Double, double, double, double, double, double, int</w:t>
-            </w:r>
+              <w:t xml:space="preserve">Double, double, double, double, double, double, </w:t>
+            </w:r>
+            <w:proofErr w:type="spellStart"/>
+            <w:r>
+              <w:rPr>
+                <w:color w:val="000000"/>
+                <w:sz w:val="24"/>
+                <w:szCs w:val="24"/>
+                <w:lang w:val="en-US"/>
+              </w:rPr>
+              <w:t>int</w:t>
+            </w:r>
+            <w:proofErr w:type="spellEnd"/>
           </w:p>
         </w:tc>
         <w:tc>
@@ -8474,15 +9079,77 @@
                 <w:lang w:val="en-US"/>
               </w:rPr>
             </w:pPr>
-            <w:r>
-              <w:rPr>
-                <w:color w:val="000000"/>
-                <w:sz w:val="24"/>
-                <w:szCs w:val="24"/>
-                <w:lang w:val="en-US"/>
-              </w:rPr>
-              <w:t>Проверка параметров на валидность</w:t>
-            </w:r>
+            <w:proofErr w:type="spellStart"/>
+            <w:r>
+              <w:rPr>
+                <w:color w:val="000000"/>
+                <w:sz w:val="24"/>
+                <w:szCs w:val="24"/>
+                <w:lang w:val="en-US"/>
+              </w:rPr>
+              <w:t>Проверка</w:t>
+            </w:r>
+            <w:proofErr w:type="spellEnd"/>
+            <w:r>
+              <w:rPr>
+                <w:color w:val="000000"/>
+                <w:sz w:val="24"/>
+                <w:szCs w:val="24"/>
+                <w:lang w:val="en-US"/>
+              </w:rPr>
+              <w:t xml:space="preserve"> </w:t>
+            </w:r>
+            <w:proofErr w:type="spellStart"/>
+            <w:r>
+              <w:rPr>
+                <w:color w:val="000000"/>
+                <w:sz w:val="24"/>
+                <w:szCs w:val="24"/>
+                <w:lang w:val="en-US"/>
+              </w:rPr>
+              <w:t>параметров</w:t>
+            </w:r>
+            <w:proofErr w:type="spellEnd"/>
+            <w:r>
+              <w:rPr>
+                <w:color w:val="000000"/>
+                <w:sz w:val="24"/>
+                <w:szCs w:val="24"/>
+                <w:lang w:val="en-US"/>
+              </w:rPr>
+              <w:t xml:space="preserve"> </w:t>
+            </w:r>
+            <w:proofErr w:type="spellStart"/>
+            <w:r>
+              <w:rPr>
+                <w:color w:val="000000"/>
+                <w:sz w:val="24"/>
+                <w:szCs w:val="24"/>
+                <w:lang w:val="en-US"/>
+              </w:rPr>
+              <w:t>на</w:t>
+            </w:r>
+            <w:proofErr w:type="spellEnd"/>
+            <w:r>
+              <w:rPr>
+                <w:color w:val="000000"/>
+                <w:sz w:val="24"/>
+                <w:szCs w:val="24"/>
+                <w:lang w:val="en-US"/>
+              </w:rPr>
+              <w:t xml:space="preserve"> </w:t>
+            </w:r>
+            <w:proofErr w:type="spellStart"/>
+            <w:r>
+              <w:rPr>
+                <w:color w:val="000000"/>
+                <w:sz w:val="24"/>
+                <w:szCs w:val="24"/>
+                <w:lang w:val="en-US"/>
+              </w:rPr>
+              <w:t>валидность</w:t>
+            </w:r>
+            <w:proofErr w:type="spellEnd"/>
           </w:p>
         </w:tc>
       </w:tr>
@@ -8577,6 +9244,7 @@
         </w:rPr>
         <w:t xml:space="preserve">Поля класса </w:t>
       </w:r>
+      <w:proofErr w:type="spellStart"/>
       <w:r>
         <w:rPr>
           <w:color w:val="000000"/>
@@ -8595,6 +9263,7 @@
         </w:rPr>
         <w:t>Parameter</w:t>
       </w:r>
+      <w:proofErr w:type="spellEnd"/>
     </w:p>
     <w:tbl>
       <w:tblPr>
@@ -8749,8 +9418,18 @@
                 <w:sz w:val="24"/>
                 <w:szCs w:val="24"/>
               </w:rPr>
-              <w:t>_value</w:t>
-            </w:r>
+              <w:t>_</w:t>
+            </w:r>
+            <w:proofErr w:type="spellStart"/>
+            <w:r>
+              <w:rPr>
+                <w:color w:val="000000"/>
+                <w:sz w:val="24"/>
+                <w:szCs w:val="24"/>
+              </w:rPr>
+              <w:t>value</w:t>
+            </w:r>
+            <w:proofErr w:type="spellEnd"/>
           </w:p>
         </w:tc>
         <w:tc>
@@ -8853,8 +9532,18 @@
                 <w:sz w:val="24"/>
                 <w:szCs w:val="24"/>
               </w:rPr>
-              <w:t>_minValue</w:t>
-            </w:r>
+              <w:t>_</w:t>
+            </w:r>
+            <w:proofErr w:type="spellStart"/>
+            <w:r>
+              <w:rPr>
+                <w:color w:val="000000"/>
+                <w:sz w:val="24"/>
+                <w:szCs w:val="24"/>
+              </w:rPr>
+              <w:t>minValue</w:t>
+            </w:r>
+            <w:proofErr w:type="spellEnd"/>
           </w:p>
         </w:tc>
         <w:tc>
@@ -8967,8 +9656,18 @@
                 <w:sz w:val="24"/>
                 <w:szCs w:val="24"/>
               </w:rPr>
-              <w:t>_maxValue</w:t>
-            </w:r>
+              <w:t>_</w:t>
+            </w:r>
+            <w:proofErr w:type="spellStart"/>
+            <w:r>
+              <w:rPr>
+                <w:color w:val="000000"/>
+                <w:sz w:val="24"/>
+                <w:szCs w:val="24"/>
+              </w:rPr>
+              <w:t>maxValue</w:t>
+            </w:r>
+            <w:proofErr w:type="spellEnd"/>
           </w:p>
         </w:tc>
         <w:tc>
@@ -9060,6 +9759,7 @@
         </w:rPr>
         <w:t xml:space="preserve">Таблица 6.6 – Конструктор и методы класса </w:t>
       </w:r>
+      <w:proofErr w:type="spellStart"/>
       <w:r>
         <w:rPr>
           <w:sz w:val="24"/>
@@ -9076,6 +9776,7 @@
         </w:rPr>
         <w:t>Parameter</w:t>
       </w:r>
+      <w:proofErr w:type="spellEnd"/>
     </w:p>
     <w:tbl>
       <w:tblPr>
@@ -9216,6 +9917,7 @@
                 <w:lang w:val="en-US"/>
               </w:rPr>
             </w:pPr>
+            <w:proofErr w:type="spellStart"/>
             <w:r>
               <w:rPr>
                 <w:color w:val="000000"/>
@@ -9234,6 +9936,7 @@
               </w:rPr>
               <w:t>Parameter</w:t>
             </w:r>
+            <w:proofErr w:type="spellEnd"/>
           </w:p>
         </w:tc>
         <w:tc>
@@ -9260,8 +9963,39 @@
                 <w:szCs w:val="24"/>
                 <w:lang w:val="en-US"/>
               </w:rPr>
-              <w:t>double: minValue, double: maxValue</w:t>
-            </w:r>
+              <w:t xml:space="preserve">double: </w:t>
+            </w:r>
+            <w:proofErr w:type="spellStart"/>
+            <w:r>
+              <w:rPr>
+                <w:color w:val="000000"/>
+                <w:sz w:val="24"/>
+                <w:szCs w:val="24"/>
+                <w:lang w:val="en-US"/>
+              </w:rPr>
+              <w:t>minValue</w:t>
+            </w:r>
+            <w:proofErr w:type="spellEnd"/>
+            <w:r>
+              <w:rPr>
+                <w:color w:val="000000"/>
+                <w:sz w:val="24"/>
+                <w:szCs w:val="24"/>
+                <w:lang w:val="en-US"/>
+              </w:rPr>
+              <w:t xml:space="preserve">, double: </w:t>
+            </w:r>
+            <w:proofErr w:type="spellStart"/>
+            <w:r>
+              <w:rPr>
+                <w:color w:val="000000"/>
+                <w:sz w:val="24"/>
+                <w:szCs w:val="24"/>
+                <w:lang w:val="en-US"/>
+              </w:rPr>
+              <w:t>maxValue</w:t>
+            </w:r>
+            <w:proofErr w:type="spellEnd"/>
           </w:p>
         </w:tc>
         <w:tc>
@@ -9336,6 +10070,7 @@
                 <w:lang w:val="en-US"/>
               </w:rPr>
             </w:pPr>
+            <w:proofErr w:type="spellStart"/>
             <w:r>
               <w:rPr>
                 <w:color w:val="000000"/>
@@ -9345,6 +10080,7 @@
               </w:rPr>
               <w:t>SetMaxValue</w:t>
             </w:r>
+            <w:proofErr w:type="spellEnd"/>
           </w:p>
         </w:tc>
         <w:tc>
@@ -9446,6 +10182,7 @@
                 <w:szCs w:val="24"/>
               </w:rPr>
             </w:pPr>
+            <w:proofErr w:type="spellStart"/>
             <w:r>
               <w:rPr>
                 <w:color w:val="000000"/>
@@ -9455,6 +10192,7 @@
               </w:rPr>
               <w:t>SetMinValue</w:t>
             </w:r>
+            <w:proofErr w:type="spellEnd"/>
           </w:p>
         </w:tc>
         <w:tc>
@@ -9574,6 +10312,7 @@
                 <w:lang w:val="en-US"/>
               </w:rPr>
             </w:pPr>
+            <w:proofErr w:type="spellStart"/>
             <w:r>
               <w:rPr>
                 <w:color w:val="000000"/>
@@ -9583,6 +10322,7 @@
               </w:rPr>
               <w:t>SetRange</w:t>
             </w:r>
+            <w:proofErr w:type="spellEnd"/>
           </w:p>
         </w:tc>
         <w:tc>
@@ -9685,6 +10425,7 @@
                 <w:szCs w:val="24"/>
               </w:rPr>
             </w:pPr>
+            <w:proofErr w:type="spellStart"/>
             <w:r>
               <w:rPr>
                 <w:color w:val="000000"/>
@@ -9693,6 +10434,7 @@
               </w:rPr>
               <w:t>Value</w:t>
             </w:r>
+            <w:proofErr w:type="spellEnd"/>
           </w:p>
         </w:tc>
         <w:tc>
@@ -9794,6 +10536,7 @@
                 <w:lang w:val="en-US"/>
               </w:rPr>
             </w:pPr>
+            <w:proofErr w:type="spellStart"/>
             <w:r>
               <w:rPr>
                 <w:color w:val="000000"/>
@@ -9803,6 +10546,7 @@
               </w:rPr>
               <w:t>MinValue</w:t>
             </w:r>
+            <w:proofErr w:type="spellEnd"/>
           </w:p>
         </w:tc>
         <w:tc>
@@ -9904,6 +10648,7 @@
                 <w:lang w:val="en-US"/>
               </w:rPr>
             </w:pPr>
+            <w:proofErr w:type="spellStart"/>
             <w:r>
               <w:rPr>
                 <w:color w:val="000000"/>
@@ -9913,6 +10658,7 @@
               </w:rPr>
               <w:t>MaxValue</w:t>
             </w:r>
+            <w:proofErr w:type="spellEnd"/>
           </w:p>
         </w:tc>
         <w:tc>
@@ -10066,8 +10812,20 @@
           <w:szCs w:val="24"/>
           <w:lang w:bidi="ar-SA"/>
         </w:rPr>
-        <w:t xml:space="preserve"> – Перечисление Parameter</w:t>
-      </w:r>
+        <w:t xml:space="preserve"> – Перечисление </w:t>
+      </w:r>
+      <w:proofErr w:type="spellStart"/>
+      <w:r>
+        <w:rPr>
+          <w:rFonts w:eastAsia="SimSun"/>
+          <w:color w:val="000000"/>
+          <w:sz w:val="24"/>
+          <w:szCs w:val="24"/>
+          <w:lang w:bidi="ar-SA"/>
+        </w:rPr>
+        <w:t>Parameter</w:t>
+      </w:r>
+      <w:proofErr w:type="spellEnd"/>
       <w:r>
         <w:rPr>
           <w:rFonts w:eastAsia="SimSun"/>
@@ -10177,6 +10935,7 @@
                 <w:lang w:val="en-US" w:bidi="ar-SA"/>
               </w:rPr>
             </w:pPr>
+            <w:proofErr w:type="spellStart"/>
             <w:r>
               <w:rPr>
                 <w:rFonts w:eastAsia="SimSun"/>
@@ -10187,6 +10946,7 @@
               </w:rPr>
               <w:t>HeightTotal</w:t>
             </w:r>
+            <w:proofErr w:type="spellEnd"/>
           </w:p>
         </w:tc>
         <w:tc>
@@ -10307,6 +11067,7 @@
                 <w:lang w:val="en-US" w:bidi="ar-SA"/>
               </w:rPr>
             </w:pPr>
+            <w:proofErr w:type="spellStart"/>
             <w:r>
               <w:rPr>
                 <w:rFonts w:eastAsia="SimSun"/>
@@ -10317,6 +11078,7 @@
               </w:rPr>
               <w:t>HeightBottom</w:t>
             </w:r>
+            <w:proofErr w:type="spellEnd"/>
           </w:p>
         </w:tc>
         <w:tc>
@@ -10372,6 +11134,7 @@
                 <w:lang w:val="en-US" w:bidi="ar-SA"/>
               </w:rPr>
             </w:pPr>
+            <w:proofErr w:type="spellStart"/>
             <w:r>
               <w:rPr>
                 <w:rFonts w:eastAsia="SimSun"/>
@@ -10382,6 +11145,7 @@
               </w:rPr>
               <w:t>ThicknessLowerEdge</w:t>
             </w:r>
+            <w:proofErr w:type="spellEnd"/>
           </w:p>
         </w:tc>
         <w:tc>
@@ -10437,6 +11201,7 @@
                 <w:lang w:val="en-US" w:bidi="ar-SA"/>
               </w:rPr>
             </w:pPr>
+            <w:proofErr w:type="spellStart"/>
             <w:r>
               <w:rPr>
                 <w:rFonts w:eastAsia="SimSun"/>
@@ -10447,6 +11212,7 @@
               </w:rPr>
               <w:t>ThicknessUpperEdge</w:t>
             </w:r>
+            <w:proofErr w:type="spellEnd"/>
           </w:p>
         </w:tc>
         <w:tc>
@@ -10502,6 +11268,7 @@
                 <w:lang w:val="en-US" w:bidi="ar-SA"/>
               </w:rPr>
             </w:pPr>
+            <w:proofErr w:type="spellStart"/>
             <w:r>
               <w:rPr>
                 <w:rFonts w:eastAsia="SimSun"/>
@@ -10512,6 +11279,7 @@
               </w:rPr>
               <w:t>HeightUpperEdge</w:t>
             </w:r>
+            <w:proofErr w:type="spellEnd"/>
           </w:p>
         </w:tc>
         <w:tc>
@@ -10567,6 +11335,7 @@
                 <w:lang w:val="en-US" w:bidi="ar-SA"/>
               </w:rPr>
             </w:pPr>
+            <w:proofErr w:type="spellStart"/>
             <w:r>
               <w:rPr>
                 <w:rFonts w:eastAsia="SimSun"/>
@@ -10577,6 +11346,7 @@
               </w:rPr>
               <w:t>NumberOfEdge</w:t>
             </w:r>
+            <w:proofErr w:type="spellEnd"/>
           </w:p>
         </w:tc>
         <w:tc>
@@ -10721,6 +11491,7 @@
         </w:rPr>
         <w:t xml:space="preserve">Поля класса </w:t>
       </w:r>
+      <w:proofErr w:type="spellStart"/>
       <w:r>
         <w:rPr>
           <w:color w:val="000000"/>
@@ -10730,6 +11501,7 @@
         </w:rPr>
         <w:t>KompasWrapper</w:t>
       </w:r>
+      <w:proofErr w:type="spellEnd"/>
     </w:p>
     <w:tbl>
       <w:tblPr>
@@ -10888,8 +11660,18 @@
                 <w:sz w:val="24"/>
                 <w:szCs w:val="24"/>
               </w:rPr>
-              <w:t>_kompas</w:t>
-            </w:r>
+              <w:t>_</w:t>
+            </w:r>
+            <w:proofErr w:type="spellStart"/>
+            <w:r>
+              <w:rPr>
+                <w:color w:val="000000"/>
+                <w:sz w:val="24"/>
+                <w:szCs w:val="24"/>
+              </w:rPr>
+              <w:t>kompas</w:t>
+            </w:r>
+            <w:proofErr w:type="spellEnd"/>
           </w:p>
         </w:tc>
         <w:tc>
@@ -10917,6 +11699,7 @@
                 <w:lang w:val="en-US"/>
               </w:rPr>
             </w:pPr>
+            <w:proofErr w:type="spellStart"/>
             <w:r>
               <w:rPr>
                 <w:color w:val="000000"/>
@@ -10935,6 +11718,7 @@
               </w:rPr>
               <w:t>t</w:t>
             </w:r>
+            <w:proofErr w:type="spellEnd"/>
           </w:p>
         </w:tc>
         <w:tc>
@@ -11107,8 +11891,18 @@
                 <w:sz w:val="24"/>
                 <w:szCs w:val="24"/>
               </w:rPr>
-              <w:t>_part</w:t>
-            </w:r>
+              <w:t>_</w:t>
+            </w:r>
+            <w:proofErr w:type="spellStart"/>
+            <w:r>
+              <w:rPr>
+                <w:color w:val="000000"/>
+                <w:sz w:val="24"/>
+                <w:szCs w:val="24"/>
+              </w:rPr>
+              <w:t>part</w:t>
+            </w:r>
+            <w:proofErr w:type="spellEnd"/>
           </w:p>
         </w:tc>
         <w:tc>
@@ -11134,6 +11928,7 @@
                 <w:szCs w:val="24"/>
               </w:rPr>
             </w:pPr>
+            <w:proofErr w:type="spellStart"/>
             <w:r>
               <w:rPr>
                 <w:color w:val="000000"/>
@@ -11142,6 +11937,7 @@
               </w:rPr>
               <w:t>ksPart</w:t>
             </w:r>
+            <w:proofErr w:type="spellEnd"/>
           </w:p>
         </w:tc>
         <w:tc>
@@ -11218,8 +12014,18 @@
                 <w:sz w:val="24"/>
                 <w:szCs w:val="24"/>
               </w:rPr>
-              <w:t>_isCadAttached</w:t>
-            </w:r>
+              <w:t>_</w:t>
+            </w:r>
+            <w:proofErr w:type="spellStart"/>
+            <w:r>
+              <w:rPr>
+                <w:color w:val="000000"/>
+                <w:sz w:val="24"/>
+                <w:szCs w:val="24"/>
+              </w:rPr>
+              <w:t>isCadAttached</w:t>
+            </w:r>
+            <w:proofErr w:type="spellEnd"/>
           </w:p>
         </w:tc>
         <w:tc>
@@ -11245,6 +12051,7 @@
                 <w:szCs w:val="24"/>
               </w:rPr>
             </w:pPr>
+            <w:proofErr w:type="spellStart"/>
             <w:r>
               <w:rPr>
                 <w:color w:val="000000"/>
@@ -11253,6 +12060,7 @@
               </w:rPr>
               <w:t>bool</w:t>
             </w:r>
+            <w:proofErr w:type="spellEnd"/>
           </w:p>
         </w:tc>
         <w:tc>
@@ -11328,6 +12136,7 @@
         </w:rPr>
         <w:t xml:space="preserve"> – Конструктор и методы класса </w:t>
       </w:r>
+      <w:proofErr w:type="spellStart"/>
       <w:r>
         <w:rPr>
           <w:color w:val="000000"/>
@@ -11337,6 +12146,7 @@
         </w:rPr>
         <w:t>KompasWrapper</w:t>
       </w:r>
+      <w:proofErr w:type="spellEnd"/>
     </w:p>
     <w:tbl>
       <w:tblPr>
@@ -11477,6 +12287,7 @@
                 <w:lang w:val="en-US"/>
               </w:rPr>
             </w:pPr>
+            <w:proofErr w:type="spellStart"/>
             <w:r>
               <w:rPr>
                 <w:color w:val="000000"/>
@@ -11486,6 +12297,7 @@
               </w:rPr>
               <w:t>ConnectCAD</w:t>
             </w:r>
+            <w:proofErr w:type="spellEnd"/>
           </w:p>
         </w:tc>
         <w:tc>
@@ -11588,6 +12400,7 @@
                 <w:lang w:val="en-US"/>
               </w:rPr>
             </w:pPr>
+            <w:proofErr w:type="spellStart"/>
             <w:r>
               <w:rPr>
                 <w:color w:val="000000"/>
@@ -11596,6 +12409,7 @@
               </w:rPr>
               <w:t>CreateDocument</w:t>
             </w:r>
+            <w:proofErr w:type="spellEnd"/>
           </w:p>
         </w:tc>
         <w:tc>
@@ -11697,6 +12511,7 @@
                 <w:szCs w:val="24"/>
               </w:rPr>
             </w:pPr>
+            <w:proofErr w:type="spellStart"/>
             <w:r>
               <w:rPr>
                 <w:color w:val="000000"/>
@@ -11705,6 +12520,7 @@
               </w:rPr>
               <w:t>TestConnection</w:t>
             </w:r>
+            <w:proofErr w:type="spellEnd"/>
           </w:p>
         </w:tc>
         <w:tc>
@@ -11806,6 +12622,7 @@
                 <w:lang w:val="en-US"/>
               </w:rPr>
             </w:pPr>
+            <w:proofErr w:type="spellStart"/>
             <w:r>
               <w:rPr>
                 <w:color w:val="000000"/>
@@ -11815,6 +12632,7 @@
               </w:rPr>
               <w:t>BeginSketchEdit</w:t>
             </w:r>
+            <w:proofErr w:type="spellEnd"/>
           </w:p>
         </w:tc>
         <w:tc>
@@ -11834,6 +12652,7 @@
                 <w:lang w:val="en-US"/>
               </w:rPr>
             </w:pPr>
+            <w:proofErr w:type="spellStart"/>
             <w:r>
               <w:rPr>
                 <w:color w:val="000000"/>
@@ -11843,6 +12662,7 @@
               </w:rPr>
               <w:t>ksEntity</w:t>
             </w:r>
+            <w:proofErr w:type="spellEnd"/>
           </w:p>
         </w:tc>
         <w:tc>
@@ -11918,6 +12738,7 @@
                 <w:lang w:val="en-US"/>
               </w:rPr>
             </w:pPr>
+            <w:proofErr w:type="spellStart"/>
             <w:r>
               <w:rPr>
                 <w:color w:val="000000"/>
@@ -11927,6 +12748,7 @@
               </w:rPr>
               <w:t>CreateCircularArrayForEdge</w:t>
             </w:r>
+            <w:proofErr w:type="spellEnd"/>
           </w:p>
         </w:tc>
         <w:tc>
@@ -11946,6 +12768,7 @@
                 <w:lang w:val="en-US"/>
               </w:rPr>
             </w:pPr>
+            <w:proofErr w:type="spellStart"/>
             <w:r>
               <w:rPr>
                 <w:color w:val="000000"/>
@@ -11955,6 +12778,7 @@
               </w:rPr>
               <w:t>ksEntity</w:t>
             </w:r>
+            <w:proofErr w:type="spellEnd"/>
           </w:p>
         </w:tc>
         <w:tc>
@@ -11974,6 +12798,7 @@
                 <w:lang w:val="en-US"/>
               </w:rPr>
             </w:pPr>
+            <w:proofErr w:type="spellStart"/>
             <w:r>
               <w:rPr>
                 <w:color w:val="000000"/>
@@ -11983,6 +12808,7 @@
               </w:rPr>
               <w:t>int</w:t>
             </w:r>
+            <w:proofErr w:type="spellEnd"/>
           </w:p>
         </w:tc>
         <w:tc>
@@ -12029,6 +12855,7 @@
                 <w:szCs w:val="24"/>
               </w:rPr>
             </w:pPr>
+            <w:proofErr w:type="spellStart"/>
             <w:r>
               <w:rPr>
                 <w:color w:val="000000"/>
@@ -12037,6 +12864,7 @@
               </w:rPr>
               <w:t>CreateSketch</w:t>
             </w:r>
+            <w:proofErr w:type="spellEnd"/>
           </w:p>
         </w:tc>
         <w:tc>
@@ -12062,8 +12890,19 @@
                 <w:szCs w:val="24"/>
                 <w:lang w:val="en-US"/>
               </w:rPr>
-              <w:t>short: planeType</w:t>
-            </w:r>
+              <w:t xml:space="preserve">short: </w:t>
+            </w:r>
+            <w:proofErr w:type="spellStart"/>
+            <w:r>
+              <w:rPr>
+                <w:color w:val="000000"/>
+                <w:sz w:val="24"/>
+                <w:szCs w:val="24"/>
+                <w:lang w:val="en-US"/>
+              </w:rPr>
+              <w:t>planeType</w:t>
+            </w:r>
+            <w:proofErr w:type="spellEnd"/>
           </w:p>
         </w:tc>
         <w:tc>
@@ -12083,6 +12922,7 @@
                 <w:lang w:val="en-US"/>
               </w:rPr>
             </w:pPr>
+            <w:proofErr w:type="spellStart"/>
             <w:r>
               <w:rPr>
                 <w:color w:val="000000"/>
@@ -12092,6 +12932,7 @@
               </w:rPr>
               <w:t>ksEntity</w:t>
             </w:r>
+            <w:proofErr w:type="spellEnd"/>
           </w:p>
         </w:tc>
         <w:tc>
@@ -12138,6 +12979,7 @@
                 <w:szCs w:val="24"/>
               </w:rPr>
             </w:pPr>
+            <w:proofErr w:type="spellStart"/>
             <w:r>
               <w:rPr>
                 <w:color w:val="000000"/>
@@ -12146,6 +12988,7 @@
               </w:rPr>
               <w:t>EndSketchEdit</w:t>
             </w:r>
+            <w:proofErr w:type="spellEnd"/>
           </w:p>
         </w:tc>
         <w:tc>
@@ -12165,14 +13008,34 @@
                 <w:lang w:val="en-US"/>
               </w:rPr>
             </w:pPr>
-            <w:r>
-              <w:rPr>
-                <w:color w:val="000000"/>
-                <w:sz w:val="24"/>
-                <w:szCs w:val="24"/>
-              </w:rPr>
-              <w:t>ksEntity: sketch</w:t>
-            </w:r>
+            <w:proofErr w:type="spellStart"/>
+            <w:r>
+              <w:rPr>
+                <w:color w:val="000000"/>
+                <w:sz w:val="24"/>
+                <w:szCs w:val="24"/>
+              </w:rPr>
+              <w:t>ksEntity</w:t>
+            </w:r>
+            <w:proofErr w:type="spellEnd"/>
+            <w:r>
+              <w:rPr>
+                <w:color w:val="000000"/>
+                <w:sz w:val="24"/>
+                <w:szCs w:val="24"/>
+              </w:rPr>
+              <w:t xml:space="preserve">: </w:t>
+            </w:r>
+            <w:proofErr w:type="spellStart"/>
+            <w:r>
+              <w:rPr>
+                <w:color w:val="000000"/>
+                <w:sz w:val="24"/>
+                <w:szCs w:val="24"/>
+              </w:rPr>
+              <w:t>sketch</w:t>
+            </w:r>
+            <w:proofErr w:type="spellEnd"/>
           </w:p>
         </w:tc>
         <w:tc>
@@ -12247,6 +13110,7 @@
                 <w:szCs w:val="24"/>
               </w:rPr>
             </w:pPr>
+            <w:proofErr w:type="spellStart"/>
             <w:r>
               <w:rPr>
                 <w:color w:val="000000"/>
@@ -12256,6 +13120,7 @@
               </w:rPr>
               <w:t>CreateCutExtrusion</w:t>
             </w:r>
+            <w:proofErr w:type="spellEnd"/>
           </w:p>
         </w:tc>
         <w:tc>
@@ -12274,14 +13139,25 @@
                 <w:szCs w:val="24"/>
               </w:rPr>
             </w:pPr>
-            <w:r>
-              <w:rPr>
-                <w:color w:val="000000"/>
-                <w:sz w:val="24"/>
-                <w:szCs w:val="24"/>
-                <w:lang w:val="en-US"/>
-              </w:rPr>
-              <w:t>ksEntity, bool, double, string</w:t>
+            <w:proofErr w:type="spellStart"/>
+            <w:r>
+              <w:rPr>
+                <w:color w:val="000000"/>
+                <w:sz w:val="24"/>
+                <w:szCs w:val="24"/>
+                <w:lang w:val="en-US"/>
+              </w:rPr>
+              <w:t>ksEntity</w:t>
+            </w:r>
+            <w:proofErr w:type="spellEnd"/>
+            <w:r>
+              <w:rPr>
+                <w:color w:val="000000"/>
+                <w:sz w:val="24"/>
+                <w:szCs w:val="24"/>
+                <w:lang w:val="en-US"/>
+              </w:rPr>
+              <w:t>, bool, double, string</w:t>
             </w:r>
           </w:p>
         </w:tc>
@@ -12302,6 +13178,7 @@
                 <w:lang w:val="en-US"/>
               </w:rPr>
             </w:pPr>
+            <w:proofErr w:type="spellStart"/>
             <w:r>
               <w:rPr>
                 <w:color w:val="000000"/>
@@ -12311,6 +13188,7 @@
               </w:rPr>
               <w:t>ksEntity</w:t>
             </w:r>
+            <w:proofErr w:type="spellEnd"/>
           </w:p>
         </w:tc>
         <w:tc>
@@ -12358,6 +13236,7 @@
                 <w:lang w:val="en-US"/>
               </w:rPr>
             </w:pPr>
+            <w:proofErr w:type="spellStart"/>
             <w:r>
               <w:rPr>
                 <w:color w:val="000000"/>
@@ -12367,6 +13246,7 @@
               </w:rPr>
               <w:t>CreateCylinder</w:t>
             </w:r>
+            <w:proofErr w:type="spellEnd"/>
           </w:p>
         </w:tc>
         <w:tc>
@@ -12470,6 +13350,7 @@
                 <w:lang w:val="en-US"/>
               </w:rPr>
             </w:pPr>
+            <w:proofErr w:type="spellStart"/>
             <w:r>
               <w:rPr>
                 <w:color w:val="000000"/>
@@ -12479,6 +13360,7 @@
               </w:rPr>
               <w:t>CreateExtrusion</w:t>
             </w:r>
+            <w:proofErr w:type="spellEnd"/>
           </w:p>
         </w:tc>
         <w:tc>
@@ -12498,14 +13380,25 @@
                 <w:lang w:val="en-US"/>
               </w:rPr>
             </w:pPr>
-            <w:r>
-              <w:rPr>
-                <w:color w:val="000000"/>
-                <w:sz w:val="24"/>
-                <w:szCs w:val="24"/>
-                <w:lang w:val="en-US"/>
-              </w:rPr>
-              <w:t>ksEntity, bool, double, string</w:t>
+            <w:proofErr w:type="spellStart"/>
+            <w:r>
+              <w:rPr>
+                <w:color w:val="000000"/>
+                <w:sz w:val="24"/>
+                <w:szCs w:val="24"/>
+                <w:lang w:val="en-US"/>
+              </w:rPr>
+              <w:t>ksEntity</w:t>
+            </w:r>
+            <w:proofErr w:type="spellEnd"/>
+            <w:r>
+              <w:rPr>
+                <w:color w:val="000000"/>
+                <w:sz w:val="24"/>
+                <w:szCs w:val="24"/>
+                <w:lang w:val="en-US"/>
+              </w:rPr>
+              <w:t>, bool, double, string</w:t>
             </w:r>
           </w:p>
         </w:tc>
@@ -12526,6 +13419,7 @@
                 <w:lang w:val="en-US"/>
               </w:rPr>
             </w:pPr>
+            <w:proofErr w:type="spellStart"/>
             <w:r>
               <w:rPr>
                 <w:color w:val="000000"/>
@@ -12535,6 +13429,7 @@
               </w:rPr>
               <w:t>ksEntity</w:t>
             </w:r>
+            <w:proofErr w:type="spellEnd"/>
           </w:p>
         </w:tc>
         <w:tc>
@@ -12582,6 +13477,7 @@
                 <w:lang w:val="en-US"/>
               </w:rPr>
             </w:pPr>
+            <w:proofErr w:type="spellStart"/>
             <w:r>
               <w:rPr>
                 <w:color w:val="000000"/>
@@ -12591,6 +13487,7 @@
               </w:rPr>
               <w:t>CreateFacetedGlass</w:t>
             </w:r>
+            <w:proofErr w:type="spellEnd"/>
           </w:p>
         </w:tc>
         <w:tc>
@@ -12617,8 +13514,19 @@
                 <w:szCs w:val="24"/>
                 <w:lang w:val="en-US"/>
               </w:rPr>
-              <w:t>double, double, double, double, double, double, int</w:t>
-            </w:r>
+              <w:t xml:space="preserve">double, double, double, double, double, double, </w:t>
+            </w:r>
+            <w:proofErr w:type="spellStart"/>
+            <w:r>
+              <w:rPr>
+                <w:color w:val="000000"/>
+                <w:sz w:val="24"/>
+                <w:szCs w:val="24"/>
+                <w:lang w:val="en-US"/>
+              </w:rPr>
+              <w:t>int</w:t>
+            </w:r>
+            <w:proofErr w:type="spellEnd"/>
           </w:p>
         </w:tc>
         <w:tc>
@@ -12752,6 +13660,7 @@
                 <w:lang w:val="en-US"/>
               </w:rPr>
             </w:pPr>
+            <w:proofErr w:type="spellStart"/>
             <w:r>
               <w:rPr>
                 <w:color w:val="000000"/>
@@ -12761,6 +13670,7 @@
               </w:rPr>
               <w:t>CreateHollowGlass</w:t>
             </w:r>
+            <w:proofErr w:type="spellEnd"/>
           </w:p>
         </w:tc>
         <w:tc>
@@ -12864,6 +13774,7 @@
                 <w:lang w:val="en-US"/>
               </w:rPr>
             </w:pPr>
+            <w:proofErr w:type="spellStart"/>
             <w:r>
               <w:rPr>
                 <w:color w:val="000000"/>
@@ -12873,6 +13784,7 @@
               </w:rPr>
               <w:t>CreateRectangleOnTangentPlane</w:t>
             </w:r>
+            <w:proofErr w:type="spellEnd"/>
           </w:p>
         </w:tc>
         <w:tc>
@@ -12892,14 +13804,25 @@
                 <w:lang w:val="en-US"/>
               </w:rPr>
             </w:pPr>
-            <w:r>
-              <w:rPr>
-                <w:color w:val="000000"/>
-                <w:sz w:val="24"/>
-                <w:szCs w:val="24"/>
-                <w:lang w:val="en-US"/>
-              </w:rPr>
-              <w:t>ksEntity, double, double, double</w:t>
+            <w:proofErr w:type="spellStart"/>
+            <w:r>
+              <w:rPr>
+                <w:color w:val="000000"/>
+                <w:sz w:val="24"/>
+                <w:szCs w:val="24"/>
+                <w:lang w:val="en-US"/>
+              </w:rPr>
+              <w:t>ksEntity</w:t>
+            </w:r>
+            <w:proofErr w:type="spellEnd"/>
+            <w:r>
+              <w:rPr>
+                <w:color w:val="000000"/>
+                <w:sz w:val="24"/>
+                <w:szCs w:val="24"/>
+                <w:lang w:val="en-US"/>
+              </w:rPr>
+              <w:t>, double, double, double</w:t>
             </w:r>
           </w:p>
         </w:tc>
@@ -12920,6 +13843,7 @@
                 <w:lang w:val="en-US"/>
               </w:rPr>
             </w:pPr>
+            <w:proofErr w:type="spellStart"/>
             <w:r>
               <w:rPr>
                 <w:color w:val="000000"/>
@@ -12929,6 +13853,7 @@
               </w:rPr>
               <w:t>ksEntity</w:t>
             </w:r>
+            <w:proofErr w:type="spellEnd"/>
           </w:p>
         </w:tc>
         <w:tc>
@@ -12976,6 +13901,7 @@
                 <w:lang w:val="en-US"/>
               </w:rPr>
             </w:pPr>
+            <w:proofErr w:type="spellStart"/>
             <w:r>
               <w:rPr>
                 <w:color w:val="000000"/>
@@ -12985,6 +13911,7 @@
               </w:rPr>
               <w:t>CreateSketchOnOffsetPlane</w:t>
             </w:r>
+            <w:proofErr w:type="spellEnd"/>
           </w:p>
         </w:tc>
         <w:tc>
@@ -13032,6 +13959,7 @@
                 <w:lang w:val="en-US"/>
               </w:rPr>
             </w:pPr>
+            <w:proofErr w:type="spellStart"/>
             <w:r>
               <w:rPr>
                 <w:color w:val="000000"/>
@@ -13041,6 +13969,7 @@
               </w:rPr>
               <w:t>ksEntity</w:t>
             </w:r>
+            <w:proofErr w:type="spellEnd"/>
           </w:p>
         </w:tc>
         <w:tc>
@@ -13088,6 +14017,7 @@
                 <w:lang w:val="en-US"/>
               </w:rPr>
             </w:pPr>
+            <w:proofErr w:type="spellStart"/>
             <w:r>
               <w:rPr>
                 <w:color w:val="000000"/>
@@ -13097,6 +14027,7 @@
               </w:rPr>
               <w:t>CreateTangentPlaneToCylinder</w:t>
             </w:r>
+            <w:proofErr w:type="spellEnd"/>
           </w:p>
         </w:tc>
         <w:tc>
@@ -13144,6 +14075,7 @@
                 <w:lang w:val="en-US"/>
               </w:rPr>
             </w:pPr>
+            <w:proofErr w:type="spellStart"/>
             <w:r>
               <w:rPr>
                 <w:color w:val="000000"/>
@@ -13153,6 +14085,7 @@
               </w:rPr>
               <w:t>ksEntity</w:t>
             </w:r>
+            <w:proofErr w:type="spellEnd"/>
           </w:p>
         </w:tc>
         <w:tc>
@@ -13200,6 +14133,7 @@
                 <w:lang w:val="en-US"/>
               </w:rPr>
             </w:pPr>
+            <w:proofErr w:type="spellStart"/>
             <w:r>
               <w:rPr>
                 <w:color w:val="000000"/>
@@ -13209,6 +14143,7 @@
               </w:rPr>
               <w:t>CreateTrapezoidalOnTangentPlane</w:t>
             </w:r>
+            <w:proofErr w:type="spellEnd"/>
           </w:p>
         </w:tc>
         <w:tc>
@@ -13228,14 +14163,25 @@
                 <w:lang w:val="en-US"/>
               </w:rPr>
             </w:pPr>
-            <w:r>
-              <w:rPr>
-                <w:color w:val="000000"/>
-                <w:sz w:val="24"/>
-                <w:szCs w:val="24"/>
-                <w:lang w:val="en-US"/>
-              </w:rPr>
-              <w:t>ksEntity, double, double, double</w:t>
+            <w:proofErr w:type="spellStart"/>
+            <w:r>
+              <w:rPr>
+                <w:color w:val="000000"/>
+                <w:sz w:val="24"/>
+                <w:szCs w:val="24"/>
+                <w:lang w:val="en-US"/>
+              </w:rPr>
+              <w:t>ksEntity</w:t>
+            </w:r>
+            <w:proofErr w:type="spellEnd"/>
+            <w:r>
+              <w:rPr>
+                <w:color w:val="000000"/>
+                <w:sz w:val="24"/>
+                <w:szCs w:val="24"/>
+                <w:lang w:val="en-US"/>
+              </w:rPr>
+              <w:t>, double, double, double</w:t>
             </w:r>
           </w:p>
         </w:tc>
@@ -13256,6 +14202,7 @@
                 <w:lang w:val="en-US"/>
               </w:rPr>
             </w:pPr>
+            <w:proofErr w:type="spellStart"/>
             <w:r>
               <w:rPr>
                 <w:color w:val="000000"/>
@@ -13265,6 +14212,7 @@
               </w:rPr>
               <w:t>ksEntity</w:t>
             </w:r>
+            <w:proofErr w:type="spellEnd"/>
           </w:p>
         </w:tc>
         <w:tc>
@@ -13312,6 +14260,7 @@
                 <w:lang w:val="en-US"/>
               </w:rPr>
             </w:pPr>
+            <w:proofErr w:type="spellStart"/>
             <w:r>
               <w:rPr>
                 <w:color w:val="000000"/>
@@ -13321,6 +14270,7 @@
               </w:rPr>
               <w:t>CutInternalCavity</w:t>
             </w:r>
+            <w:proofErr w:type="spellEnd"/>
           </w:p>
         </w:tc>
         <w:tc>
@@ -13401,7 +14351,25 @@
                 <w:sz w:val="24"/>
                 <w:szCs w:val="24"/>
               </w:rPr>
-              <w:t>Вырезает внутреннюю полость в цилиндре (начиная с высоты offsetZ)</w:t>
+              <w:t xml:space="preserve">Вырезает внутреннюю полость в цилиндре (начиная с высоты </w:t>
+            </w:r>
+            <w:proofErr w:type="spellStart"/>
+            <w:r>
+              <w:rPr>
+                <w:color w:val="000000"/>
+                <w:sz w:val="24"/>
+                <w:szCs w:val="24"/>
+              </w:rPr>
+              <w:t>offsetZ</w:t>
+            </w:r>
+            <w:proofErr w:type="spellEnd"/>
+            <w:r>
+              <w:rPr>
+                <w:color w:val="000000"/>
+                <w:sz w:val="24"/>
+                <w:szCs w:val="24"/>
+              </w:rPr>
+              <w:t>)</w:t>
             </w:r>
           </w:p>
         </w:tc>
@@ -13424,6 +14392,7 @@
                 <w:lang w:val="en-US"/>
               </w:rPr>
             </w:pPr>
+            <w:proofErr w:type="spellStart"/>
             <w:r>
               <w:rPr>
                 <w:color w:val="000000"/>
@@ -13433,6 +14402,7 @@
               </w:rPr>
               <w:t>DrawCircle</w:t>
             </w:r>
+            <w:proofErr w:type="spellEnd"/>
           </w:p>
         </w:tc>
         <w:tc>
@@ -13459,8 +14429,19 @@
                 <w:szCs w:val="24"/>
                 <w:lang w:val="en-US"/>
               </w:rPr>
-              <w:t>ksDocument2D, double, double, double, double, int</w:t>
-            </w:r>
+              <w:t xml:space="preserve">ksDocument2D, double, double, double, double, </w:t>
+            </w:r>
+            <w:proofErr w:type="spellStart"/>
+            <w:r>
+              <w:rPr>
+                <w:color w:val="000000"/>
+                <w:sz w:val="24"/>
+                <w:szCs w:val="24"/>
+                <w:lang w:val="en-US"/>
+              </w:rPr>
+              <w:t>int</w:t>
+            </w:r>
+            <w:proofErr w:type="spellEnd"/>
           </w:p>
         </w:tc>
         <w:tc>
@@ -13536,6 +14517,7 @@
                 <w:lang w:val="en-US"/>
               </w:rPr>
             </w:pPr>
+            <w:proofErr w:type="spellStart"/>
             <w:r>
               <w:rPr>
                 <w:color w:val="000000"/>
@@ -13545,6 +14527,7 @@
               </w:rPr>
               <w:t>DrawLineSeg</w:t>
             </w:r>
+            <w:proofErr w:type="spellEnd"/>
           </w:p>
         </w:tc>
         <w:tc>
@@ -13571,8 +14554,19 @@
                 <w:szCs w:val="24"/>
                 <w:lang w:val="en-US"/>
               </w:rPr>
-              <w:t>ksDocument2D, double, double, double, double, int</w:t>
-            </w:r>
+              <w:t xml:space="preserve">ksDocument2D, double, double, double, double, </w:t>
+            </w:r>
+            <w:proofErr w:type="spellStart"/>
+            <w:r>
+              <w:rPr>
+                <w:color w:val="000000"/>
+                <w:sz w:val="24"/>
+                <w:szCs w:val="24"/>
+                <w:lang w:val="en-US"/>
+              </w:rPr>
+              <w:t>int</w:t>
+            </w:r>
+            <w:proofErr w:type="spellEnd"/>
           </w:p>
         </w:tc>
         <w:tc>
@@ -13620,15 +14614,57 @@
                 <w:lang w:val="en-US"/>
               </w:rPr>
             </w:pPr>
-            <w:r>
-              <w:rPr>
-                <w:color w:val="000000"/>
-                <w:sz w:val="24"/>
-                <w:szCs w:val="24"/>
-                <w:lang w:val="en-US"/>
-              </w:rPr>
-              <w:t>Рисует отрезок линии</w:t>
-            </w:r>
+            <w:proofErr w:type="spellStart"/>
+            <w:r>
+              <w:rPr>
+                <w:color w:val="000000"/>
+                <w:sz w:val="24"/>
+                <w:szCs w:val="24"/>
+                <w:lang w:val="en-US"/>
+              </w:rPr>
+              <w:t>Рисует</w:t>
+            </w:r>
+            <w:proofErr w:type="spellEnd"/>
+            <w:r>
+              <w:rPr>
+                <w:color w:val="000000"/>
+                <w:sz w:val="24"/>
+                <w:szCs w:val="24"/>
+                <w:lang w:val="en-US"/>
+              </w:rPr>
+              <w:t xml:space="preserve"> </w:t>
+            </w:r>
+            <w:proofErr w:type="spellStart"/>
+            <w:r>
+              <w:rPr>
+                <w:color w:val="000000"/>
+                <w:sz w:val="24"/>
+                <w:szCs w:val="24"/>
+                <w:lang w:val="en-US"/>
+              </w:rPr>
+              <w:t>отрезок</w:t>
+            </w:r>
+            <w:proofErr w:type="spellEnd"/>
+            <w:r>
+              <w:rPr>
+                <w:color w:val="000000"/>
+                <w:sz w:val="24"/>
+                <w:szCs w:val="24"/>
+                <w:lang w:val="en-US"/>
+              </w:rPr>
+              <w:t xml:space="preserve"> </w:t>
+            </w:r>
+            <w:proofErr w:type="spellStart"/>
+            <w:r>
+              <w:rPr>
+                <w:color w:val="000000"/>
+                <w:sz w:val="24"/>
+                <w:szCs w:val="24"/>
+                <w:lang w:val="en-US"/>
+              </w:rPr>
+              <w:t>линии</w:t>
+            </w:r>
+            <w:proofErr w:type="spellEnd"/>
           </w:p>
         </w:tc>
       </w:tr>
@@ -13914,8 +14950,18 @@
                 <w:sz w:val="24"/>
                 <w:szCs w:val="24"/>
               </w:rPr>
-              <w:t>Инициализирует новый экземпляр класса Parameters</w:t>
-            </w:r>
+              <w:t xml:space="preserve">Инициализирует новый экземпляр класса </w:t>
+            </w:r>
+            <w:proofErr w:type="spellStart"/>
+            <w:r>
+              <w:rPr>
+                <w:color w:val="000000"/>
+                <w:sz w:val="24"/>
+                <w:szCs w:val="24"/>
+              </w:rPr>
+              <w:t>Parameters</w:t>
+            </w:r>
+            <w:proofErr w:type="spellEnd"/>
           </w:p>
         </w:tc>
       </w:tr>
@@ -13940,6 +14986,7 @@
                 <w:lang w:val="en-US"/>
               </w:rPr>
             </w:pPr>
+            <w:proofErr w:type="spellStart"/>
             <w:r>
               <w:rPr>
                 <w:color w:val="000000"/>
@@ -13948,6 +14995,7 @@
               </w:rPr>
               <w:t>SetDependencies</w:t>
             </w:r>
+            <w:proofErr w:type="spellEnd"/>
           </w:p>
         </w:tc>
         <w:tc>
@@ -13966,14 +15014,45 @@
                 <w:szCs w:val="24"/>
               </w:rPr>
             </w:pPr>
-            <w:r>
-              <w:rPr>
-                <w:color w:val="000000"/>
-                <w:sz w:val="24"/>
-                <w:szCs w:val="24"/>
-                <w:lang w:val="en-US"/>
-              </w:rPr>
-              <w:t>NumericalParameter, NumericalParameter, double, double</w:t>
+            <w:proofErr w:type="spellStart"/>
+            <w:r>
+              <w:rPr>
+                <w:color w:val="000000"/>
+                <w:sz w:val="24"/>
+                <w:szCs w:val="24"/>
+                <w:lang w:val="en-US"/>
+              </w:rPr>
+              <w:t>NumericalParameter</w:t>
+            </w:r>
+            <w:proofErr w:type="spellEnd"/>
+            <w:r>
+              <w:rPr>
+                <w:color w:val="000000"/>
+                <w:sz w:val="24"/>
+                <w:szCs w:val="24"/>
+                <w:lang w:val="en-US"/>
+              </w:rPr>
+              <w:t xml:space="preserve">, </w:t>
+            </w:r>
+            <w:proofErr w:type="spellStart"/>
+            <w:r>
+              <w:rPr>
+                <w:color w:val="000000"/>
+                <w:sz w:val="24"/>
+                <w:szCs w:val="24"/>
+                <w:lang w:val="en-US"/>
+              </w:rPr>
+              <w:t>NumericalParameter</w:t>
+            </w:r>
+            <w:proofErr w:type="spellEnd"/>
+            <w:r>
+              <w:rPr>
+                <w:color w:val="000000"/>
+                <w:sz w:val="24"/>
+                <w:szCs w:val="24"/>
+                <w:lang w:val="en-US"/>
+              </w:rPr>
+              <w:t>, double, double</w:t>
             </w:r>
           </w:p>
         </w:tc>
@@ -14052,6 +15131,7 @@
                 <w:lang w:val="en-US"/>
               </w:rPr>
             </w:pPr>
+            <w:proofErr w:type="spellStart"/>
             <w:r>
               <w:rPr>
                 <w:color w:val="000000"/>
@@ -14061,6 +15141,7 @@
               </w:rPr>
               <w:t>TryGetParameter</w:t>
             </w:r>
+            <w:proofErr w:type="spellEnd"/>
           </w:p>
         </w:tc>
         <w:tc>
@@ -14079,15 +15160,37 @@
                 <w:szCs w:val="24"/>
               </w:rPr>
             </w:pPr>
-            <w:r>
-              <w:rPr>
-                <w:color w:val="000000"/>
-                <w:sz w:val="24"/>
-                <w:szCs w:val="24"/>
-                <w:lang w:val="en-US"/>
-              </w:rPr>
-              <w:t>ParameterType, NumericalParameter</w:t>
-            </w:r>
+            <w:proofErr w:type="spellStart"/>
+            <w:r>
+              <w:rPr>
+                <w:color w:val="000000"/>
+                <w:sz w:val="24"/>
+                <w:szCs w:val="24"/>
+                <w:lang w:val="en-US"/>
+              </w:rPr>
+              <w:t>ParameterType</w:t>
+            </w:r>
+            <w:proofErr w:type="spellEnd"/>
+            <w:r>
+              <w:rPr>
+                <w:color w:val="000000"/>
+                <w:sz w:val="24"/>
+                <w:szCs w:val="24"/>
+                <w:lang w:val="en-US"/>
+              </w:rPr>
+              <w:t xml:space="preserve">, </w:t>
+            </w:r>
+            <w:proofErr w:type="spellStart"/>
+            <w:r>
+              <w:rPr>
+                <w:color w:val="000000"/>
+                <w:sz w:val="24"/>
+                <w:szCs w:val="24"/>
+                <w:lang w:val="en-US"/>
+              </w:rPr>
+              <w:t>NumericalParameter</w:t>
+            </w:r>
+            <w:proofErr w:type="spellEnd"/>
           </w:p>
         </w:tc>
         <w:tc>
@@ -14165,6 +15268,7 @@
                 <w:lang w:val="en-US"/>
               </w:rPr>
             </w:pPr>
+            <w:proofErr w:type="spellStart"/>
             <w:r>
               <w:rPr>
                 <w:color w:val="000000"/>
@@ -14173,6 +15277,7 @@
               </w:rPr>
               <w:t>Get</w:t>
             </w:r>
+            <w:proofErr w:type="spellEnd"/>
             <w:r>
               <w:rPr>
                 <w:color w:val="000000"/>
@@ -14200,6 +15305,7 @@
                 <w:szCs w:val="24"/>
               </w:rPr>
             </w:pPr>
+            <w:proofErr w:type="spellStart"/>
             <w:r>
               <w:rPr>
                 <w:color w:val="000000"/>
@@ -14208,6 +15314,7 @@
               </w:rPr>
               <w:t>ParameterType</w:t>
             </w:r>
+            <w:proofErr w:type="spellEnd"/>
           </w:p>
         </w:tc>
         <w:tc>
@@ -14226,6 +15333,7 @@
                 <w:szCs w:val="24"/>
               </w:rPr>
             </w:pPr>
+            <w:proofErr w:type="spellStart"/>
             <w:r>
               <w:rPr>
                 <w:color w:val="000000"/>
@@ -14235,6 +15343,7 @@
               </w:rPr>
               <w:t>NumericalParameter</w:t>
             </w:r>
+            <w:proofErr w:type="spellEnd"/>
           </w:p>
         </w:tc>
         <w:tc>
@@ -14285,6 +15394,7 @@
                 <w:lang w:val="en-US"/>
               </w:rPr>
             </w:pPr>
+            <w:proofErr w:type="spellStart"/>
             <w:r>
               <w:rPr>
                 <w:color w:val="000000"/>
@@ -14294,6 +15404,7 @@
               </w:rPr>
               <w:t>NumericalParameters</w:t>
             </w:r>
+            <w:proofErr w:type="spellEnd"/>
           </w:p>
         </w:tc>
         <w:tc>
@@ -14345,7 +15456,47 @@
                 <w:szCs w:val="24"/>
                 <w:lang w:val="en-US"/>
               </w:rPr>
-              <w:t>Dictionary&lt;ParameterType, NumericalParameter&gt;</w:t>
+              <w:t>Dictionary&lt;</w:t>
+            </w:r>
+            <w:proofErr w:type="spellStart"/>
+            <w:r>
+              <w:rPr>
+                <w:color w:val="000000"/>
+                <w:sz w:val="24"/>
+                <w:szCs w:val="24"/>
+                <w:lang w:val="en-US"/>
+              </w:rPr>
+              <w:t>ParameterType</w:t>
+            </w:r>
+            <w:proofErr w:type="spellEnd"/>
+            <w:r>
+              <w:rPr>
+                <w:color w:val="000000"/>
+                <w:sz w:val="24"/>
+                <w:szCs w:val="24"/>
+                <w:lang w:val="en-US"/>
+              </w:rPr>
+              <w:t xml:space="preserve">, </w:t>
+            </w:r>
+            <w:proofErr w:type="spellStart"/>
+            <w:r>
+              <w:rPr>
+                <w:color w:val="000000"/>
+                <w:sz w:val="24"/>
+                <w:szCs w:val="24"/>
+                <w:lang w:val="en-US"/>
+              </w:rPr>
+              <w:t>NumericalParameter</w:t>
+            </w:r>
+            <w:proofErr w:type="spellEnd"/>
+            <w:r>
+              <w:rPr>
+                <w:color w:val="000000"/>
+                <w:sz w:val="24"/>
+                <w:szCs w:val="24"/>
+                <w:lang w:val="en-US"/>
+              </w:rPr>
+              <w:t>&gt;</w:t>
             </w:r>
           </w:p>
         </w:tc>
@@ -14581,6 +15732,7 @@
                 <w:lang w:val="en-US"/>
               </w:rPr>
             </w:pPr>
+            <w:proofErr w:type="spellStart"/>
             <w:r>
               <w:rPr>
                 <w:color w:val="000000"/>
@@ -14590,6 +15742,7 @@
               </w:rPr>
               <w:t>ValidateAndThrow</w:t>
             </w:r>
+            <w:proofErr w:type="spellEnd"/>
           </w:p>
         </w:tc>
         <w:tc>
@@ -14691,6 +15844,7 @@
                 <w:lang w:val="en-US"/>
               </w:rPr>
             </w:pPr>
+            <w:proofErr w:type="spellStart"/>
             <w:r>
               <w:rPr>
                 <w:color w:val="000000"/>
@@ -14700,6 +15854,7 @@
               </w:rPr>
               <w:t>ValidateFields</w:t>
             </w:r>
+            <w:proofErr w:type="spellEnd"/>
           </w:p>
         </w:tc>
         <w:tc>
@@ -14777,7 +15932,25 @@
                 <w:sz w:val="24"/>
                 <w:szCs w:val="20"/>
               </w:rPr>
-              <w:t>Выполняет внутреннюю валидацию всех параметров</w:t>
+              <w:t xml:space="preserve">Выполняет внутреннюю </w:t>
+            </w:r>
+            <w:proofErr w:type="spellStart"/>
+            <w:r>
+              <w:rPr>
+                <w:color w:val="000000"/>
+                <w:sz w:val="24"/>
+                <w:szCs w:val="20"/>
+              </w:rPr>
+              <w:t>валидацию</w:t>
+            </w:r>
+            <w:proofErr w:type="spellEnd"/>
+            <w:r>
+              <w:rPr>
+                <w:color w:val="000000"/>
+                <w:sz w:val="24"/>
+                <w:szCs w:val="20"/>
+              </w:rPr>
+              <w:t xml:space="preserve"> всех параметров</w:t>
             </w:r>
           </w:p>
         </w:tc>
@@ -14827,6 +16000,7 @@
         </w:rPr>
         <w:t xml:space="preserve">Перечисление </w:t>
       </w:r>
+      <w:proofErr w:type="spellStart"/>
       <w:r>
         <w:rPr>
           <w:color w:val="000000"/>
@@ -14836,6 +16010,7 @@
         </w:rPr>
         <w:t>EdgeType</w:t>
       </w:r>
+      <w:proofErr w:type="spellEnd"/>
     </w:p>
     <w:tbl>
       <w:tblPr>
@@ -15143,6 +16318,7 @@
         </w:rPr>
         <w:t xml:space="preserve">Перечисление </w:t>
       </w:r>
+      <w:proofErr w:type="spellStart"/>
       <w:r>
         <w:rPr>
           <w:color w:val="000000"/>
@@ -15152,6 +16328,7 @@
         </w:rPr>
         <w:t>FacetedGlassExeptionType</w:t>
       </w:r>
+      <w:proofErr w:type="spellEnd"/>
     </w:p>
     <w:tbl>
       <w:tblPr>
@@ -15235,6 +16412,7 @@
                 <w:lang w:val="en-US"/>
               </w:rPr>
             </w:pPr>
+            <w:proofErr w:type="spellStart"/>
             <w:r>
               <w:rPr>
                 <w:color w:val="000000"/>
@@ -15244,6 +16422,7 @@
               </w:rPr>
               <w:t>HeightTotalInvalid</w:t>
             </w:r>
+            <w:proofErr w:type="spellEnd"/>
           </w:p>
         </w:tc>
         <w:tc>
@@ -15291,6 +16470,7 @@
                 <w:lang w:val="en-US"/>
               </w:rPr>
             </w:pPr>
+            <w:proofErr w:type="spellStart"/>
             <w:r>
               <w:rPr>
                 <w:color w:val="000000"/>
@@ -15300,6 +16480,7 @@
               </w:rPr>
               <w:t>RadiusInvalid</w:t>
             </w:r>
+            <w:proofErr w:type="spellEnd"/>
           </w:p>
         </w:tc>
         <w:tc>
@@ -15347,6 +16528,7 @@
                 <w:lang w:val="en-US"/>
               </w:rPr>
             </w:pPr>
+            <w:proofErr w:type="spellStart"/>
             <w:r>
               <w:rPr>
                 <w:color w:val="000000"/>
@@ -15356,6 +16538,7 @@
               </w:rPr>
               <w:t>HeightBottomInvalid</w:t>
             </w:r>
+            <w:proofErr w:type="spellEnd"/>
           </w:p>
         </w:tc>
         <w:tc>
@@ -15403,6 +16586,7 @@
                 <w:lang w:val="en-US"/>
               </w:rPr>
             </w:pPr>
+            <w:proofErr w:type="spellStart"/>
             <w:r>
               <w:rPr>
                 <w:color w:val="000000"/>
@@ -15412,6 +16596,7 @@
               </w:rPr>
               <w:t>ThicknessLowerEdgeInvalid</w:t>
             </w:r>
+            <w:proofErr w:type="spellEnd"/>
           </w:p>
         </w:tc>
         <w:tc>
@@ -15459,6 +16644,7 @@
                 <w:lang w:val="en-US"/>
               </w:rPr>
             </w:pPr>
+            <w:proofErr w:type="spellStart"/>
             <w:r>
               <w:rPr>
                 <w:color w:val="000000"/>
@@ -15468,6 +16654,7 @@
               </w:rPr>
               <w:t>ThicknessUpperEdgeInvalid</w:t>
             </w:r>
+            <w:proofErr w:type="spellEnd"/>
           </w:p>
         </w:tc>
         <w:tc>
@@ -15515,6 +16702,7 @@
                 <w:lang w:val="en-US"/>
               </w:rPr>
             </w:pPr>
+            <w:proofErr w:type="spellStart"/>
             <w:r>
               <w:rPr>
                 <w:color w:val="000000"/>
@@ -15524,6 +16712,7 @@
               </w:rPr>
               <w:t>HeightUpperEdgeInvalid</w:t>
             </w:r>
+            <w:proofErr w:type="spellEnd"/>
           </w:p>
         </w:tc>
         <w:tc>
@@ -15571,6 +16760,7 @@
                 <w:lang w:val="en-US"/>
               </w:rPr>
             </w:pPr>
+            <w:proofErr w:type="spellStart"/>
             <w:r>
               <w:rPr>
                 <w:color w:val="000000"/>
@@ -15580,6 +16770,7 @@
               </w:rPr>
               <w:t>NumberOfEdgesInvalid</w:t>
             </w:r>
+            <w:proofErr w:type="spellEnd"/>
           </w:p>
         </w:tc>
         <w:tc>
@@ -15627,6 +16818,7 @@
                 <w:lang w:val="en-US"/>
               </w:rPr>
             </w:pPr>
+            <w:proofErr w:type="spellStart"/>
             <w:r>
               <w:rPr>
                 <w:color w:val="000000"/>
@@ -15636,6 +16828,7 @@
               </w:rPr>
               <w:t>KompasConnectionFailed</w:t>
             </w:r>
+            <w:proofErr w:type="spellEnd"/>
           </w:p>
         </w:tc>
         <w:tc>
@@ -15683,6 +16876,7 @@
                 <w:lang w:val="en-US"/>
               </w:rPr>
             </w:pPr>
+            <w:proofErr w:type="spellStart"/>
             <w:r>
               <w:rPr>
                 <w:color w:val="000000"/>
@@ -15692,6 +16886,7 @@
               </w:rPr>
               <w:t>PartCreationFailed</w:t>
             </w:r>
+            <w:proofErr w:type="spellEnd"/>
           </w:p>
         </w:tc>
         <w:tc>
@@ -15739,6 +16934,7 @@
                 <w:lang w:val="en-US"/>
               </w:rPr>
             </w:pPr>
+            <w:proofErr w:type="spellStart"/>
             <w:r>
               <w:rPr>
                 <w:color w:val="000000"/>
@@ -15748,6 +16944,7 @@
               </w:rPr>
               <w:t>TangentPlaneCreationFailed</w:t>
             </w:r>
+            <w:proofErr w:type="spellEnd"/>
           </w:p>
         </w:tc>
         <w:tc>
@@ -15795,6 +16992,7 @@
                 <w:lang w:val="en-US"/>
               </w:rPr>
             </w:pPr>
+            <w:proofErr w:type="spellStart"/>
             <w:r>
               <w:rPr>
                 <w:color w:val="000000"/>
@@ -15804,6 +17002,7 @@
               </w:rPr>
               <w:t>InvalidGlassParameters</w:t>
             </w:r>
+            <w:proofErr w:type="spellEnd"/>
           </w:p>
         </w:tc>
         <w:tc>
@@ -15851,6 +17050,7 @@
                 <w:lang w:val="en-US"/>
               </w:rPr>
             </w:pPr>
+            <w:proofErr w:type="spellStart"/>
             <w:r>
               <w:rPr>
                 <w:color w:val="000000"/>
@@ -15860,6 +17060,7 @@
               </w:rPr>
               <w:t>CircularArrayCreationFailed</w:t>
             </w:r>
+            <w:proofErr w:type="spellEnd"/>
           </w:p>
         </w:tc>
         <w:tc>
@@ -15951,6 +17152,7 @@
         </w:rPr>
         <w:t xml:space="preserve">Методы класса </w:t>
       </w:r>
+      <w:proofErr w:type="spellStart"/>
       <w:r>
         <w:rPr>
           <w:color w:val="000000"/>
@@ -15960,6 +17162,7 @@
         </w:rPr>
         <w:t>FacetedGlassException</w:t>
       </w:r>
+      <w:proofErr w:type="spellEnd"/>
     </w:p>
     <w:tbl>
       <w:tblPr>
@@ -16130,14 +17333,25 @@
                 <w:lang w:val="en-US"/>
               </w:rPr>
             </w:pPr>
-            <w:r>
-              <w:rPr>
-                <w:color w:val="000000"/>
-                <w:sz w:val="24"/>
-                <w:szCs w:val="20"/>
-                <w:lang w:val="en-US"/>
-              </w:rPr>
-              <w:t>FacetedGlassExceptionType, string, object</w:t>
+            <w:proofErr w:type="spellStart"/>
+            <w:r>
+              <w:rPr>
+                <w:color w:val="000000"/>
+                <w:sz w:val="24"/>
+                <w:szCs w:val="20"/>
+                <w:lang w:val="en-US"/>
+              </w:rPr>
+              <w:t>FacetedGlassExceptionType</w:t>
+            </w:r>
+            <w:proofErr w:type="spellEnd"/>
+            <w:r>
+              <w:rPr>
+                <w:color w:val="000000"/>
+                <w:sz w:val="24"/>
+                <w:szCs w:val="20"/>
+                <w:lang w:val="en-US"/>
+              </w:rPr>
+              <w:t>, string, object</w:t>
             </w:r>
           </w:p>
         </w:tc>
@@ -16158,6 +17372,7 @@
                 <w:lang w:val="en-US"/>
               </w:rPr>
             </w:pPr>
+            <w:proofErr w:type="spellStart"/>
             <w:r>
               <w:rPr>
                 <w:color w:val="000000"/>
@@ -16167,6 +17382,7 @@
               </w:rPr>
               <w:t>FacetedGlassException</w:t>
             </w:r>
+            <w:proofErr w:type="spellEnd"/>
           </w:p>
         </w:tc>
         <w:tc>
@@ -16214,6 +17430,7 @@
                 <w:lang w:val="en-US"/>
               </w:rPr>
             </w:pPr>
+            <w:proofErr w:type="spellStart"/>
             <w:r>
               <w:rPr>
                 <w:color w:val="000000"/>
@@ -16223,6 +17440,7 @@
               </w:rPr>
               <w:t>FacetedGlassException</w:t>
             </w:r>
+            <w:proofErr w:type="spellEnd"/>
           </w:p>
         </w:tc>
         <w:tc>
@@ -16242,14 +17460,25 @@
                 <w:lang w:val="en-US"/>
               </w:rPr>
             </w:pPr>
-            <w:r>
-              <w:rPr>
-                <w:color w:val="000000"/>
-                <w:sz w:val="24"/>
-                <w:szCs w:val="20"/>
-                <w:lang w:val="en-US"/>
-              </w:rPr>
-              <w:t>FacetedGlassExceptionType, string, string, object</w:t>
+            <w:proofErr w:type="spellStart"/>
+            <w:r>
+              <w:rPr>
+                <w:color w:val="000000"/>
+                <w:sz w:val="24"/>
+                <w:szCs w:val="20"/>
+                <w:lang w:val="en-US"/>
+              </w:rPr>
+              <w:t>FacetedGlassExceptionType</w:t>
+            </w:r>
+            <w:proofErr w:type="spellEnd"/>
+            <w:r>
+              <w:rPr>
+                <w:color w:val="000000"/>
+                <w:sz w:val="24"/>
+                <w:szCs w:val="20"/>
+                <w:lang w:val="en-US"/>
+              </w:rPr>
+              <w:t>, string, string, object</w:t>
             </w:r>
           </w:p>
         </w:tc>
@@ -16325,6 +17554,7 @@
                 <w:lang w:val="en-US"/>
               </w:rPr>
             </w:pPr>
+            <w:proofErr w:type="spellStart"/>
             <w:r>
               <w:rPr>
                 <w:color w:val="000000"/>
@@ -16334,6 +17564,7 @@
               </w:rPr>
               <w:t>GetDefaultMessage</w:t>
             </w:r>
+            <w:proofErr w:type="spellEnd"/>
           </w:p>
         </w:tc>
         <w:tc>
@@ -16353,14 +17584,25 @@
                 <w:lang w:val="en-US"/>
               </w:rPr>
             </w:pPr>
-            <w:r>
-              <w:rPr>
-                <w:color w:val="000000"/>
-                <w:sz w:val="24"/>
-                <w:szCs w:val="20"/>
-                <w:lang w:val="en-US"/>
-              </w:rPr>
-              <w:t>FacetedGlassExceptionType, object</w:t>
+            <w:proofErr w:type="spellStart"/>
+            <w:r>
+              <w:rPr>
+                <w:color w:val="000000"/>
+                <w:sz w:val="24"/>
+                <w:szCs w:val="20"/>
+                <w:lang w:val="en-US"/>
+              </w:rPr>
+              <w:t>FacetedGlassExceptionType</w:t>
+            </w:r>
+            <w:proofErr w:type="spellEnd"/>
+            <w:r>
+              <w:rPr>
+                <w:color w:val="000000"/>
+                <w:sz w:val="24"/>
+                <w:szCs w:val="20"/>
+                <w:lang w:val="en-US"/>
+              </w:rPr>
+              <w:t>, object</w:t>
             </w:r>
           </w:p>
         </w:tc>
@@ -16437,6 +17679,7 @@
                 <w:lang w:val="en-US"/>
               </w:rPr>
             </w:pPr>
+            <w:proofErr w:type="spellStart"/>
             <w:r>
               <w:rPr>
                 <w:color w:val="000000"/>
@@ -16446,6 +17689,7 @@
               </w:rPr>
               <w:t>ExceptionType</w:t>
             </w:r>
+            <w:proofErr w:type="spellEnd"/>
           </w:p>
         </w:tc>
         <w:tc>
@@ -16492,6 +17736,7 @@
                 <w:lang w:val="en-US"/>
               </w:rPr>
             </w:pPr>
+            <w:proofErr w:type="spellStart"/>
             <w:r>
               <w:rPr>
                 <w:color w:val="000000"/>
@@ -16501,6 +17746,7 @@
               </w:rPr>
               <w:t>FacetedGlassExceptionType</w:t>
             </w:r>
+            <w:proofErr w:type="spellEnd"/>
           </w:p>
         </w:tc>
         <w:tc>
@@ -16548,6 +17794,7 @@
                 <w:lang w:val="en-US"/>
               </w:rPr>
             </w:pPr>
+            <w:proofErr w:type="spellStart"/>
             <w:r>
               <w:rPr>
                 <w:color w:val="000000"/>
@@ -16557,6 +17804,7 @@
               </w:rPr>
               <w:t>ParameterValue</w:t>
             </w:r>
+            <w:proofErr w:type="spellEnd"/>
           </w:p>
         </w:tc>
         <w:tc>
@@ -16662,7 +17910,15 @@
       </w:pPr>
       <w:r>
         <w:lastRenderedPageBreak/>
-        <w:t>Ключевые архитектурные изменения были связаны с необходимостью создания более надежной, централизованной системы валидации параметров и усиления абстракции для работы с API КОМПАС-3D. Это позволило четко разделить ответственность между классами и повысить гибкость системы.</w:t>
+        <w:t xml:space="preserve">Ключевые архитектурные изменения были связаны с необходимостью создания более надежной, централизованной системы </w:t>
+      </w:r>
+      <w:proofErr w:type="spellStart"/>
+      <w:r>
+        <w:t>валидации</w:t>
+      </w:r>
+      <w:proofErr w:type="spellEnd"/>
+      <w:r>
+        <w:t xml:space="preserve"> параметров и усиления абстракции для работы с API КОМПАС-3D. Это позволило четко разделить ответственность между классами и повысить гибкость системы.</w:t>
       </w:r>
     </w:p>
     <w:p>
@@ -16686,12 +17942,14 @@
       <w:r>
         <w:t xml:space="preserve">— </w:t>
       </w:r>
+      <w:proofErr w:type="spellStart"/>
       <w:r>
         <w:rPr>
           <w:lang w:val="en-US"/>
         </w:rPr>
         <w:t>BuilderGlass</w:t>
       </w:r>
+      <w:proofErr w:type="spellEnd"/>
       <w:r>
         <w:t xml:space="preserve"> — основной проект, в котором реализованы классы взаимодействия с API КОМПАС-3D;</w:t>
       </w:r>
@@ -16704,7 +17962,15 @@
         <w:contextualSpacing/>
       </w:pPr>
       <w:r>
-        <w:t>— Core — выделенный проект, в котором реализованы классы моделей и параметров для плагина;</w:t>
+        <w:t xml:space="preserve">— </w:t>
+      </w:r>
+      <w:proofErr w:type="spellStart"/>
+      <w:r>
+        <w:t>Core</w:t>
+      </w:r>
+      <w:proofErr w:type="spellEnd"/>
+      <w:r>
+        <w:t xml:space="preserve"> — выделенный проект, в котором реализованы классы моделей и параметров для плагина;</w:t>
       </w:r>
     </w:p>
     <w:p>
@@ -16717,6 +17983,7 @@
       <w:r>
         <w:t xml:space="preserve">— </w:t>
       </w:r>
+      <w:proofErr w:type="spellStart"/>
       <w:r>
         <w:rPr>
           <w:lang w:val="en-US"/>
@@ -16729,6 +17996,7 @@
         </w:rPr>
         <w:t>GlassPlugin</w:t>
       </w:r>
+      <w:proofErr w:type="spellEnd"/>
       <w:r>
         <w:t xml:space="preserve"> — проект, в котором реализована визуальная часть — главная форма GUI.</w:t>
       </w:r>
@@ -16741,13 +18009,45 @@
         <w:contextualSpacing/>
       </w:pPr>
       <w:r>
-        <w:t xml:space="preserve">Глобальные изменения потерпели классы Parameters и Wrapper. Логика класса Parameters, который изначально был простым хранилищем, была </w:t>
+        <w:t xml:space="preserve">Глобальные изменения потерпели классы </w:t>
+      </w:r>
+      <w:proofErr w:type="spellStart"/>
+      <w:r>
+        <w:t>Parameters</w:t>
+      </w:r>
+      <w:proofErr w:type="spellEnd"/>
+      <w:r>
+        <w:t xml:space="preserve"> и </w:t>
+      </w:r>
+      <w:proofErr w:type="spellStart"/>
+      <w:r>
+        <w:t>Wrapper</w:t>
+      </w:r>
+      <w:proofErr w:type="spellEnd"/>
+      <w:r>
+        <w:t xml:space="preserve">. Логика класса </w:t>
+      </w:r>
+      <w:proofErr w:type="spellStart"/>
+      <w:r>
+        <w:t>Parameters</w:t>
+      </w:r>
+      <w:proofErr w:type="spellEnd"/>
+      <w:r>
+        <w:t xml:space="preserve">, который изначально был простым хранилищем, была </w:t>
       </w:r>
       <w:r>
         <w:t>значительно</w:t>
       </w:r>
       <w:r>
-        <w:t xml:space="preserve"> переработана. Он превратился в центральный узел для управления значениями, проверки зависимостей и сбора детализированных ошибок, сняв эту ответственность с других частей программы. Класс Wrapper был преобразован из набора базовых команд в полноценную оболочку над API, которая теперь выполняет более сложные операции, изолируя остальную логику от деталей API.</w:t>
+        <w:t xml:space="preserve"> переработана. Он превратился в центральный узел для управления значениями, проверки зависимостей и сбора детализированных ошибок, сняв эту ответственность с других частей программы. Класс </w:t>
+      </w:r>
+      <w:proofErr w:type="spellStart"/>
+      <w:r>
+        <w:t>Wrapper</w:t>
+      </w:r>
+      <w:proofErr w:type="spellEnd"/>
+      <w:r>
+        <w:t> был преобразован из набора базовых команд в полноценную оболочку над API, которая теперь выполняет более сложные операции, изолируя остальную логику от деталей API.</w:t>
       </w:r>
     </w:p>
     <w:p>
@@ -16772,7 +18072,7 @@
         <w:pStyle w:val="10"/>
         <w:spacing w:line="240" w:lineRule="auto"/>
       </w:pPr>
-      <w:bookmarkStart w:id="31" w:name="_Toc223168694"/>
+      <w:bookmarkStart w:id="30" w:name="_Toc223168694"/>
       <w:r>
         <w:lastRenderedPageBreak/>
         <w:t>7</w:t>
@@ -16783,7 +18083,7 @@
       <w:r>
         <w:t>ОПИСАНИЕ ПРОГРАММЫ ДЛЯ ПОЛЬЗОВАТЕЛЯ</w:t>
       </w:r>
-      <w:bookmarkEnd w:id="31"/>
+      <w:bookmarkEnd w:id="30"/>
     </w:p>
     <w:p>
       <w:pPr>
@@ -17153,7 +18453,7 @@
         <w:pStyle w:val="10"/>
         <w:spacing w:line="240" w:lineRule="auto"/>
       </w:pPr>
-      <w:bookmarkStart w:id="32" w:name="_Toc223168695"/>
+      <w:bookmarkStart w:id="31" w:name="_Toc223168695"/>
       <w:r>
         <w:lastRenderedPageBreak/>
         <w:t>8</w:t>
@@ -17170,7 +18470,7 @@
       <w:r>
         <w:t>ПЛАГИНА</w:t>
       </w:r>
-      <w:bookmarkEnd w:id="32"/>
+      <w:bookmarkEnd w:id="31"/>
     </w:p>
     <w:p>
       <w:pPr>
@@ -17224,11 +18524,11 @@
         <w:pStyle w:val="2"/>
         <w:spacing w:line="240" w:lineRule="auto"/>
       </w:pPr>
-      <w:bookmarkStart w:id="33" w:name="_Toc223168696"/>
+      <w:bookmarkStart w:id="32" w:name="_Toc223168696"/>
       <w:r>
         <w:t>8.1 Функциональное тестирование</w:t>
       </w:r>
-      <w:bookmarkEnd w:id="33"/>
+      <w:bookmarkEnd w:id="32"/>
     </w:p>
     <w:p>
       <w:pPr>
@@ -19342,7 +20642,7 @@
         <w:pStyle w:val="2"/>
         <w:spacing w:line="240" w:lineRule="auto"/>
       </w:pPr>
-      <w:bookmarkStart w:id="34" w:name="_Toc223168697"/>
+      <w:bookmarkStart w:id="33" w:name="_Toc223168697"/>
       <w:r>
         <w:t>8.</w:t>
       </w:r>
@@ -19355,7 +20655,7 @@
       <w:r>
         <w:t>Модульное тестирование</w:t>
       </w:r>
-      <w:bookmarkEnd w:id="34"/>
+      <w:bookmarkEnd w:id="33"/>
     </w:p>
     <w:p>
       <w:pPr>
@@ -19478,8 +20778,29 @@
       <w:r>
         <w:t xml:space="preserve"> сформированный с помощью инструмента </w:t>
       </w:r>
-      <w:r>
-        <w:t>Fine Code Coverage.</w:t>
+      <w:proofErr w:type="spellStart"/>
+      <w:r>
+        <w:t>Fine</w:t>
+      </w:r>
+      <w:proofErr w:type="spellEnd"/>
+      <w:r>
+        <w:t xml:space="preserve"> </w:t>
+      </w:r>
+      <w:proofErr w:type="spellStart"/>
+      <w:r>
+        <w:t>Code</w:t>
+      </w:r>
+      <w:proofErr w:type="spellEnd"/>
+      <w:r>
+        <w:t xml:space="preserve"> </w:t>
+      </w:r>
+      <w:proofErr w:type="spellStart"/>
+      <w:r>
+        <w:t>Coverage</w:t>
+      </w:r>
+      <w:proofErr w:type="spellEnd"/>
+      <w:r>
+        <w:t>.</w:t>
       </w:r>
     </w:p>
     <w:p>
@@ -19718,8 +21039,18 @@
           <w:sz w:val="24"/>
           <w:szCs w:val="24"/>
         </w:rPr>
-        <w:t xml:space="preserve"> – Модульный тест Parameter</w:t>
-      </w:r>
+        <w:t xml:space="preserve"> – Модульный тест </w:t>
+      </w:r>
+      <w:proofErr w:type="spellStart"/>
+      <w:r>
+        <w:rPr>
+          <w:rFonts w:cs="Times New Roman"/>
+          <w:sz w:val="24"/>
+          <w:szCs w:val="24"/>
+        </w:rPr>
+        <w:t>Parameter</w:t>
+      </w:r>
+      <w:proofErr w:type="spellEnd"/>
       <w:r>
         <w:rPr>
           <w:rFonts w:cs="Times New Roman"/>
@@ -19729,6 +21060,7 @@
         </w:rPr>
         <w:t>s</w:t>
       </w:r>
+      <w:proofErr w:type="spellStart"/>
       <w:r>
         <w:rPr>
           <w:rFonts w:cs="Times New Roman"/>
@@ -19737,6 +21069,7 @@
         </w:rPr>
         <w:t>Tests</w:t>
       </w:r>
+      <w:proofErr w:type="spellEnd"/>
     </w:p>
     <w:tbl>
       <w:tblPr>
@@ -19815,6 +21148,7 @@
                 <w:szCs w:val="20"/>
               </w:rPr>
             </w:pPr>
+            <w:proofErr w:type="spellStart"/>
             <w:r>
               <w:rPr>
                 <w:sz w:val="24"/>
@@ -19822,6 +21156,7 @@
               </w:rPr>
               <w:t>Constructor_ShouldInitializeAllParameters</w:t>
             </w:r>
+            <w:proofErr w:type="spellEnd"/>
           </w:p>
         </w:tc>
         <w:tc>
@@ -19879,6 +21214,7 @@
                 <w:szCs w:val="20"/>
               </w:rPr>
             </w:pPr>
+            <w:proofErr w:type="spellStart"/>
             <w:r>
               <w:rPr>
                 <w:sz w:val="24"/>
@@ -19886,6 +21222,7 @@
               </w:rPr>
               <w:t>Constructor_ParametersShouldHaveCorrectRanges</w:t>
             </w:r>
+            <w:proofErr w:type="spellEnd"/>
           </w:p>
         </w:tc>
         <w:tc>
@@ -19962,6 +21299,7 @@
                 <w:lang w:val="en-US"/>
               </w:rPr>
             </w:pPr>
+            <w:proofErr w:type="spellStart"/>
             <w:r>
               <w:rPr>
                 <w:sz w:val="24"/>
@@ -19970,6 +21308,7 @@
               </w:rPr>
               <w:t>GetParameter_ExistingParameter_ShouldReturnParameter</w:t>
             </w:r>
+            <w:proofErr w:type="spellEnd"/>
           </w:p>
         </w:tc>
         <w:tc>
@@ -19992,7 +21331,23 @@
                 <w:sz w:val="24"/>
                 <w:szCs w:val="20"/>
               </w:rPr>
-              <w:t xml:space="preserve">Метод GetParameter должен возвращать </w:t>
+              <w:t xml:space="preserve">Метод </w:t>
+            </w:r>
+            <w:proofErr w:type="spellStart"/>
+            <w:r>
+              <w:rPr>
+                <w:sz w:val="24"/>
+                <w:szCs w:val="20"/>
+              </w:rPr>
+              <w:t>GetParameter</w:t>
+            </w:r>
+            <w:proofErr w:type="spellEnd"/>
+            <w:r>
+              <w:rPr>
+                <w:sz w:val="24"/>
+                <w:szCs w:val="20"/>
+              </w:rPr>
+              <w:t xml:space="preserve"> должен возвращать </w:t>
             </w:r>
           </w:p>
           <w:p>
@@ -20032,6 +21387,7 @@
                 <w:lang w:val="en-US"/>
               </w:rPr>
             </w:pPr>
+            <w:proofErr w:type="spellStart"/>
             <w:r>
               <w:rPr>
                 <w:sz w:val="24"/>
@@ -20040,6 +21396,7 @@
               </w:rPr>
               <w:t>TryGetParameter_ExistingParameter_ShouldReturn</w:t>
             </w:r>
+            <w:proofErr w:type="spellEnd"/>
           </w:p>
         </w:tc>
         <w:tc>
@@ -20062,7 +21419,39 @@
                 <w:sz w:val="24"/>
                 <w:szCs w:val="20"/>
               </w:rPr>
-              <w:t>Метод TryGetParameter должен возвращать true и</w:t>
+              <w:t xml:space="preserve">Метод </w:t>
+            </w:r>
+            <w:proofErr w:type="spellStart"/>
+            <w:r>
+              <w:rPr>
+                <w:sz w:val="24"/>
+                <w:szCs w:val="20"/>
+              </w:rPr>
+              <w:t>TryGetParameter</w:t>
+            </w:r>
+            <w:proofErr w:type="spellEnd"/>
+            <w:r>
+              <w:rPr>
+                <w:sz w:val="24"/>
+                <w:szCs w:val="20"/>
+              </w:rPr>
+              <w:t xml:space="preserve"> должен возвращать </w:t>
+            </w:r>
+            <w:proofErr w:type="spellStart"/>
+            <w:r>
+              <w:rPr>
+                <w:sz w:val="24"/>
+                <w:szCs w:val="20"/>
+              </w:rPr>
+              <w:t>true</w:t>
+            </w:r>
+            <w:proofErr w:type="spellEnd"/>
+            <w:r>
+              <w:rPr>
+                <w:sz w:val="24"/>
+                <w:szCs w:val="20"/>
+              </w:rPr>
+              <w:t xml:space="preserve"> и</w:t>
             </w:r>
           </w:p>
           <w:p>
@@ -20102,6 +21491,7 @@
                 <w:lang w:val="en-US"/>
               </w:rPr>
             </w:pPr>
+            <w:proofErr w:type="spellStart"/>
             <w:r>
               <w:rPr>
                 <w:sz w:val="24"/>
@@ -20109,6 +21499,7 @@
               </w:rPr>
               <w:t>TryGetParameter_NonExistentParameter_ShouldReturnFalse</w:t>
             </w:r>
+            <w:proofErr w:type="spellEnd"/>
           </w:p>
         </w:tc>
         <w:tc>
@@ -20131,32 +21522,73 @@
                 <w:sz w:val="24"/>
                 <w:szCs w:val="20"/>
               </w:rPr>
-              <w:t>Метод TryGetParam</w:t>
-            </w:r>
-            <w:r>
-              <w:rPr>
-                <w:sz w:val="24"/>
-                <w:szCs w:val="20"/>
-              </w:rPr>
-              <w:t>eter должен возвращать false и</w:t>
-            </w:r>
-          </w:p>
-          <w:p>
-            <w:pPr>
-              <w:spacing w:line="240" w:lineRule="auto"/>
-              <w:ind w:firstLine="0"/>
-              <w:jc w:val="center"/>
-              <w:rPr>
-                <w:sz w:val="24"/>
-                <w:szCs w:val="20"/>
-              </w:rPr>
-            </w:pPr>
-            <w:r>
-              <w:rPr>
-                <w:sz w:val="24"/>
-                <w:szCs w:val="20"/>
-              </w:rPr>
-              <w:t>null для несуществующего типа параметра</w:t>
+              <w:t xml:space="preserve">Метод </w:t>
+            </w:r>
+            <w:proofErr w:type="spellStart"/>
+            <w:r>
+              <w:rPr>
+                <w:sz w:val="24"/>
+                <w:szCs w:val="20"/>
+              </w:rPr>
+              <w:t>TryGetParam</w:t>
+            </w:r>
+            <w:r>
+              <w:rPr>
+                <w:sz w:val="24"/>
+                <w:szCs w:val="20"/>
+              </w:rPr>
+              <w:t>eter</w:t>
+            </w:r>
+            <w:proofErr w:type="spellEnd"/>
+            <w:r>
+              <w:rPr>
+                <w:sz w:val="24"/>
+                <w:szCs w:val="20"/>
+              </w:rPr>
+              <w:t xml:space="preserve"> должен возвращать </w:t>
+            </w:r>
+            <w:proofErr w:type="spellStart"/>
+            <w:r>
+              <w:rPr>
+                <w:sz w:val="24"/>
+                <w:szCs w:val="20"/>
+              </w:rPr>
+              <w:t>false</w:t>
+            </w:r>
+            <w:proofErr w:type="spellEnd"/>
+            <w:r>
+              <w:rPr>
+                <w:sz w:val="24"/>
+                <w:szCs w:val="20"/>
+              </w:rPr>
+              <w:t xml:space="preserve"> и</w:t>
+            </w:r>
+          </w:p>
+          <w:p>
+            <w:pPr>
+              <w:spacing w:line="240" w:lineRule="auto"/>
+              <w:ind w:firstLine="0"/>
+              <w:jc w:val="center"/>
+              <w:rPr>
+                <w:sz w:val="24"/>
+                <w:szCs w:val="20"/>
+              </w:rPr>
+            </w:pPr>
+            <w:proofErr w:type="spellStart"/>
+            <w:r>
+              <w:rPr>
+                <w:sz w:val="24"/>
+                <w:szCs w:val="20"/>
+              </w:rPr>
+              <w:t>null</w:t>
+            </w:r>
+            <w:proofErr w:type="spellEnd"/>
+            <w:r>
+              <w:rPr>
+                <w:sz w:val="24"/>
+                <w:szCs w:val="20"/>
+              </w:rPr>
+              <w:t xml:space="preserve"> для несуществующего типа параметра</w:t>
             </w:r>
           </w:p>
         </w:tc>
@@ -20178,6 +21610,7 @@
                 <w:lang w:val="en-US"/>
               </w:rPr>
             </w:pPr>
+            <w:proofErr w:type="spellStart"/>
             <w:r>
               <w:rPr>
                 <w:sz w:val="24"/>
@@ -20185,6 +21618,7 @@
               </w:rPr>
               <w:t>SetDependencies_ValidParameters_ShouldSetCorrectRange</w:t>
             </w:r>
+            <w:proofErr w:type="spellEnd"/>
           </w:p>
         </w:tc>
         <w:tc>
@@ -20207,8 +21641,17 @@
                 <w:sz w:val="24"/>
                 <w:szCs w:val="20"/>
               </w:rPr>
-              <w:t>Метод SetDependencies</w:t>
-            </w:r>
+              <w:t xml:space="preserve">Метод </w:t>
+            </w:r>
+            <w:proofErr w:type="spellStart"/>
+            <w:r>
+              <w:rPr>
+                <w:sz w:val="24"/>
+                <w:szCs w:val="20"/>
+              </w:rPr>
+              <w:t>SetDependencies</w:t>
+            </w:r>
+            <w:proofErr w:type="spellEnd"/>
             <w:r>
               <w:rPr>
                 <w:sz w:val="24"/>
@@ -20286,6 +21729,7 @@
                 <w:lang w:val="en-US"/>
               </w:rPr>
             </w:pPr>
+            <w:proofErr w:type="spellStart"/>
             <w:r>
               <w:rPr>
                 <w:sz w:val="24"/>
@@ -20293,6 +21737,7 @@
               </w:rPr>
               <w:t>SetDependencies_WithMinRatio_ShouldUseDefaultMinRatio</w:t>
             </w:r>
+            <w:proofErr w:type="spellEnd"/>
           </w:p>
         </w:tc>
         <w:tc>
@@ -20387,6 +21832,7 @@
                 <w:lang w:val="en-US"/>
               </w:rPr>
             </w:pPr>
+            <w:proofErr w:type="spellStart"/>
             <w:r>
               <w:rPr>
                 <w:sz w:val="24"/>
@@ -20394,6 +21840,7 @@
               </w:rPr>
               <w:t>SetDependencies_IndependentNull_ShouldThrowArgumentNull</w:t>
             </w:r>
+            <w:proofErr w:type="spellEnd"/>
           </w:p>
         </w:tc>
         <w:tc>
@@ -20416,8 +21863,17 @@
                 <w:sz w:val="24"/>
                 <w:szCs w:val="20"/>
               </w:rPr>
-              <w:t>Метод SetDependencies</w:t>
-            </w:r>
+              <w:t xml:space="preserve">Метод </w:t>
+            </w:r>
+            <w:proofErr w:type="spellStart"/>
+            <w:r>
+              <w:rPr>
+                <w:sz w:val="24"/>
+                <w:szCs w:val="20"/>
+              </w:rPr>
+              <w:t>SetDependencies</w:t>
+            </w:r>
+            <w:proofErr w:type="spellEnd"/>
             <w:r>
               <w:rPr>
                 <w:sz w:val="24"/>
@@ -20441,7 +21897,23 @@
                 <w:sz w:val="24"/>
                 <w:szCs w:val="20"/>
               </w:rPr>
-              <w:t>при передаче null в качестве независимого параметра</w:t>
+              <w:t xml:space="preserve">при передаче </w:t>
+            </w:r>
+            <w:proofErr w:type="spellStart"/>
+            <w:r>
+              <w:rPr>
+                <w:sz w:val="24"/>
+                <w:szCs w:val="20"/>
+              </w:rPr>
+              <w:t>null</w:t>
+            </w:r>
+            <w:proofErr w:type="spellEnd"/>
+            <w:r>
+              <w:rPr>
+                <w:sz w:val="24"/>
+                <w:szCs w:val="20"/>
+              </w:rPr>
+              <w:t xml:space="preserve"> в качестве независимого параметра</w:t>
             </w:r>
           </w:p>
         </w:tc>
@@ -20463,6 +21935,7 @@
                 <w:lang w:val="en-US"/>
               </w:rPr>
             </w:pPr>
+            <w:proofErr w:type="spellStart"/>
             <w:r>
               <w:rPr>
                 <w:sz w:val="24"/>
@@ -20470,6 +21943,7 @@
               </w:rPr>
               <w:t>SetDependencies_DependentNull_ShouldThrowArgumentNulln</w:t>
             </w:r>
+            <w:proofErr w:type="spellEnd"/>
           </w:p>
         </w:tc>
         <w:tc>
@@ -20492,8 +21966,17 @@
                 <w:sz w:val="24"/>
                 <w:szCs w:val="20"/>
               </w:rPr>
-              <w:t>Метод SetDependencies</w:t>
-            </w:r>
+              <w:t xml:space="preserve">Метод </w:t>
+            </w:r>
+            <w:proofErr w:type="spellStart"/>
+            <w:r>
+              <w:rPr>
+                <w:sz w:val="24"/>
+                <w:szCs w:val="20"/>
+              </w:rPr>
+              <w:t>SetDependencies</w:t>
+            </w:r>
+            <w:proofErr w:type="spellEnd"/>
             <w:r>
               <w:rPr>
                 <w:sz w:val="24"/>
@@ -20517,7 +22000,23 @@
                 <w:sz w:val="24"/>
                 <w:szCs w:val="20"/>
               </w:rPr>
-              <w:t>при передаче null в качестве зависимого параметра</w:t>
+              <w:t xml:space="preserve">при передаче </w:t>
+            </w:r>
+            <w:proofErr w:type="spellStart"/>
+            <w:r>
+              <w:rPr>
+                <w:sz w:val="24"/>
+                <w:szCs w:val="20"/>
+              </w:rPr>
+              <w:t>null</w:t>
+            </w:r>
+            <w:proofErr w:type="spellEnd"/>
+            <w:r>
+              <w:rPr>
+                <w:sz w:val="24"/>
+                <w:szCs w:val="20"/>
+              </w:rPr>
+              <w:t xml:space="preserve"> в качестве зависимого параметра</w:t>
             </w:r>
           </w:p>
         </w:tc>
@@ -20574,6 +22073,7 @@
                 <w:szCs w:val="20"/>
               </w:rPr>
             </w:pPr>
+            <w:proofErr w:type="spellStart"/>
             <w:r>
               <w:rPr>
                 <w:sz w:val="24"/>
@@ -20581,6 +22081,7 @@
               </w:rPr>
               <w:t>TryGetParameter_NonExistentParameter_ShouldReturnFalse</w:t>
             </w:r>
+            <w:proofErr w:type="spellEnd"/>
           </w:p>
         </w:tc>
         <w:tc>
@@ -20603,32 +22104,73 @@
                 <w:sz w:val="24"/>
                 <w:szCs w:val="20"/>
               </w:rPr>
-              <w:t>Метод TryGetParam</w:t>
-            </w:r>
-            <w:r>
-              <w:rPr>
-                <w:sz w:val="24"/>
-                <w:szCs w:val="20"/>
-              </w:rPr>
-              <w:t>eter должен возвращать false и</w:t>
-            </w:r>
-          </w:p>
-          <w:p>
-            <w:pPr>
-              <w:spacing w:line="240" w:lineRule="auto"/>
-              <w:ind w:firstLine="0"/>
-              <w:jc w:val="center"/>
-              <w:rPr>
-                <w:sz w:val="24"/>
-                <w:szCs w:val="20"/>
-              </w:rPr>
-            </w:pPr>
-            <w:r>
-              <w:rPr>
-                <w:sz w:val="24"/>
-                <w:szCs w:val="20"/>
-              </w:rPr>
-              <w:t>null для несуществующего типа параметра</w:t>
+              <w:t xml:space="preserve">Метод </w:t>
+            </w:r>
+            <w:proofErr w:type="spellStart"/>
+            <w:r>
+              <w:rPr>
+                <w:sz w:val="24"/>
+                <w:szCs w:val="20"/>
+              </w:rPr>
+              <w:t>TryGetParam</w:t>
+            </w:r>
+            <w:r>
+              <w:rPr>
+                <w:sz w:val="24"/>
+                <w:szCs w:val="20"/>
+              </w:rPr>
+              <w:t>eter</w:t>
+            </w:r>
+            <w:proofErr w:type="spellEnd"/>
+            <w:r>
+              <w:rPr>
+                <w:sz w:val="24"/>
+                <w:szCs w:val="20"/>
+              </w:rPr>
+              <w:t xml:space="preserve"> должен возвращать </w:t>
+            </w:r>
+            <w:proofErr w:type="spellStart"/>
+            <w:r>
+              <w:rPr>
+                <w:sz w:val="24"/>
+                <w:szCs w:val="20"/>
+              </w:rPr>
+              <w:t>false</w:t>
+            </w:r>
+            <w:proofErr w:type="spellEnd"/>
+            <w:r>
+              <w:rPr>
+                <w:sz w:val="24"/>
+                <w:szCs w:val="20"/>
+              </w:rPr>
+              <w:t xml:space="preserve"> и</w:t>
+            </w:r>
+          </w:p>
+          <w:p>
+            <w:pPr>
+              <w:spacing w:line="240" w:lineRule="auto"/>
+              <w:ind w:firstLine="0"/>
+              <w:jc w:val="center"/>
+              <w:rPr>
+                <w:sz w:val="24"/>
+                <w:szCs w:val="20"/>
+              </w:rPr>
+            </w:pPr>
+            <w:proofErr w:type="spellStart"/>
+            <w:r>
+              <w:rPr>
+                <w:sz w:val="24"/>
+                <w:szCs w:val="20"/>
+              </w:rPr>
+              <w:t>null</w:t>
+            </w:r>
+            <w:proofErr w:type="spellEnd"/>
+            <w:r>
+              <w:rPr>
+                <w:sz w:val="24"/>
+                <w:szCs w:val="20"/>
+              </w:rPr>
+              <w:t xml:space="preserve"> для несуществующего типа параметра</w:t>
             </w:r>
           </w:p>
         </w:tc>
@@ -20649,6 +22191,7 @@
                 <w:szCs w:val="20"/>
               </w:rPr>
             </w:pPr>
+            <w:proofErr w:type="spellStart"/>
             <w:r>
               <w:rPr>
                 <w:sz w:val="24"/>
@@ -20656,6 +22199,7 @@
               </w:rPr>
               <w:t>SetDependencies_ValidParameters_ShouldSetCorrectRange</w:t>
             </w:r>
+            <w:proofErr w:type="spellEnd"/>
           </w:p>
         </w:tc>
         <w:tc>
@@ -20678,8 +22222,17 @@
                 <w:sz w:val="24"/>
                 <w:szCs w:val="20"/>
               </w:rPr>
-              <w:t>Метод SetDependencies</w:t>
-            </w:r>
+              <w:t xml:space="preserve">Метод </w:t>
+            </w:r>
+            <w:proofErr w:type="spellStart"/>
+            <w:r>
+              <w:rPr>
+                <w:sz w:val="24"/>
+                <w:szCs w:val="20"/>
+              </w:rPr>
+              <w:t>SetDependencies</w:t>
+            </w:r>
+            <w:proofErr w:type="spellEnd"/>
             <w:r>
               <w:rPr>
                 <w:sz w:val="24"/>
@@ -20756,6 +22309,7 @@
                 <w:szCs w:val="20"/>
               </w:rPr>
             </w:pPr>
+            <w:proofErr w:type="spellStart"/>
             <w:r>
               <w:rPr>
                 <w:sz w:val="24"/>
@@ -20763,6 +22317,7 @@
               </w:rPr>
               <w:t>SetDependencies_WithMinRatio_ShouldUseDefaultMinRatio</w:t>
             </w:r>
+            <w:proofErr w:type="spellEnd"/>
           </w:p>
         </w:tc>
         <w:tc>
@@ -20856,6 +22411,7 @@
                 <w:szCs w:val="20"/>
               </w:rPr>
             </w:pPr>
+            <w:proofErr w:type="spellStart"/>
             <w:r>
               <w:rPr>
                 <w:sz w:val="24"/>
@@ -20863,6 +22419,7 @@
               </w:rPr>
               <w:t>SetDependencies_IndependentNull_ShouldThrowArgumentNull</w:t>
             </w:r>
+            <w:proofErr w:type="spellEnd"/>
           </w:p>
         </w:tc>
         <w:tc>
@@ -20885,8 +22442,17 @@
                 <w:sz w:val="24"/>
                 <w:szCs w:val="20"/>
               </w:rPr>
-              <w:t>Метод SetDependencies</w:t>
-            </w:r>
+              <w:t xml:space="preserve">Метод </w:t>
+            </w:r>
+            <w:proofErr w:type="spellStart"/>
+            <w:r>
+              <w:rPr>
+                <w:sz w:val="24"/>
+                <w:szCs w:val="20"/>
+              </w:rPr>
+              <w:t>SetDependencies</w:t>
+            </w:r>
+            <w:proofErr w:type="spellEnd"/>
             <w:r>
               <w:rPr>
                 <w:sz w:val="24"/>
@@ -20910,7 +22476,23 @@
                 <w:sz w:val="24"/>
                 <w:szCs w:val="20"/>
               </w:rPr>
-              <w:t>при передаче null в качестве независимого параметра</w:t>
+              <w:t xml:space="preserve">при передаче </w:t>
+            </w:r>
+            <w:proofErr w:type="spellStart"/>
+            <w:r>
+              <w:rPr>
+                <w:sz w:val="24"/>
+                <w:szCs w:val="20"/>
+              </w:rPr>
+              <w:t>null</w:t>
+            </w:r>
+            <w:proofErr w:type="spellEnd"/>
+            <w:r>
+              <w:rPr>
+                <w:sz w:val="24"/>
+                <w:szCs w:val="20"/>
+              </w:rPr>
+              <w:t xml:space="preserve"> в качестве независимого параметра</w:t>
             </w:r>
           </w:p>
         </w:tc>
@@ -20931,6 +22513,7 @@
                 <w:szCs w:val="20"/>
               </w:rPr>
             </w:pPr>
+            <w:proofErr w:type="spellStart"/>
             <w:r>
               <w:rPr>
                 <w:sz w:val="24"/>
@@ -20938,6 +22521,7 @@
               </w:rPr>
               <w:t>SetDependencies_DependentNull_ShouldThrowArgumentNulln</w:t>
             </w:r>
+            <w:proofErr w:type="spellEnd"/>
           </w:p>
         </w:tc>
         <w:tc>
@@ -20960,8 +22544,17 @@
                 <w:sz w:val="24"/>
                 <w:szCs w:val="20"/>
               </w:rPr>
-              <w:t>Метод SetDependencies</w:t>
-            </w:r>
+              <w:t xml:space="preserve">Метод </w:t>
+            </w:r>
+            <w:proofErr w:type="spellStart"/>
+            <w:r>
+              <w:rPr>
+                <w:sz w:val="24"/>
+                <w:szCs w:val="20"/>
+              </w:rPr>
+              <w:t>SetDependencies</w:t>
+            </w:r>
+            <w:proofErr w:type="spellEnd"/>
             <w:r>
               <w:rPr>
                 <w:sz w:val="24"/>
@@ -20985,7 +22578,23 @@
                 <w:sz w:val="24"/>
                 <w:szCs w:val="20"/>
               </w:rPr>
-              <w:t>при передаче null в качестве зависимого параметра</w:t>
+              <w:t xml:space="preserve">при передаче </w:t>
+            </w:r>
+            <w:proofErr w:type="spellStart"/>
+            <w:r>
+              <w:rPr>
+                <w:sz w:val="24"/>
+                <w:szCs w:val="20"/>
+              </w:rPr>
+              <w:t>null</w:t>
+            </w:r>
+            <w:proofErr w:type="spellEnd"/>
+            <w:r>
+              <w:rPr>
+                <w:sz w:val="24"/>
+                <w:szCs w:val="20"/>
+              </w:rPr>
+              <w:t xml:space="preserve"> в качестве зависимого параметра</w:t>
             </w:r>
           </w:p>
         </w:tc>
@@ -21006,6 +22615,7 @@
                 <w:szCs w:val="20"/>
               </w:rPr>
             </w:pPr>
+            <w:proofErr w:type="spellStart"/>
             <w:r>
               <w:rPr>
                 <w:sz w:val="24"/>
@@ -21013,6 +22623,7 @@
               </w:rPr>
               <w:t>SetDependencies_MaxRatio_ShouldThrowArgumentException</w:t>
             </w:r>
+            <w:proofErr w:type="spellEnd"/>
           </w:p>
         </w:tc>
         <w:tc>
@@ -21035,7 +22646,23 @@
                 <w:sz w:val="24"/>
                 <w:szCs w:val="20"/>
               </w:rPr>
-              <w:t>Метод SetDependencies должен г</w:t>
+              <w:t xml:space="preserve">Метод </w:t>
+            </w:r>
+            <w:proofErr w:type="spellStart"/>
+            <w:r>
+              <w:rPr>
+                <w:sz w:val="24"/>
+                <w:szCs w:val="20"/>
+              </w:rPr>
+              <w:t>SetDependencies</w:t>
+            </w:r>
+            <w:proofErr w:type="spellEnd"/>
+            <w:r>
+              <w:rPr>
+                <w:sz w:val="24"/>
+                <w:szCs w:val="20"/>
+              </w:rPr>
+              <w:t xml:space="preserve"> должен г</w:t>
             </w:r>
             <w:r>
               <w:rPr>
@@ -21088,6 +22715,7 @@
                 <w:szCs w:val="20"/>
               </w:rPr>
             </w:pPr>
+            <w:proofErr w:type="spellStart"/>
             <w:r>
               <w:rPr>
                 <w:sz w:val="24"/>
@@ -21095,6 +22723,7 @@
               </w:rPr>
               <w:t>SetDependencies_MaxRatioNegative_ShouldThrowArgument</w:t>
             </w:r>
+            <w:proofErr w:type="spellEnd"/>
           </w:p>
         </w:tc>
         <w:tc>
@@ -21117,7 +22746,23 @@
                 <w:sz w:val="24"/>
                 <w:szCs w:val="20"/>
               </w:rPr>
-              <w:t>Метод SetDependencies д</w:t>
+              <w:t xml:space="preserve">Метод </w:t>
+            </w:r>
+            <w:proofErr w:type="spellStart"/>
+            <w:r>
+              <w:rPr>
+                <w:sz w:val="24"/>
+                <w:szCs w:val="20"/>
+              </w:rPr>
+              <w:t>SetDependencies</w:t>
+            </w:r>
+            <w:proofErr w:type="spellEnd"/>
+            <w:r>
+              <w:rPr>
+                <w:sz w:val="24"/>
+                <w:szCs w:val="20"/>
+              </w:rPr>
+              <w:t xml:space="preserve"> д</w:t>
             </w:r>
             <w:r>
               <w:rPr>
@@ -21152,6 +22797,7 @@
                 <w:szCs w:val="20"/>
               </w:rPr>
             </w:pPr>
+            <w:proofErr w:type="spellStart"/>
             <w:r>
               <w:rPr>
                 <w:sz w:val="24"/>
@@ -21159,6 +22805,7 @@
               </w:rPr>
               <w:t>SetDependencies_MinRatioNegative_ShouldThrowArgument</w:t>
             </w:r>
+            <w:proofErr w:type="spellEnd"/>
           </w:p>
         </w:tc>
         <w:tc>
@@ -21181,7 +22828,23 @@
                 <w:sz w:val="24"/>
                 <w:szCs w:val="20"/>
               </w:rPr>
-              <w:t xml:space="preserve">Метод SetDependencies должен генерировать исключение </w:t>
+              <w:t xml:space="preserve">Метод </w:t>
+            </w:r>
+            <w:proofErr w:type="spellStart"/>
+            <w:r>
+              <w:rPr>
+                <w:sz w:val="24"/>
+                <w:szCs w:val="20"/>
+              </w:rPr>
+              <w:t>SetDependencies</w:t>
+            </w:r>
+            <w:proofErr w:type="spellEnd"/>
+            <w:r>
+              <w:rPr>
+                <w:sz w:val="24"/>
+                <w:szCs w:val="20"/>
+              </w:rPr>
+              <w:t xml:space="preserve"> должен генерировать исключение </w:t>
             </w:r>
           </w:p>
           <w:p>
@@ -21220,6 +22883,7 @@
                 <w:szCs w:val="20"/>
               </w:rPr>
             </w:pPr>
+            <w:proofErr w:type="spellStart"/>
             <w:r>
               <w:rPr>
                 <w:sz w:val="24"/>
@@ -21227,6 +22891,7 @@
               </w:rPr>
               <w:t>SetDependencies_MinRatioGreaterThanMaxRatio</w:t>
             </w:r>
+            <w:proofErr w:type="spellEnd"/>
           </w:p>
         </w:tc>
         <w:tc>
@@ -21249,7 +22914,23 @@
                 <w:sz w:val="24"/>
                 <w:szCs w:val="20"/>
               </w:rPr>
-              <w:t>Метод SetDependencies должен генерировать</w:t>
+              <w:t xml:space="preserve">Метод </w:t>
+            </w:r>
+            <w:proofErr w:type="spellStart"/>
+            <w:r>
+              <w:rPr>
+                <w:sz w:val="24"/>
+                <w:szCs w:val="20"/>
+              </w:rPr>
+              <w:t>SetDependencies</w:t>
+            </w:r>
+            <w:proofErr w:type="spellEnd"/>
+            <w:r>
+              <w:rPr>
+                <w:sz w:val="24"/>
+                <w:szCs w:val="20"/>
+              </w:rPr>
+              <w:t xml:space="preserve"> должен генерировать</w:t>
             </w:r>
           </w:p>
           <w:p>
@@ -21306,6 +22987,7 @@
                 <w:szCs w:val="20"/>
               </w:rPr>
             </w:pPr>
+            <w:proofErr w:type="spellStart"/>
             <w:r>
               <w:rPr>
                 <w:sz w:val="24"/>
@@ -21313,6 +22995,7 @@
               </w:rPr>
               <w:t>SetDependencies_MinRatioEqualToMaxRatio_ShouldWork</w:t>
             </w:r>
+            <w:proofErr w:type="spellEnd"/>
           </w:p>
         </w:tc>
         <w:tc>
@@ -21335,7 +23018,23 @@
                 <w:sz w:val="24"/>
                 <w:szCs w:val="20"/>
               </w:rPr>
-              <w:t>Метод SetDependencies должен корректно работать,</w:t>
+              <w:t xml:space="preserve">Метод </w:t>
+            </w:r>
+            <w:proofErr w:type="spellStart"/>
+            <w:r>
+              <w:rPr>
+                <w:sz w:val="24"/>
+                <w:szCs w:val="20"/>
+              </w:rPr>
+              <w:t>SetDependencies</w:t>
+            </w:r>
+            <w:proofErr w:type="spellEnd"/>
+            <w:r>
+              <w:rPr>
+                <w:sz w:val="24"/>
+                <w:szCs w:val="20"/>
+              </w:rPr>
+              <w:t xml:space="preserve"> должен корректно работать,</w:t>
             </w:r>
           </w:p>
           <w:p>
@@ -21392,6 +23091,7 @@
                 <w:szCs w:val="20"/>
               </w:rPr>
             </w:pPr>
+            <w:proofErr w:type="spellStart"/>
             <w:r>
               <w:rPr>
                 <w:sz w:val="24"/>
@@ -21399,6 +23099,7 @@
               </w:rPr>
               <w:t>SetDependencies_ShouldWorkWithDifferentIndependentValue</w:t>
             </w:r>
+            <w:proofErr w:type="spellEnd"/>
           </w:p>
         </w:tc>
         <w:tc>
@@ -21421,7 +23122,23 @@
                 <w:sz w:val="24"/>
                 <w:szCs w:val="20"/>
               </w:rPr>
-              <w:t xml:space="preserve">Метод SetDependencies должен корректно вычислять </w:t>
+              <w:t xml:space="preserve">Метод </w:t>
+            </w:r>
+            <w:proofErr w:type="spellStart"/>
+            <w:r>
+              <w:rPr>
+                <w:sz w:val="24"/>
+                <w:szCs w:val="20"/>
+              </w:rPr>
+              <w:t>SetDependencies</w:t>
+            </w:r>
+            <w:proofErr w:type="spellEnd"/>
+            <w:r>
+              <w:rPr>
+                <w:sz w:val="24"/>
+                <w:szCs w:val="20"/>
+              </w:rPr>
+              <w:t xml:space="preserve"> должен корректно вычислять </w:t>
             </w:r>
           </w:p>
           <w:p>
@@ -21460,6 +23177,7 @@
                 <w:szCs w:val="20"/>
               </w:rPr>
             </w:pPr>
+            <w:proofErr w:type="spellStart"/>
             <w:r>
               <w:rPr>
                 <w:sz w:val="24"/>
@@ -21467,6 +23185,7 @@
               </w:rPr>
               <w:t>NumericalParameters_Property_ShouldBeSettable</w:t>
             </w:r>
+            <w:proofErr w:type="spellEnd"/>
           </w:p>
         </w:tc>
         <w:tc>
@@ -21489,7 +23208,23 @@
                 <w:sz w:val="24"/>
                 <w:szCs w:val="20"/>
               </w:rPr>
-              <w:t>Свойство NumericalParameters должно быть доступно</w:t>
+              <w:t xml:space="preserve">Свойство </w:t>
+            </w:r>
+            <w:proofErr w:type="spellStart"/>
+            <w:r>
+              <w:rPr>
+                <w:sz w:val="24"/>
+                <w:szCs w:val="20"/>
+              </w:rPr>
+              <w:t>NumericalParameters</w:t>
+            </w:r>
+            <w:proofErr w:type="spellEnd"/>
+            <w:r>
+              <w:rPr>
+                <w:sz w:val="24"/>
+                <w:szCs w:val="20"/>
+              </w:rPr>
+              <w:t xml:space="preserve"> должно быть доступно</w:t>
             </w:r>
             <w:r>
               <w:rPr>
@@ -21596,6 +23331,7 @@
         </w:rPr>
         <w:t>Numerical</w:t>
       </w:r>
+      <w:proofErr w:type="spellStart"/>
       <w:r>
         <w:rPr>
           <w:sz w:val="24"/>
@@ -21610,6 +23346,7 @@
         </w:rPr>
         <w:t>Test</w:t>
       </w:r>
+      <w:proofErr w:type="spellEnd"/>
     </w:p>
     <w:tbl>
       <w:tblPr>
@@ -21688,6 +23425,7 @@
                 <w:szCs w:val="20"/>
               </w:rPr>
             </w:pPr>
+            <w:proofErr w:type="spellStart"/>
             <w:r>
               <w:rPr>
                 <w:sz w:val="24"/>
@@ -21695,6 +23433,7 @@
               </w:rPr>
               <w:t>Constructor_ValidRange_ShouldInitializeCorrectly</w:t>
             </w:r>
+            <w:proofErr w:type="spellEnd"/>
           </w:p>
         </w:tc>
         <w:tc>
@@ -21792,6 +23531,7 @@
                 <w:szCs w:val="20"/>
               </w:rPr>
             </w:pPr>
+            <w:proofErr w:type="spellStart"/>
             <w:r>
               <w:rPr>
                 <w:sz w:val="24"/>
@@ -21799,6 +23539,7 @@
               </w:rPr>
               <w:t>Constructor_InvalidRange_ShouldThrowArgumentException</w:t>
             </w:r>
+            <w:proofErr w:type="spellEnd"/>
           </w:p>
         </w:tc>
         <w:tc>
@@ -21908,6 +23649,7 @@
                 <w:szCs w:val="20"/>
               </w:rPr>
             </w:pPr>
+            <w:proofErr w:type="spellStart"/>
             <w:r>
               <w:rPr>
                 <w:sz w:val="24"/>
@@ -21915,6 +23657,7 @@
               </w:rPr>
               <w:t>Constructor_MinEqualsMax_ShouldWork</w:t>
             </w:r>
+            <w:proofErr w:type="spellEnd"/>
           </w:p>
         </w:tc>
         <w:tc>
@@ -22015,6 +23758,7 @@
                 <w:szCs w:val="20"/>
               </w:rPr>
             </w:pPr>
+            <w:proofErr w:type="spellStart"/>
             <w:r>
               <w:rPr>
                 <w:sz w:val="24"/>
@@ -22022,6 +23766,7 @@
               </w:rPr>
               <w:t>Value_SetValidValue_ShouldSetValue</w:t>
             </w:r>
+            <w:proofErr w:type="spellEnd"/>
           </w:p>
         </w:tc>
         <w:tc>
@@ -22065,7 +23810,23 @@
                 <w:sz w:val="24"/>
                 <w:szCs w:val="20"/>
               </w:rPr>
-              <w:t>диапазона, свойство Value должно успешно изменяться</w:t>
+              <w:t xml:space="preserve">диапазона, свойство </w:t>
+            </w:r>
+            <w:proofErr w:type="spellStart"/>
+            <w:r>
+              <w:rPr>
+                <w:sz w:val="24"/>
+                <w:szCs w:val="20"/>
+              </w:rPr>
+              <w:t>Value</w:t>
+            </w:r>
+            <w:proofErr w:type="spellEnd"/>
+            <w:r>
+              <w:rPr>
+                <w:sz w:val="24"/>
+                <w:szCs w:val="20"/>
+              </w:rPr>
+              <w:t xml:space="preserve"> должно успешно изменяться</w:t>
             </w:r>
           </w:p>
         </w:tc>
@@ -22086,6 +23847,7 @@
                 <w:szCs w:val="20"/>
               </w:rPr>
             </w:pPr>
+            <w:proofErr w:type="spellStart"/>
             <w:r>
               <w:rPr>
                 <w:sz w:val="24"/>
@@ -22093,6 +23855,7 @@
               </w:rPr>
               <w:t>Value_SetToMinValue_ShouldWork</w:t>
             </w:r>
+            <w:proofErr w:type="spellEnd"/>
           </w:p>
         </w:tc>
         <w:tc>
@@ -22157,6 +23920,7 @@
                 <w:szCs w:val="20"/>
               </w:rPr>
             </w:pPr>
+            <w:proofErr w:type="spellStart"/>
             <w:r>
               <w:rPr>
                 <w:sz w:val="24"/>
@@ -22164,6 +23928,7 @@
               </w:rPr>
               <w:t>Value_SetToMaxValue_ShouldWork</w:t>
             </w:r>
+            <w:proofErr w:type="spellEnd"/>
           </w:p>
         </w:tc>
         <w:tc>
@@ -22228,6 +23993,7 @@
                 <w:szCs w:val="20"/>
               </w:rPr>
             </w:pPr>
+            <w:proofErr w:type="spellStart"/>
             <w:r>
               <w:rPr>
                 <w:sz w:val="24"/>
@@ -22235,6 +24001,7 @@
               </w:rPr>
               <w:t>Value_AfterInvalidSet_ShouldKeepPreviousValue</w:t>
             </w:r>
+            <w:proofErr w:type="spellEnd"/>
           </w:p>
         </w:tc>
         <w:tc>
@@ -22342,6 +24109,7 @@
                 <w:szCs w:val="20"/>
               </w:rPr>
             </w:pPr>
+            <w:proofErr w:type="spellStart"/>
             <w:r>
               <w:rPr>
                 <w:sz w:val="24"/>
@@ -22349,6 +24117,7 @@
               </w:rPr>
               <w:t>Value_SetMultipleTimes_ShouldWorkCorrectly</w:t>
             </w:r>
+            <w:proofErr w:type="spellEnd"/>
           </w:p>
         </w:tc>
         <w:tc>
@@ -22420,6 +24189,7 @@
                 <w:szCs w:val="20"/>
               </w:rPr>
             </w:pPr>
+            <w:proofErr w:type="spellStart"/>
             <w:r>
               <w:rPr>
                 <w:sz w:val="24"/>
@@ -22427,6 +24197,7 @@
               </w:rPr>
               <w:t>SetRange_ValidRange_ShouldUpdateAllProperties</w:t>
             </w:r>
+            <w:proofErr w:type="spellEnd"/>
           </w:p>
         </w:tc>
         <w:tc>
@@ -22534,6 +24305,7 @@
                 <w:szCs w:val="20"/>
               </w:rPr>
             </w:pPr>
+            <w:proofErr w:type="spellStart"/>
             <w:r>
               <w:rPr>
                 <w:sz w:val="24"/>
@@ -22541,6 +24313,7 @@
               </w:rPr>
               <w:t>SetRange_InvalidRange_ShouldThrowArgumentException</w:t>
             </w:r>
+            <w:proofErr w:type="spellEnd"/>
           </w:p>
         </w:tc>
         <w:tc>
@@ -22623,6 +24396,7 @@
                 <w:szCs w:val="20"/>
               </w:rPr>
             </w:pPr>
+            <w:proofErr w:type="spellStart"/>
             <w:r>
               <w:rPr>
                 <w:sz w:val="24"/>
@@ -22630,6 +24404,7 @@
               </w:rPr>
               <w:t>SetRange_ValueBelowNewMin_ShouldAdjustValueToMin</w:t>
             </w:r>
+            <w:proofErr w:type="spellEnd"/>
           </w:p>
         </w:tc>
         <w:tc>
@@ -22757,6 +24532,7 @@
                 <w:szCs w:val="20"/>
               </w:rPr>
             </w:pPr>
+            <w:proofErr w:type="spellStart"/>
             <w:r>
               <w:rPr>
                 <w:sz w:val="24"/>
@@ -22764,6 +24540,7 @@
               </w:rPr>
               <w:t>Constructor_MinEqualsMax_ShouldWork</w:t>
             </w:r>
+            <w:proofErr w:type="spellEnd"/>
           </w:p>
         </w:tc>
         <w:tc>
@@ -22861,6 +24638,7 @@
                 <w:szCs w:val="20"/>
               </w:rPr>
             </w:pPr>
+            <w:proofErr w:type="spellStart"/>
             <w:r>
               <w:rPr>
                 <w:sz w:val="24"/>
@@ -22868,6 +24646,7 @@
               </w:rPr>
               <w:t>Value_SetValidValue_ShouldSetValue</w:t>
             </w:r>
+            <w:proofErr w:type="spellEnd"/>
           </w:p>
         </w:tc>
         <w:tc>
@@ -22908,7 +24687,23 @@
                 <w:sz w:val="24"/>
                 <w:szCs w:val="20"/>
               </w:rPr>
-              <w:t>диапазона, свойство Value должно успешно изменяться</w:t>
+              <w:t xml:space="preserve">диапазона, свойство </w:t>
+            </w:r>
+            <w:proofErr w:type="spellStart"/>
+            <w:r>
+              <w:rPr>
+                <w:sz w:val="24"/>
+                <w:szCs w:val="20"/>
+              </w:rPr>
+              <w:t>Value</w:t>
+            </w:r>
+            <w:proofErr w:type="spellEnd"/>
+            <w:r>
+              <w:rPr>
+                <w:sz w:val="24"/>
+                <w:szCs w:val="20"/>
+              </w:rPr>
+              <w:t xml:space="preserve"> должно успешно изменяться</w:t>
             </w:r>
           </w:p>
         </w:tc>
@@ -22929,6 +24724,7 @@
                 <w:szCs w:val="20"/>
               </w:rPr>
             </w:pPr>
+            <w:proofErr w:type="spellStart"/>
             <w:r>
               <w:rPr>
                 <w:sz w:val="24"/>
@@ -22936,6 +24732,7 @@
               </w:rPr>
               <w:t>Value_SetToMinValue_ShouldWork</w:t>
             </w:r>
+            <w:proofErr w:type="spellEnd"/>
           </w:p>
         </w:tc>
         <w:tc>
@@ -22997,6 +24794,7 @@
                 <w:szCs w:val="20"/>
               </w:rPr>
             </w:pPr>
+            <w:proofErr w:type="spellStart"/>
             <w:r>
               <w:rPr>
                 <w:sz w:val="24"/>
@@ -23004,6 +24802,7 @@
               </w:rPr>
               <w:t>Value_SetToMaxValue_ShouldWork</w:t>
             </w:r>
+            <w:proofErr w:type="spellEnd"/>
           </w:p>
         </w:tc>
         <w:tc>
@@ -23065,6 +24864,7 @@
                 <w:szCs w:val="20"/>
               </w:rPr>
             </w:pPr>
+            <w:proofErr w:type="spellStart"/>
             <w:r>
               <w:rPr>
                 <w:sz w:val="24"/>
@@ -23072,6 +24872,7 @@
               </w:rPr>
               <w:t>Value_AfterInvalidSet_ShouldKeepPreviousValue</w:t>
             </w:r>
+            <w:proofErr w:type="spellEnd"/>
           </w:p>
         </w:tc>
         <w:tc>
@@ -23176,6 +24977,7 @@
                 <w:szCs w:val="20"/>
               </w:rPr>
             </w:pPr>
+            <w:proofErr w:type="spellStart"/>
             <w:r>
               <w:rPr>
                 <w:sz w:val="24"/>
@@ -23183,6 +24985,7 @@
               </w:rPr>
               <w:t>Value_SetMultipleTimes_ShouldWorkCorrectly</w:t>
             </w:r>
+            <w:proofErr w:type="spellEnd"/>
           </w:p>
         </w:tc>
         <w:tc>
@@ -23251,6 +25054,7 @@
                 <w:szCs w:val="20"/>
               </w:rPr>
             </w:pPr>
+            <w:proofErr w:type="spellStart"/>
             <w:r>
               <w:rPr>
                 <w:sz w:val="24"/>
@@ -23258,6 +25062,7 @@
               </w:rPr>
               <w:t>SetRange_ValidRange_ShouldUpdateAllProperties</w:t>
             </w:r>
+            <w:proofErr w:type="spellEnd"/>
           </w:p>
         </w:tc>
         <w:tc>
@@ -23362,6 +25167,7 @@
                 <w:szCs w:val="20"/>
               </w:rPr>
             </w:pPr>
+            <w:proofErr w:type="spellStart"/>
             <w:r>
               <w:rPr>
                 <w:sz w:val="24"/>
@@ -23369,6 +25175,7 @@
               </w:rPr>
               <w:t>SetRange_InvalidRange_ShouldThrowArgumentException</w:t>
             </w:r>
+            <w:proofErr w:type="spellEnd"/>
           </w:p>
         </w:tc>
         <w:tc>
@@ -23448,6 +25255,7 @@
                 <w:szCs w:val="20"/>
               </w:rPr>
             </w:pPr>
+            <w:proofErr w:type="spellStart"/>
             <w:r>
               <w:rPr>
                 <w:sz w:val="24"/>
@@ -23455,6 +25263,7 @@
               </w:rPr>
               <w:t>SetRange_ValueBelowNewMin_ShouldAdjustValueToMin</w:t>
             </w:r>
+            <w:proofErr w:type="spellEnd"/>
           </w:p>
         </w:tc>
         <w:tc>
@@ -23541,6 +25350,7 @@
                 <w:szCs w:val="20"/>
               </w:rPr>
             </w:pPr>
+            <w:proofErr w:type="spellStart"/>
             <w:r>
               <w:rPr>
                 <w:sz w:val="24"/>
@@ -23548,6 +25358,7 @@
               </w:rPr>
               <w:t>SetRange_ValueAboveNewMax_ShouldAdjustValueToMax</w:t>
             </w:r>
+            <w:proofErr w:type="spellEnd"/>
           </w:p>
         </w:tc>
         <w:tc>
@@ -23627,6 +25438,7 @@
                 <w:szCs w:val="20"/>
               </w:rPr>
             </w:pPr>
+            <w:proofErr w:type="spellStart"/>
             <w:r>
               <w:rPr>
                 <w:sz w:val="24"/>
@@ -23634,6 +25446,7 @@
               </w:rPr>
               <w:t>SetRange_ValueWithinNewRange_ShouldKeepValue</w:t>
             </w:r>
+            <w:proofErr w:type="spellEnd"/>
           </w:p>
         </w:tc>
         <w:tc>
@@ -23778,6 +25591,7 @@
                 <w:szCs w:val="20"/>
               </w:rPr>
             </w:pPr>
+            <w:proofErr w:type="spellStart"/>
             <w:r>
               <w:rPr>
                 <w:sz w:val="24"/>
@@ -23785,6 +25599,7 @@
               </w:rPr>
               <w:t>SetRange_ValueAboveNewMax_ShouldAdjustValueToMax</w:t>
             </w:r>
+            <w:proofErr w:type="spellEnd"/>
           </w:p>
         </w:tc>
         <w:tc>
@@ -23864,6 +25679,7 @@
                 <w:szCs w:val="20"/>
               </w:rPr>
             </w:pPr>
+            <w:proofErr w:type="spellStart"/>
             <w:r>
               <w:rPr>
                 <w:sz w:val="24"/>
@@ -23871,6 +25687,7 @@
               </w:rPr>
               <w:t>SetRange_ValueWithinNewRange_ShouldKeepValue</w:t>
             </w:r>
+            <w:proofErr w:type="spellEnd"/>
           </w:p>
         </w:tc>
         <w:tc>
@@ -23950,6 +25767,7 @@
                 <w:szCs w:val="20"/>
               </w:rPr>
             </w:pPr>
+            <w:proofErr w:type="spellStart"/>
             <w:r>
               <w:rPr>
                 <w:sz w:val="24"/>
@@ -23957,6 +25775,7 @@
               </w:rPr>
               <w:t>SetMinValue_ValidValue_ShouldUpdateMinValue</w:t>
             </w:r>
+            <w:proofErr w:type="spellEnd"/>
           </w:p>
         </w:tc>
         <w:tc>
@@ -24068,6 +25887,7 @@
                 <w:szCs w:val="20"/>
               </w:rPr>
             </w:pPr>
+            <w:proofErr w:type="spellStart"/>
             <w:r>
               <w:rPr>
                 <w:sz w:val="24"/>
@@ -24075,6 +25895,7 @@
               </w:rPr>
               <w:t>SetMinValue_GreaterThanMax_ShouldThrowArgumentException</w:t>
             </w:r>
+            <w:proofErr w:type="spellEnd"/>
           </w:p>
         </w:tc>
         <w:tc>
@@ -24154,6 +25975,7 @@
                 <w:szCs w:val="20"/>
               </w:rPr>
             </w:pPr>
+            <w:proofErr w:type="spellStart"/>
             <w:r>
               <w:rPr>
                 <w:sz w:val="24"/>
@@ -24161,6 +25983,7 @@
               </w:rPr>
               <w:t>SetMinValue_ValueBelowNewMin_ShouldAdjustValue</w:t>
             </w:r>
+            <w:proofErr w:type="spellEnd"/>
           </w:p>
         </w:tc>
         <w:tc>
@@ -24240,6 +26063,7 @@
                 <w:szCs w:val="20"/>
               </w:rPr>
             </w:pPr>
+            <w:proofErr w:type="spellStart"/>
             <w:r>
               <w:rPr>
                 <w:sz w:val="24"/>
@@ -24247,6 +26071,7 @@
               </w:rPr>
               <w:t>SetMinValue_EqualToMaxValue_ShouldWork</w:t>
             </w:r>
+            <w:proofErr w:type="spellEnd"/>
           </w:p>
         </w:tc>
         <w:tc>
@@ -24344,6 +26169,7 @@
                 <w:szCs w:val="20"/>
               </w:rPr>
             </w:pPr>
+            <w:proofErr w:type="spellStart"/>
             <w:r>
               <w:rPr>
                 <w:sz w:val="24"/>
@@ -24351,6 +26177,7 @@
               </w:rPr>
               <w:t>SetMaxValue_ValidValue_ShouldUpdateMaxValue</w:t>
             </w:r>
+            <w:proofErr w:type="spellEnd"/>
           </w:p>
         </w:tc>
         <w:tc>
@@ -24448,6 +26275,7 @@
                 <w:szCs w:val="20"/>
               </w:rPr>
             </w:pPr>
+            <w:proofErr w:type="spellStart"/>
             <w:r>
               <w:rPr>
                 <w:sz w:val="24"/>
@@ -24455,6 +26283,7 @@
               </w:rPr>
               <w:t>SetMaxValue_LessThanMin_ShouldThrowArgumentExceptio</w:t>
             </w:r>
+            <w:proofErr w:type="spellEnd"/>
             <w:r>
               <w:rPr>
                 <w:sz w:val="24"/>
@@ -24542,6 +26371,7 @@
                 <w:szCs w:val="20"/>
               </w:rPr>
             </w:pPr>
+            <w:proofErr w:type="spellStart"/>
             <w:r>
               <w:rPr>
                 <w:sz w:val="24"/>
@@ -24549,6 +26379,7 @@
               </w:rPr>
               <w:t>SetMaxValue_ValueAboveNewMax_ShouldAdjustValue</w:t>
             </w:r>
+            <w:proofErr w:type="spellEnd"/>
           </w:p>
         </w:tc>
         <w:tc>
@@ -24628,6 +26459,7 @@
                 <w:szCs w:val="20"/>
               </w:rPr>
             </w:pPr>
+            <w:proofErr w:type="spellStart"/>
             <w:r>
               <w:rPr>
                 <w:sz w:val="24"/>
@@ -24635,6 +26467,7 @@
               </w:rPr>
               <w:t>SetMaxValue_EqualToMinValue_ShouldWork</w:t>
             </w:r>
+            <w:proofErr w:type="spellEnd"/>
           </w:p>
         </w:tc>
         <w:tc>
@@ -24749,6 +26582,7 @@
                 <w:szCs w:val="20"/>
               </w:rPr>
             </w:pPr>
+            <w:proofErr w:type="spellStart"/>
             <w:r>
               <w:rPr>
                 <w:sz w:val="24"/>
@@ -24756,6 +26590,7 @@
               </w:rPr>
               <w:t>SetMaxValue_ValidValue_ShouldUpdateMaxValue</w:t>
             </w:r>
+            <w:proofErr w:type="spellEnd"/>
           </w:p>
         </w:tc>
         <w:tc>
@@ -24854,6 +26689,7 @@
                 <w:lang w:val="en-US"/>
               </w:rPr>
             </w:pPr>
+            <w:proofErr w:type="spellStart"/>
             <w:r>
               <w:rPr>
                 <w:sz w:val="24"/>
@@ -24861,6 +26697,7 @@
               </w:rPr>
               <w:t>SetMaxValue_LessThanMin_ShouldThrowArgumentExceptio</w:t>
             </w:r>
+            <w:proofErr w:type="spellEnd"/>
             <w:r>
               <w:rPr>
                 <w:sz w:val="24"/>
@@ -24948,6 +26785,7 @@
                 <w:szCs w:val="20"/>
               </w:rPr>
             </w:pPr>
+            <w:proofErr w:type="spellStart"/>
             <w:r>
               <w:rPr>
                 <w:sz w:val="24"/>
@@ -24955,6 +26793,7 @@
               </w:rPr>
               <w:t>SetMaxValue_ValueAboveNewMax_ShouldAdjustValue</w:t>
             </w:r>
+            <w:proofErr w:type="spellEnd"/>
           </w:p>
         </w:tc>
         <w:tc>
@@ -25034,6 +26873,7 @@
                 <w:szCs w:val="20"/>
               </w:rPr>
             </w:pPr>
+            <w:proofErr w:type="spellStart"/>
             <w:r>
               <w:rPr>
                 <w:sz w:val="24"/>
@@ -25041,6 +26881,7 @@
               </w:rPr>
               <w:t>SetMaxValue_EqualToMinValue_ShouldWork</w:t>
             </w:r>
+            <w:proofErr w:type="spellEnd"/>
           </w:p>
         </w:tc>
         <w:tc>
@@ -25120,6 +26961,7 @@
                 <w:szCs w:val="20"/>
               </w:rPr>
             </w:pPr>
+            <w:proofErr w:type="spellStart"/>
             <w:r>
               <w:rPr>
                 <w:sz w:val="24"/>
@@ -25127,6 +26969,7 @@
               </w:rPr>
               <w:t>Properties_ShouldBeReadable</w:t>
             </w:r>
+            <w:proofErr w:type="spellEnd"/>
           </w:p>
         </w:tc>
         <w:tc>
@@ -25149,7 +26992,55 @@
                 <w:sz w:val="24"/>
                 <w:szCs w:val="20"/>
               </w:rPr>
-              <w:t>Все основные свойства (MinValue, MaxValue, Value)</w:t>
+              <w:t>Все основные свойства (</w:t>
+            </w:r>
+            <w:proofErr w:type="spellStart"/>
+            <w:r>
+              <w:rPr>
+                <w:sz w:val="24"/>
+                <w:szCs w:val="20"/>
+              </w:rPr>
+              <w:t>MinValue</w:t>
+            </w:r>
+            <w:proofErr w:type="spellEnd"/>
+            <w:r>
+              <w:rPr>
+                <w:sz w:val="24"/>
+                <w:szCs w:val="20"/>
+              </w:rPr>
+              <w:t xml:space="preserve">, </w:t>
+            </w:r>
+            <w:proofErr w:type="spellStart"/>
+            <w:r>
+              <w:rPr>
+                <w:sz w:val="24"/>
+                <w:szCs w:val="20"/>
+              </w:rPr>
+              <w:t>MaxValue</w:t>
+            </w:r>
+            <w:proofErr w:type="spellEnd"/>
+            <w:r>
+              <w:rPr>
+                <w:sz w:val="24"/>
+                <w:szCs w:val="20"/>
+              </w:rPr>
+              <w:t xml:space="preserve">, </w:t>
+            </w:r>
+            <w:proofErr w:type="spellStart"/>
+            <w:r>
+              <w:rPr>
+                <w:sz w:val="24"/>
+                <w:szCs w:val="20"/>
+              </w:rPr>
+              <w:t>Value</w:t>
+            </w:r>
+            <w:proofErr w:type="spellEnd"/>
+            <w:r>
+              <w:rPr>
+                <w:sz w:val="24"/>
+                <w:szCs w:val="20"/>
+              </w:rPr>
+              <w:t>)</w:t>
             </w:r>
           </w:p>
           <w:p>
@@ -25188,6 +27079,7 @@
                 <w:szCs w:val="20"/>
               </w:rPr>
             </w:pPr>
+            <w:proofErr w:type="spellStart"/>
             <w:r>
               <w:rPr>
                 <w:sz w:val="24"/>
@@ -25195,6 +27087,7 @@
               </w:rPr>
               <w:t>Value_WithNegativeRange_ShouldWork</w:t>
             </w:r>
+            <w:proofErr w:type="spellEnd"/>
           </w:p>
         </w:tc>
         <w:tc>
@@ -25274,6 +27167,7 @@
                 <w:szCs w:val="20"/>
               </w:rPr>
             </w:pPr>
+            <w:proofErr w:type="spellStart"/>
             <w:r>
               <w:rPr>
                 <w:sz w:val="24"/>
@@ -25281,6 +27175,7 @@
               </w:rPr>
               <w:t>Value_WithDecimalRange_ShouldWork</w:t>
             </w:r>
+            <w:proofErr w:type="spellEnd"/>
           </w:p>
         </w:tc>
         <w:tc>
@@ -25385,6 +27280,7 @@
         </w:rPr>
         <w:t>Glass</w:t>
       </w:r>
+      <w:proofErr w:type="spellStart"/>
       <w:r>
         <w:rPr>
           <w:sz w:val="24"/>
@@ -25392,6 +27288,7 @@
         </w:rPr>
         <w:t>BuilderTest</w:t>
       </w:r>
+      <w:proofErr w:type="spellEnd"/>
     </w:p>
     <w:tbl>
       <w:tblPr>
@@ -25469,6 +27366,7 @@
                 <w:szCs w:val="20"/>
               </w:rPr>
             </w:pPr>
+            <w:proofErr w:type="spellStart"/>
             <w:r>
               <w:rPr>
                 <w:sz w:val="24"/>
@@ -25476,6 +27374,7 @@
               </w:rPr>
               <w:t>ValidateParameters_WithNullParameters_ShouldReturnFalse</w:t>
             </w:r>
+            <w:proofErr w:type="spellEnd"/>
           </w:p>
         </w:tc>
         <w:tc>
@@ -25498,25 +27397,73 @@
                 <w:sz w:val="24"/>
                 <w:szCs w:val="20"/>
               </w:rPr>
-              <w:t xml:space="preserve">Проверяет, что ValidateParameters </w:t>
-            </w:r>
-          </w:p>
-          <w:p>
-            <w:pPr>
-              <w:spacing w:line="240" w:lineRule="auto"/>
-              <w:ind w:firstLine="0"/>
-              <w:jc w:val="center"/>
-              <w:rPr>
-                <w:sz w:val="24"/>
-                <w:szCs w:val="20"/>
-              </w:rPr>
-            </w:pPr>
-            <w:r>
-              <w:rPr>
-                <w:sz w:val="24"/>
-                <w:szCs w:val="20"/>
-              </w:rPr>
-              <w:t>возвращает false для null параметров</w:t>
+              <w:t xml:space="preserve">Проверяет, что </w:t>
+            </w:r>
+            <w:proofErr w:type="spellStart"/>
+            <w:r>
+              <w:rPr>
+                <w:sz w:val="24"/>
+                <w:szCs w:val="20"/>
+              </w:rPr>
+              <w:t>ValidateParameters</w:t>
+            </w:r>
+            <w:proofErr w:type="spellEnd"/>
+            <w:r>
+              <w:rPr>
+                <w:sz w:val="24"/>
+                <w:szCs w:val="20"/>
+              </w:rPr>
+              <w:t xml:space="preserve"> </w:t>
+            </w:r>
+          </w:p>
+          <w:p>
+            <w:pPr>
+              <w:spacing w:line="240" w:lineRule="auto"/>
+              <w:ind w:firstLine="0"/>
+              <w:jc w:val="center"/>
+              <w:rPr>
+                <w:sz w:val="24"/>
+                <w:szCs w:val="20"/>
+              </w:rPr>
+            </w:pPr>
+            <w:r>
+              <w:rPr>
+                <w:sz w:val="24"/>
+                <w:szCs w:val="20"/>
+              </w:rPr>
+              <w:t xml:space="preserve">возвращает </w:t>
+            </w:r>
+            <w:proofErr w:type="spellStart"/>
+            <w:r>
+              <w:rPr>
+                <w:sz w:val="24"/>
+                <w:szCs w:val="20"/>
+              </w:rPr>
+              <w:t>false</w:t>
+            </w:r>
+            <w:proofErr w:type="spellEnd"/>
+            <w:r>
+              <w:rPr>
+                <w:sz w:val="24"/>
+                <w:szCs w:val="20"/>
+              </w:rPr>
+              <w:t xml:space="preserve"> для </w:t>
+            </w:r>
+            <w:proofErr w:type="spellStart"/>
+            <w:r>
+              <w:rPr>
+                <w:sz w:val="24"/>
+                <w:szCs w:val="20"/>
+              </w:rPr>
+              <w:t>null</w:t>
+            </w:r>
+            <w:proofErr w:type="spellEnd"/>
+            <w:r>
+              <w:rPr>
+                <w:sz w:val="24"/>
+                <w:szCs w:val="20"/>
+              </w:rPr>
+              <w:t xml:space="preserve"> параметров</w:t>
             </w:r>
           </w:p>
         </w:tc>
@@ -25537,6 +27484,7 @@
                 <w:szCs w:val="20"/>
               </w:rPr>
             </w:pPr>
+            <w:proofErr w:type="spellStart"/>
             <w:r>
               <w:rPr>
                 <w:sz w:val="24"/>
@@ -25544,6 +27492,7 @@
               </w:rPr>
               <w:t>ValidateParameters_WithValidParameters_ShouldReturnTrue</w:t>
             </w:r>
+            <w:proofErr w:type="spellEnd"/>
           </w:p>
         </w:tc>
         <w:tc>
@@ -25566,25 +27515,57 @@
                 <w:sz w:val="24"/>
                 <w:szCs w:val="20"/>
               </w:rPr>
-              <w:t xml:space="preserve">Проверяет, что ValidateParameters </w:t>
-            </w:r>
-          </w:p>
-          <w:p>
-            <w:pPr>
-              <w:spacing w:line="240" w:lineRule="auto"/>
-              <w:ind w:firstLine="0"/>
-              <w:jc w:val="center"/>
-              <w:rPr>
-                <w:sz w:val="24"/>
-                <w:szCs w:val="20"/>
-              </w:rPr>
-            </w:pPr>
-            <w:r>
-              <w:rPr>
-                <w:sz w:val="24"/>
-                <w:szCs w:val="20"/>
-              </w:rPr>
-              <w:t>возвращает true для корректных параметров</w:t>
+              <w:t xml:space="preserve">Проверяет, что </w:t>
+            </w:r>
+            <w:proofErr w:type="spellStart"/>
+            <w:r>
+              <w:rPr>
+                <w:sz w:val="24"/>
+                <w:szCs w:val="20"/>
+              </w:rPr>
+              <w:t>ValidateParameters</w:t>
+            </w:r>
+            <w:proofErr w:type="spellEnd"/>
+            <w:r>
+              <w:rPr>
+                <w:sz w:val="24"/>
+                <w:szCs w:val="20"/>
+              </w:rPr>
+              <w:t xml:space="preserve"> </w:t>
+            </w:r>
+          </w:p>
+          <w:p>
+            <w:pPr>
+              <w:spacing w:line="240" w:lineRule="auto"/>
+              <w:ind w:firstLine="0"/>
+              <w:jc w:val="center"/>
+              <w:rPr>
+                <w:sz w:val="24"/>
+                <w:szCs w:val="20"/>
+              </w:rPr>
+            </w:pPr>
+            <w:r>
+              <w:rPr>
+                <w:sz w:val="24"/>
+                <w:szCs w:val="20"/>
+              </w:rPr>
+              <w:t xml:space="preserve">возвращает </w:t>
+            </w:r>
+            <w:proofErr w:type="spellStart"/>
+            <w:r>
+              <w:rPr>
+                <w:sz w:val="24"/>
+                <w:szCs w:val="20"/>
+              </w:rPr>
+              <w:t>true</w:t>
+            </w:r>
+            <w:proofErr w:type="spellEnd"/>
+            <w:r>
+              <w:rPr>
+                <w:sz w:val="24"/>
+                <w:szCs w:val="20"/>
+              </w:rPr>
+              <w:t xml:space="preserve"> для корректных параметров</w:t>
             </w:r>
           </w:p>
         </w:tc>
@@ -25608,6 +27589,7 @@
                 <w:szCs w:val="20"/>
               </w:rPr>
             </w:pPr>
+            <w:proofErr w:type="spellStart"/>
             <w:r>
               <w:rPr>
                 <w:sz w:val="24"/>
@@ -25615,6 +27597,7 @@
               </w:rPr>
               <w:t>ValidateParametersFields_WithValidValues_ShouldNotThrow</w:t>
             </w:r>
+            <w:proofErr w:type="spellEnd"/>
           </w:p>
         </w:tc>
         <w:tc>
@@ -25650,12 +27633,21 @@
                 <w:szCs w:val="20"/>
               </w:rPr>
             </w:pPr>
-            <w:r>
-              <w:rPr>
-                <w:sz w:val="24"/>
-                <w:szCs w:val="20"/>
-              </w:rPr>
-              <w:t>валидации с корректными значениями</w:t>
+            <w:proofErr w:type="spellStart"/>
+            <w:r>
+              <w:rPr>
+                <w:sz w:val="24"/>
+                <w:szCs w:val="20"/>
+              </w:rPr>
+              <w:t>валидации</w:t>
+            </w:r>
+            <w:proofErr w:type="spellEnd"/>
+            <w:r>
+              <w:rPr>
+                <w:sz w:val="24"/>
+                <w:szCs w:val="20"/>
+              </w:rPr>
+              <w:t xml:space="preserve"> с корректными значениями</w:t>
             </w:r>
           </w:p>
         </w:tc>
@@ -25676,6 +27668,7 @@
                 <w:szCs w:val="20"/>
               </w:rPr>
             </w:pPr>
+            <w:proofErr w:type="spellStart"/>
             <w:r>
               <w:rPr>
                 <w:sz w:val="24"/>
@@ -25683,6 +27676,7 @@
               </w:rPr>
               <w:t>ValidateParametersFields_TotalLowerHeightBottom</w:t>
             </w:r>
+            <w:proofErr w:type="spellEnd"/>
           </w:p>
         </w:tc>
         <w:tc>
@@ -25705,7 +27699,23 @@
                 <w:sz w:val="24"/>
                 <w:szCs w:val="20"/>
               </w:rPr>
-              <w:t>Проверяет валидацию на некорректную</w:t>
+              <w:t xml:space="preserve">Проверяет </w:t>
+            </w:r>
+            <w:proofErr w:type="spellStart"/>
+            <w:r>
+              <w:rPr>
+                <w:sz w:val="24"/>
+                <w:szCs w:val="20"/>
+              </w:rPr>
+              <w:t>валидацию</w:t>
+            </w:r>
+            <w:proofErr w:type="spellEnd"/>
+            <w:r>
+              <w:rPr>
+                <w:sz w:val="24"/>
+                <w:szCs w:val="20"/>
+              </w:rPr>
+              <w:t xml:space="preserve"> на некорректную</w:t>
             </w:r>
           </w:p>
           <w:p>
@@ -25744,6 +27754,7 @@
                 <w:szCs w:val="20"/>
               </w:rPr>
             </w:pPr>
+            <w:proofErr w:type="spellStart"/>
             <w:r>
               <w:rPr>
                 <w:sz w:val="24"/>
@@ -25751,6 +27762,7 @@
               </w:rPr>
               <w:t>ValidateParametersFields_NegativeHeightTotal_Throw</w:t>
             </w:r>
+            <w:proofErr w:type="spellEnd"/>
           </w:p>
         </w:tc>
         <w:tc>
@@ -25773,7 +27785,23 @@
                 <w:sz w:val="24"/>
                 <w:szCs w:val="20"/>
               </w:rPr>
-              <w:t>Проверяет валидацию отрицательной общей высоты</w:t>
+              <w:t xml:space="preserve">Проверяет </w:t>
+            </w:r>
+            <w:proofErr w:type="spellStart"/>
+            <w:r>
+              <w:rPr>
+                <w:sz w:val="24"/>
+                <w:szCs w:val="20"/>
+              </w:rPr>
+              <w:t>валидацию</w:t>
+            </w:r>
+            <w:proofErr w:type="spellEnd"/>
+            <w:r>
+              <w:rPr>
+                <w:sz w:val="24"/>
+                <w:szCs w:val="20"/>
+              </w:rPr>
+              <w:t xml:space="preserve"> отрицательной общей высоты</w:t>
             </w:r>
           </w:p>
         </w:tc>
@@ -25794,6 +27822,7 @@
                 <w:szCs w:val="20"/>
               </w:rPr>
             </w:pPr>
+            <w:proofErr w:type="spellStart"/>
             <w:r>
               <w:rPr>
                 <w:sz w:val="24"/>
@@ -25801,6 +27830,7 @@
               </w:rPr>
               <w:t>ValidateParametersFields_ZeroHeightTotal_ShouldThrow</w:t>
             </w:r>
+            <w:proofErr w:type="spellEnd"/>
           </w:p>
         </w:tc>
         <w:tc>
@@ -25823,7 +27853,23 @@
                 <w:sz w:val="24"/>
                 <w:szCs w:val="20"/>
               </w:rPr>
-              <w:t>Проверяет валидацию нулевой общей высоты</w:t>
+              <w:t xml:space="preserve">Проверяет </w:t>
+            </w:r>
+            <w:proofErr w:type="spellStart"/>
+            <w:r>
+              <w:rPr>
+                <w:sz w:val="24"/>
+                <w:szCs w:val="20"/>
+              </w:rPr>
+              <w:t>валидацию</w:t>
+            </w:r>
+            <w:proofErr w:type="spellEnd"/>
+            <w:r>
+              <w:rPr>
+                <w:sz w:val="24"/>
+                <w:szCs w:val="20"/>
+              </w:rPr>
+              <w:t xml:space="preserve"> нулевой общей высоты</w:t>
             </w:r>
           </w:p>
         </w:tc>
@@ -25844,6 +27890,7 @@
                 <w:szCs w:val="20"/>
               </w:rPr>
             </w:pPr>
+            <w:proofErr w:type="spellStart"/>
             <w:r>
               <w:rPr>
                 <w:sz w:val="24"/>
@@ -25851,6 +27898,7 @@
               </w:rPr>
               <w:t>ValidateParametersFields_NegativeRadius_ShouldThrow</w:t>
             </w:r>
+            <w:proofErr w:type="spellEnd"/>
           </w:p>
         </w:tc>
         <w:tc>
@@ -25873,7 +27921,23 @@
                 <w:sz w:val="24"/>
                 <w:szCs w:val="20"/>
               </w:rPr>
-              <w:t>Проверяет валидацию отрицательного радиуса</w:t>
+              <w:t xml:space="preserve">Проверяет </w:t>
+            </w:r>
+            <w:proofErr w:type="spellStart"/>
+            <w:r>
+              <w:rPr>
+                <w:sz w:val="24"/>
+                <w:szCs w:val="20"/>
+              </w:rPr>
+              <w:t>валидацию</w:t>
+            </w:r>
+            <w:proofErr w:type="spellEnd"/>
+            <w:r>
+              <w:rPr>
+                <w:sz w:val="24"/>
+                <w:szCs w:val="20"/>
+              </w:rPr>
+              <w:t xml:space="preserve"> отрицательного радиуса</w:t>
             </w:r>
           </w:p>
         </w:tc>
@@ -25894,6 +27958,7 @@
                 <w:szCs w:val="20"/>
               </w:rPr>
             </w:pPr>
+            <w:proofErr w:type="spellStart"/>
             <w:r>
               <w:rPr>
                 <w:sz w:val="24"/>
@@ -25901,6 +27966,7 @@
               </w:rPr>
               <w:t>ValidateParametersFields_ZeroRadius_ShouldThrow</w:t>
             </w:r>
+            <w:proofErr w:type="spellEnd"/>
           </w:p>
         </w:tc>
         <w:tc>
@@ -25923,7 +27989,23 @@
                 <w:sz w:val="24"/>
                 <w:szCs w:val="20"/>
               </w:rPr>
-              <w:t>Проверяет валидацию нулевого радиуса</w:t>
+              <w:t xml:space="preserve">Проверяет </w:t>
+            </w:r>
+            <w:proofErr w:type="spellStart"/>
+            <w:r>
+              <w:rPr>
+                <w:sz w:val="24"/>
+                <w:szCs w:val="20"/>
+              </w:rPr>
+              <w:t>валидацию</w:t>
+            </w:r>
+            <w:proofErr w:type="spellEnd"/>
+            <w:r>
+              <w:rPr>
+                <w:sz w:val="24"/>
+                <w:szCs w:val="20"/>
+              </w:rPr>
+              <w:t xml:space="preserve"> нулевого радиуса</w:t>
             </w:r>
           </w:p>
         </w:tc>
@@ -25944,6 +28026,7 @@
                 <w:szCs w:val="20"/>
               </w:rPr>
             </w:pPr>
+            <w:proofErr w:type="spellStart"/>
             <w:r>
               <w:rPr>
                 <w:sz w:val="24"/>
@@ -25951,6 +28034,7 @@
               </w:rPr>
               <w:t>ValidateParametersFields_ZeroHeightBottom_NotThrow</w:t>
             </w:r>
+            <w:proofErr w:type="spellEnd"/>
           </w:p>
         </w:tc>
         <w:tc>
@@ -25994,6 +28078,7 @@
                 <w:szCs w:val="20"/>
               </w:rPr>
             </w:pPr>
+            <w:proofErr w:type="spellStart"/>
             <w:r>
               <w:rPr>
                 <w:sz w:val="24"/>
@@ -26001,6 +28086,7 @@
               </w:rPr>
               <w:t>ValidateParametersFields_ZeroThicknessLowerEdge</w:t>
             </w:r>
+            <w:proofErr w:type="spellEnd"/>
           </w:p>
         </w:tc>
         <w:tc>
@@ -26023,7 +28109,23 @@
                 <w:sz w:val="24"/>
                 <w:szCs w:val="20"/>
               </w:rPr>
-              <w:t>Проверяет валидацию нулевой толщины нижней стенки</w:t>
+              <w:t xml:space="preserve">Проверяет </w:t>
+            </w:r>
+            <w:proofErr w:type="spellStart"/>
+            <w:r>
+              <w:rPr>
+                <w:sz w:val="24"/>
+                <w:szCs w:val="20"/>
+              </w:rPr>
+              <w:t>валидацию</w:t>
+            </w:r>
+            <w:proofErr w:type="spellEnd"/>
+            <w:r>
+              <w:rPr>
+                <w:sz w:val="24"/>
+                <w:szCs w:val="20"/>
+              </w:rPr>
+              <w:t xml:space="preserve"> нулевой толщины нижней стенки</w:t>
             </w:r>
           </w:p>
         </w:tc>
@@ -26044,6 +28146,7 @@
                 <w:szCs w:val="20"/>
               </w:rPr>
             </w:pPr>
+            <w:proofErr w:type="spellStart"/>
             <w:r>
               <w:rPr>
                 <w:sz w:val="24"/>
@@ -26051,6 +28154,7 @@
               </w:rPr>
               <w:t>ValidateParametersFields_NegativeThicknessLowerEdge</w:t>
             </w:r>
+            <w:proofErr w:type="spellEnd"/>
           </w:p>
         </w:tc>
         <w:tc>
@@ -26073,7 +28177,23 @@
                 <w:sz w:val="24"/>
                 <w:szCs w:val="20"/>
               </w:rPr>
-              <w:t>Проверяет валидацию отрицательной</w:t>
+              <w:t xml:space="preserve">Проверяет </w:t>
+            </w:r>
+            <w:proofErr w:type="spellStart"/>
+            <w:r>
+              <w:rPr>
+                <w:sz w:val="24"/>
+                <w:szCs w:val="20"/>
+              </w:rPr>
+              <w:t>валидацию</w:t>
+            </w:r>
+            <w:proofErr w:type="spellEnd"/>
+            <w:r>
+              <w:rPr>
+                <w:sz w:val="24"/>
+                <w:szCs w:val="20"/>
+              </w:rPr>
+              <w:t xml:space="preserve"> отрицательной</w:t>
             </w:r>
           </w:p>
           <w:p>
@@ -26112,6 +28232,7 @@
                 <w:szCs w:val="20"/>
               </w:rPr>
             </w:pPr>
+            <w:proofErr w:type="spellStart"/>
             <w:r>
               <w:rPr>
                 <w:sz w:val="24"/>
@@ -26119,6 +28240,7 @@
               </w:rPr>
               <w:t>ValidateParametersFields_NegativeThicknessUpperEdge</w:t>
             </w:r>
+            <w:proofErr w:type="spellEnd"/>
           </w:p>
         </w:tc>
         <w:tc>
@@ -26141,7 +28263,23 @@
                 <w:sz w:val="24"/>
                 <w:szCs w:val="20"/>
               </w:rPr>
-              <w:t xml:space="preserve">Проверяет валидацию отрицательной </w:t>
+              <w:t xml:space="preserve">Проверяет </w:t>
+            </w:r>
+            <w:proofErr w:type="spellStart"/>
+            <w:r>
+              <w:rPr>
+                <w:sz w:val="24"/>
+                <w:szCs w:val="20"/>
+              </w:rPr>
+              <w:t>валидацию</w:t>
+            </w:r>
+            <w:proofErr w:type="spellEnd"/>
+            <w:r>
+              <w:rPr>
+                <w:sz w:val="24"/>
+                <w:szCs w:val="20"/>
+              </w:rPr>
+              <w:t xml:space="preserve"> отрицательной </w:t>
             </w:r>
           </w:p>
           <w:p>
@@ -26180,6 +28318,7 @@
                 <w:szCs w:val="20"/>
               </w:rPr>
             </w:pPr>
+            <w:proofErr w:type="spellStart"/>
             <w:r>
               <w:rPr>
                 <w:sz w:val="24"/>
@@ -26187,6 +28326,7 @@
               </w:rPr>
               <w:t>ValidateParametersFields_NegativeHeightUpperEdge</w:t>
             </w:r>
+            <w:proofErr w:type="spellEnd"/>
           </w:p>
         </w:tc>
         <w:tc>
@@ -26209,7 +28349,23 @@
                 <w:sz w:val="24"/>
                 <w:szCs w:val="20"/>
               </w:rPr>
-              <w:t xml:space="preserve">Проверяет валидацию отрицательной </w:t>
+              <w:t xml:space="preserve">Проверяет </w:t>
+            </w:r>
+            <w:proofErr w:type="spellStart"/>
+            <w:r>
+              <w:rPr>
+                <w:sz w:val="24"/>
+                <w:szCs w:val="20"/>
+              </w:rPr>
+              <w:t>валидацию</w:t>
+            </w:r>
+            <w:proofErr w:type="spellEnd"/>
+            <w:r>
+              <w:rPr>
+                <w:sz w:val="24"/>
+                <w:szCs w:val="20"/>
+              </w:rPr>
+              <w:t xml:space="preserve"> отрицательной </w:t>
             </w:r>
           </w:p>
           <w:p>
@@ -26277,7 +28433,23 @@
                 <w:sz w:val="24"/>
                 <w:szCs w:val="20"/>
               </w:rPr>
-              <w:t>Проверяет валидацию слишком малого количества граней</w:t>
+              <w:t xml:space="preserve">Проверяет </w:t>
+            </w:r>
+            <w:proofErr w:type="spellStart"/>
+            <w:r>
+              <w:rPr>
+                <w:sz w:val="24"/>
+                <w:szCs w:val="20"/>
+              </w:rPr>
+              <w:t>валидацию</w:t>
+            </w:r>
+            <w:proofErr w:type="spellEnd"/>
+            <w:r>
+              <w:rPr>
+                <w:sz w:val="24"/>
+                <w:szCs w:val="20"/>
+              </w:rPr>
+              <w:t xml:space="preserve"> слишком малого количества граней</w:t>
             </w:r>
           </w:p>
         </w:tc>
@@ -26327,7 +28499,23 @@
                 <w:sz w:val="24"/>
                 <w:szCs w:val="20"/>
               </w:rPr>
-              <w:t xml:space="preserve">Проверяет валидацию слишком </w:t>
+              <w:t xml:space="preserve">Проверяет </w:t>
+            </w:r>
+            <w:proofErr w:type="spellStart"/>
+            <w:r>
+              <w:rPr>
+                <w:sz w:val="24"/>
+                <w:szCs w:val="20"/>
+              </w:rPr>
+              <w:t>валидацию</w:t>
+            </w:r>
+            <w:proofErr w:type="spellEnd"/>
+            <w:r>
+              <w:rPr>
+                <w:sz w:val="24"/>
+                <w:szCs w:val="20"/>
+              </w:rPr>
+              <w:t xml:space="preserve"> слишком </w:t>
             </w:r>
           </w:p>
           <w:p>
@@ -26517,6 +28705,7 @@
                 <w:szCs w:val="20"/>
               </w:rPr>
             </w:pPr>
+            <w:proofErr w:type="spellStart"/>
             <w:r>
               <w:rPr>
                 <w:sz w:val="24"/>
@@ -26524,6 +28713,7 @@
               </w:rPr>
               <w:t>ValidateParametersField_ThicknessLowerEdgeGreaterRadius</w:t>
             </w:r>
+            <w:proofErr w:type="spellEnd"/>
           </w:p>
         </w:tc>
         <w:tc>
@@ -26585,6 +28775,7 @@
                 <w:szCs w:val="20"/>
               </w:rPr>
             </w:pPr>
+            <w:proofErr w:type="spellStart"/>
             <w:r>
               <w:rPr>
                 <w:sz w:val="24"/>
@@ -26592,6 +28783,7 @@
               </w:rPr>
               <w:t>ValidateParameters_ThicknessUpperEdgeGreaterThanRadius</w:t>
             </w:r>
+            <w:proofErr w:type="spellEnd"/>
           </w:p>
         </w:tc>
         <w:tc>
@@ -26653,6 +28845,7 @@
                 <w:szCs w:val="20"/>
               </w:rPr>
             </w:pPr>
+            <w:proofErr w:type="spellStart"/>
             <w:r>
               <w:rPr>
                 <w:sz w:val="24"/>
@@ -26660,6 +28853,7 @@
               </w:rPr>
               <w:t>BuildFacetedGlass_WithNullParameters_ShouldThrow</w:t>
             </w:r>
+            <w:proofErr w:type="spellEnd"/>
           </w:p>
         </w:tc>
         <w:tc>
@@ -26682,25 +28876,50 @@
                 <w:sz w:val="24"/>
                 <w:szCs w:val="20"/>
               </w:rPr>
-              <w:t>Проверяет, что BuildFacetedGlass</w:t>
-            </w:r>
-          </w:p>
-          <w:p>
-            <w:pPr>
-              <w:spacing w:line="240" w:lineRule="auto"/>
-              <w:ind w:firstLine="0"/>
-              <w:jc w:val="center"/>
-              <w:rPr>
-                <w:sz w:val="24"/>
-                <w:szCs w:val="20"/>
-              </w:rPr>
-            </w:pPr>
-            <w:r>
-              <w:rPr>
-                <w:sz w:val="24"/>
-                <w:szCs w:val="20"/>
-              </w:rPr>
-              <w:t>выбрасывает исключение при null параметрах</w:t>
+              <w:t xml:space="preserve">Проверяет, что </w:t>
+            </w:r>
+            <w:proofErr w:type="spellStart"/>
+            <w:r>
+              <w:rPr>
+                <w:sz w:val="24"/>
+                <w:szCs w:val="20"/>
+              </w:rPr>
+              <w:t>BuildFacetedGlass</w:t>
+            </w:r>
+            <w:proofErr w:type="spellEnd"/>
+          </w:p>
+          <w:p>
+            <w:pPr>
+              <w:spacing w:line="240" w:lineRule="auto"/>
+              <w:ind w:firstLine="0"/>
+              <w:jc w:val="center"/>
+              <w:rPr>
+                <w:sz w:val="24"/>
+                <w:szCs w:val="20"/>
+              </w:rPr>
+            </w:pPr>
+            <w:r>
+              <w:rPr>
+                <w:sz w:val="24"/>
+                <w:szCs w:val="20"/>
+              </w:rPr>
+              <w:t xml:space="preserve">выбрасывает исключение при </w:t>
+            </w:r>
+            <w:proofErr w:type="spellStart"/>
+            <w:r>
+              <w:rPr>
+                <w:sz w:val="24"/>
+                <w:szCs w:val="20"/>
+              </w:rPr>
+              <w:t>null</w:t>
+            </w:r>
+            <w:proofErr w:type="spellEnd"/>
+            <w:r>
+              <w:rPr>
+                <w:sz w:val="24"/>
+                <w:szCs w:val="20"/>
+              </w:rPr>
+              <w:t xml:space="preserve"> параметрах</w:t>
             </w:r>
           </w:p>
         </w:tc>
@@ -26721,6 +28940,7 @@
                 <w:szCs w:val="20"/>
               </w:rPr>
             </w:pPr>
+            <w:proofErr w:type="spellStart"/>
             <w:r>
               <w:rPr>
                 <w:sz w:val="24"/>
@@ -26728,6 +28948,7 @@
               </w:rPr>
               <w:t>BuildFacetedGlass_ShouldValidateParameters</w:t>
             </w:r>
+            <w:proofErr w:type="spellEnd"/>
           </w:p>
         </w:tc>
         <w:tc>
@@ -26750,25 +28971,50 @@
                 <w:sz w:val="24"/>
                 <w:szCs w:val="20"/>
               </w:rPr>
-              <w:t>Проверяет, что BuildFacetedGlass</w:t>
-            </w:r>
-          </w:p>
-          <w:p>
-            <w:pPr>
-              <w:spacing w:line="240" w:lineRule="auto"/>
-              <w:ind w:firstLine="0"/>
-              <w:jc w:val="center"/>
-              <w:rPr>
-                <w:sz w:val="24"/>
-                <w:szCs w:val="20"/>
-              </w:rPr>
-            </w:pPr>
-            <w:r>
-              <w:rPr>
-                <w:sz w:val="24"/>
-                <w:szCs w:val="20"/>
-              </w:rPr>
-              <w:t>вызывает валидацию параметров</w:t>
+              <w:t xml:space="preserve">Проверяет, что </w:t>
+            </w:r>
+            <w:proofErr w:type="spellStart"/>
+            <w:r>
+              <w:rPr>
+                <w:sz w:val="24"/>
+                <w:szCs w:val="20"/>
+              </w:rPr>
+              <w:t>BuildFacetedGlass</w:t>
+            </w:r>
+            <w:proofErr w:type="spellEnd"/>
+          </w:p>
+          <w:p>
+            <w:pPr>
+              <w:spacing w:line="240" w:lineRule="auto"/>
+              <w:ind w:firstLine="0"/>
+              <w:jc w:val="center"/>
+              <w:rPr>
+                <w:sz w:val="24"/>
+                <w:szCs w:val="20"/>
+              </w:rPr>
+            </w:pPr>
+            <w:r>
+              <w:rPr>
+                <w:sz w:val="24"/>
+                <w:szCs w:val="20"/>
+              </w:rPr>
+              <w:t xml:space="preserve">вызывает </w:t>
+            </w:r>
+            <w:proofErr w:type="spellStart"/>
+            <w:r>
+              <w:rPr>
+                <w:sz w:val="24"/>
+                <w:szCs w:val="20"/>
+              </w:rPr>
+              <w:t>валидацию</w:t>
+            </w:r>
+            <w:proofErr w:type="spellEnd"/>
+            <w:r>
+              <w:rPr>
+                <w:sz w:val="24"/>
+                <w:szCs w:val="20"/>
+              </w:rPr>
+              <w:t xml:space="preserve"> параметров</w:t>
             </w:r>
           </w:p>
         </w:tc>
@@ -26789,6 +29035,7 @@
                 <w:szCs w:val="20"/>
               </w:rPr>
             </w:pPr>
+            <w:proofErr w:type="spellStart"/>
             <w:r>
               <w:rPr>
                 <w:sz w:val="24"/>
@@ -26796,6 +29043,7 @@
               </w:rPr>
               <w:t>GetDefaultMessage_InvalidEnumValue_ReturnDefaultMessage</w:t>
             </w:r>
+            <w:proofErr w:type="spellEnd"/>
           </w:p>
         </w:tc>
         <w:tc>
@@ -26857,6 +29105,7 @@
                 <w:szCs w:val="20"/>
               </w:rPr>
             </w:pPr>
+            <w:proofErr w:type="spellStart"/>
             <w:r>
               <w:rPr>
                 <w:sz w:val="24"/>
@@ -26864,6 +29113,7 @@
               </w:rPr>
               <w:t>FacetedGlassException_ParameterValue_ReturnCorrectValue</w:t>
             </w:r>
+            <w:proofErr w:type="spellEnd"/>
           </w:p>
         </w:tc>
         <w:tc>
@@ -26886,7 +29136,23 @@
                 <w:sz w:val="24"/>
                 <w:szCs w:val="20"/>
               </w:rPr>
-              <w:t xml:space="preserve">Проверяет, что свойство ParameterValue </w:t>
+              <w:t xml:space="preserve">Проверяет, что свойство </w:t>
+            </w:r>
+            <w:proofErr w:type="spellStart"/>
+            <w:r>
+              <w:rPr>
+                <w:sz w:val="24"/>
+                <w:szCs w:val="20"/>
+              </w:rPr>
+              <w:t>ParameterValue</w:t>
+            </w:r>
+            <w:proofErr w:type="spellEnd"/>
+            <w:r>
+              <w:rPr>
+                <w:sz w:val="24"/>
+                <w:szCs w:val="20"/>
+              </w:rPr>
+              <w:t xml:space="preserve"> </w:t>
             </w:r>
           </w:p>
           <w:p>
@@ -26920,11 +29186,11 @@
         <w:pStyle w:val="2"/>
         <w:spacing w:line="240" w:lineRule="auto"/>
       </w:pPr>
-      <w:bookmarkStart w:id="35" w:name="_Toc223168698"/>
+      <w:bookmarkStart w:id="34" w:name="_Toc223168698"/>
       <w:r>
         <w:t>8.3 Нагрузочное тестирование</w:t>
       </w:r>
-      <w:bookmarkEnd w:id="35"/>
+      <w:bookmarkEnd w:id="34"/>
     </w:p>
     <w:p>
       <w:pPr>
@@ -27124,7 +29390,12 @@
         <w:t>4</w:t>
       </w:r>
       <w:r>
-        <w:t>.8 ГБ.</w:t>
+        <w:t>.8</w:t>
+      </w:r>
+      <w:bookmarkStart w:id="35" w:name="_GoBack"/>
+      <w:bookmarkEnd w:id="35"/>
+      <w:r>
+        <w:t xml:space="preserve"> ГБ.</w:t>
       </w:r>
       <w:r>
         <w:t xml:space="preserve"> </w:t>
@@ -27173,6 +29444,10 @@
         <w:jc w:val="center"/>
       </w:pPr>
       <w:r>
+        <w:rPr>
+          <w:noProof/>
+          <w:lang w:bidi="ar-SA"/>
+        </w:rPr>
         <w:drawing>
           <wp:inline distT="0" distB="0" distL="0" distR="0" wp14:anchorId="2F861FA2" wp14:editId="4778644A">
             <wp:extent cx="5877745" cy="3134162"/>
@@ -27291,8 +29566,13 @@
         <w:t>0</w:t>
       </w:r>
       <w:r>
-        <w:t xml:space="preserve"> мс</w:t>
-      </w:r>
+        <w:t xml:space="preserve"> </w:t>
+      </w:r>
+      <w:proofErr w:type="spellStart"/>
+      <w:r>
+        <w:t>мс</w:t>
+      </w:r>
+      <w:proofErr w:type="spellEnd"/>
       <w:r>
         <w:t>.</w:t>
       </w:r>
@@ -27303,7 +29583,15 @@
         <w:t>1901</w:t>
       </w:r>
       <w:r>
-        <w:t xml:space="preserve"> мс можно связать с загруженностью системы другими задачами, которые находятся в фоновом режиме</w:t>
+        <w:t xml:space="preserve"> </w:t>
+      </w:r>
+      <w:proofErr w:type="spellStart"/>
+      <w:r>
+        <w:t>мс</w:t>
+      </w:r>
+      <w:proofErr w:type="spellEnd"/>
+      <w:r>
+        <w:t xml:space="preserve"> можно связать с загруженностью системы другими задачами, которые находятся в фоновом режиме</w:t>
       </w:r>
       <w:r>
         <w:t>,</w:t>
@@ -27481,7 +29769,55 @@
         <w:ind w:left="0" w:firstLine="709"/>
       </w:pPr>
       <w:r>
-        <w:t>Введение в UML от создателей языка [Текст] : руководство пользователя / Г. Буч, Д. Рамбо, И. Якобсон. - 2-е изд. - М. : ДМК Пресс, 2012. - 494 с. : ил. - (Классика программирования). - Предм. указ.: с. 483-493. - ISBN 978-5-94074-644-7;</w:t>
+        <w:t>Введение в UML от создателей языка [Текст</w:t>
+      </w:r>
+      <w:proofErr w:type="gramStart"/>
+      <w:r>
+        <w:t>] :</w:t>
+      </w:r>
+      <w:proofErr w:type="gramEnd"/>
+      <w:r>
+        <w:t xml:space="preserve"> руководство пользователя / Г. Буч, Д. </w:t>
+      </w:r>
+      <w:proofErr w:type="spellStart"/>
+      <w:r>
+        <w:t>Рамбо</w:t>
+      </w:r>
+      <w:proofErr w:type="spellEnd"/>
+      <w:r>
+        <w:t xml:space="preserve">, И. Якобсон. - 2-е изд. - </w:t>
+      </w:r>
+      <w:proofErr w:type="gramStart"/>
+      <w:r>
+        <w:t>М. :</w:t>
+      </w:r>
+      <w:proofErr w:type="gramEnd"/>
+      <w:r>
+        <w:t xml:space="preserve"> ДМК Пресс, 2012. - 494 </w:t>
+      </w:r>
+      <w:proofErr w:type="gramStart"/>
+      <w:r>
+        <w:t>с. :</w:t>
+      </w:r>
+      <w:proofErr w:type="gramEnd"/>
+      <w:r>
+        <w:t xml:space="preserve"> ил. - (Классика программирования). - </w:t>
+      </w:r>
+      <w:proofErr w:type="spellStart"/>
+      <w:r>
+        <w:t>Предм</w:t>
+      </w:r>
+      <w:proofErr w:type="spellEnd"/>
+      <w:r>
+        <w:t xml:space="preserve">. </w:t>
+      </w:r>
+      <w:proofErr w:type="gramStart"/>
+      <w:r>
+        <w:t>указ.:</w:t>
+      </w:r>
+      <w:proofErr w:type="gramEnd"/>
+      <w:r>
+        <w:t xml:space="preserve"> с. 483-493. - ISBN 978-5-94074-644-7;</w:t>
       </w:r>
     </w:p>
     <w:p>
@@ -27566,12 +29902,14 @@
       <w:r>
         <w:t>://</w:t>
       </w:r>
+      <w:proofErr w:type="spellStart"/>
       <w:r>
         <w:rPr>
           <w:lang w:val="en-US"/>
         </w:rPr>
         <w:t>habr</w:t>
       </w:r>
+      <w:proofErr w:type="spellEnd"/>
       <w:r>
         <w:t>.</w:t>
       </w:r>
@@ -27584,12 +29922,14 @@
       <w:r>
         <w:t>/</w:t>
       </w:r>
+      <w:proofErr w:type="spellStart"/>
       <w:r>
         <w:rPr>
           <w:lang w:val="en-US"/>
         </w:rPr>
         <w:t>ru</w:t>
       </w:r>
+      <w:proofErr w:type="spellEnd"/>
       <w:r>
         <w:t>/</w:t>
       </w:r>
@@ -27666,8 +30006,29 @@
         </w:numPr>
         <w:ind w:left="0" w:firstLine="709"/>
       </w:pPr>
-      <w:r>
-        <w:t>Teapot Plugin [Электронный ресурс]. − Режим доступа https://github.com/kurocha/teapot  (дата обращения 14.10.2025)</w:t>
+      <w:proofErr w:type="spellStart"/>
+      <w:r>
+        <w:t>Teapot</w:t>
+      </w:r>
+      <w:proofErr w:type="spellEnd"/>
+      <w:r>
+        <w:t xml:space="preserve"> </w:t>
+      </w:r>
+      <w:proofErr w:type="spellStart"/>
+      <w:r>
+        <w:t>Plugin</w:t>
+      </w:r>
+      <w:proofErr w:type="spellEnd"/>
+      <w:r>
+        <w:t xml:space="preserve"> [Электронный ресурс]. − Режим доступа </w:t>
+      </w:r>
+      <w:proofErr w:type="gramStart"/>
+      <w:r>
+        <w:t>https://github.com/kurocha/teapot  (</w:t>
+      </w:r>
+      <w:proofErr w:type="gramEnd"/>
+      <w:r>
+        <w:t>дата обращения 14.10.2025)</w:t>
       </w:r>
     </w:p>
     <w:p>
@@ -27680,7 +30041,15 @@
         <w:ind w:left="0" w:firstLine="709"/>
       </w:pPr>
       <w:r>
-        <w:t>Программа автоматического построения 3D моделей и разверток по заданным значениям в AutoCAD «Лекало». Расчет и построение механических передач [Электронный ресурс]. – Режим доступа: https://www.2d-3d.ru/3d-galereia/autocad/811-programma-dlya-autocad-lekalo.html (дата обращения: 14.10.2025)</w:t>
+        <w:t xml:space="preserve">Программа автоматического построения 3D моделей и разверток по заданным значениям в </w:t>
+      </w:r>
+      <w:proofErr w:type="spellStart"/>
+      <w:r>
+        <w:t>AutoCAD</w:t>
+      </w:r>
+      <w:proofErr w:type="spellEnd"/>
+      <w:r>
+        <w:t xml:space="preserve"> «Лекало». Расчет и построение механических передач [Электронный ресурс]. – Режим доступа: https://www.2d-3d.ru/3d-galereia/autocad/811-programma-dlya-autocad-lekalo.html (дата обращения: 14.10.2025)</w:t>
       </w:r>
     </w:p>
     <w:p>
@@ -27740,6 +30109,7 @@
         <w:docPartUnique/>
       </w:docPartObj>
     </w:sdtPr>
+    <w:sdtEndPr/>
     <w:sdtContent>
       <w:p>
         <w:pPr>
@@ -27760,7 +30130,7 @@
           <w:rPr>
             <w:noProof/>
           </w:rPr>
-          <w:t>4</w:t>
+          <w:t>31</w:t>
         </w:r>
         <w:r>
           <w:fldChar w:fldCharType="end"/>
@@ -27786,6 +30156,7 @@
         <w:docPartUnique/>
       </w:docPartObj>
     </w:sdtPr>
+    <w:sdtEndPr/>
     <w:sdtContent>
       <w:p>
         <w:pPr>
@@ -30557,7 +32928,7 @@
 </file>
 
 <file path=customXml/itemProps1.xml><?xml version="1.0" encoding="utf-8"?>
-<ds:datastoreItem xmlns:ds="http://schemas.openxmlformats.org/officeDocument/2006/customXml" ds:itemID="{8E007862-5F41-4997-AC63-463F43EDE116}">
+<ds:datastoreItem xmlns:ds="http://schemas.openxmlformats.org/officeDocument/2006/customXml" ds:itemID="{E11269BF-BE40-4D0B-B194-2C7F617BE7BE}">
   <ds:schemaRefs>
     <ds:schemaRef ds:uri="http://schemas.openxmlformats.org/officeDocument/2006/bibliography"/>
   </ds:schemaRefs>

--- a/Пояснительная Записка Корнаков 582-1.docx
+++ b/Пояснительная Записка Корнаков 582-1.docx
@@ -1,6 +1,6 @@
 
 <file path=word/document.xml><?xml version="1.0" encoding="utf-8"?>
-<w:document xmlns:wpc="http://schemas.microsoft.com/office/word/2010/wordprocessingCanvas" xmlns:mc="http://schemas.openxmlformats.org/markup-compatibility/2006" xmlns:o="urn:schemas-microsoft-com:office:office" xmlns:r="http://schemas.openxmlformats.org/officeDocument/2006/relationships" xmlns:m="http://schemas.openxmlformats.org/officeDocument/2006/math" xmlns:v="urn:schemas-microsoft-com:vml" xmlns:wp14="http://schemas.microsoft.com/office/word/2010/wordprocessingDrawing" xmlns:wp="http://schemas.openxmlformats.org/drawingml/2006/wordprocessingDrawing" xmlns:w10="urn:schemas-microsoft-com:office:word" xmlns:w="http://schemas.openxmlformats.org/wordprocessingml/2006/main" xmlns:w14="http://schemas.microsoft.com/office/word/2010/wordml" xmlns:w15="http://schemas.microsoft.com/office/word/2012/wordml" xmlns:wpg="http://schemas.microsoft.com/office/word/2010/wordprocessingGroup" xmlns:wpi="http://schemas.microsoft.com/office/word/2010/wordprocessingInk" xmlns:wne="http://schemas.microsoft.com/office/word/2006/wordml" xmlns:wps="http://schemas.microsoft.com/office/word/2010/wordprocessingShape" mc:Ignorable="w14 w15 wp14">
+<w:document xmlns:wpc="http://schemas.microsoft.com/office/word/2010/wordprocessingCanvas" xmlns:cx="http://schemas.microsoft.com/office/drawing/2014/chartex" xmlns:cx1="http://schemas.microsoft.com/office/drawing/2015/9/8/chartex" xmlns:cx2="http://schemas.microsoft.com/office/drawing/2015/10/21/chartex" xmlns:cx3="http://schemas.microsoft.com/office/drawing/2016/5/9/chartex" xmlns:cx4="http://schemas.microsoft.com/office/drawing/2016/5/10/chartex" xmlns:cx5="http://schemas.microsoft.com/office/drawing/2016/5/11/chartex" xmlns:cx6="http://schemas.microsoft.com/office/drawing/2016/5/12/chartex" xmlns:cx7="http://schemas.microsoft.com/office/drawing/2016/5/13/chartex" xmlns:cx8="http://schemas.microsoft.com/office/drawing/2016/5/14/chartex" xmlns:mc="http://schemas.openxmlformats.org/markup-compatibility/2006" xmlns:aink="http://schemas.microsoft.com/office/drawing/2016/ink" xmlns:am3d="http://schemas.microsoft.com/office/drawing/2017/model3d" xmlns:o="urn:schemas-microsoft-com:office:office" xmlns:oel="http://schemas.microsoft.com/office/2019/extlst" xmlns:r="http://schemas.openxmlformats.org/officeDocument/2006/relationships" xmlns:m="http://schemas.openxmlformats.org/officeDocument/2006/math" xmlns:v="urn:schemas-microsoft-com:vml" xmlns:wp14="http://schemas.microsoft.com/office/word/2010/wordprocessingDrawing" xmlns:wp="http://schemas.openxmlformats.org/drawingml/2006/wordprocessingDrawing" xmlns:w10="urn:schemas-microsoft-com:office:word" xmlns:w="http://schemas.openxmlformats.org/wordprocessingml/2006/main" xmlns:w14="http://schemas.microsoft.com/office/word/2010/wordml" xmlns:w15="http://schemas.microsoft.com/office/word/2012/wordml" xmlns:w16cex="http://schemas.microsoft.com/office/word/2018/wordml/cex" xmlns:w16cid="http://schemas.microsoft.com/office/word/2016/wordml/cid" xmlns:w16="http://schemas.microsoft.com/office/word/2018/wordml" xmlns:w16du="http://schemas.microsoft.com/office/word/2023/wordml/word16du" xmlns:w16sdtdh="http://schemas.microsoft.com/office/word/2020/wordml/sdtdatahash" xmlns:w16sdtfl="http://schemas.microsoft.com/office/word/2024/wordml/sdtformatlock" xmlns:w16se="http://schemas.microsoft.com/office/word/2015/wordml/symex" xmlns:wpg="http://schemas.microsoft.com/office/word/2010/wordprocessingGroup" xmlns:wpi="http://schemas.microsoft.com/office/word/2010/wordprocessingInk" xmlns:wne="http://schemas.microsoft.com/office/word/2006/wordml" xmlns:wps="http://schemas.microsoft.com/office/word/2010/wordprocessingShape" mc:Ignorable="w14 w15 w16se w16cid w16 w16cex w16sdtdh w16sdtfl w16du wp14">
   <w:body>
     <w:p>
       <w:pPr>
@@ -290,21 +290,14 @@
               <w:ind w:left="0" w:firstLine="0"/>
               <w:jc w:val="right"/>
             </w:pPr>
-            <w:proofErr w:type="gramStart"/>
             <w:r>
               <w:rPr>
                 <w:lang w:val="en-US"/>
               </w:rPr>
               <w:t>c</w:t>
             </w:r>
-            <w:proofErr w:type="spellStart"/>
-            <w:r>
-              <w:t>тудент</w:t>
-            </w:r>
-            <w:proofErr w:type="spellEnd"/>
-            <w:proofErr w:type="gramEnd"/>
-            <w:r>
-              <w:t xml:space="preserve"> гр. </w:t>
+            <w:r>
+              <w:t xml:space="preserve">тудент гр. </w:t>
             </w:r>
             <w:r>
               <w:t>582-1</w:t>
@@ -486,7 +479,6 @@
             <w:r>
               <w:t xml:space="preserve"> </w:t>
             </w:r>
-            <w:proofErr w:type="spellStart"/>
             <w:r>
               <w:t>А</w:t>
             </w:r>
@@ -502,7 +494,6 @@
             <w:r>
               <w:t>Калентьев</w:t>
             </w:r>
-            <w:proofErr w:type="spellEnd"/>
             <w:r>
               <w:t xml:space="preserve"> </w:t>
             </w:r>
@@ -768,7 +759,6 @@
         </w:rPr>
         <w:t xml:space="preserve"> 2022 С</w:t>
       </w:r>
-      <w:proofErr w:type="spellStart"/>
       <w:r>
         <w:rPr>
           <w:bCs/>
@@ -777,18 +767,15 @@
         <w:t>ommunity</w:t>
       </w:r>
       <w:bookmarkEnd w:id="0"/>
-      <w:proofErr w:type="spellEnd"/>
       <w:r>
         <w:t xml:space="preserve">. В разработке использовалась система контроля версий </w:t>
       </w:r>
-      <w:proofErr w:type="spellStart"/>
       <w:r>
         <w:rPr>
           <w:lang w:val="en-US"/>
         </w:rPr>
         <w:t>Git</w:t>
       </w:r>
-      <w:proofErr w:type="spellEnd"/>
       <w:r>
         <w:t>.</w:t>
       </w:r>
@@ -1980,49 +1967,7 @@
         <w:rPr>
           <w:color w:val="000000"/>
         </w:rPr>
-        <w:t>(</w:t>
-      </w:r>
-      <w:proofErr w:type="spellStart"/>
-      <w:r>
-        <w:rPr>
-          <w:color w:val="000000"/>
-        </w:rPr>
-        <w:t>Component</w:t>
-      </w:r>
-      <w:proofErr w:type="spellEnd"/>
-      <w:r>
-        <w:rPr>
-          <w:color w:val="000000"/>
-        </w:rPr>
-        <w:t xml:space="preserve"> </w:t>
-      </w:r>
-      <w:proofErr w:type="spellStart"/>
-      <w:r>
-        <w:rPr>
-          <w:color w:val="000000"/>
-        </w:rPr>
-        <w:t>Object</w:t>
-      </w:r>
-      <w:proofErr w:type="spellEnd"/>
-      <w:r>
-        <w:rPr>
-          <w:color w:val="000000"/>
-        </w:rPr>
-        <w:t xml:space="preserve"> </w:t>
-      </w:r>
-      <w:proofErr w:type="spellStart"/>
-      <w:r>
-        <w:rPr>
-          <w:color w:val="000000"/>
-        </w:rPr>
-        <w:t>Model</w:t>
-      </w:r>
-      <w:proofErr w:type="spellEnd"/>
-      <w:r>
-        <w:rPr>
-          <w:color w:val="000000"/>
-        </w:rPr>
-        <w:t>)</w:t>
+        <w:t>(Component Object Model)</w:t>
       </w:r>
       <w:r>
         <w:rPr>
@@ -2649,23 +2594,7 @@
                 <w:sz w:val="24"/>
                 <w:szCs w:val="24"/>
               </w:rPr>
-              <w:t xml:space="preserve">RSDN </w:t>
-            </w:r>
-            <w:proofErr w:type="spellStart"/>
-            <w:r>
-              <w:rPr>
-                <w:sz w:val="24"/>
-                <w:szCs w:val="24"/>
-              </w:rPr>
-              <w:t>Magazine</w:t>
-            </w:r>
-            <w:proofErr w:type="spellEnd"/>
-            <w:r>
-              <w:rPr>
-                <w:sz w:val="24"/>
-                <w:szCs w:val="24"/>
-              </w:rPr>
-              <w:t xml:space="preserve"> #1-2004</w:t>
+              <w:t>RSDN Magazine #1-2004</w:t>
             </w:r>
           </w:p>
         </w:tc>
@@ -3102,25 +3031,7 @@
                 <w:sz w:val="24"/>
                 <w:szCs w:val="24"/>
               </w:rPr>
-              <w:t xml:space="preserve">RSDN </w:t>
-            </w:r>
-            <w:proofErr w:type="spellStart"/>
-            <w:r>
-              <w:rPr>
-                <w:color w:val="000000"/>
-                <w:sz w:val="24"/>
-                <w:szCs w:val="24"/>
-              </w:rPr>
-              <w:t>Magazine</w:t>
-            </w:r>
-            <w:proofErr w:type="spellEnd"/>
-            <w:r>
-              <w:rPr>
-                <w:color w:val="000000"/>
-                <w:sz w:val="24"/>
-                <w:szCs w:val="24"/>
-              </w:rPr>
-              <w:t xml:space="preserve"> #1-2004</w:t>
+              <w:t>RSDN Magazine #1-2004</w:t>
             </w:r>
           </w:p>
           <w:p>
@@ -3784,71 +3695,7 @@
           <w:color w:val="000000"/>
           <w:szCs w:val="28"/>
         </w:rPr>
-        <w:t>Размер грани состоит из двух значений: высота и ширина. Ширина каждой такой грани будет зафиксирована и будет составлять 20 мм. Высота такой грани(</w:t>
-      </w:r>
-      <w:proofErr w:type="spellStart"/>
-      <w:r>
-        <w:rPr>
-          <w:color w:val="000000"/>
-          <w:szCs w:val="28"/>
-        </w:rPr>
-        <w:t>height_OuterEdge</w:t>
-      </w:r>
-      <w:proofErr w:type="spellEnd"/>
-      <w:r>
-        <w:rPr>
-          <w:color w:val="000000"/>
-          <w:szCs w:val="28"/>
-        </w:rPr>
-        <w:t xml:space="preserve">) является исчисляемой и составляет результат вычитания переменных </w:t>
-      </w:r>
-      <w:proofErr w:type="spellStart"/>
-      <w:r>
-        <w:rPr>
-          <w:color w:val="000000"/>
-          <w:szCs w:val="28"/>
-        </w:rPr>
-        <w:t>height_Bottom</w:t>
-      </w:r>
-      <w:proofErr w:type="spellEnd"/>
-      <w:r>
-        <w:rPr>
-          <w:color w:val="000000"/>
-          <w:szCs w:val="28"/>
-        </w:rPr>
-        <w:t xml:space="preserve"> и </w:t>
-      </w:r>
-      <w:proofErr w:type="spellStart"/>
-      <w:r>
-        <w:rPr>
-          <w:color w:val="000000"/>
-          <w:szCs w:val="28"/>
-        </w:rPr>
-        <w:t>height_UpperEdge</w:t>
-      </w:r>
-      <w:proofErr w:type="spellEnd"/>
-      <w:r>
-        <w:rPr>
-          <w:color w:val="000000"/>
-          <w:szCs w:val="28"/>
-        </w:rPr>
-        <w:t xml:space="preserve"> из переменной </w:t>
-      </w:r>
-      <w:proofErr w:type="spellStart"/>
-      <w:r>
-        <w:rPr>
-          <w:color w:val="000000"/>
-          <w:szCs w:val="28"/>
-        </w:rPr>
-        <w:t>height_Total</w:t>
-      </w:r>
-      <w:proofErr w:type="spellEnd"/>
-      <w:r>
-        <w:rPr>
-          <w:color w:val="000000"/>
-          <w:szCs w:val="28"/>
-        </w:rPr>
-        <w:t>. Чертёж грани представлен на рисунке 2.2:</w:t>
+        <w:t>Размер грани состоит из двух значений: высота и ширина. Ширина каждой такой грани будет зафиксирована и будет составлять 20 мм. Высота такой грани(height_OuterEdge) является исчисляемой и составляет результат вычитания переменных height_Bottom и height_UpperEdge из переменной height_Total. Чертёж грани представлен на рисунке 2.2:</w:t>
       </w:r>
     </w:p>
     <w:p>
@@ -4068,32 +3915,45 @@
           <w:szCs w:val="28"/>
           <w:lang w:val="en-US"/>
         </w:rPr>
-        <w:t xml:space="preserve"> «</w:t>
-      </w:r>
-      <w:proofErr w:type="spellStart"/>
+        <w:t xml:space="preserve"> «height_Bottom» (10 — 25</w:t>
+      </w:r>
+      <w:r>
+        <w:rPr>
+          <w:color w:val="000000"/>
+          <w:szCs w:val="28"/>
+        </w:rPr>
+        <w:t>мм</w:t>
+      </w:r>
       <w:r>
         <w:rPr>
           <w:color w:val="000000"/>
           <w:szCs w:val="28"/>
           <w:lang w:val="en-US"/>
         </w:rPr>
-        <w:t>height_Bottom</w:t>
-      </w:r>
-      <w:proofErr w:type="spellEnd"/>
+        <w:t>);</w:t>
+      </w:r>
+    </w:p>
+    <w:p>
+      <w:pPr>
+        <w:rPr>
+          <w:rFonts w:ascii="Calibri" w:hAnsi="Calibri" w:cs="Calibri"/>
+          <w:lang w:val="en-US"/>
+        </w:rPr>
+      </w:pPr>
       <w:r>
         <w:rPr>
           <w:color w:val="000000"/>
           <w:szCs w:val="28"/>
           <w:lang w:val="en-US"/>
         </w:rPr>
-        <w:t>» (10 — 25</w:t>
+        <w:t xml:space="preserve">4. </w:t>
       </w:r>
       <w:r>
         <w:rPr>
           <w:color w:val="000000"/>
           <w:szCs w:val="28"/>
         </w:rPr>
-        <w:t>мм</w:t>
+        <w:t>Толщина</w:t>
       </w:r>
       <w:r>
         <w:rPr>
@@ -4101,30 +3961,29 @@
           <w:szCs w:val="28"/>
           <w:lang w:val="en-US"/>
         </w:rPr>
-        <w:t>);</w:t>
-      </w:r>
-    </w:p>
-    <w:p>
-      <w:pPr>
-        <w:rPr>
-          <w:rFonts w:ascii="Calibri" w:hAnsi="Calibri" w:cs="Calibri"/>
-          <w:lang w:val="en-US"/>
-        </w:rPr>
-      </w:pPr>
+        <w:t xml:space="preserve"> </w:t>
+      </w:r>
+      <w:r>
+        <w:rPr>
+          <w:color w:val="000000"/>
+          <w:szCs w:val="28"/>
+        </w:rPr>
+        <w:t>нижней</w:t>
+      </w:r>
       <w:r>
         <w:rPr>
           <w:color w:val="000000"/>
           <w:szCs w:val="28"/>
           <w:lang w:val="en-US"/>
         </w:rPr>
-        <w:t xml:space="preserve">4. </w:t>
+        <w:t xml:space="preserve"> </w:t>
       </w:r>
       <w:r>
         <w:rPr>
           <w:color w:val="000000"/>
           <w:szCs w:val="28"/>
         </w:rPr>
-        <w:t>Толщина</w:t>
+        <w:t>грани</w:t>
       </w:r>
       <w:r>
         <w:rPr>
@@ -4132,14 +3991,14 @@
           <w:szCs w:val="28"/>
           <w:lang w:val="en-US"/>
         </w:rPr>
-        <w:t xml:space="preserve"> </w:t>
+        <w:t xml:space="preserve"> «thickness_LowerEdge» (2 — 5</w:t>
       </w:r>
       <w:r>
         <w:rPr>
           <w:color w:val="000000"/>
           <w:szCs w:val="28"/>
         </w:rPr>
-        <w:t>нижней</w:t>
+        <w:t>мм</w:t>
       </w:r>
       <w:r>
         <w:rPr>
@@ -4147,14 +4006,21 @@
           <w:szCs w:val="28"/>
           <w:lang w:val="en-US"/>
         </w:rPr>
-        <w:t xml:space="preserve"> </w:t>
-      </w:r>
+        <w:t>);</w:t>
+      </w:r>
+    </w:p>
+    <w:p>
+      <w:pPr>
+        <w:rPr>
+          <w:rFonts w:ascii="Calibri" w:hAnsi="Calibri" w:cs="Calibri"/>
+        </w:rPr>
+      </w:pPr>
       <w:r>
         <w:rPr>
           <w:color w:val="000000"/>
           <w:szCs w:val="28"/>
         </w:rPr>
-        <w:t>грани</w:t>
+        <w:t>5. Толщина верхней грани «</w:t>
       </w:r>
       <w:r>
         <w:rPr>
@@ -4162,32 +4028,44 @@
           <w:szCs w:val="28"/>
           <w:lang w:val="en-US"/>
         </w:rPr>
-        <w:t xml:space="preserve"> «</w:t>
-      </w:r>
-      <w:proofErr w:type="spellStart"/>
+        <w:t>thickness</w:t>
+      </w:r>
+      <w:r>
+        <w:rPr>
+          <w:color w:val="000000"/>
+          <w:szCs w:val="28"/>
+        </w:rPr>
+        <w:t>_</w:t>
+      </w:r>
       <w:r>
         <w:rPr>
           <w:color w:val="000000"/>
           <w:szCs w:val="28"/>
           <w:lang w:val="en-US"/>
         </w:rPr>
-        <w:t>thickness_LowerEdge</w:t>
-      </w:r>
-      <w:proofErr w:type="spellEnd"/>
+        <w:t>UpperEdge</w:t>
+      </w:r>
+      <w:r>
+        <w:rPr>
+          <w:color w:val="000000"/>
+          <w:szCs w:val="28"/>
+        </w:rPr>
+        <w:t>» (не может быть меньше толщины нижней грани(«</w:t>
+      </w:r>
       <w:r>
         <w:rPr>
           <w:color w:val="000000"/>
           <w:szCs w:val="28"/>
           <w:lang w:val="en-US"/>
         </w:rPr>
-        <w:t>» (2 — 5</w:t>
+        <w:t>thickness</w:t>
       </w:r>
       <w:r>
         <w:rPr>
           <w:color w:val="000000"/>
           <w:szCs w:val="28"/>
         </w:rPr>
-        <w:t>мм</w:t>
+        <w:t>_</w:t>
       </w:r>
       <w:r>
         <w:rPr>
@@ -4195,7 +4073,14 @@
           <w:szCs w:val="28"/>
           <w:lang w:val="en-US"/>
         </w:rPr>
-        <w:t>);</w:t>
+        <w:t>LowerEdge</w:t>
+      </w:r>
+      <w:r>
+        <w:rPr>
+          <w:color w:val="000000"/>
+          <w:szCs w:val="28"/>
+        </w:rPr>
+        <w:t>») и должна быть больше толщины нижней грани как минимум на 40%);</w:t>
       </w:r>
     </w:p>
     <w:p>
@@ -4209,7 +4094,7 @@
           <w:color w:val="000000"/>
           <w:szCs w:val="28"/>
         </w:rPr>
-        <w:t>5. Толщина верхней грани «</w:t>
+        <w:t>6. Высота верхней грани стакана «</w:t>
       </w:r>
       <w:r>
         <w:rPr>
@@ -4217,7 +4102,7 @@
           <w:szCs w:val="28"/>
           <w:lang w:val="en-US"/>
         </w:rPr>
-        <w:t>thickness</w:t>
+        <w:t>height</w:t>
       </w:r>
       <w:r>
         <w:rPr>
@@ -4226,7 +4111,6 @@
         </w:rPr>
         <w:t>_</w:t>
       </w:r>
-      <w:proofErr w:type="spellStart"/>
       <w:r>
         <w:rPr>
           <w:color w:val="000000"/>
@@ -4235,85 +4119,6 @@
         </w:rPr>
         <w:t>UpperEdge</w:t>
       </w:r>
-      <w:proofErr w:type="spellEnd"/>
-      <w:r>
-        <w:rPr>
-          <w:color w:val="000000"/>
-          <w:szCs w:val="28"/>
-        </w:rPr>
-        <w:t>» (не может быть меньше толщины нижней грани(«</w:t>
-      </w:r>
-      <w:r>
-        <w:rPr>
-          <w:color w:val="000000"/>
-          <w:szCs w:val="28"/>
-          <w:lang w:val="en-US"/>
-        </w:rPr>
-        <w:t>thickness</w:t>
-      </w:r>
-      <w:r>
-        <w:rPr>
-          <w:color w:val="000000"/>
-          <w:szCs w:val="28"/>
-        </w:rPr>
-        <w:t>_</w:t>
-      </w:r>
-      <w:proofErr w:type="spellStart"/>
-      <w:r>
-        <w:rPr>
-          <w:color w:val="000000"/>
-          <w:szCs w:val="28"/>
-          <w:lang w:val="en-US"/>
-        </w:rPr>
-        <w:t>LowerEdge</w:t>
-      </w:r>
-      <w:proofErr w:type="spellEnd"/>
-      <w:r>
-        <w:rPr>
-          <w:color w:val="000000"/>
-          <w:szCs w:val="28"/>
-        </w:rPr>
-        <w:t>») и должна быть больше толщины нижней грани как минимум на 40%);</w:t>
-      </w:r>
-    </w:p>
-    <w:p>
-      <w:pPr>
-        <w:rPr>
-          <w:rFonts w:ascii="Calibri" w:hAnsi="Calibri" w:cs="Calibri"/>
-        </w:rPr>
-      </w:pPr>
-      <w:r>
-        <w:rPr>
-          <w:color w:val="000000"/>
-          <w:szCs w:val="28"/>
-        </w:rPr>
-        <w:t>6. Высота верхней грани стакана «</w:t>
-      </w:r>
-      <w:r>
-        <w:rPr>
-          <w:color w:val="000000"/>
-          <w:szCs w:val="28"/>
-          <w:lang w:val="en-US"/>
-        </w:rPr>
-        <w:t>height</w:t>
-      </w:r>
-      <w:r>
-        <w:rPr>
-          <w:color w:val="000000"/>
-          <w:szCs w:val="28"/>
-        </w:rPr>
-        <w:t>_</w:t>
-      </w:r>
-      <w:proofErr w:type="spellStart"/>
-      <w:r>
-        <w:rPr>
-          <w:color w:val="000000"/>
-          <w:szCs w:val="28"/>
-          <w:lang w:val="en-US"/>
-        </w:rPr>
-        <w:t>UpperEdge</w:t>
-      </w:r>
-      <w:proofErr w:type="spellEnd"/>
       <w:r>
         <w:rPr>
           <w:color w:val="000000"/>
@@ -4425,39 +4230,27 @@
       <w:r>
         <w:t xml:space="preserve">В качестве среды разработки была выбрана </w:t>
       </w:r>
-      <w:proofErr w:type="spellStart"/>
-      <w:r>
-        <w:t>Visual</w:t>
-      </w:r>
-      <w:proofErr w:type="spellEnd"/>
+      <w:r>
+        <w:t>Visual Studio</w:t>
+      </w:r>
+      <w:r>
+        <w:t xml:space="preserve"> 2022</w:t>
+      </w:r>
+      <w:r>
+        <w:t xml:space="preserve">, </w:t>
+      </w:r>
+      <w:r>
+        <w:t>поскольку данная среда обладает большим количеством документации,</w:t>
+      </w:r>
       <w:r>
         <w:t xml:space="preserve"> </w:t>
       </w:r>
-      <w:proofErr w:type="spellStart"/>
-      <w:r>
-        <w:t>Studio</w:t>
-      </w:r>
-      <w:proofErr w:type="spellEnd"/>
-      <w:r>
-        <w:t xml:space="preserve"> 2022</w:t>
-      </w:r>
-      <w:r>
-        <w:t xml:space="preserve">, </w:t>
-      </w:r>
-      <w:r>
-        <w:t>поскольку данная среда обладает большим количеством документации,</w:t>
-      </w:r>
-      <w:r>
-        <w:t xml:space="preserve"> </w:t>
-      </w:r>
       <w:r>
         <w:t>имеет официальную бесплатную версию «</w:t>
       </w:r>
-      <w:proofErr w:type="spellStart"/>
       <w:r>
         <w:t>Community</w:t>
       </w:r>
-      <w:proofErr w:type="spellEnd"/>
       <w:r>
         <w:t>».</w:t>
       </w:r>
@@ -4478,71 +4271,51 @@
       <w:r>
         <w:t xml:space="preserve"> </w:t>
       </w:r>
-      <w:proofErr w:type="spellStart"/>
       <w:r>
         <w:t>ф</w:t>
       </w:r>
       <w:r>
-        <w:t>реймворк</w:t>
-      </w:r>
-      <w:proofErr w:type="spellEnd"/>
+        <w:t xml:space="preserve">реймворк </w:t>
+      </w:r>
+      <w:r>
+        <w:t>—</w:t>
+      </w:r>
       <w:r>
         <w:t xml:space="preserve"> </w:t>
       </w:r>
       <w:r>
+        <w:t>.</w:t>
+      </w:r>
+      <w:r>
+        <w:rPr>
+          <w:lang w:val="en-US"/>
+        </w:rPr>
+        <w:t>NET</w:t>
+      </w:r>
+      <w:r>
+        <w:t xml:space="preserve"> 8.0, </w:t>
+      </w:r>
+      <w:r>
+        <w:rPr>
+          <w:lang w:val="en-US"/>
+        </w:rPr>
+        <w:t>UI</w:t>
+      </w:r>
+      <w:r>
+        <w:t>-</w:t>
+      </w:r>
+      <w:r>
+        <w:t xml:space="preserve">фреймворк </w:t>
+      </w:r>
+      <w:r>
         <w:t>—</w:t>
       </w:r>
       <w:r>
         <w:t xml:space="preserve"> </w:t>
       </w:r>
       <w:r>
-        <w:t>.</w:t>
-      </w:r>
-      <w:r>
-        <w:rPr>
-          <w:lang w:val="en-US"/>
-        </w:rPr>
-        <w:t>NET</w:t>
-      </w:r>
-      <w:r>
-        <w:t xml:space="preserve"> 8.0, </w:t>
-      </w:r>
-      <w:r>
-        <w:rPr>
-          <w:lang w:val="en-US"/>
-        </w:rPr>
-        <w:t>UI</w:t>
-      </w:r>
-      <w:r>
-        <w:t>-</w:t>
-      </w:r>
-      <w:proofErr w:type="spellStart"/>
-      <w:r>
-        <w:t>фреймворк</w:t>
-      </w:r>
-      <w:proofErr w:type="spellEnd"/>
-      <w:r>
-        <w:t xml:space="preserve"> </w:t>
-      </w:r>
-      <w:r>
-        <w:t>—</w:t>
-      </w:r>
-      <w:r>
-        <w:t xml:space="preserve"> </w:t>
-      </w:r>
-      <w:proofErr w:type="spellStart"/>
-      <w:r>
-        <w:t>Windows</w:t>
-      </w:r>
-      <w:proofErr w:type="spellEnd"/>
-      <w:r>
-        <w:t xml:space="preserve"> </w:t>
-      </w:r>
-      <w:proofErr w:type="spellStart"/>
-      <w:r>
-        <w:t>Forms</w:t>
-      </w:r>
-      <w:proofErr w:type="spellEnd"/>
+        <w:t>Windows Forms</w:t>
+      </w:r>
       <w:r>
         <w:t>.</w:t>
       </w:r>
@@ -4634,36 +4407,56 @@
         <w:rPr>
           <w:lang w:val="en-US"/>
         </w:rPr>
-        <w:t xml:space="preserve">: </w:t>
-      </w:r>
-      <w:proofErr w:type="spellStart"/>
+        <w:t xml:space="preserve">: NUnit 3.14.0 — </w:t>
+      </w:r>
+      <w:r>
+        <w:t>современный</w:t>
+      </w:r>
       <w:r>
         <w:rPr>
           <w:lang w:val="en-US"/>
         </w:rPr>
-        <w:t>NUnit</w:t>
-      </w:r>
-      <w:proofErr w:type="spellEnd"/>
+        <w:t xml:space="preserve"> </w:t>
+      </w:r>
+      <w:r>
+        <w:t>фреймворк</w:t>
+      </w:r>
       <w:r>
         <w:rPr>
           <w:lang w:val="en-US"/>
         </w:rPr>
-        <w:t xml:space="preserve"> 3.14.0 — </w:t>
-      </w:r>
-      <w:r>
-        <w:t>современный</w:t>
+        <w:t xml:space="preserve"> </w:t>
+      </w:r>
+      <w:r>
+        <w:t>для</w:t>
       </w:r>
       <w:r>
         <w:rPr>
           <w:lang w:val="en-US"/>
         </w:rPr>
+        <w:t xml:space="preserve"> unit-</w:t>
+      </w:r>
+      <w:r>
+        <w:t>тестирования</w:t>
+      </w:r>
+      <w:r>
+        <w:rPr>
+          <w:lang w:val="en-US"/>
+        </w:rPr>
+        <w:t xml:space="preserve">, NUnit3TestAdapter 4.5.0 — </w:t>
+      </w:r>
+      <w:r>
+        <w:t>адаптер</w:t>
+      </w:r>
+      <w:r>
+        <w:rPr>
+          <w:lang w:val="en-US"/>
+        </w:rPr>
         <w:t xml:space="preserve"> </w:t>
       </w:r>
-      <w:proofErr w:type="spellStart"/>
-      <w:r>
-        <w:t>фреймворк</w:t>
-      </w:r>
-      <w:proofErr w:type="spellEnd"/>
+      <w:r>
+        <w:t>для</w:t>
+      </w:r>
       <w:r>
         <w:rPr>
           <w:lang w:val="en-US"/>
@@ -4671,95 +4464,31 @@
         <w:t xml:space="preserve"> </w:t>
       </w:r>
       <w:r>
-        <w:t>для</w:t>
+        <w:t>запуска</w:t>
       </w:r>
       <w:r>
         <w:rPr>
           <w:lang w:val="en-US"/>
         </w:rPr>
-        <w:t xml:space="preserve"> unit-</w:t>
-      </w:r>
-      <w:r>
-        <w:t>тестирования</w:t>
+        <w:t xml:space="preserve"> NUnit-</w:t>
+      </w:r>
+      <w:r>
+        <w:t>тестов</w:t>
       </w:r>
       <w:r>
         <w:rPr>
           <w:lang w:val="en-US"/>
         </w:rPr>
-        <w:t xml:space="preserve">, NUnit3TestAdapter 4.5.0 — </w:t>
-      </w:r>
-      <w:r>
-        <w:t>адаптер</w:t>
+        <w:t xml:space="preserve"> </w:t>
+      </w:r>
+      <w:r>
+        <w:t>в</w:t>
       </w:r>
       <w:r>
         <w:rPr>
           <w:lang w:val="en-US"/>
         </w:rPr>
-        <w:t xml:space="preserve"> </w:t>
-      </w:r>
-      <w:r>
-        <w:t>для</w:t>
-      </w:r>
-      <w:r>
-        <w:rPr>
-          <w:lang w:val="en-US"/>
-        </w:rPr>
-        <w:t xml:space="preserve"> </w:t>
-      </w:r>
-      <w:r>
-        <w:t>запуска</w:t>
-      </w:r>
-      <w:r>
-        <w:rPr>
-          <w:lang w:val="en-US"/>
-        </w:rPr>
-        <w:t xml:space="preserve"> </w:t>
-      </w:r>
-      <w:proofErr w:type="spellStart"/>
-      <w:r>
-        <w:rPr>
-          <w:lang w:val="en-US"/>
-        </w:rPr>
-        <w:t>NUnit</w:t>
-      </w:r>
-      <w:proofErr w:type="spellEnd"/>
-      <w:r>
-        <w:rPr>
-          <w:lang w:val="en-US"/>
-        </w:rPr>
-        <w:t>-</w:t>
-      </w:r>
-      <w:r>
-        <w:t>тестов</w:t>
-      </w:r>
-      <w:r>
-        <w:rPr>
-          <w:lang w:val="en-US"/>
-        </w:rPr>
-        <w:t xml:space="preserve"> </w:t>
-      </w:r>
-      <w:r>
-        <w:t>в</w:t>
-      </w:r>
-      <w:r>
-        <w:rPr>
-          <w:lang w:val="en-US"/>
-        </w:rPr>
-        <w:t xml:space="preserve"> Visual Studio, </w:t>
-      </w:r>
-      <w:proofErr w:type="spellStart"/>
-      <w:r>
-        <w:rPr>
-          <w:lang w:val="en-US"/>
-        </w:rPr>
-        <w:t>Coverlet.Collector</w:t>
-      </w:r>
-      <w:proofErr w:type="spellEnd"/>
-      <w:r>
-        <w:rPr>
-          <w:lang w:val="en-US"/>
-        </w:rPr>
-        <w:t xml:space="preserve"> 6.0.0 — </w:t>
+        <w:t xml:space="preserve"> Visual Studio, Coverlet.Collector 6.0.0 — </w:t>
       </w:r>
       <w:r>
         <w:t>инструмент</w:t>
@@ -4828,14 +4557,12 @@
       <w:r>
         <w:t xml:space="preserve">Инструмент контроля качества кода — </w:t>
       </w:r>
-      <w:proofErr w:type="spellStart"/>
       <w:r>
         <w:rPr>
           <w:lang w:val="en-US"/>
         </w:rPr>
         <w:t>StyleCop</w:t>
       </w:r>
-      <w:proofErr w:type="spellEnd"/>
       <w:r>
         <w:t>.</w:t>
       </w:r>
@@ -4875,14 +4602,12 @@
       <w:r>
         <w:t xml:space="preserve"> </w:t>
       </w:r>
-      <w:proofErr w:type="spellStart"/>
       <w:r>
         <w:rPr>
           <w:lang w:val="en-US"/>
         </w:rPr>
         <w:t>Git</w:t>
       </w:r>
-      <w:proofErr w:type="spellEnd"/>
       <w:r>
         <w:t>.</w:t>
       </w:r>
@@ -5209,21 +4934,7 @@
         <w:rPr>
           <w:szCs w:val="28"/>
         </w:rPr>
-        <w:t xml:space="preserve">Вторым аналогом является плагин для генерации модели стакана в КОМПАС-3D. Проект написан на C# и ориентирован на моделирование стеклянных </w:t>
-      </w:r>
-      <w:proofErr w:type="gramStart"/>
-      <w:r>
-        <w:rPr>
-          <w:szCs w:val="28"/>
-        </w:rPr>
-        <w:t>стаканов.[</w:t>
-      </w:r>
-      <w:proofErr w:type="gramEnd"/>
-      <w:r>
-        <w:rPr>
-          <w:szCs w:val="28"/>
-        </w:rPr>
-        <w:t>4] Плагин "Построитель стаканов" для КОМПАС-3D предназначен для автоматизированного создания модели стеклянного стакана. Он разработан на языке C# и интегрируется в среду КОМПАС-3D, предоставляя пользователю инструменты для параметрического проектирования стакана. Интерфейс плагин</w:t>
+        <w:t>Вторым аналогом является плагин для генерации модели стакана в КОМПАС-3D. Проект написан на C# и ориентирован на моделирование стеклянных стаканов.[4] Плагин "Построитель стаканов" для КОМПАС-3D предназначен для автоматизированного создания модели стеклянного стакана. Он разработан на языке C# и интегрируется в среду КОМПАС-3D, предоставляя пользователю инструменты для параметрического проектирования стакана. Интерфейс плагин</w:t>
       </w:r>
       <w:r>
         <w:rPr>
@@ -5407,15 +5118,7 @@
         <w:t>На рисунке 6</w:t>
       </w:r>
       <w:r>
-        <w:t xml:space="preserve">.1 представлена UML-диаграмма классов, реализованная </w:t>
-      </w:r>
-      <w:proofErr w:type="gramStart"/>
-      <w:r>
-        <w:t>после проектирование</w:t>
-      </w:r>
-      <w:proofErr w:type="gramEnd"/>
-      <w:r>
-        <w:t xml:space="preserve"> архитектуры.</w:t>
+        <w:t>.1 представлена UML-диаграмма классов, реализованная после проектирование архитектуры.</w:t>
       </w:r>
     </w:p>
     <w:p>
@@ -5837,7 +5540,6 @@
                 <w:lang w:val="en-US"/>
               </w:rPr>
             </w:pPr>
-            <w:proofErr w:type="spellStart"/>
             <w:r>
               <w:rPr>
                 <w:color w:val="000000"/>
@@ -5856,7 +5558,6 @@
               </w:rPr>
               <w:t>Builder</w:t>
             </w:r>
-            <w:proofErr w:type="spellEnd"/>
           </w:p>
         </w:tc>
         <w:tc>
@@ -6033,7 +5734,6 @@
               </w:rPr>
               <w:t>_</w:t>
             </w:r>
-            <w:proofErr w:type="spellStart"/>
             <w:r>
               <w:rPr>
                 <w:color w:val="000000"/>
@@ -6043,7 +5743,6 @@
               </w:rPr>
               <w:t>errorMessages</w:t>
             </w:r>
-            <w:proofErr w:type="spellEnd"/>
           </w:p>
         </w:tc>
         <w:tc>
@@ -6078,7 +5777,6 @@
               </w:rPr>
               <w:t>Dictionary&lt;</w:t>
             </w:r>
-            <w:proofErr w:type="spellStart"/>
             <w:r>
               <w:rPr>
                 <w:color w:val="000000"/>
@@ -6088,7 +5786,6 @@
               </w:rPr>
               <w:t>ParameterType</w:t>
             </w:r>
-            <w:proofErr w:type="spellEnd"/>
             <w:r>
               <w:rPr>
                 <w:color w:val="000000"/>
@@ -6183,19 +5880,8 @@
                 <w:szCs w:val="24"/>
                 <w:lang w:val="en-US"/>
               </w:rPr>
-              <w:t>_</w:t>
-            </w:r>
-            <w:proofErr w:type="spellStart"/>
-            <w:r>
-              <w:rPr>
-                <w:color w:val="000000"/>
-                <w:sz w:val="24"/>
-                <w:szCs w:val="24"/>
-                <w:lang w:val="en-US"/>
-              </w:rPr>
-              <w:t>parameterBindings</w:t>
-            </w:r>
-            <w:proofErr w:type="spellEnd"/>
+              <w:t>_parameterBindings</w:t>
+            </w:r>
           </w:p>
         </w:tc>
         <w:tc>
@@ -6228,27 +5914,7 @@
                 <w:szCs w:val="24"/>
                 <w:lang w:val="en-US"/>
               </w:rPr>
-              <w:t>List&lt;</w:t>
-            </w:r>
-            <w:proofErr w:type="spellStart"/>
-            <w:r>
-              <w:rPr>
-                <w:color w:val="000000"/>
-                <w:sz w:val="24"/>
-                <w:szCs w:val="24"/>
-                <w:lang w:val="en-US"/>
-              </w:rPr>
-              <w:t>ParameterControlBinding</w:t>
-            </w:r>
-            <w:proofErr w:type="spellEnd"/>
-            <w:r>
-              <w:rPr>
-                <w:color w:val="000000"/>
-                <w:sz w:val="24"/>
-                <w:szCs w:val="24"/>
-                <w:lang w:val="en-US"/>
-              </w:rPr>
-              <w:t>&gt;</w:t>
+              <w:t>List&lt;ParameterControlBinding&gt;</w:t>
             </w:r>
           </w:p>
         </w:tc>
@@ -6592,7 +6258,6 @@
                 <w:lang w:val="en-US"/>
               </w:rPr>
             </w:pPr>
-            <w:proofErr w:type="spellStart"/>
             <w:r>
               <w:rPr>
                 <w:color w:val="000000"/>
@@ -6601,7 +6266,6 @@
               </w:rPr>
               <w:t>GUI_Load</w:t>
             </w:r>
-            <w:proofErr w:type="spellEnd"/>
           </w:p>
         </w:tc>
         <w:tc>
@@ -6620,52 +6284,14 @@
                 <w:szCs w:val="24"/>
               </w:rPr>
             </w:pPr>
-            <w:proofErr w:type="spellStart"/>
-            <w:r>
-              <w:rPr>
-                <w:color w:val="000000"/>
-                <w:sz w:val="24"/>
-                <w:szCs w:val="24"/>
-              </w:rPr>
-              <w:t>object</w:t>
-            </w:r>
-            <w:proofErr w:type="spellEnd"/>
-            <w:r>
-              <w:rPr>
-                <w:color w:val="000000"/>
-                <w:sz w:val="24"/>
-                <w:szCs w:val="24"/>
-              </w:rPr>
-              <w:t xml:space="preserve">: </w:t>
-            </w:r>
-            <w:proofErr w:type="spellStart"/>
-            <w:r>
-              <w:rPr>
-                <w:color w:val="000000"/>
-                <w:sz w:val="24"/>
-                <w:szCs w:val="24"/>
-              </w:rPr>
-              <w:t>sender</w:t>
-            </w:r>
-            <w:proofErr w:type="spellEnd"/>
-            <w:r>
-              <w:rPr>
-                <w:color w:val="000000"/>
-                <w:sz w:val="24"/>
-                <w:szCs w:val="24"/>
-              </w:rPr>
-              <w:t xml:space="preserve">, </w:t>
-            </w:r>
-            <w:proofErr w:type="spellStart"/>
-            <w:r>
-              <w:rPr>
-                <w:color w:val="000000"/>
-                <w:sz w:val="24"/>
-                <w:szCs w:val="24"/>
-              </w:rPr>
-              <w:t>EventArgs</w:t>
-            </w:r>
-            <w:proofErr w:type="spellEnd"/>
+            <w:r>
+              <w:rPr>
+                <w:color w:val="000000"/>
+                <w:sz w:val="24"/>
+                <w:szCs w:val="24"/>
+              </w:rPr>
+              <w:t>object: sender, EventArgs</w:t>
+            </w:r>
           </w:p>
         </w:tc>
         <w:tc>
@@ -6739,7 +6365,6 @@
                 <w:lang w:val="en-US"/>
               </w:rPr>
             </w:pPr>
-            <w:proofErr w:type="spellStart"/>
             <w:r>
               <w:rPr>
                 <w:color w:val="000000"/>
@@ -6749,7 +6374,6 @@
               </w:rPr>
               <w:t>buttonBuidFacetedGlass_Click</w:t>
             </w:r>
-            <w:proofErr w:type="spellEnd"/>
           </w:p>
         </w:tc>
         <w:tc>
@@ -6768,52 +6392,14 @@
                 <w:lang w:val="en-US"/>
               </w:rPr>
             </w:pPr>
-            <w:proofErr w:type="spellStart"/>
-            <w:r>
-              <w:rPr>
-                <w:color w:val="000000"/>
-                <w:sz w:val="24"/>
-                <w:szCs w:val="24"/>
-              </w:rPr>
-              <w:t>object</w:t>
-            </w:r>
-            <w:proofErr w:type="spellEnd"/>
-            <w:r>
-              <w:rPr>
-                <w:color w:val="000000"/>
-                <w:sz w:val="24"/>
-                <w:szCs w:val="24"/>
-              </w:rPr>
-              <w:t xml:space="preserve">: </w:t>
-            </w:r>
-            <w:proofErr w:type="spellStart"/>
-            <w:r>
-              <w:rPr>
-                <w:color w:val="000000"/>
-                <w:sz w:val="24"/>
-                <w:szCs w:val="24"/>
-              </w:rPr>
-              <w:t>sender</w:t>
-            </w:r>
-            <w:proofErr w:type="spellEnd"/>
-            <w:r>
-              <w:rPr>
-                <w:color w:val="000000"/>
-                <w:sz w:val="24"/>
-                <w:szCs w:val="24"/>
-              </w:rPr>
-              <w:t xml:space="preserve">, </w:t>
-            </w:r>
-            <w:proofErr w:type="spellStart"/>
-            <w:r>
-              <w:rPr>
-                <w:color w:val="000000"/>
-                <w:sz w:val="24"/>
-                <w:szCs w:val="24"/>
-              </w:rPr>
-              <w:t>EventArgs</w:t>
-            </w:r>
-            <w:proofErr w:type="spellEnd"/>
+            <w:r>
+              <w:rPr>
+                <w:color w:val="000000"/>
+                <w:sz w:val="24"/>
+                <w:szCs w:val="24"/>
+              </w:rPr>
+              <w:t>object: sender, EventArgs</w:t>
+            </w:r>
           </w:p>
         </w:tc>
         <w:tc>
@@ -6887,7 +6473,6 @@
                 <w:lang w:val="en-US"/>
               </w:rPr>
             </w:pPr>
-            <w:proofErr w:type="spellStart"/>
             <w:r>
               <w:rPr>
                 <w:color w:val="000000"/>
@@ -6897,7 +6482,6 @@
               </w:rPr>
               <w:t>CheckAll</w:t>
             </w:r>
-            <w:proofErr w:type="spellEnd"/>
           </w:p>
         </w:tc>
         <w:tc>
@@ -6974,25 +6558,7 @@
                 <w:sz w:val="24"/>
                 <w:szCs w:val="24"/>
               </w:rPr>
-              <w:t xml:space="preserve">Проверка </w:t>
-            </w:r>
-            <w:proofErr w:type="spellStart"/>
-            <w:r>
-              <w:rPr>
-                <w:color w:val="000000"/>
-                <w:sz w:val="24"/>
-                <w:szCs w:val="24"/>
-              </w:rPr>
-              <w:t>заполненности</w:t>
-            </w:r>
-            <w:proofErr w:type="spellEnd"/>
-            <w:r>
-              <w:rPr>
-                <w:color w:val="000000"/>
-                <w:sz w:val="24"/>
-                <w:szCs w:val="24"/>
-              </w:rPr>
-              <w:t xml:space="preserve"> всех параметров</w:t>
+              <w:t>Проверка заполненности всех параметров</w:t>
             </w:r>
           </w:p>
         </w:tc>
@@ -7043,7 +6609,6 @@
                 <w:szCs w:val="24"/>
               </w:rPr>
             </w:pPr>
-            <w:proofErr w:type="spellStart"/>
             <w:r>
               <w:rPr>
                 <w:color w:val="000000"/>
@@ -7053,7 +6618,6 @@
               </w:rPr>
               <w:t>CheckDepended</w:t>
             </w:r>
-            <w:proofErr w:type="spellEnd"/>
           </w:p>
         </w:tc>
         <w:tc>
@@ -7078,27 +6642,7 @@
                 <w:szCs w:val="24"/>
                 <w:lang w:val="en-US"/>
               </w:rPr>
-              <w:t xml:space="preserve">Object, </w:t>
-            </w:r>
-            <w:proofErr w:type="spellStart"/>
-            <w:r>
-              <w:rPr>
-                <w:color w:val="000000"/>
-                <w:sz w:val="24"/>
-                <w:szCs w:val="24"/>
-                <w:lang w:val="en-US"/>
-              </w:rPr>
-              <w:t>ParameterType</w:t>
-            </w:r>
-            <w:proofErr w:type="spellEnd"/>
-            <w:r>
-              <w:rPr>
-                <w:color w:val="000000"/>
-                <w:sz w:val="24"/>
-                <w:szCs w:val="24"/>
-                <w:lang w:val="en-US"/>
-              </w:rPr>
-              <w:t>, string</w:t>
+              <w:t>Object, ParameterType, string</w:t>
             </w:r>
           </w:p>
         </w:tc>
@@ -7170,7 +6714,6 @@
                 <w:szCs w:val="24"/>
               </w:rPr>
             </w:pPr>
-            <w:proofErr w:type="spellStart"/>
             <w:r>
               <w:rPr>
                 <w:color w:val="000000"/>
@@ -7180,7 +6723,6 @@
               </w:rPr>
               <w:t>CheckParametersBeforeBuilding</w:t>
             </w:r>
-            <w:proofErr w:type="spellEnd"/>
           </w:p>
         </w:tc>
         <w:tc>
@@ -7294,38 +6836,26 @@
                 <w:lang w:val="en-US"/>
               </w:rPr>
             </w:pPr>
-            <w:proofErr w:type="spellStart"/>
-            <w:r>
-              <w:rPr>
-                <w:color w:val="000000"/>
-                <w:sz w:val="24"/>
-                <w:szCs w:val="24"/>
-                <w:lang w:val="en-US"/>
-              </w:rPr>
-              <w:t>comboBoxEdgeType</w:t>
-            </w:r>
-            <w:proofErr w:type="spellEnd"/>
-            <w:r>
-              <w:rPr>
-                <w:color w:val="000000"/>
-                <w:sz w:val="24"/>
-                <w:szCs w:val="24"/>
-                <w:lang w:val="en-US"/>
-              </w:rPr>
-              <w:t>_</w:t>
-            </w:r>
-          </w:p>
-          <w:p>
-            <w:pPr>
-              <w:spacing w:line="240" w:lineRule="auto"/>
-              <w:ind w:firstLine="0"/>
-              <w:jc w:val="center"/>
-              <w:rPr>
-                <w:sz w:val="24"/>
-                <w:szCs w:val="24"/>
-              </w:rPr>
-            </w:pPr>
-            <w:proofErr w:type="spellStart"/>
+            <w:r>
+              <w:rPr>
+                <w:color w:val="000000"/>
+                <w:sz w:val="24"/>
+                <w:szCs w:val="24"/>
+                <w:lang w:val="en-US"/>
+              </w:rPr>
+              <w:t>comboBoxEdgeType_</w:t>
+            </w:r>
+          </w:p>
+          <w:p>
+            <w:pPr>
+              <w:spacing w:line="240" w:lineRule="auto"/>
+              <w:ind w:firstLine="0"/>
+              <w:jc w:val="center"/>
+              <w:rPr>
+                <w:sz w:val="24"/>
+                <w:szCs w:val="24"/>
+              </w:rPr>
+            </w:pPr>
             <w:r>
               <w:rPr>
                 <w:color w:val="000000"/>
@@ -7335,7 +6865,6 @@
               </w:rPr>
               <w:t>SelectedIndexChanged</w:t>
             </w:r>
-            <w:proofErr w:type="spellEnd"/>
           </w:p>
         </w:tc>
         <w:tc>
@@ -7353,52 +6882,14 @@
                 <w:szCs w:val="24"/>
               </w:rPr>
             </w:pPr>
-            <w:proofErr w:type="spellStart"/>
-            <w:r>
-              <w:rPr>
-                <w:color w:val="000000"/>
-                <w:sz w:val="24"/>
-                <w:szCs w:val="24"/>
-              </w:rPr>
-              <w:t>object</w:t>
-            </w:r>
-            <w:proofErr w:type="spellEnd"/>
-            <w:r>
-              <w:rPr>
-                <w:color w:val="000000"/>
-                <w:sz w:val="24"/>
-                <w:szCs w:val="24"/>
-              </w:rPr>
-              <w:t xml:space="preserve">: </w:t>
-            </w:r>
-            <w:proofErr w:type="spellStart"/>
-            <w:r>
-              <w:rPr>
-                <w:color w:val="000000"/>
-                <w:sz w:val="24"/>
-                <w:szCs w:val="24"/>
-              </w:rPr>
-              <w:t>sender</w:t>
-            </w:r>
-            <w:proofErr w:type="spellEnd"/>
-            <w:r>
-              <w:rPr>
-                <w:color w:val="000000"/>
-                <w:sz w:val="24"/>
-                <w:szCs w:val="24"/>
-              </w:rPr>
-              <w:t xml:space="preserve">, </w:t>
-            </w:r>
-            <w:proofErr w:type="spellStart"/>
-            <w:r>
-              <w:rPr>
-                <w:color w:val="000000"/>
-                <w:sz w:val="24"/>
-                <w:szCs w:val="24"/>
-              </w:rPr>
-              <w:t>EventArgs</w:t>
-            </w:r>
-            <w:proofErr w:type="spellEnd"/>
+            <w:r>
+              <w:rPr>
+                <w:color w:val="000000"/>
+                <w:sz w:val="24"/>
+                <w:szCs w:val="24"/>
+              </w:rPr>
+              <w:t>object: sender, EventArgs</w:t>
+            </w:r>
           </w:p>
         </w:tc>
         <w:tc>
@@ -7477,7 +6968,6 @@
                 <w:szCs w:val="24"/>
               </w:rPr>
             </w:pPr>
-            <w:proofErr w:type="spellStart"/>
             <w:r>
               <w:rPr>
                 <w:color w:val="000000"/>
@@ -7487,7 +6977,6 @@
               </w:rPr>
               <w:t>DisplayErrors</w:t>
             </w:r>
-            <w:proofErr w:type="spellEnd"/>
           </w:p>
         </w:tc>
         <w:tc>
@@ -7512,27 +7001,7 @@
                 <w:szCs w:val="24"/>
                 <w:lang w:val="en-US"/>
               </w:rPr>
-              <w:t>List&lt;</w:t>
-            </w:r>
-            <w:proofErr w:type="spellStart"/>
-            <w:r>
-              <w:rPr>
-                <w:color w:val="000000"/>
-                <w:sz w:val="24"/>
-                <w:szCs w:val="24"/>
-                <w:lang w:val="en-US"/>
-              </w:rPr>
-              <w:t>ParameterType</w:t>
-            </w:r>
-            <w:proofErr w:type="spellEnd"/>
-            <w:r>
-              <w:rPr>
-                <w:color w:val="000000"/>
-                <w:sz w:val="24"/>
-                <w:szCs w:val="24"/>
-                <w:lang w:val="en-US"/>
-              </w:rPr>
-              <w:t>&gt;</w:t>
+              <w:t>List&lt;ParameterType&gt;</w:t>
             </w:r>
           </w:p>
         </w:tc>
@@ -7604,7 +7073,6 @@
                 <w:szCs w:val="24"/>
               </w:rPr>
             </w:pPr>
-            <w:proofErr w:type="spellStart"/>
             <w:r>
               <w:rPr>
                 <w:color w:val="000000"/>
@@ -7614,7 +7082,6 @@
               </w:rPr>
               <w:t>InitializeEdgeTypeComboBox</w:t>
             </w:r>
-            <w:proofErr w:type="spellEnd"/>
           </w:p>
         </w:tc>
         <w:tc>
@@ -7689,25 +7156,7 @@
                 <w:sz w:val="24"/>
                 <w:szCs w:val="24"/>
               </w:rPr>
-              <w:t xml:space="preserve">Инициализация </w:t>
-            </w:r>
-            <w:proofErr w:type="spellStart"/>
-            <w:r>
-              <w:rPr>
-                <w:color w:val="000000"/>
-                <w:sz w:val="24"/>
-                <w:szCs w:val="24"/>
-              </w:rPr>
-              <w:t>ComboBox</w:t>
-            </w:r>
-            <w:proofErr w:type="spellEnd"/>
-            <w:r>
-              <w:rPr>
-                <w:color w:val="000000"/>
-                <w:sz w:val="24"/>
-                <w:szCs w:val="24"/>
-              </w:rPr>
-              <w:t xml:space="preserve"> для выбора типа грани</w:t>
+              <w:t>Инициализация ComboBox для выбора типа грани</w:t>
             </w:r>
           </w:p>
         </w:tc>
@@ -7728,7 +7177,6 @@
                 <w:szCs w:val="24"/>
               </w:rPr>
             </w:pPr>
-            <w:proofErr w:type="spellStart"/>
             <w:r>
               <w:rPr>
                 <w:color w:val="000000"/>
@@ -7738,7 +7186,6 @@
               </w:rPr>
               <w:t>InitializeErrorMessages</w:t>
             </w:r>
-            <w:proofErr w:type="spellEnd"/>
           </w:p>
         </w:tc>
         <w:tc>
@@ -7834,7 +7281,6 @@
                 <w:szCs w:val="24"/>
               </w:rPr>
             </w:pPr>
-            <w:proofErr w:type="spellStart"/>
             <w:r>
               <w:rPr>
                 <w:color w:val="000000"/>
@@ -7844,7 +7290,6 @@
               </w:rPr>
               <w:t>InitializeParameterBindings</w:t>
             </w:r>
-            <w:proofErr w:type="spellEnd"/>
           </w:p>
         </w:tc>
         <w:tc>
@@ -7940,7 +7385,6 @@
                 <w:szCs w:val="24"/>
               </w:rPr>
             </w:pPr>
-            <w:proofErr w:type="spellStart"/>
             <w:r>
               <w:rPr>
                 <w:color w:val="000000"/>
@@ -7950,7 +7394,6 @@
               </w:rPr>
               <w:t>SetInitialTextValues</w:t>
             </w:r>
-            <w:proofErr w:type="spellEnd"/>
           </w:p>
         </w:tc>
         <w:tc>
@@ -8046,7 +7489,6 @@
                 <w:szCs w:val="24"/>
               </w:rPr>
             </w:pPr>
-            <w:proofErr w:type="spellStart"/>
             <w:r>
               <w:rPr>
                 <w:color w:val="000000"/>
@@ -8056,7 +7498,6 @@
               </w:rPr>
               <w:t>UpdateAllLabels</w:t>
             </w:r>
-            <w:proofErr w:type="spellEnd"/>
           </w:p>
         </w:tc>
         <w:tc>
@@ -8215,7 +7656,6 @@
         </w:rPr>
         <w:t xml:space="preserve">Поля класса </w:t>
       </w:r>
-      <w:proofErr w:type="spellStart"/>
       <w:r>
         <w:rPr>
           <w:color w:val="000000"/>
@@ -8225,7 +7665,6 @@
         </w:rPr>
         <w:t>GlassBuilder</w:t>
       </w:r>
-      <w:proofErr w:type="spellEnd"/>
     </w:p>
     <w:tbl>
       <w:tblPr>
@@ -8384,18 +7823,8 @@
                 <w:sz w:val="24"/>
                 <w:szCs w:val="24"/>
               </w:rPr>
-              <w:t>_</w:t>
-            </w:r>
-            <w:proofErr w:type="spellStart"/>
-            <w:r>
-              <w:rPr>
-                <w:color w:val="000000"/>
-                <w:sz w:val="24"/>
-                <w:szCs w:val="24"/>
-              </w:rPr>
-              <w:t>wrapper</w:t>
-            </w:r>
-            <w:proofErr w:type="spellEnd"/>
+              <w:t>_wrapper</w:t>
+            </w:r>
           </w:p>
         </w:tc>
         <w:tc>
@@ -8423,7 +7852,6 @@
                 <w:lang w:val="en-US"/>
               </w:rPr>
             </w:pPr>
-            <w:proofErr w:type="spellStart"/>
             <w:r>
               <w:rPr>
                 <w:color w:val="000000"/>
@@ -8433,7 +7861,6 @@
               </w:rPr>
               <w:t>KompasWrapper</w:t>
             </w:r>
-            <w:proofErr w:type="spellEnd"/>
           </w:p>
         </w:tc>
         <w:tc>
@@ -8514,7 +7941,6 @@
         </w:rPr>
         <w:t xml:space="preserve">етоды класса </w:t>
       </w:r>
-      <w:proofErr w:type="spellStart"/>
       <w:r>
         <w:rPr>
           <w:color w:val="000000"/>
@@ -8524,7 +7950,6 @@
         </w:rPr>
         <w:t>GlassBuilder</w:t>
       </w:r>
-      <w:proofErr w:type="spellEnd"/>
     </w:p>
     <w:tbl>
       <w:tblPr>
@@ -8692,7 +8117,6 @@
                 <w:lang w:val="en-US"/>
               </w:rPr>
             </w:pPr>
-            <w:proofErr w:type="spellStart"/>
             <w:r>
               <w:rPr>
                 <w:color w:val="000000"/>
@@ -8720,7 +8144,6 @@
               </w:rPr>
               <w:t>Glass</w:t>
             </w:r>
-            <w:proofErr w:type="spellEnd"/>
           </w:p>
         </w:tc>
         <w:tc>
@@ -8739,7 +8162,6 @@
                 <w:szCs w:val="24"/>
               </w:rPr>
             </w:pPr>
-            <w:proofErr w:type="spellStart"/>
             <w:r>
               <w:rPr>
                 <w:color w:val="000000"/>
@@ -8748,7 +8170,6 @@
               </w:rPr>
               <w:t>Parameters</w:t>
             </w:r>
-            <w:proofErr w:type="spellEnd"/>
           </w:p>
         </w:tc>
         <w:tc>
@@ -8839,7 +8260,6 @@
                 <w:lang w:val="en-US"/>
               </w:rPr>
             </w:pPr>
-            <w:proofErr w:type="spellStart"/>
             <w:r>
               <w:rPr>
                 <w:color w:val="000000"/>
@@ -8849,7 +8269,6 @@
               </w:rPr>
               <w:t>ValidateParameters</w:t>
             </w:r>
-            <w:proofErr w:type="spellEnd"/>
           </w:p>
         </w:tc>
         <w:tc>
@@ -8935,18 +8354,8 @@
                 <w:sz w:val="24"/>
                 <w:szCs w:val="24"/>
               </w:rPr>
-              <w:t xml:space="preserve">Проверка параметров объекта </w:t>
-            </w:r>
-            <w:proofErr w:type="spellStart"/>
-            <w:r>
-              <w:rPr>
-                <w:color w:val="000000"/>
-                <w:sz w:val="24"/>
-                <w:szCs w:val="24"/>
-              </w:rPr>
-              <w:t>Parameters</w:t>
-            </w:r>
-            <w:proofErr w:type="spellEnd"/>
+              <w:t>Проверка параметров объекта Parameters</w:t>
+            </w:r>
           </w:p>
         </w:tc>
       </w:tr>
@@ -8977,7 +8386,6 @@
                 <w:lang w:val="en-US"/>
               </w:rPr>
             </w:pPr>
-            <w:proofErr w:type="spellStart"/>
             <w:r>
               <w:rPr>
                 <w:color w:val="000000"/>
@@ -8987,7 +8395,6 @@
               </w:rPr>
               <w:t>ValidateParametersFields</w:t>
             </w:r>
-            <w:proofErr w:type="spellEnd"/>
           </w:p>
         </w:tc>
         <w:tc>
@@ -9014,19 +8421,8 @@
                 <w:szCs w:val="24"/>
                 <w:lang w:val="en-US"/>
               </w:rPr>
-              <w:t xml:space="preserve">Double, double, double, double, double, double, </w:t>
-            </w:r>
-            <w:proofErr w:type="spellStart"/>
-            <w:r>
-              <w:rPr>
-                <w:color w:val="000000"/>
-                <w:sz w:val="24"/>
-                <w:szCs w:val="24"/>
-                <w:lang w:val="en-US"/>
-              </w:rPr>
-              <w:t>int</w:t>
-            </w:r>
-            <w:proofErr w:type="spellEnd"/>
+              <w:t>Double, double, double, double, double, double, int</w:t>
+            </w:r>
           </w:p>
         </w:tc>
         <w:tc>
@@ -9079,77 +8475,15 @@
                 <w:lang w:val="en-US"/>
               </w:rPr>
             </w:pPr>
-            <w:proofErr w:type="spellStart"/>
-            <w:r>
-              <w:rPr>
-                <w:color w:val="000000"/>
-                <w:sz w:val="24"/>
-                <w:szCs w:val="24"/>
-                <w:lang w:val="en-US"/>
-              </w:rPr>
-              <w:t>Проверка</w:t>
-            </w:r>
-            <w:proofErr w:type="spellEnd"/>
-            <w:r>
-              <w:rPr>
-                <w:color w:val="000000"/>
-                <w:sz w:val="24"/>
-                <w:szCs w:val="24"/>
-                <w:lang w:val="en-US"/>
-              </w:rPr>
-              <w:t xml:space="preserve"> </w:t>
-            </w:r>
-            <w:proofErr w:type="spellStart"/>
-            <w:r>
-              <w:rPr>
-                <w:color w:val="000000"/>
-                <w:sz w:val="24"/>
-                <w:szCs w:val="24"/>
-                <w:lang w:val="en-US"/>
-              </w:rPr>
-              <w:t>параметров</w:t>
-            </w:r>
-            <w:proofErr w:type="spellEnd"/>
-            <w:r>
-              <w:rPr>
-                <w:color w:val="000000"/>
-                <w:sz w:val="24"/>
-                <w:szCs w:val="24"/>
-                <w:lang w:val="en-US"/>
-              </w:rPr>
-              <w:t xml:space="preserve"> </w:t>
-            </w:r>
-            <w:proofErr w:type="spellStart"/>
-            <w:r>
-              <w:rPr>
-                <w:color w:val="000000"/>
-                <w:sz w:val="24"/>
-                <w:szCs w:val="24"/>
-                <w:lang w:val="en-US"/>
-              </w:rPr>
-              <w:t>на</w:t>
-            </w:r>
-            <w:proofErr w:type="spellEnd"/>
-            <w:r>
-              <w:rPr>
-                <w:color w:val="000000"/>
-                <w:sz w:val="24"/>
-                <w:szCs w:val="24"/>
-                <w:lang w:val="en-US"/>
-              </w:rPr>
-              <w:t xml:space="preserve"> </w:t>
-            </w:r>
-            <w:proofErr w:type="spellStart"/>
-            <w:r>
-              <w:rPr>
-                <w:color w:val="000000"/>
-                <w:sz w:val="24"/>
-                <w:szCs w:val="24"/>
-                <w:lang w:val="en-US"/>
-              </w:rPr>
-              <w:t>валидность</w:t>
-            </w:r>
-            <w:proofErr w:type="spellEnd"/>
+            <w:r>
+              <w:rPr>
+                <w:color w:val="000000"/>
+                <w:sz w:val="24"/>
+                <w:szCs w:val="24"/>
+                <w:lang w:val="en-US"/>
+              </w:rPr>
+              <w:t>Проверка параметров на валидность</w:t>
+            </w:r>
           </w:p>
         </w:tc>
       </w:tr>
@@ -9244,7 +8578,6 @@
         </w:rPr>
         <w:t xml:space="preserve">Поля класса </w:t>
       </w:r>
-      <w:proofErr w:type="spellStart"/>
       <w:r>
         <w:rPr>
           <w:color w:val="000000"/>
@@ -9263,7 +8596,6 @@
         </w:rPr>
         <w:t>Parameter</w:t>
       </w:r>
-      <w:proofErr w:type="spellEnd"/>
     </w:p>
     <w:tbl>
       <w:tblPr>
@@ -9418,18 +8750,8 @@
                 <w:sz w:val="24"/>
                 <w:szCs w:val="24"/>
               </w:rPr>
-              <w:t>_</w:t>
-            </w:r>
-            <w:proofErr w:type="spellStart"/>
-            <w:r>
-              <w:rPr>
-                <w:color w:val="000000"/>
-                <w:sz w:val="24"/>
-                <w:szCs w:val="24"/>
-              </w:rPr>
-              <w:t>value</w:t>
-            </w:r>
-            <w:proofErr w:type="spellEnd"/>
+              <w:t>_value</w:t>
+            </w:r>
           </w:p>
         </w:tc>
         <w:tc>
@@ -9532,18 +8854,8 @@
                 <w:sz w:val="24"/>
                 <w:szCs w:val="24"/>
               </w:rPr>
-              <w:t>_</w:t>
-            </w:r>
-            <w:proofErr w:type="spellStart"/>
-            <w:r>
-              <w:rPr>
-                <w:color w:val="000000"/>
-                <w:sz w:val="24"/>
-                <w:szCs w:val="24"/>
-              </w:rPr>
-              <w:t>minValue</w:t>
-            </w:r>
-            <w:proofErr w:type="spellEnd"/>
+              <w:t>_minValue</w:t>
+            </w:r>
           </w:p>
         </w:tc>
         <w:tc>
@@ -9656,18 +8968,8 @@
                 <w:sz w:val="24"/>
                 <w:szCs w:val="24"/>
               </w:rPr>
-              <w:t>_</w:t>
-            </w:r>
-            <w:proofErr w:type="spellStart"/>
-            <w:r>
-              <w:rPr>
-                <w:color w:val="000000"/>
-                <w:sz w:val="24"/>
-                <w:szCs w:val="24"/>
-              </w:rPr>
-              <w:t>maxValue</w:t>
-            </w:r>
-            <w:proofErr w:type="spellEnd"/>
+              <w:t>_maxValue</w:t>
+            </w:r>
           </w:p>
         </w:tc>
         <w:tc>
@@ -9759,7 +9061,6 @@
         </w:rPr>
         <w:t xml:space="preserve">Таблица 6.6 – Конструктор и методы класса </w:t>
       </w:r>
-      <w:proofErr w:type="spellStart"/>
       <w:r>
         <w:rPr>
           <w:sz w:val="24"/>
@@ -9776,7 +9077,6 @@
         </w:rPr>
         <w:t>Parameter</w:t>
       </w:r>
-      <w:proofErr w:type="spellEnd"/>
     </w:p>
     <w:tbl>
       <w:tblPr>
@@ -9917,7 +9217,6 @@
                 <w:lang w:val="en-US"/>
               </w:rPr>
             </w:pPr>
-            <w:proofErr w:type="spellStart"/>
             <w:r>
               <w:rPr>
                 <w:color w:val="000000"/>
@@ -9936,7 +9235,6 @@
               </w:rPr>
               <w:t>Parameter</w:t>
             </w:r>
-            <w:proofErr w:type="spellEnd"/>
           </w:p>
         </w:tc>
         <w:tc>
@@ -9963,39 +9261,8 @@
                 <w:szCs w:val="24"/>
                 <w:lang w:val="en-US"/>
               </w:rPr>
-              <w:t xml:space="preserve">double: </w:t>
-            </w:r>
-            <w:proofErr w:type="spellStart"/>
-            <w:r>
-              <w:rPr>
-                <w:color w:val="000000"/>
-                <w:sz w:val="24"/>
-                <w:szCs w:val="24"/>
-                <w:lang w:val="en-US"/>
-              </w:rPr>
-              <w:t>minValue</w:t>
-            </w:r>
-            <w:proofErr w:type="spellEnd"/>
-            <w:r>
-              <w:rPr>
-                <w:color w:val="000000"/>
-                <w:sz w:val="24"/>
-                <w:szCs w:val="24"/>
-                <w:lang w:val="en-US"/>
-              </w:rPr>
-              <w:t xml:space="preserve">, double: </w:t>
-            </w:r>
-            <w:proofErr w:type="spellStart"/>
-            <w:r>
-              <w:rPr>
-                <w:color w:val="000000"/>
-                <w:sz w:val="24"/>
-                <w:szCs w:val="24"/>
-                <w:lang w:val="en-US"/>
-              </w:rPr>
-              <w:t>maxValue</w:t>
-            </w:r>
-            <w:proofErr w:type="spellEnd"/>
+              <w:t>double: minValue, double: maxValue</w:t>
+            </w:r>
           </w:p>
         </w:tc>
         <w:tc>
@@ -10070,7 +9337,6 @@
                 <w:lang w:val="en-US"/>
               </w:rPr>
             </w:pPr>
-            <w:proofErr w:type="spellStart"/>
             <w:r>
               <w:rPr>
                 <w:color w:val="000000"/>
@@ -10080,7 +9346,6 @@
               </w:rPr>
               <w:t>SetMaxValue</w:t>
             </w:r>
-            <w:proofErr w:type="spellEnd"/>
           </w:p>
         </w:tc>
         <w:tc>
@@ -10182,7 +9447,6 @@
                 <w:szCs w:val="24"/>
               </w:rPr>
             </w:pPr>
-            <w:proofErr w:type="spellStart"/>
             <w:r>
               <w:rPr>
                 <w:color w:val="000000"/>
@@ -10192,7 +9456,6 @@
               </w:rPr>
               <w:t>SetMinValue</w:t>
             </w:r>
-            <w:proofErr w:type="spellEnd"/>
           </w:p>
         </w:tc>
         <w:tc>
@@ -10312,7 +9575,6 @@
                 <w:lang w:val="en-US"/>
               </w:rPr>
             </w:pPr>
-            <w:proofErr w:type="spellStart"/>
             <w:r>
               <w:rPr>
                 <w:color w:val="000000"/>
@@ -10322,7 +9584,6 @@
               </w:rPr>
               <w:t>SetRange</w:t>
             </w:r>
-            <w:proofErr w:type="spellEnd"/>
           </w:p>
         </w:tc>
         <w:tc>
@@ -10425,7 +9686,6 @@
                 <w:szCs w:val="24"/>
               </w:rPr>
             </w:pPr>
-            <w:proofErr w:type="spellStart"/>
             <w:r>
               <w:rPr>
                 <w:color w:val="000000"/>
@@ -10434,7 +9694,6 @@
               </w:rPr>
               <w:t>Value</w:t>
             </w:r>
-            <w:proofErr w:type="spellEnd"/>
           </w:p>
         </w:tc>
         <w:tc>
@@ -10536,7 +9795,6 @@
                 <w:lang w:val="en-US"/>
               </w:rPr>
             </w:pPr>
-            <w:proofErr w:type="spellStart"/>
             <w:r>
               <w:rPr>
                 <w:color w:val="000000"/>
@@ -10546,7 +9804,6 @@
               </w:rPr>
               <w:t>MinValue</w:t>
             </w:r>
-            <w:proofErr w:type="spellEnd"/>
           </w:p>
         </w:tc>
         <w:tc>
@@ -10648,7 +9905,6 @@
                 <w:lang w:val="en-US"/>
               </w:rPr>
             </w:pPr>
-            <w:proofErr w:type="spellStart"/>
             <w:r>
               <w:rPr>
                 <w:color w:val="000000"/>
@@ -10658,7 +9914,6 @@
               </w:rPr>
               <w:t>MaxValue</w:t>
             </w:r>
-            <w:proofErr w:type="spellEnd"/>
           </w:p>
         </w:tc>
         <w:tc>
@@ -10812,20 +10067,8 @@
           <w:szCs w:val="24"/>
           <w:lang w:bidi="ar-SA"/>
         </w:rPr>
-        <w:t xml:space="preserve"> – Перечисление </w:t>
-      </w:r>
-      <w:proofErr w:type="spellStart"/>
-      <w:r>
-        <w:rPr>
-          <w:rFonts w:eastAsia="SimSun"/>
-          <w:color w:val="000000"/>
-          <w:sz w:val="24"/>
-          <w:szCs w:val="24"/>
-          <w:lang w:bidi="ar-SA"/>
-        </w:rPr>
-        <w:t>Parameter</w:t>
-      </w:r>
-      <w:proofErr w:type="spellEnd"/>
+        <w:t xml:space="preserve"> – Перечисление Parameter</w:t>
+      </w:r>
       <w:r>
         <w:rPr>
           <w:rFonts w:eastAsia="SimSun"/>
@@ -10935,7 +10178,6 @@
                 <w:lang w:val="en-US" w:bidi="ar-SA"/>
               </w:rPr>
             </w:pPr>
-            <w:proofErr w:type="spellStart"/>
             <w:r>
               <w:rPr>
                 <w:rFonts w:eastAsia="SimSun"/>
@@ -10946,7 +10188,6 @@
               </w:rPr>
               <w:t>HeightTotal</w:t>
             </w:r>
-            <w:proofErr w:type="spellEnd"/>
           </w:p>
         </w:tc>
         <w:tc>
@@ -11067,7 +10308,6 @@
                 <w:lang w:val="en-US" w:bidi="ar-SA"/>
               </w:rPr>
             </w:pPr>
-            <w:proofErr w:type="spellStart"/>
             <w:r>
               <w:rPr>
                 <w:rFonts w:eastAsia="SimSun"/>
@@ -11078,7 +10318,6 @@
               </w:rPr>
               <w:t>HeightBottom</w:t>
             </w:r>
-            <w:proofErr w:type="spellEnd"/>
           </w:p>
         </w:tc>
         <w:tc>
@@ -11134,7 +10373,6 @@
                 <w:lang w:val="en-US" w:bidi="ar-SA"/>
               </w:rPr>
             </w:pPr>
-            <w:proofErr w:type="spellStart"/>
             <w:r>
               <w:rPr>
                 <w:rFonts w:eastAsia="SimSun"/>
@@ -11145,7 +10383,6 @@
               </w:rPr>
               <w:t>ThicknessLowerEdge</w:t>
             </w:r>
-            <w:proofErr w:type="spellEnd"/>
           </w:p>
         </w:tc>
         <w:tc>
@@ -11201,7 +10438,6 @@
                 <w:lang w:val="en-US" w:bidi="ar-SA"/>
               </w:rPr>
             </w:pPr>
-            <w:proofErr w:type="spellStart"/>
             <w:r>
               <w:rPr>
                 <w:rFonts w:eastAsia="SimSun"/>
@@ -11212,7 +10448,6 @@
               </w:rPr>
               <w:t>ThicknessUpperEdge</w:t>
             </w:r>
-            <w:proofErr w:type="spellEnd"/>
           </w:p>
         </w:tc>
         <w:tc>
@@ -11268,7 +10503,6 @@
                 <w:lang w:val="en-US" w:bidi="ar-SA"/>
               </w:rPr>
             </w:pPr>
-            <w:proofErr w:type="spellStart"/>
             <w:r>
               <w:rPr>
                 <w:rFonts w:eastAsia="SimSun"/>
@@ -11279,7 +10513,6 @@
               </w:rPr>
               <w:t>HeightUpperEdge</w:t>
             </w:r>
-            <w:proofErr w:type="spellEnd"/>
           </w:p>
         </w:tc>
         <w:tc>
@@ -11335,7 +10568,6 @@
                 <w:lang w:val="en-US" w:bidi="ar-SA"/>
               </w:rPr>
             </w:pPr>
-            <w:proofErr w:type="spellStart"/>
             <w:r>
               <w:rPr>
                 <w:rFonts w:eastAsia="SimSun"/>
@@ -11346,7 +10578,6 @@
               </w:rPr>
               <w:t>NumberOfEdge</w:t>
             </w:r>
-            <w:proofErr w:type="spellEnd"/>
           </w:p>
         </w:tc>
         <w:tc>
@@ -11491,7 +10722,6 @@
         </w:rPr>
         <w:t xml:space="preserve">Поля класса </w:t>
       </w:r>
-      <w:proofErr w:type="spellStart"/>
       <w:r>
         <w:rPr>
           <w:color w:val="000000"/>
@@ -11501,7 +10731,6 @@
         </w:rPr>
         <w:t>KompasWrapper</w:t>
       </w:r>
-      <w:proofErr w:type="spellEnd"/>
     </w:p>
     <w:tbl>
       <w:tblPr>
@@ -11660,18 +10889,8 @@
                 <w:sz w:val="24"/>
                 <w:szCs w:val="24"/>
               </w:rPr>
-              <w:t>_</w:t>
-            </w:r>
-            <w:proofErr w:type="spellStart"/>
-            <w:r>
-              <w:rPr>
-                <w:color w:val="000000"/>
-                <w:sz w:val="24"/>
-                <w:szCs w:val="24"/>
-              </w:rPr>
-              <w:t>kompas</w:t>
-            </w:r>
-            <w:proofErr w:type="spellEnd"/>
+              <w:t>_kompas</w:t>
+            </w:r>
           </w:p>
         </w:tc>
         <w:tc>
@@ -11699,7 +10918,6 @@
                 <w:lang w:val="en-US"/>
               </w:rPr>
             </w:pPr>
-            <w:proofErr w:type="spellStart"/>
             <w:r>
               <w:rPr>
                 <w:color w:val="000000"/>
@@ -11718,7 +10936,6 @@
               </w:rPr>
               <w:t>t</w:t>
             </w:r>
-            <w:proofErr w:type="spellEnd"/>
           </w:p>
         </w:tc>
         <w:tc>
@@ -11891,18 +11108,8 @@
                 <w:sz w:val="24"/>
                 <w:szCs w:val="24"/>
               </w:rPr>
-              <w:t>_</w:t>
-            </w:r>
-            <w:proofErr w:type="spellStart"/>
-            <w:r>
-              <w:rPr>
-                <w:color w:val="000000"/>
-                <w:sz w:val="24"/>
-                <w:szCs w:val="24"/>
-              </w:rPr>
-              <w:t>part</w:t>
-            </w:r>
-            <w:proofErr w:type="spellEnd"/>
+              <w:t>_part</w:t>
+            </w:r>
           </w:p>
         </w:tc>
         <w:tc>
@@ -11928,7 +11135,6 @@
                 <w:szCs w:val="24"/>
               </w:rPr>
             </w:pPr>
-            <w:proofErr w:type="spellStart"/>
             <w:r>
               <w:rPr>
                 <w:color w:val="000000"/>
@@ -11937,7 +11143,6 @@
               </w:rPr>
               <w:t>ksPart</w:t>
             </w:r>
-            <w:proofErr w:type="spellEnd"/>
           </w:p>
         </w:tc>
         <w:tc>
@@ -12014,18 +11219,8 @@
                 <w:sz w:val="24"/>
                 <w:szCs w:val="24"/>
               </w:rPr>
-              <w:t>_</w:t>
-            </w:r>
-            <w:proofErr w:type="spellStart"/>
-            <w:r>
-              <w:rPr>
-                <w:color w:val="000000"/>
-                <w:sz w:val="24"/>
-                <w:szCs w:val="24"/>
-              </w:rPr>
-              <w:t>isCadAttached</w:t>
-            </w:r>
-            <w:proofErr w:type="spellEnd"/>
+              <w:t>_isCadAttached</w:t>
+            </w:r>
           </w:p>
         </w:tc>
         <w:tc>
@@ -12051,7 +11246,6 @@
                 <w:szCs w:val="24"/>
               </w:rPr>
             </w:pPr>
-            <w:proofErr w:type="spellStart"/>
             <w:r>
               <w:rPr>
                 <w:color w:val="000000"/>
@@ -12060,7 +11254,6 @@
               </w:rPr>
               <w:t>bool</w:t>
             </w:r>
-            <w:proofErr w:type="spellEnd"/>
           </w:p>
         </w:tc>
         <w:tc>
@@ -12136,7 +11329,6 @@
         </w:rPr>
         <w:t xml:space="preserve"> – Конструктор и методы класса </w:t>
       </w:r>
-      <w:proofErr w:type="spellStart"/>
       <w:r>
         <w:rPr>
           <w:color w:val="000000"/>
@@ -12146,7 +11338,6 @@
         </w:rPr>
         <w:t>KompasWrapper</w:t>
       </w:r>
-      <w:proofErr w:type="spellEnd"/>
     </w:p>
     <w:tbl>
       <w:tblPr>
@@ -12287,7 +11478,6 @@
                 <w:lang w:val="en-US"/>
               </w:rPr>
             </w:pPr>
-            <w:proofErr w:type="spellStart"/>
             <w:r>
               <w:rPr>
                 <w:color w:val="000000"/>
@@ -12297,7 +11487,6 @@
               </w:rPr>
               <w:t>ConnectCAD</w:t>
             </w:r>
-            <w:proofErr w:type="spellEnd"/>
           </w:p>
         </w:tc>
         <w:tc>
@@ -12400,7 +11589,6 @@
                 <w:lang w:val="en-US"/>
               </w:rPr>
             </w:pPr>
-            <w:proofErr w:type="spellStart"/>
             <w:r>
               <w:rPr>
                 <w:color w:val="000000"/>
@@ -12409,7 +11597,6 @@
               </w:rPr>
               <w:t>CreateDocument</w:t>
             </w:r>
-            <w:proofErr w:type="spellEnd"/>
           </w:p>
         </w:tc>
         <w:tc>
@@ -12511,7 +11698,6 @@
                 <w:szCs w:val="24"/>
               </w:rPr>
             </w:pPr>
-            <w:proofErr w:type="spellStart"/>
             <w:r>
               <w:rPr>
                 <w:color w:val="000000"/>
@@ -12520,7 +11706,6 @@
               </w:rPr>
               <w:t>TestConnection</w:t>
             </w:r>
-            <w:proofErr w:type="spellEnd"/>
           </w:p>
         </w:tc>
         <w:tc>
@@ -12622,7 +11807,6 @@
                 <w:lang w:val="en-US"/>
               </w:rPr>
             </w:pPr>
-            <w:proofErr w:type="spellStart"/>
             <w:r>
               <w:rPr>
                 <w:color w:val="000000"/>
@@ -12632,7 +11816,6 @@
               </w:rPr>
               <w:t>BeginSketchEdit</w:t>
             </w:r>
-            <w:proofErr w:type="spellEnd"/>
           </w:p>
         </w:tc>
         <w:tc>
@@ -12652,7 +11835,6 @@
                 <w:lang w:val="en-US"/>
               </w:rPr>
             </w:pPr>
-            <w:proofErr w:type="spellStart"/>
             <w:r>
               <w:rPr>
                 <w:color w:val="000000"/>
@@ -12662,7 +11844,6 @@
               </w:rPr>
               <w:t>ksEntity</w:t>
             </w:r>
-            <w:proofErr w:type="spellEnd"/>
           </w:p>
         </w:tc>
         <w:tc>
@@ -12738,7 +11919,6 @@
                 <w:lang w:val="en-US"/>
               </w:rPr>
             </w:pPr>
-            <w:proofErr w:type="spellStart"/>
             <w:r>
               <w:rPr>
                 <w:color w:val="000000"/>
@@ -12748,7 +11928,6 @@
               </w:rPr>
               <w:t>CreateCircularArrayForEdge</w:t>
             </w:r>
-            <w:proofErr w:type="spellEnd"/>
           </w:p>
         </w:tc>
         <w:tc>
@@ -12768,7 +11947,6 @@
                 <w:lang w:val="en-US"/>
               </w:rPr>
             </w:pPr>
-            <w:proofErr w:type="spellStart"/>
             <w:r>
               <w:rPr>
                 <w:color w:val="000000"/>
@@ -12778,7 +11956,6 @@
               </w:rPr>
               <w:t>ksEntity</w:t>
             </w:r>
-            <w:proofErr w:type="spellEnd"/>
           </w:p>
         </w:tc>
         <w:tc>
@@ -12798,7 +11975,6 @@
                 <w:lang w:val="en-US"/>
               </w:rPr>
             </w:pPr>
-            <w:proofErr w:type="spellStart"/>
             <w:r>
               <w:rPr>
                 <w:color w:val="000000"/>
@@ -12808,7 +11984,6 @@
               </w:rPr>
               <w:t>int</w:t>
             </w:r>
-            <w:proofErr w:type="spellEnd"/>
           </w:p>
         </w:tc>
         <w:tc>
@@ -12855,7 +12030,6 @@
                 <w:szCs w:val="24"/>
               </w:rPr>
             </w:pPr>
-            <w:proofErr w:type="spellStart"/>
             <w:r>
               <w:rPr>
                 <w:color w:val="000000"/>
@@ -12864,7 +12038,6 @@
               </w:rPr>
               <w:t>CreateSketch</w:t>
             </w:r>
-            <w:proofErr w:type="spellEnd"/>
           </w:p>
         </w:tc>
         <w:tc>
@@ -12890,19 +12063,8 @@
                 <w:szCs w:val="24"/>
                 <w:lang w:val="en-US"/>
               </w:rPr>
-              <w:t xml:space="preserve">short: </w:t>
-            </w:r>
-            <w:proofErr w:type="spellStart"/>
-            <w:r>
-              <w:rPr>
-                <w:color w:val="000000"/>
-                <w:sz w:val="24"/>
-                <w:szCs w:val="24"/>
-                <w:lang w:val="en-US"/>
-              </w:rPr>
-              <w:t>planeType</w:t>
-            </w:r>
-            <w:proofErr w:type="spellEnd"/>
+              <w:t>short: planeType</w:t>
+            </w:r>
           </w:p>
         </w:tc>
         <w:tc>
@@ -12922,7 +12084,6 @@
                 <w:lang w:val="en-US"/>
               </w:rPr>
             </w:pPr>
-            <w:proofErr w:type="spellStart"/>
             <w:r>
               <w:rPr>
                 <w:color w:val="000000"/>
@@ -12932,7 +12093,6 @@
               </w:rPr>
               <w:t>ksEntity</w:t>
             </w:r>
-            <w:proofErr w:type="spellEnd"/>
           </w:p>
         </w:tc>
         <w:tc>
@@ -12979,7 +12139,6 @@
                 <w:szCs w:val="24"/>
               </w:rPr>
             </w:pPr>
-            <w:proofErr w:type="spellStart"/>
             <w:r>
               <w:rPr>
                 <w:color w:val="000000"/>
@@ -12988,7 +12147,6 @@
               </w:rPr>
               <w:t>EndSketchEdit</w:t>
             </w:r>
-            <w:proofErr w:type="spellEnd"/>
           </w:p>
         </w:tc>
         <w:tc>
@@ -13008,34 +12166,14 @@
                 <w:lang w:val="en-US"/>
               </w:rPr>
             </w:pPr>
-            <w:proofErr w:type="spellStart"/>
-            <w:r>
-              <w:rPr>
-                <w:color w:val="000000"/>
-                <w:sz w:val="24"/>
-                <w:szCs w:val="24"/>
-              </w:rPr>
-              <w:t>ksEntity</w:t>
-            </w:r>
-            <w:proofErr w:type="spellEnd"/>
-            <w:r>
-              <w:rPr>
-                <w:color w:val="000000"/>
-                <w:sz w:val="24"/>
-                <w:szCs w:val="24"/>
-              </w:rPr>
-              <w:t xml:space="preserve">: </w:t>
-            </w:r>
-            <w:proofErr w:type="spellStart"/>
-            <w:r>
-              <w:rPr>
-                <w:color w:val="000000"/>
-                <w:sz w:val="24"/>
-                <w:szCs w:val="24"/>
-              </w:rPr>
-              <w:t>sketch</w:t>
-            </w:r>
-            <w:proofErr w:type="spellEnd"/>
+            <w:r>
+              <w:rPr>
+                <w:color w:val="000000"/>
+                <w:sz w:val="24"/>
+                <w:szCs w:val="24"/>
+              </w:rPr>
+              <w:t>ksEntity: sketch</w:t>
+            </w:r>
           </w:p>
         </w:tc>
         <w:tc>
@@ -13110,7 +12248,6 @@
                 <w:szCs w:val="24"/>
               </w:rPr>
             </w:pPr>
-            <w:proofErr w:type="spellStart"/>
             <w:r>
               <w:rPr>
                 <w:color w:val="000000"/>
@@ -13120,7 +12257,6 @@
               </w:rPr>
               <w:t>CreateCutExtrusion</w:t>
             </w:r>
-            <w:proofErr w:type="spellEnd"/>
           </w:p>
         </w:tc>
         <w:tc>
@@ -13139,7 +12275,34 @@
                 <w:szCs w:val="24"/>
               </w:rPr>
             </w:pPr>
-            <w:proofErr w:type="spellStart"/>
+            <w:r>
+              <w:rPr>
+                <w:color w:val="000000"/>
+                <w:sz w:val="24"/>
+                <w:szCs w:val="24"/>
+                <w:lang w:val="en-US"/>
+              </w:rPr>
+              <w:t>ksEntity, bool, double, string</w:t>
+            </w:r>
+          </w:p>
+        </w:tc>
+        <w:tc>
+          <w:tcPr>
+            <w:tcW w:w="984" w:type="pct"/>
+            <w:vAlign w:val="center"/>
+          </w:tcPr>
+          <w:p>
+            <w:pPr>
+              <w:spacing w:line="240" w:lineRule="auto"/>
+              <w:ind w:right="57" w:firstLine="0"/>
+              <w:jc w:val="center"/>
+              <w:rPr>
+                <w:color w:val="000000"/>
+                <w:sz w:val="24"/>
+                <w:szCs w:val="24"/>
+                <w:lang w:val="en-US"/>
+              </w:rPr>
+            </w:pPr>
             <w:r>
               <w:rPr>
                 <w:color w:val="000000"/>
@@ -13149,46 +12312,6 @@
               </w:rPr>
               <w:t>ksEntity</w:t>
             </w:r>
-            <w:proofErr w:type="spellEnd"/>
-            <w:r>
-              <w:rPr>
-                <w:color w:val="000000"/>
-                <w:sz w:val="24"/>
-                <w:szCs w:val="24"/>
-                <w:lang w:val="en-US"/>
-              </w:rPr>
-              <w:t>, bool, double, string</w:t>
-            </w:r>
-          </w:p>
-        </w:tc>
-        <w:tc>
-          <w:tcPr>
-            <w:tcW w:w="984" w:type="pct"/>
-            <w:vAlign w:val="center"/>
-          </w:tcPr>
-          <w:p>
-            <w:pPr>
-              <w:spacing w:line="240" w:lineRule="auto"/>
-              <w:ind w:right="57" w:firstLine="0"/>
-              <w:jc w:val="center"/>
-              <w:rPr>
-                <w:color w:val="000000"/>
-                <w:sz w:val="24"/>
-                <w:szCs w:val="24"/>
-                <w:lang w:val="en-US"/>
-              </w:rPr>
-            </w:pPr>
-            <w:proofErr w:type="spellStart"/>
-            <w:r>
-              <w:rPr>
-                <w:color w:val="000000"/>
-                <w:sz w:val="24"/>
-                <w:szCs w:val="24"/>
-                <w:lang w:val="en-US"/>
-              </w:rPr>
-              <w:t>ksEntity</w:t>
-            </w:r>
-            <w:proofErr w:type="spellEnd"/>
           </w:p>
         </w:tc>
         <w:tc>
@@ -13236,7 +12359,6 @@
                 <w:lang w:val="en-US"/>
               </w:rPr>
             </w:pPr>
-            <w:proofErr w:type="spellStart"/>
             <w:r>
               <w:rPr>
                 <w:color w:val="000000"/>
@@ -13246,7 +12368,6 @@
               </w:rPr>
               <w:t>CreateCylinder</w:t>
             </w:r>
-            <w:proofErr w:type="spellEnd"/>
           </w:p>
         </w:tc>
         <w:tc>
@@ -13350,7 +12471,6 @@
                 <w:lang w:val="en-US"/>
               </w:rPr>
             </w:pPr>
-            <w:proofErr w:type="spellStart"/>
             <w:r>
               <w:rPr>
                 <w:color w:val="000000"/>
@@ -13360,7 +12480,6 @@
               </w:rPr>
               <w:t>CreateExtrusion</w:t>
             </w:r>
-            <w:proofErr w:type="spellEnd"/>
           </w:p>
         </w:tc>
         <w:tc>
@@ -13380,7 +12499,34 @@
                 <w:lang w:val="en-US"/>
               </w:rPr>
             </w:pPr>
-            <w:proofErr w:type="spellStart"/>
+            <w:r>
+              <w:rPr>
+                <w:color w:val="000000"/>
+                <w:sz w:val="24"/>
+                <w:szCs w:val="24"/>
+                <w:lang w:val="en-US"/>
+              </w:rPr>
+              <w:t>ksEntity, bool, double, string</w:t>
+            </w:r>
+          </w:p>
+        </w:tc>
+        <w:tc>
+          <w:tcPr>
+            <w:tcW w:w="984" w:type="pct"/>
+            <w:vAlign w:val="center"/>
+          </w:tcPr>
+          <w:p>
+            <w:pPr>
+              <w:spacing w:line="240" w:lineRule="auto"/>
+              <w:ind w:right="57" w:firstLine="0"/>
+              <w:jc w:val="center"/>
+              <w:rPr>
+                <w:color w:val="000000"/>
+                <w:sz w:val="24"/>
+                <w:szCs w:val="24"/>
+                <w:lang w:val="en-US"/>
+              </w:rPr>
+            </w:pPr>
             <w:r>
               <w:rPr>
                 <w:color w:val="000000"/>
@@ -13390,46 +12536,6 @@
               </w:rPr>
               <w:t>ksEntity</w:t>
             </w:r>
-            <w:proofErr w:type="spellEnd"/>
-            <w:r>
-              <w:rPr>
-                <w:color w:val="000000"/>
-                <w:sz w:val="24"/>
-                <w:szCs w:val="24"/>
-                <w:lang w:val="en-US"/>
-              </w:rPr>
-              <w:t>, bool, double, string</w:t>
-            </w:r>
-          </w:p>
-        </w:tc>
-        <w:tc>
-          <w:tcPr>
-            <w:tcW w:w="984" w:type="pct"/>
-            <w:vAlign w:val="center"/>
-          </w:tcPr>
-          <w:p>
-            <w:pPr>
-              <w:spacing w:line="240" w:lineRule="auto"/>
-              <w:ind w:right="57" w:firstLine="0"/>
-              <w:jc w:val="center"/>
-              <w:rPr>
-                <w:color w:val="000000"/>
-                <w:sz w:val="24"/>
-                <w:szCs w:val="24"/>
-                <w:lang w:val="en-US"/>
-              </w:rPr>
-            </w:pPr>
-            <w:proofErr w:type="spellStart"/>
-            <w:r>
-              <w:rPr>
-                <w:color w:val="000000"/>
-                <w:sz w:val="24"/>
-                <w:szCs w:val="24"/>
-                <w:lang w:val="en-US"/>
-              </w:rPr>
-              <w:t>ksEntity</w:t>
-            </w:r>
-            <w:proofErr w:type="spellEnd"/>
           </w:p>
         </w:tc>
         <w:tc>
@@ -13477,7 +12583,6 @@
                 <w:lang w:val="en-US"/>
               </w:rPr>
             </w:pPr>
-            <w:proofErr w:type="spellStart"/>
             <w:r>
               <w:rPr>
                 <w:color w:val="000000"/>
@@ -13487,7 +12592,6 @@
               </w:rPr>
               <w:t>CreateFacetedGlass</w:t>
             </w:r>
-            <w:proofErr w:type="spellEnd"/>
           </w:p>
         </w:tc>
         <w:tc>
@@ -13514,19 +12618,8 @@
                 <w:szCs w:val="24"/>
                 <w:lang w:val="en-US"/>
               </w:rPr>
-              <w:t xml:space="preserve">double, double, double, double, double, double, </w:t>
-            </w:r>
-            <w:proofErr w:type="spellStart"/>
-            <w:r>
-              <w:rPr>
-                <w:color w:val="000000"/>
-                <w:sz w:val="24"/>
-                <w:szCs w:val="24"/>
-                <w:lang w:val="en-US"/>
-              </w:rPr>
-              <w:t>int</w:t>
-            </w:r>
-            <w:proofErr w:type="spellEnd"/>
+              <w:t>double, double, double, double, double, double, int</w:t>
+            </w:r>
           </w:p>
         </w:tc>
         <w:tc>
@@ -13660,7 +12753,6 @@
                 <w:lang w:val="en-US"/>
               </w:rPr>
             </w:pPr>
-            <w:proofErr w:type="spellStart"/>
             <w:r>
               <w:rPr>
                 <w:color w:val="000000"/>
@@ -13670,7 +12762,6 @@
               </w:rPr>
               <w:t>CreateHollowGlass</w:t>
             </w:r>
-            <w:proofErr w:type="spellEnd"/>
           </w:p>
         </w:tc>
         <w:tc>
@@ -13774,7 +12865,6 @@
                 <w:lang w:val="en-US"/>
               </w:rPr>
             </w:pPr>
-            <w:proofErr w:type="spellStart"/>
             <w:r>
               <w:rPr>
                 <w:color w:val="000000"/>
@@ -13784,7 +12874,6 @@
               </w:rPr>
               <w:t>CreateRectangleOnTangentPlane</w:t>
             </w:r>
-            <w:proofErr w:type="spellEnd"/>
           </w:p>
         </w:tc>
         <w:tc>
@@ -13804,7 +12893,34 @@
                 <w:lang w:val="en-US"/>
               </w:rPr>
             </w:pPr>
-            <w:proofErr w:type="spellStart"/>
+            <w:r>
+              <w:rPr>
+                <w:color w:val="000000"/>
+                <w:sz w:val="24"/>
+                <w:szCs w:val="24"/>
+                <w:lang w:val="en-US"/>
+              </w:rPr>
+              <w:t>ksEntity, double, double, double</w:t>
+            </w:r>
+          </w:p>
+        </w:tc>
+        <w:tc>
+          <w:tcPr>
+            <w:tcW w:w="606" w:type="pct"/>
+            <w:vAlign w:val="center"/>
+          </w:tcPr>
+          <w:p>
+            <w:pPr>
+              <w:spacing w:line="240" w:lineRule="auto"/>
+              <w:ind w:right="57" w:firstLine="0"/>
+              <w:jc w:val="center"/>
+              <w:rPr>
+                <w:color w:val="000000"/>
+                <w:sz w:val="24"/>
+                <w:szCs w:val="24"/>
+                <w:lang w:val="en-US"/>
+              </w:rPr>
+            </w:pPr>
             <w:r>
               <w:rPr>
                 <w:color w:val="000000"/>
@@ -13814,46 +12930,6 @@
               </w:rPr>
               <w:t>ksEntity</w:t>
             </w:r>
-            <w:proofErr w:type="spellEnd"/>
-            <w:r>
-              <w:rPr>
-                <w:color w:val="000000"/>
-                <w:sz w:val="24"/>
-                <w:szCs w:val="24"/>
-                <w:lang w:val="en-US"/>
-              </w:rPr>
-              <w:t>, double, double, double</w:t>
-            </w:r>
-          </w:p>
-        </w:tc>
-        <w:tc>
-          <w:tcPr>
-            <w:tcW w:w="606" w:type="pct"/>
-            <w:vAlign w:val="center"/>
-          </w:tcPr>
-          <w:p>
-            <w:pPr>
-              <w:spacing w:line="240" w:lineRule="auto"/>
-              <w:ind w:right="57" w:firstLine="0"/>
-              <w:jc w:val="center"/>
-              <w:rPr>
-                <w:color w:val="000000"/>
-                <w:sz w:val="24"/>
-                <w:szCs w:val="24"/>
-                <w:lang w:val="en-US"/>
-              </w:rPr>
-            </w:pPr>
-            <w:proofErr w:type="spellStart"/>
-            <w:r>
-              <w:rPr>
-                <w:color w:val="000000"/>
-                <w:sz w:val="24"/>
-                <w:szCs w:val="24"/>
-                <w:lang w:val="en-US"/>
-              </w:rPr>
-              <w:t>ksEntity</w:t>
-            </w:r>
-            <w:proofErr w:type="spellEnd"/>
           </w:p>
         </w:tc>
         <w:tc>
@@ -13901,7 +12977,6 @@
                 <w:lang w:val="en-US"/>
               </w:rPr>
             </w:pPr>
-            <w:proofErr w:type="spellStart"/>
             <w:r>
               <w:rPr>
                 <w:color w:val="000000"/>
@@ -13911,7 +12986,6 @@
               </w:rPr>
               <w:t>CreateSketchOnOffsetPlane</w:t>
             </w:r>
-            <w:proofErr w:type="spellEnd"/>
           </w:p>
         </w:tc>
         <w:tc>
@@ -13959,7 +13033,6 @@
                 <w:lang w:val="en-US"/>
               </w:rPr>
             </w:pPr>
-            <w:proofErr w:type="spellStart"/>
             <w:r>
               <w:rPr>
                 <w:color w:val="000000"/>
@@ -13969,7 +13042,6 @@
               </w:rPr>
               <w:t>ksEntity</w:t>
             </w:r>
-            <w:proofErr w:type="spellEnd"/>
           </w:p>
         </w:tc>
         <w:tc>
@@ -14017,7 +13089,6 @@
                 <w:lang w:val="en-US"/>
               </w:rPr>
             </w:pPr>
-            <w:proofErr w:type="spellStart"/>
             <w:r>
               <w:rPr>
                 <w:color w:val="000000"/>
@@ -14027,7 +13098,6 @@
               </w:rPr>
               <w:t>CreateTangentPlaneToCylinder</w:t>
             </w:r>
-            <w:proofErr w:type="spellEnd"/>
           </w:p>
         </w:tc>
         <w:tc>
@@ -14075,7 +13145,6 @@
                 <w:lang w:val="en-US"/>
               </w:rPr>
             </w:pPr>
-            <w:proofErr w:type="spellStart"/>
             <w:r>
               <w:rPr>
                 <w:color w:val="000000"/>
@@ -14085,7 +13154,6 @@
               </w:rPr>
               <w:t>ksEntity</w:t>
             </w:r>
-            <w:proofErr w:type="spellEnd"/>
           </w:p>
         </w:tc>
         <w:tc>
@@ -14133,7 +13201,6 @@
                 <w:lang w:val="en-US"/>
               </w:rPr>
             </w:pPr>
-            <w:proofErr w:type="spellStart"/>
             <w:r>
               <w:rPr>
                 <w:color w:val="000000"/>
@@ -14143,7 +13210,6 @@
               </w:rPr>
               <w:t>CreateTrapezoidalOnTangentPlane</w:t>
             </w:r>
-            <w:proofErr w:type="spellEnd"/>
           </w:p>
         </w:tc>
         <w:tc>
@@ -14163,7 +13229,34 @@
                 <w:lang w:val="en-US"/>
               </w:rPr>
             </w:pPr>
-            <w:proofErr w:type="spellStart"/>
+            <w:r>
+              <w:rPr>
+                <w:color w:val="000000"/>
+                <w:sz w:val="24"/>
+                <w:szCs w:val="24"/>
+                <w:lang w:val="en-US"/>
+              </w:rPr>
+              <w:t>ksEntity, double, double, double</w:t>
+            </w:r>
+          </w:p>
+        </w:tc>
+        <w:tc>
+          <w:tcPr>
+            <w:tcW w:w="606" w:type="pct"/>
+            <w:vAlign w:val="center"/>
+          </w:tcPr>
+          <w:p>
+            <w:pPr>
+              <w:spacing w:line="240" w:lineRule="auto"/>
+              <w:ind w:right="57" w:firstLine="0"/>
+              <w:jc w:val="center"/>
+              <w:rPr>
+                <w:color w:val="000000"/>
+                <w:sz w:val="24"/>
+                <w:szCs w:val="24"/>
+                <w:lang w:val="en-US"/>
+              </w:rPr>
+            </w:pPr>
             <w:r>
               <w:rPr>
                 <w:color w:val="000000"/>
@@ -14173,46 +13266,6 @@
               </w:rPr>
               <w:t>ksEntity</w:t>
             </w:r>
-            <w:proofErr w:type="spellEnd"/>
-            <w:r>
-              <w:rPr>
-                <w:color w:val="000000"/>
-                <w:sz w:val="24"/>
-                <w:szCs w:val="24"/>
-                <w:lang w:val="en-US"/>
-              </w:rPr>
-              <w:t>, double, double, double</w:t>
-            </w:r>
-          </w:p>
-        </w:tc>
-        <w:tc>
-          <w:tcPr>
-            <w:tcW w:w="606" w:type="pct"/>
-            <w:vAlign w:val="center"/>
-          </w:tcPr>
-          <w:p>
-            <w:pPr>
-              <w:spacing w:line="240" w:lineRule="auto"/>
-              <w:ind w:right="57" w:firstLine="0"/>
-              <w:jc w:val="center"/>
-              <w:rPr>
-                <w:color w:val="000000"/>
-                <w:sz w:val="24"/>
-                <w:szCs w:val="24"/>
-                <w:lang w:val="en-US"/>
-              </w:rPr>
-            </w:pPr>
-            <w:proofErr w:type="spellStart"/>
-            <w:r>
-              <w:rPr>
-                <w:color w:val="000000"/>
-                <w:sz w:val="24"/>
-                <w:szCs w:val="24"/>
-                <w:lang w:val="en-US"/>
-              </w:rPr>
-              <w:t>ksEntity</w:t>
-            </w:r>
-            <w:proofErr w:type="spellEnd"/>
           </w:p>
         </w:tc>
         <w:tc>
@@ -14260,7 +13313,6 @@
                 <w:lang w:val="en-US"/>
               </w:rPr>
             </w:pPr>
-            <w:proofErr w:type="spellStart"/>
             <w:r>
               <w:rPr>
                 <w:color w:val="000000"/>
@@ -14270,7 +13322,6 @@
               </w:rPr>
               <w:t>CutInternalCavity</w:t>
             </w:r>
-            <w:proofErr w:type="spellEnd"/>
           </w:p>
         </w:tc>
         <w:tc>
@@ -14351,25 +13402,7 @@
                 <w:sz w:val="24"/>
                 <w:szCs w:val="24"/>
               </w:rPr>
-              <w:t xml:space="preserve">Вырезает внутреннюю полость в цилиндре (начиная с высоты </w:t>
-            </w:r>
-            <w:proofErr w:type="spellStart"/>
-            <w:r>
-              <w:rPr>
-                <w:color w:val="000000"/>
-                <w:sz w:val="24"/>
-                <w:szCs w:val="24"/>
-              </w:rPr>
-              <w:t>offsetZ</w:t>
-            </w:r>
-            <w:proofErr w:type="spellEnd"/>
-            <w:r>
-              <w:rPr>
-                <w:color w:val="000000"/>
-                <w:sz w:val="24"/>
-                <w:szCs w:val="24"/>
-              </w:rPr>
-              <w:t>)</w:t>
+              <w:t>Вырезает внутреннюю полость в цилиндре (начиная с высоты offsetZ)</w:t>
             </w:r>
           </w:p>
         </w:tc>
@@ -14392,7 +13425,6 @@
                 <w:lang w:val="en-US"/>
               </w:rPr>
             </w:pPr>
-            <w:proofErr w:type="spellStart"/>
             <w:r>
               <w:rPr>
                 <w:color w:val="000000"/>
@@ -14402,7 +13434,6 @@
               </w:rPr>
               <w:t>DrawCircle</w:t>
             </w:r>
-            <w:proofErr w:type="spellEnd"/>
           </w:p>
         </w:tc>
         <w:tc>
@@ -14429,19 +13460,8 @@
                 <w:szCs w:val="24"/>
                 <w:lang w:val="en-US"/>
               </w:rPr>
-              <w:t xml:space="preserve">ksDocument2D, double, double, double, double, </w:t>
-            </w:r>
-            <w:proofErr w:type="spellStart"/>
-            <w:r>
-              <w:rPr>
-                <w:color w:val="000000"/>
-                <w:sz w:val="24"/>
-                <w:szCs w:val="24"/>
-                <w:lang w:val="en-US"/>
-              </w:rPr>
-              <w:t>int</w:t>
-            </w:r>
-            <w:proofErr w:type="spellEnd"/>
+              <w:t>ksDocument2D, double, double, double, double, int</w:t>
+            </w:r>
           </w:p>
         </w:tc>
         <w:tc>
@@ -14517,7 +13537,6 @@
                 <w:lang w:val="en-US"/>
               </w:rPr>
             </w:pPr>
-            <w:proofErr w:type="spellStart"/>
             <w:r>
               <w:rPr>
                 <w:color w:val="000000"/>
@@ -14527,7 +13546,6 @@
               </w:rPr>
               <w:t>DrawLineSeg</w:t>
             </w:r>
-            <w:proofErr w:type="spellEnd"/>
           </w:p>
         </w:tc>
         <w:tc>
@@ -14554,19 +13572,8 @@
                 <w:szCs w:val="24"/>
                 <w:lang w:val="en-US"/>
               </w:rPr>
-              <w:t xml:space="preserve">ksDocument2D, double, double, double, double, </w:t>
-            </w:r>
-            <w:proofErr w:type="spellStart"/>
-            <w:r>
-              <w:rPr>
-                <w:color w:val="000000"/>
-                <w:sz w:val="24"/>
-                <w:szCs w:val="24"/>
-                <w:lang w:val="en-US"/>
-              </w:rPr>
-              <w:t>int</w:t>
-            </w:r>
-            <w:proofErr w:type="spellEnd"/>
+              <w:t>ksDocument2D, double, double, double, double, int</w:t>
+            </w:r>
           </w:p>
         </w:tc>
         <w:tc>
@@ -14614,57 +13621,15 @@
                 <w:lang w:val="en-US"/>
               </w:rPr>
             </w:pPr>
-            <w:proofErr w:type="spellStart"/>
-            <w:r>
-              <w:rPr>
-                <w:color w:val="000000"/>
-                <w:sz w:val="24"/>
-                <w:szCs w:val="24"/>
-                <w:lang w:val="en-US"/>
-              </w:rPr>
-              <w:t>Рисует</w:t>
-            </w:r>
-            <w:proofErr w:type="spellEnd"/>
-            <w:r>
-              <w:rPr>
-                <w:color w:val="000000"/>
-                <w:sz w:val="24"/>
-                <w:szCs w:val="24"/>
-                <w:lang w:val="en-US"/>
-              </w:rPr>
-              <w:t xml:space="preserve"> </w:t>
-            </w:r>
-            <w:proofErr w:type="spellStart"/>
-            <w:r>
-              <w:rPr>
-                <w:color w:val="000000"/>
-                <w:sz w:val="24"/>
-                <w:szCs w:val="24"/>
-                <w:lang w:val="en-US"/>
-              </w:rPr>
-              <w:t>отрезок</w:t>
-            </w:r>
-            <w:proofErr w:type="spellEnd"/>
-            <w:r>
-              <w:rPr>
-                <w:color w:val="000000"/>
-                <w:sz w:val="24"/>
-                <w:szCs w:val="24"/>
-                <w:lang w:val="en-US"/>
-              </w:rPr>
-              <w:t xml:space="preserve"> </w:t>
-            </w:r>
-            <w:proofErr w:type="spellStart"/>
-            <w:r>
-              <w:rPr>
-                <w:color w:val="000000"/>
-                <w:sz w:val="24"/>
-                <w:szCs w:val="24"/>
-                <w:lang w:val="en-US"/>
-              </w:rPr>
-              <w:t>линии</w:t>
-            </w:r>
-            <w:proofErr w:type="spellEnd"/>
+            <w:r>
+              <w:rPr>
+                <w:color w:val="000000"/>
+                <w:sz w:val="24"/>
+                <w:szCs w:val="24"/>
+                <w:lang w:val="en-US"/>
+              </w:rPr>
+              <w:t>Рисует отрезок линии</w:t>
+            </w:r>
           </w:p>
         </w:tc>
       </w:tr>
@@ -14950,18 +13915,8 @@
                 <w:sz w:val="24"/>
                 <w:szCs w:val="24"/>
               </w:rPr>
-              <w:t xml:space="preserve">Инициализирует новый экземпляр класса </w:t>
-            </w:r>
-            <w:proofErr w:type="spellStart"/>
-            <w:r>
-              <w:rPr>
-                <w:color w:val="000000"/>
-                <w:sz w:val="24"/>
-                <w:szCs w:val="24"/>
-              </w:rPr>
-              <w:t>Parameters</w:t>
-            </w:r>
-            <w:proofErr w:type="spellEnd"/>
+              <w:t>Инициализирует новый экземпляр класса Parameters</w:t>
+            </w:r>
           </w:p>
         </w:tc>
       </w:tr>
@@ -14986,7 +13941,6 @@
                 <w:lang w:val="en-US"/>
               </w:rPr>
             </w:pPr>
-            <w:proofErr w:type="spellStart"/>
             <w:r>
               <w:rPr>
                 <w:color w:val="000000"/>
@@ -14995,7 +13949,6 @@
               </w:rPr>
               <w:t>SetDependencies</w:t>
             </w:r>
-            <w:proofErr w:type="spellEnd"/>
           </w:p>
         </w:tc>
         <w:tc>
@@ -15014,45 +13967,14 @@
                 <w:szCs w:val="24"/>
               </w:rPr>
             </w:pPr>
-            <w:proofErr w:type="spellStart"/>
-            <w:r>
-              <w:rPr>
-                <w:color w:val="000000"/>
-                <w:sz w:val="24"/>
-                <w:szCs w:val="24"/>
-                <w:lang w:val="en-US"/>
-              </w:rPr>
-              <w:t>NumericalParameter</w:t>
-            </w:r>
-            <w:proofErr w:type="spellEnd"/>
-            <w:r>
-              <w:rPr>
-                <w:color w:val="000000"/>
-                <w:sz w:val="24"/>
-                <w:szCs w:val="24"/>
-                <w:lang w:val="en-US"/>
-              </w:rPr>
-              <w:t xml:space="preserve">, </w:t>
-            </w:r>
-            <w:proofErr w:type="spellStart"/>
-            <w:r>
-              <w:rPr>
-                <w:color w:val="000000"/>
-                <w:sz w:val="24"/>
-                <w:szCs w:val="24"/>
-                <w:lang w:val="en-US"/>
-              </w:rPr>
-              <w:t>NumericalParameter</w:t>
-            </w:r>
-            <w:proofErr w:type="spellEnd"/>
-            <w:r>
-              <w:rPr>
-                <w:color w:val="000000"/>
-                <w:sz w:val="24"/>
-                <w:szCs w:val="24"/>
-                <w:lang w:val="en-US"/>
-              </w:rPr>
-              <w:t>, double, double</w:t>
+            <w:r>
+              <w:rPr>
+                <w:color w:val="000000"/>
+                <w:sz w:val="24"/>
+                <w:szCs w:val="24"/>
+                <w:lang w:val="en-US"/>
+              </w:rPr>
+              <w:t>NumericalParameter, NumericalParameter, double, double</w:t>
             </w:r>
           </w:p>
         </w:tc>
@@ -15131,7 +14053,6 @@
                 <w:lang w:val="en-US"/>
               </w:rPr>
             </w:pPr>
-            <w:proofErr w:type="spellStart"/>
             <w:r>
               <w:rPr>
                 <w:color w:val="000000"/>
@@ -15141,7 +14062,6 @@
               </w:rPr>
               <w:t>TryGetParameter</w:t>
             </w:r>
-            <w:proofErr w:type="spellEnd"/>
           </w:p>
         </w:tc>
         <w:tc>
@@ -15160,37 +14080,15 @@
                 <w:szCs w:val="24"/>
               </w:rPr>
             </w:pPr>
-            <w:proofErr w:type="spellStart"/>
-            <w:r>
-              <w:rPr>
-                <w:color w:val="000000"/>
-                <w:sz w:val="24"/>
-                <w:szCs w:val="24"/>
-                <w:lang w:val="en-US"/>
-              </w:rPr>
-              <w:t>ParameterType</w:t>
-            </w:r>
-            <w:proofErr w:type="spellEnd"/>
-            <w:r>
-              <w:rPr>
-                <w:color w:val="000000"/>
-                <w:sz w:val="24"/>
-                <w:szCs w:val="24"/>
-                <w:lang w:val="en-US"/>
-              </w:rPr>
-              <w:t xml:space="preserve">, </w:t>
-            </w:r>
-            <w:proofErr w:type="spellStart"/>
-            <w:r>
-              <w:rPr>
-                <w:color w:val="000000"/>
-                <w:sz w:val="24"/>
-                <w:szCs w:val="24"/>
-                <w:lang w:val="en-US"/>
-              </w:rPr>
-              <w:t>NumericalParameter</w:t>
-            </w:r>
-            <w:proofErr w:type="spellEnd"/>
+            <w:r>
+              <w:rPr>
+                <w:color w:val="000000"/>
+                <w:sz w:val="24"/>
+                <w:szCs w:val="24"/>
+                <w:lang w:val="en-US"/>
+              </w:rPr>
+              <w:t>ParameterType, NumericalParameter</w:t>
+            </w:r>
           </w:p>
         </w:tc>
         <w:tc>
@@ -15268,7 +14166,6 @@
                 <w:lang w:val="en-US"/>
               </w:rPr>
             </w:pPr>
-            <w:proofErr w:type="spellStart"/>
             <w:r>
               <w:rPr>
                 <w:color w:val="000000"/>
@@ -15277,7 +14174,6 @@
               </w:rPr>
               <w:t>Get</w:t>
             </w:r>
-            <w:proofErr w:type="spellEnd"/>
             <w:r>
               <w:rPr>
                 <w:color w:val="000000"/>
@@ -15305,7 +14201,6 @@
                 <w:szCs w:val="24"/>
               </w:rPr>
             </w:pPr>
-            <w:proofErr w:type="spellStart"/>
             <w:r>
               <w:rPr>
                 <w:color w:val="000000"/>
@@ -15314,7 +14209,6 @@
               </w:rPr>
               <w:t>ParameterType</w:t>
             </w:r>
-            <w:proofErr w:type="spellEnd"/>
           </w:p>
         </w:tc>
         <w:tc>
@@ -15333,7 +14227,6 @@
                 <w:szCs w:val="24"/>
               </w:rPr>
             </w:pPr>
-            <w:proofErr w:type="spellStart"/>
             <w:r>
               <w:rPr>
                 <w:color w:val="000000"/>
@@ -15343,7 +14236,6 @@
               </w:rPr>
               <w:t>NumericalParameter</w:t>
             </w:r>
-            <w:proofErr w:type="spellEnd"/>
           </w:p>
         </w:tc>
         <w:tc>
@@ -15394,7 +14286,6 @@
                 <w:lang w:val="en-US"/>
               </w:rPr>
             </w:pPr>
-            <w:proofErr w:type="spellStart"/>
             <w:r>
               <w:rPr>
                 <w:color w:val="000000"/>
@@ -15404,7 +14295,6 @@
               </w:rPr>
               <w:t>NumericalParameters</w:t>
             </w:r>
-            <w:proofErr w:type="spellEnd"/>
           </w:p>
         </w:tc>
         <w:tc>
@@ -15456,47 +14346,7 @@
                 <w:szCs w:val="24"/>
                 <w:lang w:val="en-US"/>
               </w:rPr>
-              <w:t>Dictionary&lt;</w:t>
-            </w:r>
-            <w:proofErr w:type="spellStart"/>
-            <w:r>
-              <w:rPr>
-                <w:color w:val="000000"/>
-                <w:sz w:val="24"/>
-                <w:szCs w:val="24"/>
-                <w:lang w:val="en-US"/>
-              </w:rPr>
-              <w:t>ParameterType</w:t>
-            </w:r>
-            <w:proofErr w:type="spellEnd"/>
-            <w:r>
-              <w:rPr>
-                <w:color w:val="000000"/>
-                <w:sz w:val="24"/>
-                <w:szCs w:val="24"/>
-                <w:lang w:val="en-US"/>
-              </w:rPr>
-              <w:t xml:space="preserve">, </w:t>
-            </w:r>
-            <w:proofErr w:type="spellStart"/>
-            <w:r>
-              <w:rPr>
-                <w:color w:val="000000"/>
-                <w:sz w:val="24"/>
-                <w:szCs w:val="24"/>
-                <w:lang w:val="en-US"/>
-              </w:rPr>
-              <w:t>NumericalParameter</w:t>
-            </w:r>
-            <w:proofErr w:type="spellEnd"/>
-            <w:r>
-              <w:rPr>
-                <w:color w:val="000000"/>
-                <w:sz w:val="24"/>
-                <w:szCs w:val="24"/>
-                <w:lang w:val="en-US"/>
-              </w:rPr>
-              <w:t>&gt;</w:t>
+              <w:t>Dictionary&lt;ParameterType, NumericalParameter&gt;</w:t>
             </w:r>
           </w:p>
         </w:tc>
@@ -15732,7 +14582,6 @@
                 <w:lang w:val="en-US"/>
               </w:rPr>
             </w:pPr>
-            <w:proofErr w:type="spellStart"/>
             <w:r>
               <w:rPr>
                 <w:color w:val="000000"/>
@@ -15742,7 +14591,6 @@
               </w:rPr>
               <w:t>ValidateAndThrow</w:t>
             </w:r>
-            <w:proofErr w:type="spellEnd"/>
           </w:p>
         </w:tc>
         <w:tc>
@@ -15844,7 +14692,6 @@
                 <w:lang w:val="en-US"/>
               </w:rPr>
             </w:pPr>
-            <w:proofErr w:type="spellStart"/>
             <w:r>
               <w:rPr>
                 <w:color w:val="000000"/>
@@ -15854,7 +14701,6 @@
               </w:rPr>
               <w:t>ValidateFields</w:t>
             </w:r>
-            <w:proofErr w:type="spellEnd"/>
           </w:p>
         </w:tc>
         <w:tc>
@@ -15932,25 +14778,7 @@
                 <w:sz w:val="24"/>
                 <w:szCs w:val="20"/>
               </w:rPr>
-              <w:t xml:space="preserve">Выполняет внутреннюю </w:t>
-            </w:r>
-            <w:proofErr w:type="spellStart"/>
-            <w:r>
-              <w:rPr>
-                <w:color w:val="000000"/>
-                <w:sz w:val="24"/>
-                <w:szCs w:val="20"/>
-              </w:rPr>
-              <w:t>валидацию</w:t>
-            </w:r>
-            <w:proofErr w:type="spellEnd"/>
-            <w:r>
-              <w:rPr>
-                <w:color w:val="000000"/>
-                <w:sz w:val="24"/>
-                <w:szCs w:val="20"/>
-              </w:rPr>
-              <w:t xml:space="preserve"> всех параметров</w:t>
+              <w:t>Выполняет внутреннюю валидацию всех параметров</w:t>
             </w:r>
           </w:p>
         </w:tc>
@@ -16000,7 +14828,6 @@
         </w:rPr>
         <w:t xml:space="preserve">Перечисление </w:t>
       </w:r>
-      <w:proofErr w:type="spellStart"/>
       <w:r>
         <w:rPr>
           <w:color w:val="000000"/>
@@ -16010,7 +14837,6 @@
         </w:rPr>
         <w:t>EdgeType</w:t>
       </w:r>
-      <w:proofErr w:type="spellEnd"/>
     </w:p>
     <w:tbl>
       <w:tblPr>
@@ -16318,7 +15144,6 @@
         </w:rPr>
         <w:t xml:space="preserve">Перечисление </w:t>
       </w:r>
-      <w:proofErr w:type="spellStart"/>
       <w:r>
         <w:rPr>
           <w:color w:val="000000"/>
@@ -16328,7 +15153,6 @@
         </w:rPr>
         <w:t>FacetedGlassExeptionType</w:t>
       </w:r>
-      <w:proofErr w:type="spellEnd"/>
     </w:p>
     <w:tbl>
       <w:tblPr>
@@ -16412,7 +15236,6 @@
                 <w:lang w:val="en-US"/>
               </w:rPr>
             </w:pPr>
-            <w:proofErr w:type="spellStart"/>
             <w:r>
               <w:rPr>
                 <w:color w:val="000000"/>
@@ -16422,7 +15245,6 @@
               </w:rPr>
               <w:t>HeightTotalInvalid</w:t>
             </w:r>
-            <w:proofErr w:type="spellEnd"/>
           </w:p>
         </w:tc>
         <w:tc>
@@ -16470,7 +15292,6 @@
                 <w:lang w:val="en-US"/>
               </w:rPr>
             </w:pPr>
-            <w:proofErr w:type="spellStart"/>
             <w:r>
               <w:rPr>
                 <w:color w:val="000000"/>
@@ -16480,7 +15301,6 @@
               </w:rPr>
               <w:t>RadiusInvalid</w:t>
             </w:r>
-            <w:proofErr w:type="spellEnd"/>
           </w:p>
         </w:tc>
         <w:tc>
@@ -16528,7 +15348,6 @@
                 <w:lang w:val="en-US"/>
               </w:rPr>
             </w:pPr>
-            <w:proofErr w:type="spellStart"/>
             <w:r>
               <w:rPr>
                 <w:color w:val="000000"/>
@@ -16538,7 +15357,6 @@
               </w:rPr>
               <w:t>HeightBottomInvalid</w:t>
             </w:r>
-            <w:proofErr w:type="spellEnd"/>
           </w:p>
         </w:tc>
         <w:tc>
@@ -16586,7 +15404,6 @@
                 <w:lang w:val="en-US"/>
               </w:rPr>
             </w:pPr>
-            <w:proofErr w:type="spellStart"/>
             <w:r>
               <w:rPr>
                 <w:color w:val="000000"/>
@@ -16596,7 +15413,6 @@
               </w:rPr>
               <w:t>ThicknessLowerEdgeInvalid</w:t>
             </w:r>
-            <w:proofErr w:type="spellEnd"/>
           </w:p>
         </w:tc>
         <w:tc>
@@ -16644,7 +15460,6 @@
                 <w:lang w:val="en-US"/>
               </w:rPr>
             </w:pPr>
-            <w:proofErr w:type="spellStart"/>
             <w:r>
               <w:rPr>
                 <w:color w:val="000000"/>
@@ -16654,7 +15469,6 @@
               </w:rPr>
               <w:t>ThicknessUpperEdgeInvalid</w:t>
             </w:r>
-            <w:proofErr w:type="spellEnd"/>
           </w:p>
         </w:tc>
         <w:tc>
@@ -16702,7 +15516,6 @@
                 <w:lang w:val="en-US"/>
               </w:rPr>
             </w:pPr>
-            <w:proofErr w:type="spellStart"/>
             <w:r>
               <w:rPr>
                 <w:color w:val="000000"/>
@@ -16712,7 +15525,6 @@
               </w:rPr>
               <w:t>HeightUpperEdgeInvalid</w:t>
             </w:r>
-            <w:proofErr w:type="spellEnd"/>
           </w:p>
         </w:tc>
         <w:tc>
@@ -16760,7 +15572,6 @@
                 <w:lang w:val="en-US"/>
               </w:rPr>
             </w:pPr>
-            <w:proofErr w:type="spellStart"/>
             <w:r>
               <w:rPr>
                 <w:color w:val="000000"/>
@@ -16770,7 +15581,6 @@
               </w:rPr>
               <w:t>NumberOfEdgesInvalid</w:t>
             </w:r>
-            <w:proofErr w:type="spellEnd"/>
           </w:p>
         </w:tc>
         <w:tc>
@@ -16818,7 +15628,6 @@
                 <w:lang w:val="en-US"/>
               </w:rPr>
             </w:pPr>
-            <w:proofErr w:type="spellStart"/>
             <w:r>
               <w:rPr>
                 <w:color w:val="000000"/>
@@ -16828,7 +15637,6 @@
               </w:rPr>
               <w:t>KompasConnectionFailed</w:t>
             </w:r>
-            <w:proofErr w:type="spellEnd"/>
           </w:p>
         </w:tc>
         <w:tc>
@@ -16876,7 +15684,6 @@
                 <w:lang w:val="en-US"/>
               </w:rPr>
             </w:pPr>
-            <w:proofErr w:type="spellStart"/>
             <w:r>
               <w:rPr>
                 <w:color w:val="000000"/>
@@ -16886,7 +15693,6 @@
               </w:rPr>
               <w:t>PartCreationFailed</w:t>
             </w:r>
-            <w:proofErr w:type="spellEnd"/>
           </w:p>
         </w:tc>
         <w:tc>
@@ -16934,7 +15740,6 @@
                 <w:lang w:val="en-US"/>
               </w:rPr>
             </w:pPr>
-            <w:proofErr w:type="spellStart"/>
             <w:r>
               <w:rPr>
                 <w:color w:val="000000"/>
@@ -16944,7 +15749,6 @@
               </w:rPr>
               <w:t>TangentPlaneCreationFailed</w:t>
             </w:r>
-            <w:proofErr w:type="spellEnd"/>
           </w:p>
         </w:tc>
         <w:tc>
@@ -16992,7 +15796,6 @@
                 <w:lang w:val="en-US"/>
               </w:rPr>
             </w:pPr>
-            <w:proofErr w:type="spellStart"/>
             <w:r>
               <w:rPr>
                 <w:color w:val="000000"/>
@@ -17002,7 +15805,6 @@
               </w:rPr>
               <w:t>InvalidGlassParameters</w:t>
             </w:r>
-            <w:proofErr w:type="spellEnd"/>
           </w:p>
         </w:tc>
         <w:tc>
@@ -17050,7 +15852,6 @@
                 <w:lang w:val="en-US"/>
               </w:rPr>
             </w:pPr>
-            <w:proofErr w:type="spellStart"/>
             <w:r>
               <w:rPr>
                 <w:color w:val="000000"/>
@@ -17060,7 +15861,6 @@
               </w:rPr>
               <w:t>CircularArrayCreationFailed</w:t>
             </w:r>
-            <w:proofErr w:type="spellEnd"/>
           </w:p>
         </w:tc>
         <w:tc>
@@ -17152,7 +15952,6 @@
         </w:rPr>
         <w:t xml:space="preserve">Методы класса </w:t>
       </w:r>
-      <w:proofErr w:type="spellStart"/>
       <w:r>
         <w:rPr>
           <w:color w:val="000000"/>
@@ -17162,7 +15961,6 @@
         </w:rPr>
         <w:t>FacetedGlassException</w:t>
       </w:r>
-      <w:proofErr w:type="spellEnd"/>
     </w:p>
     <w:tbl>
       <w:tblPr>
@@ -17333,25 +16131,14 @@
                 <w:lang w:val="en-US"/>
               </w:rPr>
             </w:pPr>
-            <w:proofErr w:type="spellStart"/>
-            <w:r>
-              <w:rPr>
-                <w:color w:val="000000"/>
-                <w:sz w:val="24"/>
-                <w:szCs w:val="20"/>
-                <w:lang w:val="en-US"/>
-              </w:rPr>
-              <w:t>FacetedGlassExceptionType</w:t>
-            </w:r>
-            <w:proofErr w:type="spellEnd"/>
-            <w:r>
-              <w:rPr>
-                <w:color w:val="000000"/>
-                <w:sz w:val="24"/>
-                <w:szCs w:val="20"/>
-                <w:lang w:val="en-US"/>
-              </w:rPr>
-              <w:t>, string, object</w:t>
+            <w:r>
+              <w:rPr>
+                <w:color w:val="000000"/>
+                <w:sz w:val="24"/>
+                <w:szCs w:val="20"/>
+                <w:lang w:val="en-US"/>
+              </w:rPr>
+              <w:t>FacetedGlassExceptionType, string, object</w:t>
             </w:r>
           </w:p>
         </w:tc>
@@ -17372,7 +16159,6 @@
                 <w:lang w:val="en-US"/>
               </w:rPr>
             </w:pPr>
-            <w:proofErr w:type="spellStart"/>
             <w:r>
               <w:rPr>
                 <w:color w:val="000000"/>
@@ -17382,7 +16168,6 @@
               </w:rPr>
               <w:t>FacetedGlassException</w:t>
             </w:r>
-            <w:proofErr w:type="spellEnd"/>
           </w:p>
         </w:tc>
         <w:tc>
@@ -17430,7 +16215,6 @@
                 <w:lang w:val="en-US"/>
               </w:rPr>
             </w:pPr>
-            <w:proofErr w:type="spellStart"/>
             <w:r>
               <w:rPr>
                 <w:color w:val="000000"/>
@@ -17440,7 +16224,6 @@
               </w:rPr>
               <w:t>FacetedGlassException</w:t>
             </w:r>
-            <w:proofErr w:type="spellEnd"/>
           </w:p>
         </w:tc>
         <w:tc>
@@ -17460,25 +16243,14 @@
                 <w:lang w:val="en-US"/>
               </w:rPr>
             </w:pPr>
-            <w:proofErr w:type="spellStart"/>
-            <w:r>
-              <w:rPr>
-                <w:color w:val="000000"/>
-                <w:sz w:val="24"/>
-                <w:szCs w:val="20"/>
-                <w:lang w:val="en-US"/>
-              </w:rPr>
-              <w:t>FacetedGlassExceptionType</w:t>
-            </w:r>
-            <w:proofErr w:type="spellEnd"/>
-            <w:r>
-              <w:rPr>
-                <w:color w:val="000000"/>
-                <w:sz w:val="24"/>
-                <w:szCs w:val="20"/>
-                <w:lang w:val="en-US"/>
-              </w:rPr>
-              <w:t>, string, string, object</w:t>
+            <w:r>
+              <w:rPr>
+                <w:color w:val="000000"/>
+                <w:sz w:val="24"/>
+                <w:szCs w:val="20"/>
+                <w:lang w:val="en-US"/>
+              </w:rPr>
+              <w:t>FacetedGlassExceptionType, string, string, object</w:t>
             </w:r>
           </w:p>
         </w:tc>
@@ -17554,7 +16326,6 @@
                 <w:lang w:val="en-US"/>
               </w:rPr>
             </w:pPr>
-            <w:proofErr w:type="spellStart"/>
             <w:r>
               <w:rPr>
                 <w:color w:val="000000"/>
@@ -17564,7 +16335,6 @@
               </w:rPr>
               <w:t>GetDefaultMessage</w:t>
             </w:r>
-            <w:proofErr w:type="spellEnd"/>
           </w:p>
         </w:tc>
         <w:tc>
@@ -17584,25 +16354,14 @@
                 <w:lang w:val="en-US"/>
               </w:rPr>
             </w:pPr>
-            <w:proofErr w:type="spellStart"/>
-            <w:r>
-              <w:rPr>
-                <w:color w:val="000000"/>
-                <w:sz w:val="24"/>
-                <w:szCs w:val="20"/>
-                <w:lang w:val="en-US"/>
-              </w:rPr>
-              <w:t>FacetedGlassExceptionType</w:t>
-            </w:r>
-            <w:proofErr w:type="spellEnd"/>
-            <w:r>
-              <w:rPr>
-                <w:color w:val="000000"/>
-                <w:sz w:val="24"/>
-                <w:szCs w:val="20"/>
-                <w:lang w:val="en-US"/>
-              </w:rPr>
-              <w:t>, object</w:t>
+            <w:r>
+              <w:rPr>
+                <w:color w:val="000000"/>
+                <w:sz w:val="24"/>
+                <w:szCs w:val="20"/>
+                <w:lang w:val="en-US"/>
+              </w:rPr>
+              <w:t>FacetedGlassExceptionType, object</w:t>
             </w:r>
           </w:p>
         </w:tc>
@@ -17679,7 +16438,6 @@
                 <w:lang w:val="en-US"/>
               </w:rPr>
             </w:pPr>
-            <w:proofErr w:type="spellStart"/>
             <w:r>
               <w:rPr>
                 <w:color w:val="000000"/>
@@ -17689,7 +16447,6 @@
               </w:rPr>
               <w:t>ExceptionType</w:t>
             </w:r>
-            <w:proofErr w:type="spellEnd"/>
           </w:p>
         </w:tc>
         <w:tc>
@@ -17736,7 +16493,6 @@
                 <w:lang w:val="en-US"/>
               </w:rPr>
             </w:pPr>
-            <w:proofErr w:type="spellStart"/>
             <w:r>
               <w:rPr>
                 <w:color w:val="000000"/>
@@ -17746,7 +16502,6 @@
               </w:rPr>
               <w:t>FacetedGlassExceptionType</w:t>
             </w:r>
-            <w:proofErr w:type="spellEnd"/>
           </w:p>
         </w:tc>
         <w:tc>
@@ -17794,7 +16549,6 @@
                 <w:lang w:val="en-US"/>
               </w:rPr>
             </w:pPr>
-            <w:proofErr w:type="spellStart"/>
             <w:r>
               <w:rPr>
                 <w:color w:val="000000"/>
@@ -17804,7 +16558,6 @@
               </w:rPr>
               <w:t>ParameterValue</w:t>
             </w:r>
-            <w:proofErr w:type="spellEnd"/>
           </w:p>
         </w:tc>
         <w:tc>
@@ -17910,15 +16663,7 @@
       </w:pPr>
       <w:r>
         <w:lastRenderedPageBreak/>
-        <w:t xml:space="preserve">Ключевые архитектурные изменения были связаны с необходимостью создания более надежной, централизованной системы </w:t>
-      </w:r>
-      <w:proofErr w:type="spellStart"/>
-      <w:r>
-        <w:t>валидации</w:t>
-      </w:r>
-      <w:proofErr w:type="spellEnd"/>
-      <w:r>
-        <w:t xml:space="preserve"> параметров и усиления абстракции для работы с API КОМПАС-3D. Это позволило четко разделить ответственность между классами и повысить гибкость системы.</w:t>
+        <w:t>Ключевые архитектурные изменения были связаны с необходимостью создания более надежной, централизованной системы валидации параметров и усиления абстракции для работы с API КОМПАС-3D. Это позволило четко разделить ответственность между классами и повысить гибкость системы.</w:t>
       </w:r>
     </w:p>
     <w:p>
@@ -17942,14 +16687,12 @@
       <w:r>
         <w:t xml:space="preserve">— </w:t>
       </w:r>
-      <w:proofErr w:type="spellStart"/>
       <w:r>
         <w:rPr>
           <w:lang w:val="en-US"/>
         </w:rPr>
         <w:t>BuilderGlass</w:t>
       </w:r>
-      <w:proofErr w:type="spellEnd"/>
       <w:r>
         <w:t xml:space="preserve"> — основной проект, в котором реализованы классы взаимодействия с API КОМПАС-3D;</w:t>
       </w:r>
@@ -17962,15 +16705,7 @@
         <w:contextualSpacing/>
       </w:pPr>
       <w:r>
-        <w:t xml:space="preserve">— </w:t>
-      </w:r>
-      <w:proofErr w:type="spellStart"/>
-      <w:r>
-        <w:t>Core</w:t>
-      </w:r>
-      <w:proofErr w:type="spellEnd"/>
-      <w:r>
-        <w:t xml:space="preserve"> — выделенный проект, в котором реализованы классы моделей и параметров для плагина;</w:t>
+        <w:t>— Core — выделенный проект, в котором реализованы классы моделей и параметров для плагина;</w:t>
       </w:r>
     </w:p>
     <w:p>
@@ -17983,7 +16718,6 @@
       <w:r>
         <w:t xml:space="preserve">— </w:t>
       </w:r>
-      <w:proofErr w:type="spellStart"/>
       <w:r>
         <w:rPr>
           <w:lang w:val="en-US"/>
@@ -17996,7 +16730,6 @@
         </w:rPr>
         <w:t>GlassPlugin</w:t>
       </w:r>
-      <w:proofErr w:type="spellEnd"/>
       <w:r>
         <w:t xml:space="preserve"> — проект, в котором реализована визуальная часть — главная форма GUI.</w:t>
       </w:r>
@@ -18009,45 +16742,13 @@
         <w:contextualSpacing/>
       </w:pPr>
       <w:r>
-        <w:t xml:space="preserve">Глобальные изменения потерпели классы </w:t>
-      </w:r>
-      <w:proofErr w:type="spellStart"/>
-      <w:r>
-        <w:t>Parameters</w:t>
-      </w:r>
-      <w:proofErr w:type="spellEnd"/>
-      <w:r>
-        <w:t xml:space="preserve"> и </w:t>
-      </w:r>
-      <w:proofErr w:type="spellStart"/>
-      <w:r>
-        <w:t>Wrapper</w:t>
-      </w:r>
-      <w:proofErr w:type="spellEnd"/>
-      <w:r>
-        <w:t xml:space="preserve">. Логика класса </w:t>
-      </w:r>
-      <w:proofErr w:type="spellStart"/>
-      <w:r>
-        <w:t>Parameters</w:t>
-      </w:r>
-      <w:proofErr w:type="spellEnd"/>
-      <w:r>
-        <w:t xml:space="preserve">, который изначально был простым хранилищем, была </w:t>
+        <w:t xml:space="preserve">Глобальные изменения потерпели классы Parameters и Wrapper. Логика класса Parameters, который изначально был простым хранилищем, была </w:t>
       </w:r>
       <w:r>
         <w:t>значительно</w:t>
       </w:r>
       <w:r>
-        <w:t xml:space="preserve"> переработана. Он превратился в центральный узел для управления значениями, проверки зависимостей и сбора детализированных ошибок, сняв эту ответственность с других частей программы. Класс </w:t>
-      </w:r>
-      <w:proofErr w:type="spellStart"/>
-      <w:r>
-        <w:t>Wrapper</w:t>
-      </w:r>
-      <w:proofErr w:type="spellEnd"/>
-      <w:r>
-        <w:t> был преобразован из набора базовых команд в полноценную оболочку над API, которая теперь выполняет более сложные операции, изолируя остальную логику от деталей API.</w:t>
+        <w:t xml:space="preserve"> переработана. Он превратился в центральный узел для управления значениями, проверки зависимостей и сбора детализированных ошибок, сняв эту ответственность с других частей программы. Класс Wrapper был преобразован из набора базовых команд в полноценную оболочку над API, которая теперь выполняет более сложные операции, изолируя остальную логику от деталей API.</w:t>
       </w:r>
     </w:p>
     <w:p>
@@ -18999,6 +17700,7 @@
                 <w:lang w:val="ru-RU"/>
               </w:rPr>
             </w:pPr>
+            <w:commentRangeStart w:id="33"/>
             <w:r>
               <w:rPr>
                 <w:rFonts w:ascii="Times New Roman" w:hAnsi="Times New Roman" w:cs="Times New Roman"/>
@@ -19006,6 +17708,18 @@
                 <w:lang w:val="ru-RU" w:bidi="ru-RU"/>
               </w:rPr>
               <w:t>Общая высота</w:t>
+            </w:r>
+            <w:commentRangeEnd w:id="33"/>
+            <w:r>
+              <w:rPr>
+                <w:rStyle w:val="af6"/>
+                <w:rFonts w:ascii="Times New Roman" w:hAnsi="Times New Roman" w:cs="Times New Roman"/>
+                <w:color w:val="000000" w:themeColor="text1"/>
+                <w:sz w:val="24"/>
+                <w:szCs w:val="24"/>
+                <w:lang w:val="ru-RU"/>
+              </w:rPr>
+              <w:commentReference w:id="33"/>
             </w:r>
           </w:p>
         </w:tc>
@@ -19393,7 +18107,7 @@
                     <pic:cNvPicPr/>
                   </pic:nvPicPr>
                   <pic:blipFill>
-                    <a:blip r:embed="rId18"/>
+                    <a:blip r:embed="rId22"/>
                     <a:stretch>
                       <a:fillRect/>
                     </a:stretch>
@@ -19982,7 +18696,7 @@
                     <pic:cNvPicPr/>
                   </pic:nvPicPr>
                   <pic:blipFill>
-                    <a:blip r:embed="rId19"/>
+                    <a:blip r:embed="rId23"/>
                     <a:stretch>
                       <a:fillRect/>
                     </a:stretch>
@@ -20587,7 +19301,7 @@
                     <pic:cNvPicPr/>
                   </pic:nvPicPr>
                   <pic:blipFill>
-                    <a:blip r:embed="rId20"/>
+                    <a:blip r:embed="rId24"/>
                     <a:stretch>
                       <a:fillRect/>
                     </a:stretch>
@@ -20642,7 +19356,7 @@
         <w:pStyle w:val="2"/>
         <w:spacing w:line="240" w:lineRule="auto"/>
       </w:pPr>
-      <w:bookmarkStart w:id="33" w:name="_Toc223168697"/>
+      <w:bookmarkStart w:id="34" w:name="_Toc223168697"/>
       <w:r>
         <w:t>8.</w:t>
       </w:r>
@@ -20655,7 +19369,7 @@
       <w:r>
         <w:t>Модульное тестирование</w:t>
       </w:r>
-      <w:bookmarkEnd w:id="33"/>
+      <w:bookmarkEnd w:id="34"/>
     </w:p>
     <w:p>
       <w:pPr>
@@ -20778,29 +19492,8 @@
       <w:r>
         <w:t xml:space="preserve"> сформированный с помощью инструмента </w:t>
       </w:r>
-      <w:proofErr w:type="spellStart"/>
-      <w:r>
-        <w:t>Fine</w:t>
-      </w:r>
-      <w:proofErr w:type="spellEnd"/>
-      <w:r>
-        <w:t xml:space="preserve"> </w:t>
-      </w:r>
-      <w:proofErr w:type="spellStart"/>
-      <w:r>
-        <w:t>Code</w:t>
-      </w:r>
-      <w:proofErr w:type="spellEnd"/>
-      <w:r>
-        <w:t xml:space="preserve"> </w:t>
-      </w:r>
-      <w:proofErr w:type="spellStart"/>
-      <w:r>
-        <w:t>Coverage</w:t>
-      </w:r>
-      <w:proofErr w:type="spellEnd"/>
-      <w:r>
-        <w:t>.</w:t>
+      <w:r>
+        <w:t>Fine Code Coverage.</w:t>
       </w:r>
     </w:p>
     <w:p>
@@ -20831,7 +19524,7 @@
                     <pic:cNvPicPr/>
                   </pic:nvPicPr>
                   <pic:blipFill>
-                    <a:blip r:embed="rId21"/>
+                    <a:blip r:embed="rId25"/>
                     <a:stretch>
                       <a:fillRect/>
                     </a:stretch>
@@ -20912,7 +19605,7 @@
                     <pic:cNvPicPr/>
                   </pic:nvPicPr>
                   <pic:blipFill>
-                    <a:blip r:embed="rId22"/>
+                    <a:blip r:embed="rId26"/>
                     <a:stretch>
                       <a:fillRect/>
                     </a:stretch>
@@ -21000,6 +19693,7 @@
           <w:szCs w:val="24"/>
         </w:rPr>
       </w:pPr>
+      <w:commentRangeStart w:id="35"/>
       <w:r>
         <w:rPr>
           <w:rFonts w:cs="Times New Roman"/>
@@ -21039,18 +19733,8 @@
           <w:sz w:val="24"/>
           <w:szCs w:val="24"/>
         </w:rPr>
-        <w:t xml:space="preserve"> – Модульный тест </w:t>
-      </w:r>
-      <w:proofErr w:type="spellStart"/>
-      <w:r>
-        <w:rPr>
-          <w:rFonts w:cs="Times New Roman"/>
-          <w:sz w:val="24"/>
-          <w:szCs w:val="24"/>
-        </w:rPr>
-        <w:t>Parameter</w:t>
-      </w:r>
-      <w:proofErr w:type="spellEnd"/>
+        <w:t xml:space="preserve"> – Модульный тест Parameter</w:t>
+      </w:r>
       <w:r>
         <w:rPr>
           <w:rFonts w:cs="Times New Roman"/>
@@ -21060,7 +19744,6 @@
         </w:rPr>
         <w:t>s</w:t>
       </w:r>
-      <w:proofErr w:type="spellStart"/>
       <w:r>
         <w:rPr>
           <w:rFonts w:cs="Times New Roman"/>
@@ -21069,7 +19752,16 @@
         </w:rPr>
         <w:t>Tests</w:t>
       </w:r>
-      <w:proofErr w:type="spellEnd"/>
+      <w:commentRangeEnd w:id="35"/>
+      <w:r>
+        <w:rPr>
+          <w:rStyle w:val="af6"/>
+          <w:rFonts w:cs="Times New Roman"/>
+          <w:sz w:val="24"/>
+          <w:szCs w:val="24"/>
+        </w:rPr>
+        <w:commentReference w:id="35"/>
+      </w:r>
     </w:p>
     <w:tbl>
       <w:tblPr>
@@ -21148,7 +19840,6 @@
                 <w:szCs w:val="20"/>
               </w:rPr>
             </w:pPr>
-            <w:proofErr w:type="spellStart"/>
             <w:r>
               <w:rPr>
                 <w:sz w:val="24"/>
@@ -21156,7 +19847,6 @@
               </w:rPr>
               <w:t>Constructor_ShouldInitializeAllParameters</w:t>
             </w:r>
-            <w:proofErr w:type="spellEnd"/>
           </w:p>
         </w:tc>
         <w:tc>
@@ -21214,7 +19904,6 @@
                 <w:szCs w:val="20"/>
               </w:rPr>
             </w:pPr>
-            <w:proofErr w:type="spellStart"/>
             <w:r>
               <w:rPr>
                 <w:sz w:val="24"/>
@@ -21222,7 +19911,6 @@
               </w:rPr>
               <w:t>Constructor_ParametersShouldHaveCorrectRanges</w:t>
             </w:r>
-            <w:proofErr w:type="spellEnd"/>
           </w:p>
         </w:tc>
         <w:tc>
@@ -21299,7 +19987,6 @@
                 <w:lang w:val="en-US"/>
               </w:rPr>
             </w:pPr>
-            <w:proofErr w:type="spellStart"/>
             <w:r>
               <w:rPr>
                 <w:sz w:val="24"/>
@@ -21308,7 +19995,6 @@
               </w:rPr>
               <w:t>GetParameter_ExistingParameter_ShouldReturnParameter</w:t>
             </w:r>
-            <w:proofErr w:type="spellEnd"/>
           </w:p>
         </w:tc>
         <w:tc>
@@ -21331,23 +20017,7 @@
                 <w:sz w:val="24"/>
                 <w:szCs w:val="20"/>
               </w:rPr>
-              <w:t xml:space="preserve">Метод </w:t>
-            </w:r>
-            <w:proofErr w:type="spellStart"/>
-            <w:r>
-              <w:rPr>
-                <w:sz w:val="24"/>
-                <w:szCs w:val="20"/>
-              </w:rPr>
-              <w:t>GetParameter</w:t>
-            </w:r>
-            <w:proofErr w:type="spellEnd"/>
-            <w:r>
-              <w:rPr>
-                <w:sz w:val="24"/>
-                <w:szCs w:val="20"/>
-              </w:rPr>
-              <w:t xml:space="preserve"> должен возвращать </w:t>
+              <w:t xml:space="preserve">Метод GetParameter должен возвращать </w:t>
             </w:r>
           </w:p>
           <w:p>
@@ -21387,7 +20057,6 @@
                 <w:lang w:val="en-US"/>
               </w:rPr>
             </w:pPr>
-            <w:proofErr w:type="spellStart"/>
             <w:r>
               <w:rPr>
                 <w:sz w:val="24"/>
@@ -21396,7 +20065,6 @@
               </w:rPr>
               <w:t>TryGetParameter_ExistingParameter_ShouldReturn</w:t>
             </w:r>
-            <w:proofErr w:type="spellEnd"/>
           </w:p>
         </w:tc>
         <w:tc>
@@ -21419,39 +20087,7 @@
                 <w:sz w:val="24"/>
                 <w:szCs w:val="20"/>
               </w:rPr>
-              <w:t xml:space="preserve">Метод </w:t>
-            </w:r>
-            <w:proofErr w:type="spellStart"/>
-            <w:r>
-              <w:rPr>
-                <w:sz w:val="24"/>
-                <w:szCs w:val="20"/>
-              </w:rPr>
-              <w:t>TryGetParameter</w:t>
-            </w:r>
-            <w:proofErr w:type="spellEnd"/>
-            <w:r>
-              <w:rPr>
-                <w:sz w:val="24"/>
-                <w:szCs w:val="20"/>
-              </w:rPr>
-              <w:t xml:space="preserve"> должен возвращать </w:t>
-            </w:r>
-            <w:proofErr w:type="spellStart"/>
-            <w:r>
-              <w:rPr>
-                <w:sz w:val="24"/>
-                <w:szCs w:val="20"/>
-              </w:rPr>
-              <w:t>true</w:t>
-            </w:r>
-            <w:proofErr w:type="spellEnd"/>
-            <w:r>
-              <w:rPr>
-                <w:sz w:val="24"/>
-                <w:szCs w:val="20"/>
-              </w:rPr>
-              <w:t xml:space="preserve"> и</w:t>
+              <w:t>Метод TryGetParameter должен возвращать true и</w:t>
             </w:r>
           </w:p>
           <w:p>
@@ -21491,7 +20127,6 @@
                 <w:lang w:val="en-US"/>
               </w:rPr>
             </w:pPr>
-            <w:proofErr w:type="spellStart"/>
             <w:r>
               <w:rPr>
                 <w:sz w:val="24"/>
@@ -21499,7 +20134,6 @@
               </w:rPr>
               <w:t>TryGetParameter_NonExistentParameter_ShouldReturnFalse</w:t>
             </w:r>
-            <w:proofErr w:type="spellEnd"/>
           </w:p>
         </w:tc>
         <w:tc>
@@ -21522,73 +20156,32 @@
                 <w:sz w:val="24"/>
                 <w:szCs w:val="20"/>
               </w:rPr>
-              <w:t xml:space="preserve">Метод </w:t>
-            </w:r>
-            <w:proofErr w:type="spellStart"/>
-            <w:r>
-              <w:rPr>
-                <w:sz w:val="24"/>
-                <w:szCs w:val="20"/>
-              </w:rPr>
-              <w:t>TryGetParam</w:t>
-            </w:r>
-            <w:r>
-              <w:rPr>
-                <w:sz w:val="24"/>
-                <w:szCs w:val="20"/>
-              </w:rPr>
-              <w:t>eter</w:t>
-            </w:r>
-            <w:proofErr w:type="spellEnd"/>
-            <w:r>
-              <w:rPr>
-                <w:sz w:val="24"/>
-                <w:szCs w:val="20"/>
-              </w:rPr>
-              <w:t xml:space="preserve"> должен возвращать </w:t>
-            </w:r>
-            <w:proofErr w:type="spellStart"/>
-            <w:r>
-              <w:rPr>
-                <w:sz w:val="24"/>
-                <w:szCs w:val="20"/>
-              </w:rPr>
-              <w:t>false</w:t>
-            </w:r>
-            <w:proofErr w:type="spellEnd"/>
-            <w:r>
-              <w:rPr>
-                <w:sz w:val="24"/>
-                <w:szCs w:val="20"/>
-              </w:rPr>
-              <w:t xml:space="preserve"> и</w:t>
-            </w:r>
-          </w:p>
-          <w:p>
-            <w:pPr>
-              <w:spacing w:line="240" w:lineRule="auto"/>
-              <w:ind w:firstLine="0"/>
-              <w:jc w:val="center"/>
-              <w:rPr>
-                <w:sz w:val="24"/>
-                <w:szCs w:val="20"/>
-              </w:rPr>
-            </w:pPr>
-            <w:proofErr w:type="spellStart"/>
-            <w:r>
-              <w:rPr>
-                <w:sz w:val="24"/>
-                <w:szCs w:val="20"/>
-              </w:rPr>
-              <w:t>null</w:t>
-            </w:r>
-            <w:proofErr w:type="spellEnd"/>
-            <w:r>
-              <w:rPr>
-                <w:sz w:val="24"/>
-                <w:szCs w:val="20"/>
-              </w:rPr>
-              <w:t xml:space="preserve"> для несуществующего типа параметра</w:t>
+              <w:t>Метод TryGetParam</w:t>
+            </w:r>
+            <w:r>
+              <w:rPr>
+                <w:sz w:val="24"/>
+                <w:szCs w:val="20"/>
+              </w:rPr>
+              <w:t>eter должен возвращать false и</w:t>
+            </w:r>
+          </w:p>
+          <w:p>
+            <w:pPr>
+              <w:spacing w:line="240" w:lineRule="auto"/>
+              <w:ind w:firstLine="0"/>
+              <w:jc w:val="center"/>
+              <w:rPr>
+                <w:sz w:val="24"/>
+                <w:szCs w:val="20"/>
+              </w:rPr>
+            </w:pPr>
+            <w:r>
+              <w:rPr>
+                <w:sz w:val="24"/>
+                <w:szCs w:val="20"/>
+              </w:rPr>
+              <w:t>null для несуществующего типа параметра</w:t>
             </w:r>
           </w:p>
         </w:tc>
@@ -21610,7 +20203,6 @@
                 <w:lang w:val="en-US"/>
               </w:rPr>
             </w:pPr>
-            <w:proofErr w:type="spellStart"/>
             <w:r>
               <w:rPr>
                 <w:sz w:val="24"/>
@@ -21618,7 +20210,6 @@
               </w:rPr>
               <w:t>SetDependencies_ValidParameters_ShouldSetCorrectRange</w:t>
             </w:r>
-            <w:proofErr w:type="spellEnd"/>
           </w:p>
         </w:tc>
         <w:tc>
@@ -21641,17 +20232,8 @@
                 <w:sz w:val="24"/>
                 <w:szCs w:val="20"/>
               </w:rPr>
-              <w:t xml:space="preserve">Метод </w:t>
-            </w:r>
-            <w:proofErr w:type="spellStart"/>
-            <w:r>
-              <w:rPr>
-                <w:sz w:val="24"/>
-                <w:szCs w:val="20"/>
-              </w:rPr>
-              <w:t>SetDependencies</w:t>
-            </w:r>
-            <w:proofErr w:type="spellEnd"/>
+              <w:t>Метод SetDependencies</w:t>
+            </w:r>
             <w:r>
               <w:rPr>
                 <w:sz w:val="24"/>
@@ -21729,7 +20311,6 @@
                 <w:lang w:val="en-US"/>
               </w:rPr>
             </w:pPr>
-            <w:proofErr w:type="spellStart"/>
             <w:r>
               <w:rPr>
                 <w:sz w:val="24"/>
@@ -21737,7 +20318,6 @@
               </w:rPr>
               <w:t>SetDependencies_WithMinRatio_ShouldUseDefaultMinRatio</w:t>
             </w:r>
-            <w:proofErr w:type="spellEnd"/>
           </w:p>
         </w:tc>
         <w:tc>
@@ -21832,7 +20412,6 @@
                 <w:lang w:val="en-US"/>
               </w:rPr>
             </w:pPr>
-            <w:proofErr w:type="spellStart"/>
             <w:r>
               <w:rPr>
                 <w:sz w:val="24"/>
@@ -21840,7 +20419,6 @@
               </w:rPr>
               <w:t>SetDependencies_IndependentNull_ShouldThrowArgumentNull</w:t>
             </w:r>
-            <w:proofErr w:type="spellEnd"/>
           </w:p>
         </w:tc>
         <w:tc>
@@ -21863,17 +20441,8 @@
                 <w:sz w:val="24"/>
                 <w:szCs w:val="20"/>
               </w:rPr>
-              <w:t xml:space="preserve">Метод </w:t>
-            </w:r>
-            <w:proofErr w:type="spellStart"/>
-            <w:r>
-              <w:rPr>
-                <w:sz w:val="24"/>
-                <w:szCs w:val="20"/>
-              </w:rPr>
-              <w:t>SetDependencies</w:t>
-            </w:r>
-            <w:proofErr w:type="spellEnd"/>
+              <w:t>Метод SetDependencies</w:t>
+            </w:r>
             <w:r>
               <w:rPr>
                 <w:sz w:val="24"/>
@@ -21897,23 +20466,7 @@
                 <w:sz w:val="24"/>
                 <w:szCs w:val="20"/>
               </w:rPr>
-              <w:t xml:space="preserve">при передаче </w:t>
-            </w:r>
-            <w:proofErr w:type="spellStart"/>
-            <w:r>
-              <w:rPr>
-                <w:sz w:val="24"/>
-                <w:szCs w:val="20"/>
-              </w:rPr>
-              <w:t>null</w:t>
-            </w:r>
-            <w:proofErr w:type="spellEnd"/>
-            <w:r>
-              <w:rPr>
-                <w:sz w:val="24"/>
-                <w:szCs w:val="20"/>
-              </w:rPr>
-              <w:t xml:space="preserve"> в качестве независимого параметра</w:t>
+              <w:t>при передаче null в качестве независимого параметра</w:t>
             </w:r>
           </w:p>
         </w:tc>
@@ -21935,7 +20488,6 @@
                 <w:lang w:val="en-US"/>
               </w:rPr>
             </w:pPr>
-            <w:proofErr w:type="spellStart"/>
             <w:r>
               <w:rPr>
                 <w:sz w:val="24"/>
@@ -21943,7 +20495,6 @@
               </w:rPr>
               <w:t>SetDependencies_DependentNull_ShouldThrowArgumentNulln</w:t>
             </w:r>
-            <w:proofErr w:type="spellEnd"/>
           </w:p>
         </w:tc>
         <w:tc>
@@ -21966,17 +20517,8 @@
                 <w:sz w:val="24"/>
                 <w:szCs w:val="20"/>
               </w:rPr>
-              <w:t xml:space="preserve">Метод </w:t>
-            </w:r>
-            <w:proofErr w:type="spellStart"/>
-            <w:r>
-              <w:rPr>
-                <w:sz w:val="24"/>
-                <w:szCs w:val="20"/>
-              </w:rPr>
-              <w:t>SetDependencies</w:t>
-            </w:r>
-            <w:proofErr w:type="spellEnd"/>
+              <w:t>Метод SetDependencies</w:t>
+            </w:r>
             <w:r>
               <w:rPr>
                 <w:sz w:val="24"/>
@@ -22000,23 +20542,7 @@
                 <w:sz w:val="24"/>
                 <w:szCs w:val="20"/>
               </w:rPr>
-              <w:t xml:space="preserve">при передаче </w:t>
-            </w:r>
-            <w:proofErr w:type="spellStart"/>
-            <w:r>
-              <w:rPr>
-                <w:sz w:val="24"/>
-                <w:szCs w:val="20"/>
-              </w:rPr>
-              <w:t>null</w:t>
-            </w:r>
-            <w:proofErr w:type="spellEnd"/>
-            <w:r>
-              <w:rPr>
-                <w:sz w:val="24"/>
-                <w:szCs w:val="20"/>
-              </w:rPr>
-              <w:t xml:space="preserve"> в качестве зависимого параметра</w:t>
+              <w:t>при передаче null в качестве зависимого параметра</w:t>
             </w:r>
           </w:p>
         </w:tc>
@@ -22073,7 +20599,6 @@
                 <w:szCs w:val="20"/>
               </w:rPr>
             </w:pPr>
-            <w:proofErr w:type="spellStart"/>
             <w:r>
               <w:rPr>
                 <w:sz w:val="24"/>
@@ -22081,7 +20606,6 @@
               </w:rPr>
               <w:t>TryGetParameter_NonExistentParameter_ShouldReturnFalse</w:t>
             </w:r>
-            <w:proofErr w:type="spellEnd"/>
           </w:p>
         </w:tc>
         <w:tc>
@@ -22104,73 +20628,32 @@
                 <w:sz w:val="24"/>
                 <w:szCs w:val="20"/>
               </w:rPr>
-              <w:t xml:space="preserve">Метод </w:t>
-            </w:r>
-            <w:proofErr w:type="spellStart"/>
-            <w:r>
-              <w:rPr>
-                <w:sz w:val="24"/>
-                <w:szCs w:val="20"/>
-              </w:rPr>
-              <w:t>TryGetParam</w:t>
-            </w:r>
-            <w:r>
-              <w:rPr>
-                <w:sz w:val="24"/>
-                <w:szCs w:val="20"/>
-              </w:rPr>
-              <w:t>eter</w:t>
-            </w:r>
-            <w:proofErr w:type="spellEnd"/>
-            <w:r>
-              <w:rPr>
-                <w:sz w:val="24"/>
-                <w:szCs w:val="20"/>
-              </w:rPr>
-              <w:t xml:space="preserve"> должен возвращать </w:t>
-            </w:r>
-            <w:proofErr w:type="spellStart"/>
-            <w:r>
-              <w:rPr>
-                <w:sz w:val="24"/>
-                <w:szCs w:val="20"/>
-              </w:rPr>
-              <w:t>false</w:t>
-            </w:r>
-            <w:proofErr w:type="spellEnd"/>
-            <w:r>
-              <w:rPr>
-                <w:sz w:val="24"/>
-                <w:szCs w:val="20"/>
-              </w:rPr>
-              <w:t xml:space="preserve"> и</w:t>
-            </w:r>
-          </w:p>
-          <w:p>
-            <w:pPr>
-              <w:spacing w:line="240" w:lineRule="auto"/>
-              <w:ind w:firstLine="0"/>
-              <w:jc w:val="center"/>
-              <w:rPr>
-                <w:sz w:val="24"/>
-                <w:szCs w:val="20"/>
-              </w:rPr>
-            </w:pPr>
-            <w:proofErr w:type="spellStart"/>
-            <w:r>
-              <w:rPr>
-                <w:sz w:val="24"/>
-                <w:szCs w:val="20"/>
-              </w:rPr>
-              <w:t>null</w:t>
-            </w:r>
-            <w:proofErr w:type="spellEnd"/>
-            <w:r>
-              <w:rPr>
-                <w:sz w:val="24"/>
-                <w:szCs w:val="20"/>
-              </w:rPr>
-              <w:t xml:space="preserve"> для несуществующего типа параметра</w:t>
+              <w:t>Метод TryGetParam</w:t>
+            </w:r>
+            <w:r>
+              <w:rPr>
+                <w:sz w:val="24"/>
+                <w:szCs w:val="20"/>
+              </w:rPr>
+              <w:t>eter должен возвращать false и</w:t>
+            </w:r>
+          </w:p>
+          <w:p>
+            <w:pPr>
+              <w:spacing w:line="240" w:lineRule="auto"/>
+              <w:ind w:firstLine="0"/>
+              <w:jc w:val="center"/>
+              <w:rPr>
+                <w:sz w:val="24"/>
+                <w:szCs w:val="20"/>
+              </w:rPr>
+            </w:pPr>
+            <w:r>
+              <w:rPr>
+                <w:sz w:val="24"/>
+                <w:szCs w:val="20"/>
+              </w:rPr>
+              <w:t>null для несуществующего типа параметра</w:t>
             </w:r>
           </w:p>
         </w:tc>
@@ -22191,7 +20674,6 @@
                 <w:szCs w:val="20"/>
               </w:rPr>
             </w:pPr>
-            <w:proofErr w:type="spellStart"/>
             <w:r>
               <w:rPr>
                 <w:sz w:val="24"/>
@@ -22199,7 +20681,6 @@
               </w:rPr>
               <w:t>SetDependencies_ValidParameters_ShouldSetCorrectRange</w:t>
             </w:r>
-            <w:proofErr w:type="spellEnd"/>
           </w:p>
         </w:tc>
         <w:tc>
@@ -22222,17 +20703,8 @@
                 <w:sz w:val="24"/>
                 <w:szCs w:val="20"/>
               </w:rPr>
-              <w:t xml:space="preserve">Метод </w:t>
-            </w:r>
-            <w:proofErr w:type="spellStart"/>
-            <w:r>
-              <w:rPr>
-                <w:sz w:val="24"/>
-                <w:szCs w:val="20"/>
-              </w:rPr>
-              <w:t>SetDependencies</w:t>
-            </w:r>
-            <w:proofErr w:type="spellEnd"/>
+              <w:t>Метод SetDependencies</w:t>
+            </w:r>
             <w:r>
               <w:rPr>
                 <w:sz w:val="24"/>
@@ -22309,7 +20781,6 @@
                 <w:szCs w:val="20"/>
               </w:rPr>
             </w:pPr>
-            <w:proofErr w:type="spellStart"/>
             <w:r>
               <w:rPr>
                 <w:sz w:val="24"/>
@@ -22317,7 +20788,6 @@
               </w:rPr>
               <w:t>SetDependencies_WithMinRatio_ShouldUseDefaultMinRatio</w:t>
             </w:r>
-            <w:proofErr w:type="spellEnd"/>
           </w:p>
         </w:tc>
         <w:tc>
@@ -22411,7 +20881,6 @@
                 <w:szCs w:val="20"/>
               </w:rPr>
             </w:pPr>
-            <w:proofErr w:type="spellStart"/>
             <w:r>
               <w:rPr>
                 <w:sz w:val="24"/>
@@ -22419,7 +20888,6 @@
               </w:rPr>
               <w:t>SetDependencies_IndependentNull_ShouldThrowArgumentNull</w:t>
             </w:r>
-            <w:proofErr w:type="spellEnd"/>
           </w:p>
         </w:tc>
         <w:tc>
@@ -22442,17 +20910,8 @@
                 <w:sz w:val="24"/>
                 <w:szCs w:val="20"/>
               </w:rPr>
-              <w:t xml:space="preserve">Метод </w:t>
-            </w:r>
-            <w:proofErr w:type="spellStart"/>
-            <w:r>
-              <w:rPr>
-                <w:sz w:val="24"/>
-                <w:szCs w:val="20"/>
-              </w:rPr>
-              <w:t>SetDependencies</w:t>
-            </w:r>
-            <w:proofErr w:type="spellEnd"/>
+              <w:t>Метод SetDependencies</w:t>
+            </w:r>
             <w:r>
               <w:rPr>
                 <w:sz w:val="24"/>
@@ -22476,23 +20935,7 @@
                 <w:sz w:val="24"/>
                 <w:szCs w:val="20"/>
               </w:rPr>
-              <w:t xml:space="preserve">при передаче </w:t>
-            </w:r>
-            <w:proofErr w:type="spellStart"/>
-            <w:r>
-              <w:rPr>
-                <w:sz w:val="24"/>
-                <w:szCs w:val="20"/>
-              </w:rPr>
-              <w:t>null</w:t>
-            </w:r>
-            <w:proofErr w:type="spellEnd"/>
-            <w:r>
-              <w:rPr>
-                <w:sz w:val="24"/>
-                <w:szCs w:val="20"/>
-              </w:rPr>
-              <w:t xml:space="preserve"> в качестве независимого параметра</w:t>
+              <w:t>при передаче null в качестве независимого параметра</w:t>
             </w:r>
           </w:p>
         </w:tc>
@@ -22513,7 +20956,6 @@
                 <w:szCs w:val="20"/>
               </w:rPr>
             </w:pPr>
-            <w:proofErr w:type="spellStart"/>
             <w:r>
               <w:rPr>
                 <w:sz w:val="24"/>
@@ -22521,7 +20963,6 @@
               </w:rPr>
               <w:t>SetDependencies_DependentNull_ShouldThrowArgumentNulln</w:t>
             </w:r>
-            <w:proofErr w:type="spellEnd"/>
           </w:p>
         </w:tc>
         <w:tc>
@@ -22544,17 +20985,8 @@
                 <w:sz w:val="24"/>
                 <w:szCs w:val="20"/>
               </w:rPr>
-              <w:t xml:space="preserve">Метод </w:t>
-            </w:r>
-            <w:proofErr w:type="spellStart"/>
-            <w:r>
-              <w:rPr>
-                <w:sz w:val="24"/>
-                <w:szCs w:val="20"/>
-              </w:rPr>
-              <w:t>SetDependencies</w:t>
-            </w:r>
-            <w:proofErr w:type="spellEnd"/>
+              <w:t>Метод SetDependencies</w:t>
+            </w:r>
             <w:r>
               <w:rPr>
                 <w:sz w:val="24"/>
@@ -22578,23 +21010,7 @@
                 <w:sz w:val="24"/>
                 <w:szCs w:val="20"/>
               </w:rPr>
-              <w:t xml:space="preserve">при передаче </w:t>
-            </w:r>
-            <w:proofErr w:type="spellStart"/>
-            <w:r>
-              <w:rPr>
-                <w:sz w:val="24"/>
-                <w:szCs w:val="20"/>
-              </w:rPr>
-              <w:t>null</w:t>
-            </w:r>
-            <w:proofErr w:type="spellEnd"/>
-            <w:r>
-              <w:rPr>
-                <w:sz w:val="24"/>
-                <w:szCs w:val="20"/>
-              </w:rPr>
-              <w:t xml:space="preserve"> в качестве зависимого параметра</w:t>
+              <w:t>при передаче null в качестве зависимого параметра</w:t>
             </w:r>
           </w:p>
         </w:tc>
@@ -22615,7 +21031,6 @@
                 <w:szCs w:val="20"/>
               </w:rPr>
             </w:pPr>
-            <w:proofErr w:type="spellStart"/>
             <w:r>
               <w:rPr>
                 <w:sz w:val="24"/>
@@ -22623,7 +21038,6 @@
               </w:rPr>
               <w:t>SetDependencies_MaxRatio_ShouldThrowArgumentException</w:t>
             </w:r>
-            <w:proofErr w:type="spellEnd"/>
           </w:p>
         </w:tc>
         <w:tc>
@@ -22646,23 +21060,7 @@
                 <w:sz w:val="24"/>
                 <w:szCs w:val="20"/>
               </w:rPr>
-              <w:t xml:space="preserve">Метод </w:t>
-            </w:r>
-            <w:proofErr w:type="spellStart"/>
-            <w:r>
-              <w:rPr>
-                <w:sz w:val="24"/>
-                <w:szCs w:val="20"/>
-              </w:rPr>
-              <w:t>SetDependencies</w:t>
-            </w:r>
-            <w:proofErr w:type="spellEnd"/>
-            <w:r>
-              <w:rPr>
-                <w:sz w:val="24"/>
-                <w:szCs w:val="20"/>
-              </w:rPr>
-              <w:t xml:space="preserve"> должен г</w:t>
+              <w:t>Метод SetDependencies должен г</w:t>
             </w:r>
             <w:r>
               <w:rPr>
@@ -22715,7 +21113,6 @@
                 <w:szCs w:val="20"/>
               </w:rPr>
             </w:pPr>
-            <w:proofErr w:type="spellStart"/>
             <w:r>
               <w:rPr>
                 <w:sz w:val="24"/>
@@ -22723,7 +21120,6 @@
               </w:rPr>
               <w:t>SetDependencies_MaxRatioNegative_ShouldThrowArgument</w:t>
             </w:r>
-            <w:proofErr w:type="spellEnd"/>
           </w:p>
         </w:tc>
         <w:tc>
@@ -22746,23 +21142,7 @@
                 <w:sz w:val="24"/>
                 <w:szCs w:val="20"/>
               </w:rPr>
-              <w:t xml:space="preserve">Метод </w:t>
-            </w:r>
-            <w:proofErr w:type="spellStart"/>
-            <w:r>
-              <w:rPr>
-                <w:sz w:val="24"/>
-                <w:szCs w:val="20"/>
-              </w:rPr>
-              <w:t>SetDependencies</w:t>
-            </w:r>
-            <w:proofErr w:type="spellEnd"/>
-            <w:r>
-              <w:rPr>
-                <w:sz w:val="24"/>
-                <w:szCs w:val="20"/>
-              </w:rPr>
-              <w:t xml:space="preserve"> д</w:t>
+              <w:t>Метод SetDependencies д</w:t>
             </w:r>
             <w:r>
               <w:rPr>
@@ -22797,7 +21177,6 @@
                 <w:szCs w:val="20"/>
               </w:rPr>
             </w:pPr>
-            <w:proofErr w:type="spellStart"/>
             <w:r>
               <w:rPr>
                 <w:sz w:val="24"/>
@@ -22805,7 +21184,6 @@
               </w:rPr>
               <w:t>SetDependencies_MinRatioNegative_ShouldThrowArgument</w:t>
             </w:r>
-            <w:proofErr w:type="spellEnd"/>
           </w:p>
         </w:tc>
         <w:tc>
@@ -22828,23 +21206,7 @@
                 <w:sz w:val="24"/>
                 <w:szCs w:val="20"/>
               </w:rPr>
-              <w:t xml:space="preserve">Метод </w:t>
-            </w:r>
-            <w:proofErr w:type="spellStart"/>
-            <w:r>
-              <w:rPr>
-                <w:sz w:val="24"/>
-                <w:szCs w:val="20"/>
-              </w:rPr>
-              <w:t>SetDependencies</w:t>
-            </w:r>
-            <w:proofErr w:type="spellEnd"/>
-            <w:r>
-              <w:rPr>
-                <w:sz w:val="24"/>
-                <w:szCs w:val="20"/>
-              </w:rPr>
-              <w:t xml:space="preserve"> должен генерировать исключение </w:t>
+              <w:t xml:space="preserve">Метод SetDependencies должен генерировать исключение </w:t>
             </w:r>
           </w:p>
           <w:p>
@@ -22883,7 +21245,6 @@
                 <w:szCs w:val="20"/>
               </w:rPr>
             </w:pPr>
-            <w:proofErr w:type="spellStart"/>
             <w:r>
               <w:rPr>
                 <w:sz w:val="24"/>
@@ -22891,7 +21252,6 @@
               </w:rPr>
               <w:t>SetDependencies_MinRatioGreaterThanMaxRatio</w:t>
             </w:r>
-            <w:proofErr w:type="spellEnd"/>
           </w:p>
         </w:tc>
         <w:tc>
@@ -22914,23 +21274,7 @@
                 <w:sz w:val="24"/>
                 <w:szCs w:val="20"/>
               </w:rPr>
-              <w:t xml:space="preserve">Метод </w:t>
-            </w:r>
-            <w:proofErr w:type="spellStart"/>
-            <w:r>
-              <w:rPr>
-                <w:sz w:val="24"/>
-                <w:szCs w:val="20"/>
-              </w:rPr>
-              <w:t>SetDependencies</w:t>
-            </w:r>
-            <w:proofErr w:type="spellEnd"/>
-            <w:r>
-              <w:rPr>
-                <w:sz w:val="24"/>
-                <w:szCs w:val="20"/>
-              </w:rPr>
-              <w:t xml:space="preserve"> должен генерировать</w:t>
+              <w:t>Метод SetDependencies должен генерировать</w:t>
             </w:r>
           </w:p>
           <w:p>
@@ -22987,7 +21331,6 @@
                 <w:szCs w:val="20"/>
               </w:rPr>
             </w:pPr>
-            <w:proofErr w:type="spellStart"/>
             <w:r>
               <w:rPr>
                 <w:sz w:val="24"/>
@@ -22995,7 +21338,6 @@
               </w:rPr>
               <w:t>SetDependencies_MinRatioEqualToMaxRatio_ShouldWork</w:t>
             </w:r>
-            <w:proofErr w:type="spellEnd"/>
           </w:p>
         </w:tc>
         <w:tc>
@@ -23018,23 +21360,7 @@
                 <w:sz w:val="24"/>
                 <w:szCs w:val="20"/>
               </w:rPr>
-              <w:t xml:space="preserve">Метод </w:t>
-            </w:r>
-            <w:proofErr w:type="spellStart"/>
-            <w:r>
-              <w:rPr>
-                <w:sz w:val="24"/>
-                <w:szCs w:val="20"/>
-              </w:rPr>
-              <w:t>SetDependencies</w:t>
-            </w:r>
-            <w:proofErr w:type="spellEnd"/>
-            <w:r>
-              <w:rPr>
-                <w:sz w:val="24"/>
-                <w:szCs w:val="20"/>
-              </w:rPr>
-              <w:t xml:space="preserve"> должен корректно работать,</w:t>
+              <w:t>Метод SetDependencies должен корректно работать,</w:t>
             </w:r>
           </w:p>
           <w:p>
@@ -23091,7 +21417,6 @@
                 <w:szCs w:val="20"/>
               </w:rPr>
             </w:pPr>
-            <w:proofErr w:type="spellStart"/>
             <w:r>
               <w:rPr>
                 <w:sz w:val="24"/>
@@ -23099,7 +21424,6 @@
               </w:rPr>
               <w:t>SetDependencies_ShouldWorkWithDifferentIndependentValue</w:t>
             </w:r>
-            <w:proofErr w:type="spellEnd"/>
           </w:p>
         </w:tc>
         <w:tc>
@@ -23122,23 +21446,7 @@
                 <w:sz w:val="24"/>
                 <w:szCs w:val="20"/>
               </w:rPr>
-              <w:t xml:space="preserve">Метод </w:t>
-            </w:r>
-            <w:proofErr w:type="spellStart"/>
-            <w:r>
-              <w:rPr>
-                <w:sz w:val="24"/>
-                <w:szCs w:val="20"/>
-              </w:rPr>
-              <w:t>SetDependencies</w:t>
-            </w:r>
-            <w:proofErr w:type="spellEnd"/>
-            <w:r>
-              <w:rPr>
-                <w:sz w:val="24"/>
-                <w:szCs w:val="20"/>
-              </w:rPr>
-              <w:t xml:space="preserve"> должен корректно вычислять </w:t>
+              <w:t xml:space="preserve">Метод SetDependencies должен корректно вычислять </w:t>
             </w:r>
           </w:p>
           <w:p>
@@ -23177,7 +21485,6 @@
                 <w:szCs w:val="20"/>
               </w:rPr>
             </w:pPr>
-            <w:proofErr w:type="spellStart"/>
             <w:r>
               <w:rPr>
                 <w:sz w:val="24"/>
@@ -23185,7 +21492,6 @@
               </w:rPr>
               <w:t>NumericalParameters_Property_ShouldBeSettable</w:t>
             </w:r>
-            <w:proofErr w:type="spellEnd"/>
           </w:p>
         </w:tc>
         <w:tc>
@@ -23208,23 +21514,7 @@
                 <w:sz w:val="24"/>
                 <w:szCs w:val="20"/>
               </w:rPr>
-              <w:t xml:space="preserve">Свойство </w:t>
-            </w:r>
-            <w:proofErr w:type="spellStart"/>
-            <w:r>
-              <w:rPr>
-                <w:sz w:val="24"/>
-                <w:szCs w:val="20"/>
-              </w:rPr>
-              <w:t>NumericalParameters</w:t>
-            </w:r>
-            <w:proofErr w:type="spellEnd"/>
-            <w:r>
-              <w:rPr>
-                <w:sz w:val="24"/>
-                <w:szCs w:val="20"/>
-              </w:rPr>
-              <w:t xml:space="preserve"> должно быть доступно</w:t>
+              <w:t>Свойство NumericalParameters должно быть доступно</w:t>
             </w:r>
             <w:r>
               <w:rPr>
@@ -23331,7 +21621,6 @@
         </w:rPr>
         <w:t>Numerical</w:t>
       </w:r>
-      <w:proofErr w:type="spellStart"/>
       <w:r>
         <w:rPr>
           <w:sz w:val="24"/>
@@ -23346,7 +21635,6 @@
         </w:rPr>
         <w:t>Test</w:t>
       </w:r>
-      <w:proofErr w:type="spellEnd"/>
     </w:p>
     <w:tbl>
       <w:tblPr>
@@ -23425,7 +21713,6 @@
                 <w:szCs w:val="20"/>
               </w:rPr>
             </w:pPr>
-            <w:proofErr w:type="spellStart"/>
             <w:r>
               <w:rPr>
                 <w:sz w:val="24"/>
@@ -23433,7 +21720,6 @@
               </w:rPr>
               <w:t>Constructor_ValidRange_ShouldInitializeCorrectly</w:t>
             </w:r>
-            <w:proofErr w:type="spellEnd"/>
           </w:p>
         </w:tc>
         <w:tc>
@@ -23531,7 +21817,6 @@
                 <w:szCs w:val="20"/>
               </w:rPr>
             </w:pPr>
-            <w:proofErr w:type="spellStart"/>
             <w:r>
               <w:rPr>
                 <w:sz w:val="24"/>
@@ -23539,7 +21824,6 @@
               </w:rPr>
               <w:t>Constructor_InvalidRange_ShouldThrowArgumentException</w:t>
             </w:r>
-            <w:proofErr w:type="spellEnd"/>
           </w:p>
         </w:tc>
         <w:tc>
@@ -23649,7 +21933,6 @@
                 <w:szCs w:val="20"/>
               </w:rPr>
             </w:pPr>
-            <w:proofErr w:type="spellStart"/>
             <w:r>
               <w:rPr>
                 <w:sz w:val="24"/>
@@ -23657,7 +21940,6 @@
               </w:rPr>
               <w:t>Constructor_MinEqualsMax_ShouldWork</w:t>
             </w:r>
-            <w:proofErr w:type="spellEnd"/>
           </w:p>
         </w:tc>
         <w:tc>
@@ -23758,7 +22040,6 @@
                 <w:szCs w:val="20"/>
               </w:rPr>
             </w:pPr>
-            <w:proofErr w:type="spellStart"/>
             <w:r>
               <w:rPr>
                 <w:sz w:val="24"/>
@@ -23766,7 +22047,6 @@
               </w:rPr>
               <w:t>Value_SetValidValue_ShouldSetValue</w:t>
             </w:r>
-            <w:proofErr w:type="spellEnd"/>
           </w:p>
         </w:tc>
         <w:tc>
@@ -23810,23 +22090,7 @@
                 <w:sz w:val="24"/>
                 <w:szCs w:val="20"/>
               </w:rPr>
-              <w:t xml:space="preserve">диапазона, свойство </w:t>
-            </w:r>
-            <w:proofErr w:type="spellStart"/>
-            <w:r>
-              <w:rPr>
-                <w:sz w:val="24"/>
-                <w:szCs w:val="20"/>
-              </w:rPr>
-              <w:t>Value</w:t>
-            </w:r>
-            <w:proofErr w:type="spellEnd"/>
-            <w:r>
-              <w:rPr>
-                <w:sz w:val="24"/>
-                <w:szCs w:val="20"/>
-              </w:rPr>
-              <w:t xml:space="preserve"> должно успешно изменяться</w:t>
+              <w:t>диапазона, свойство Value должно успешно изменяться</w:t>
             </w:r>
           </w:p>
         </w:tc>
@@ -23847,7 +22111,6 @@
                 <w:szCs w:val="20"/>
               </w:rPr>
             </w:pPr>
-            <w:proofErr w:type="spellStart"/>
             <w:r>
               <w:rPr>
                 <w:sz w:val="24"/>
@@ -23855,7 +22118,6 @@
               </w:rPr>
               <w:t>Value_SetToMinValue_ShouldWork</w:t>
             </w:r>
-            <w:proofErr w:type="spellEnd"/>
           </w:p>
         </w:tc>
         <w:tc>
@@ -23920,7 +22182,6 @@
                 <w:szCs w:val="20"/>
               </w:rPr>
             </w:pPr>
-            <w:proofErr w:type="spellStart"/>
             <w:r>
               <w:rPr>
                 <w:sz w:val="24"/>
@@ -23928,7 +22189,6 @@
               </w:rPr>
               <w:t>Value_SetToMaxValue_ShouldWork</w:t>
             </w:r>
-            <w:proofErr w:type="spellEnd"/>
           </w:p>
         </w:tc>
         <w:tc>
@@ -23993,7 +22253,6 @@
                 <w:szCs w:val="20"/>
               </w:rPr>
             </w:pPr>
-            <w:proofErr w:type="spellStart"/>
             <w:r>
               <w:rPr>
                 <w:sz w:val="24"/>
@@ -24001,7 +22260,6 @@
               </w:rPr>
               <w:t>Value_AfterInvalidSet_ShouldKeepPreviousValue</w:t>
             </w:r>
-            <w:proofErr w:type="spellEnd"/>
           </w:p>
         </w:tc>
         <w:tc>
@@ -24109,7 +22367,6 @@
                 <w:szCs w:val="20"/>
               </w:rPr>
             </w:pPr>
-            <w:proofErr w:type="spellStart"/>
             <w:r>
               <w:rPr>
                 <w:sz w:val="24"/>
@@ -24117,7 +22374,6 @@
               </w:rPr>
               <w:t>Value_SetMultipleTimes_ShouldWorkCorrectly</w:t>
             </w:r>
-            <w:proofErr w:type="spellEnd"/>
           </w:p>
         </w:tc>
         <w:tc>
@@ -24189,7 +22445,6 @@
                 <w:szCs w:val="20"/>
               </w:rPr>
             </w:pPr>
-            <w:proofErr w:type="spellStart"/>
             <w:r>
               <w:rPr>
                 <w:sz w:val="24"/>
@@ -24197,7 +22452,6 @@
               </w:rPr>
               <w:t>SetRange_ValidRange_ShouldUpdateAllProperties</w:t>
             </w:r>
-            <w:proofErr w:type="spellEnd"/>
           </w:p>
         </w:tc>
         <w:tc>
@@ -24305,7 +22559,6 @@
                 <w:szCs w:val="20"/>
               </w:rPr>
             </w:pPr>
-            <w:proofErr w:type="spellStart"/>
             <w:r>
               <w:rPr>
                 <w:sz w:val="24"/>
@@ -24313,7 +22566,6 @@
               </w:rPr>
               <w:t>SetRange_InvalidRange_ShouldThrowArgumentException</w:t>
             </w:r>
-            <w:proofErr w:type="spellEnd"/>
           </w:p>
         </w:tc>
         <w:tc>
@@ -24396,7 +22648,6 @@
                 <w:szCs w:val="20"/>
               </w:rPr>
             </w:pPr>
-            <w:proofErr w:type="spellStart"/>
             <w:r>
               <w:rPr>
                 <w:sz w:val="24"/>
@@ -24404,7 +22655,6 @@
               </w:rPr>
               <w:t>SetRange_ValueBelowNewMin_ShouldAdjustValueToMin</w:t>
             </w:r>
-            <w:proofErr w:type="spellEnd"/>
           </w:p>
         </w:tc>
         <w:tc>
@@ -24532,7 +22782,6 @@
                 <w:szCs w:val="20"/>
               </w:rPr>
             </w:pPr>
-            <w:proofErr w:type="spellStart"/>
             <w:r>
               <w:rPr>
                 <w:sz w:val="24"/>
@@ -24540,7 +22789,6 @@
               </w:rPr>
               <w:t>Constructor_MinEqualsMax_ShouldWork</w:t>
             </w:r>
-            <w:proofErr w:type="spellEnd"/>
           </w:p>
         </w:tc>
         <w:tc>
@@ -24638,7 +22886,6 @@
                 <w:szCs w:val="20"/>
               </w:rPr>
             </w:pPr>
-            <w:proofErr w:type="spellStart"/>
             <w:r>
               <w:rPr>
                 <w:sz w:val="24"/>
@@ -24646,7 +22893,6 @@
               </w:rPr>
               <w:t>Value_SetValidValue_ShouldSetValue</w:t>
             </w:r>
-            <w:proofErr w:type="spellEnd"/>
           </w:p>
         </w:tc>
         <w:tc>
@@ -24687,23 +22933,7 @@
                 <w:sz w:val="24"/>
                 <w:szCs w:val="20"/>
               </w:rPr>
-              <w:t xml:space="preserve">диапазона, свойство </w:t>
-            </w:r>
-            <w:proofErr w:type="spellStart"/>
-            <w:r>
-              <w:rPr>
-                <w:sz w:val="24"/>
-                <w:szCs w:val="20"/>
-              </w:rPr>
-              <w:t>Value</w:t>
-            </w:r>
-            <w:proofErr w:type="spellEnd"/>
-            <w:r>
-              <w:rPr>
-                <w:sz w:val="24"/>
-                <w:szCs w:val="20"/>
-              </w:rPr>
-              <w:t xml:space="preserve"> должно успешно изменяться</w:t>
+              <w:t>диапазона, свойство Value должно успешно изменяться</w:t>
             </w:r>
           </w:p>
         </w:tc>
@@ -24724,7 +22954,6 @@
                 <w:szCs w:val="20"/>
               </w:rPr>
             </w:pPr>
-            <w:proofErr w:type="spellStart"/>
             <w:r>
               <w:rPr>
                 <w:sz w:val="24"/>
@@ -24732,7 +22961,6 @@
               </w:rPr>
               <w:t>Value_SetToMinValue_ShouldWork</w:t>
             </w:r>
-            <w:proofErr w:type="spellEnd"/>
           </w:p>
         </w:tc>
         <w:tc>
@@ -24794,7 +23022,6 @@
                 <w:szCs w:val="20"/>
               </w:rPr>
             </w:pPr>
-            <w:proofErr w:type="spellStart"/>
             <w:r>
               <w:rPr>
                 <w:sz w:val="24"/>
@@ -24802,7 +23029,6 @@
               </w:rPr>
               <w:t>Value_SetToMaxValue_ShouldWork</w:t>
             </w:r>
-            <w:proofErr w:type="spellEnd"/>
           </w:p>
         </w:tc>
         <w:tc>
@@ -24864,7 +23090,6 @@
                 <w:szCs w:val="20"/>
               </w:rPr>
             </w:pPr>
-            <w:proofErr w:type="spellStart"/>
             <w:r>
               <w:rPr>
                 <w:sz w:val="24"/>
@@ -24872,7 +23097,6 @@
               </w:rPr>
               <w:t>Value_AfterInvalidSet_ShouldKeepPreviousValue</w:t>
             </w:r>
-            <w:proofErr w:type="spellEnd"/>
           </w:p>
         </w:tc>
         <w:tc>
@@ -24977,7 +23201,6 @@
                 <w:szCs w:val="20"/>
               </w:rPr>
             </w:pPr>
-            <w:proofErr w:type="spellStart"/>
             <w:r>
               <w:rPr>
                 <w:sz w:val="24"/>
@@ -24985,7 +23208,6 @@
               </w:rPr>
               <w:t>Value_SetMultipleTimes_ShouldWorkCorrectly</w:t>
             </w:r>
-            <w:proofErr w:type="spellEnd"/>
           </w:p>
         </w:tc>
         <w:tc>
@@ -25054,7 +23276,6 @@
                 <w:szCs w:val="20"/>
               </w:rPr>
             </w:pPr>
-            <w:proofErr w:type="spellStart"/>
             <w:r>
               <w:rPr>
                 <w:sz w:val="24"/>
@@ -25062,7 +23283,6 @@
               </w:rPr>
               <w:t>SetRange_ValidRange_ShouldUpdateAllProperties</w:t>
             </w:r>
-            <w:proofErr w:type="spellEnd"/>
           </w:p>
         </w:tc>
         <w:tc>
@@ -25167,7 +23387,6 @@
                 <w:szCs w:val="20"/>
               </w:rPr>
             </w:pPr>
-            <w:proofErr w:type="spellStart"/>
             <w:r>
               <w:rPr>
                 <w:sz w:val="24"/>
@@ -25175,7 +23394,6 @@
               </w:rPr>
               <w:t>SetRange_InvalidRange_ShouldThrowArgumentException</w:t>
             </w:r>
-            <w:proofErr w:type="spellEnd"/>
           </w:p>
         </w:tc>
         <w:tc>
@@ -25255,7 +23473,6 @@
                 <w:szCs w:val="20"/>
               </w:rPr>
             </w:pPr>
-            <w:proofErr w:type="spellStart"/>
             <w:r>
               <w:rPr>
                 <w:sz w:val="24"/>
@@ -25263,7 +23480,6 @@
               </w:rPr>
               <w:t>SetRange_ValueBelowNewMin_ShouldAdjustValueToMin</w:t>
             </w:r>
-            <w:proofErr w:type="spellEnd"/>
           </w:p>
         </w:tc>
         <w:tc>
@@ -25350,7 +23566,6 @@
                 <w:szCs w:val="20"/>
               </w:rPr>
             </w:pPr>
-            <w:proofErr w:type="spellStart"/>
             <w:r>
               <w:rPr>
                 <w:sz w:val="24"/>
@@ -25358,7 +23573,6 @@
               </w:rPr>
               <w:t>SetRange_ValueAboveNewMax_ShouldAdjustValueToMax</w:t>
             </w:r>
-            <w:proofErr w:type="spellEnd"/>
           </w:p>
         </w:tc>
         <w:tc>
@@ -25438,7 +23652,6 @@
                 <w:szCs w:val="20"/>
               </w:rPr>
             </w:pPr>
-            <w:proofErr w:type="spellStart"/>
             <w:r>
               <w:rPr>
                 <w:sz w:val="24"/>
@@ -25446,7 +23659,6 @@
               </w:rPr>
               <w:t>SetRange_ValueWithinNewRange_ShouldKeepValue</w:t>
             </w:r>
-            <w:proofErr w:type="spellEnd"/>
           </w:p>
         </w:tc>
         <w:tc>
@@ -25591,7 +23803,6 @@
                 <w:szCs w:val="20"/>
               </w:rPr>
             </w:pPr>
-            <w:proofErr w:type="spellStart"/>
             <w:r>
               <w:rPr>
                 <w:sz w:val="24"/>
@@ -25599,7 +23810,6 @@
               </w:rPr>
               <w:t>SetRange_ValueAboveNewMax_ShouldAdjustValueToMax</w:t>
             </w:r>
-            <w:proofErr w:type="spellEnd"/>
           </w:p>
         </w:tc>
         <w:tc>
@@ -25679,7 +23889,6 @@
                 <w:szCs w:val="20"/>
               </w:rPr>
             </w:pPr>
-            <w:proofErr w:type="spellStart"/>
             <w:r>
               <w:rPr>
                 <w:sz w:val="24"/>
@@ -25687,7 +23896,6 @@
               </w:rPr>
               <w:t>SetRange_ValueWithinNewRange_ShouldKeepValue</w:t>
             </w:r>
-            <w:proofErr w:type="spellEnd"/>
           </w:p>
         </w:tc>
         <w:tc>
@@ -25767,7 +23975,6 @@
                 <w:szCs w:val="20"/>
               </w:rPr>
             </w:pPr>
-            <w:proofErr w:type="spellStart"/>
             <w:r>
               <w:rPr>
                 <w:sz w:val="24"/>
@@ -25775,7 +23982,6 @@
               </w:rPr>
               <w:t>SetMinValue_ValidValue_ShouldUpdateMinValue</w:t>
             </w:r>
-            <w:proofErr w:type="spellEnd"/>
           </w:p>
         </w:tc>
         <w:tc>
@@ -25887,7 +24093,6 @@
                 <w:szCs w:val="20"/>
               </w:rPr>
             </w:pPr>
-            <w:proofErr w:type="spellStart"/>
             <w:r>
               <w:rPr>
                 <w:sz w:val="24"/>
@@ -25895,7 +24100,6 @@
               </w:rPr>
               <w:t>SetMinValue_GreaterThanMax_ShouldThrowArgumentException</w:t>
             </w:r>
-            <w:proofErr w:type="spellEnd"/>
           </w:p>
         </w:tc>
         <w:tc>
@@ -25975,7 +24179,6 @@
                 <w:szCs w:val="20"/>
               </w:rPr>
             </w:pPr>
-            <w:proofErr w:type="spellStart"/>
             <w:r>
               <w:rPr>
                 <w:sz w:val="24"/>
@@ -25983,7 +24186,6 @@
               </w:rPr>
               <w:t>SetMinValue_ValueBelowNewMin_ShouldAdjustValue</w:t>
             </w:r>
-            <w:proofErr w:type="spellEnd"/>
           </w:p>
         </w:tc>
         <w:tc>
@@ -26063,7 +24265,6 @@
                 <w:szCs w:val="20"/>
               </w:rPr>
             </w:pPr>
-            <w:proofErr w:type="spellStart"/>
             <w:r>
               <w:rPr>
                 <w:sz w:val="24"/>
@@ -26071,7 +24272,6 @@
               </w:rPr>
               <w:t>SetMinValue_EqualToMaxValue_ShouldWork</w:t>
             </w:r>
-            <w:proofErr w:type="spellEnd"/>
           </w:p>
         </w:tc>
         <w:tc>
@@ -26169,7 +24369,6 @@
                 <w:szCs w:val="20"/>
               </w:rPr>
             </w:pPr>
-            <w:proofErr w:type="spellStart"/>
             <w:r>
               <w:rPr>
                 <w:sz w:val="24"/>
@@ -26177,7 +24376,6 @@
               </w:rPr>
               <w:t>SetMaxValue_ValidValue_ShouldUpdateMaxValue</w:t>
             </w:r>
-            <w:proofErr w:type="spellEnd"/>
           </w:p>
         </w:tc>
         <w:tc>
@@ -26275,7 +24473,6 @@
                 <w:szCs w:val="20"/>
               </w:rPr>
             </w:pPr>
-            <w:proofErr w:type="spellStart"/>
             <w:r>
               <w:rPr>
                 <w:sz w:val="24"/>
@@ -26283,7 +24480,6 @@
               </w:rPr>
               <w:t>SetMaxValue_LessThanMin_ShouldThrowArgumentExceptio</w:t>
             </w:r>
-            <w:proofErr w:type="spellEnd"/>
             <w:r>
               <w:rPr>
                 <w:sz w:val="24"/>
@@ -26371,7 +24567,6 @@
                 <w:szCs w:val="20"/>
               </w:rPr>
             </w:pPr>
-            <w:proofErr w:type="spellStart"/>
             <w:r>
               <w:rPr>
                 <w:sz w:val="24"/>
@@ -26379,7 +24574,6 @@
               </w:rPr>
               <w:t>SetMaxValue_ValueAboveNewMax_ShouldAdjustValue</w:t>
             </w:r>
-            <w:proofErr w:type="spellEnd"/>
           </w:p>
         </w:tc>
         <w:tc>
@@ -26459,7 +24653,6 @@
                 <w:szCs w:val="20"/>
               </w:rPr>
             </w:pPr>
-            <w:proofErr w:type="spellStart"/>
             <w:r>
               <w:rPr>
                 <w:sz w:val="24"/>
@@ -26467,7 +24660,6 @@
               </w:rPr>
               <w:t>SetMaxValue_EqualToMinValue_ShouldWork</w:t>
             </w:r>
-            <w:proofErr w:type="spellEnd"/>
           </w:p>
         </w:tc>
         <w:tc>
@@ -26582,7 +24774,6 @@
                 <w:szCs w:val="20"/>
               </w:rPr>
             </w:pPr>
-            <w:proofErr w:type="spellStart"/>
             <w:r>
               <w:rPr>
                 <w:sz w:val="24"/>
@@ -26590,7 +24781,6 @@
               </w:rPr>
               <w:t>SetMaxValue_ValidValue_ShouldUpdateMaxValue</w:t>
             </w:r>
-            <w:proofErr w:type="spellEnd"/>
           </w:p>
         </w:tc>
         <w:tc>
@@ -26689,7 +24879,6 @@
                 <w:lang w:val="en-US"/>
               </w:rPr>
             </w:pPr>
-            <w:proofErr w:type="spellStart"/>
             <w:r>
               <w:rPr>
                 <w:sz w:val="24"/>
@@ -26697,7 +24886,6 @@
               </w:rPr>
               <w:t>SetMaxValue_LessThanMin_ShouldThrowArgumentExceptio</w:t>
             </w:r>
-            <w:proofErr w:type="spellEnd"/>
             <w:r>
               <w:rPr>
                 <w:sz w:val="24"/>
@@ -26785,7 +24973,6 @@
                 <w:szCs w:val="20"/>
               </w:rPr>
             </w:pPr>
-            <w:proofErr w:type="spellStart"/>
             <w:r>
               <w:rPr>
                 <w:sz w:val="24"/>
@@ -26793,7 +24980,6 @@
               </w:rPr>
               <w:t>SetMaxValue_ValueAboveNewMax_ShouldAdjustValue</w:t>
             </w:r>
-            <w:proofErr w:type="spellEnd"/>
           </w:p>
         </w:tc>
         <w:tc>
@@ -26873,7 +25059,6 @@
                 <w:szCs w:val="20"/>
               </w:rPr>
             </w:pPr>
-            <w:proofErr w:type="spellStart"/>
             <w:r>
               <w:rPr>
                 <w:sz w:val="24"/>
@@ -26881,7 +25066,6 @@
               </w:rPr>
               <w:t>SetMaxValue_EqualToMinValue_ShouldWork</w:t>
             </w:r>
-            <w:proofErr w:type="spellEnd"/>
           </w:p>
         </w:tc>
         <w:tc>
@@ -26961,7 +25145,6 @@
                 <w:szCs w:val="20"/>
               </w:rPr>
             </w:pPr>
-            <w:proofErr w:type="spellStart"/>
             <w:r>
               <w:rPr>
                 <w:sz w:val="24"/>
@@ -26969,7 +25152,6 @@
               </w:rPr>
               <w:t>Properties_ShouldBeReadable</w:t>
             </w:r>
-            <w:proofErr w:type="spellEnd"/>
           </w:p>
         </w:tc>
         <w:tc>
@@ -26992,55 +25174,7 @@
                 <w:sz w:val="24"/>
                 <w:szCs w:val="20"/>
               </w:rPr>
-              <w:t>Все основные свойства (</w:t>
-            </w:r>
-            <w:proofErr w:type="spellStart"/>
-            <w:r>
-              <w:rPr>
-                <w:sz w:val="24"/>
-                <w:szCs w:val="20"/>
-              </w:rPr>
-              <w:t>MinValue</w:t>
-            </w:r>
-            <w:proofErr w:type="spellEnd"/>
-            <w:r>
-              <w:rPr>
-                <w:sz w:val="24"/>
-                <w:szCs w:val="20"/>
-              </w:rPr>
-              <w:t xml:space="preserve">, </w:t>
-            </w:r>
-            <w:proofErr w:type="spellStart"/>
-            <w:r>
-              <w:rPr>
-                <w:sz w:val="24"/>
-                <w:szCs w:val="20"/>
-              </w:rPr>
-              <w:t>MaxValue</w:t>
-            </w:r>
-            <w:proofErr w:type="spellEnd"/>
-            <w:r>
-              <w:rPr>
-                <w:sz w:val="24"/>
-                <w:szCs w:val="20"/>
-              </w:rPr>
-              <w:t xml:space="preserve">, </w:t>
-            </w:r>
-            <w:proofErr w:type="spellStart"/>
-            <w:r>
-              <w:rPr>
-                <w:sz w:val="24"/>
-                <w:szCs w:val="20"/>
-              </w:rPr>
-              <w:t>Value</w:t>
-            </w:r>
-            <w:proofErr w:type="spellEnd"/>
-            <w:r>
-              <w:rPr>
-                <w:sz w:val="24"/>
-                <w:szCs w:val="20"/>
-              </w:rPr>
-              <w:t>)</w:t>
+              <w:t>Все основные свойства (MinValue, MaxValue, Value)</w:t>
             </w:r>
           </w:p>
           <w:p>
@@ -27079,7 +25213,6 @@
                 <w:szCs w:val="20"/>
               </w:rPr>
             </w:pPr>
-            <w:proofErr w:type="spellStart"/>
             <w:r>
               <w:rPr>
                 <w:sz w:val="24"/>
@@ -27087,7 +25220,6 @@
               </w:rPr>
               <w:t>Value_WithNegativeRange_ShouldWork</w:t>
             </w:r>
-            <w:proofErr w:type="spellEnd"/>
           </w:p>
         </w:tc>
         <w:tc>
@@ -27167,7 +25299,6 @@
                 <w:szCs w:val="20"/>
               </w:rPr>
             </w:pPr>
-            <w:proofErr w:type="spellStart"/>
             <w:r>
               <w:rPr>
                 <w:sz w:val="24"/>
@@ -27175,7 +25306,6 @@
               </w:rPr>
               <w:t>Value_WithDecimalRange_ShouldWork</w:t>
             </w:r>
-            <w:proofErr w:type="spellEnd"/>
           </w:p>
         </w:tc>
         <w:tc>
@@ -27280,7 +25410,6 @@
         </w:rPr>
         <w:t>Glass</w:t>
       </w:r>
-      <w:proofErr w:type="spellStart"/>
       <w:r>
         <w:rPr>
           <w:sz w:val="24"/>
@@ -27288,7 +25417,6 @@
         </w:rPr>
         <w:t>BuilderTest</w:t>
       </w:r>
-      <w:proofErr w:type="spellEnd"/>
     </w:p>
     <w:tbl>
       <w:tblPr>
@@ -27366,7 +25494,6 @@
                 <w:szCs w:val="20"/>
               </w:rPr>
             </w:pPr>
-            <w:proofErr w:type="spellStart"/>
             <w:r>
               <w:rPr>
                 <w:sz w:val="24"/>
@@ -27374,7 +25501,6 @@
               </w:rPr>
               <w:t>ValidateParameters_WithNullParameters_ShouldReturnFalse</w:t>
             </w:r>
-            <w:proofErr w:type="spellEnd"/>
           </w:p>
         </w:tc>
         <w:tc>
@@ -27397,73 +25523,25 @@
                 <w:sz w:val="24"/>
                 <w:szCs w:val="20"/>
               </w:rPr>
-              <w:t xml:space="preserve">Проверяет, что </w:t>
-            </w:r>
-            <w:proofErr w:type="spellStart"/>
-            <w:r>
-              <w:rPr>
-                <w:sz w:val="24"/>
-                <w:szCs w:val="20"/>
-              </w:rPr>
-              <w:t>ValidateParameters</w:t>
-            </w:r>
-            <w:proofErr w:type="spellEnd"/>
-            <w:r>
-              <w:rPr>
-                <w:sz w:val="24"/>
-                <w:szCs w:val="20"/>
-              </w:rPr>
-              <w:t xml:space="preserve"> </w:t>
-            </w:r>
-          </w:p>
-          <w:p>
-            <w:pPr>
-              <w:spacing w:line="240" w:lineRule="auto"/>
-              <w:ind w:firstLine="0"/>
-              <w:jc w:val="center"/>
-              <w:rPr>
-                <w:sz w:val="24"/>
-                <w:szCs w:val="20"/>
-              </w:rPr>
-            </w:pPr>
-            <w:r>
-              <w:rPr>
-                <w:sz w:val="24"/>
-                <w:szCs w:val="20"/>
-              </w:rPr>
-              <w:t xml:space="preserve">возвращает </w:t>
-            </w:r>
-            <w:proofErr w:type="spellStart"/>
-            <w:r>
-              <w:rPr>
-                <w:sz w:val="24"/>
-                <w:szCs w:val="20"/>
-              </w:rPr>
-              <w:t>false</w:t>
-            </w:r>
-            <w:proofErr w:type="spellEnd"/>
-            <w:r>
-              <w:rPr>
-                <w:sz w:val="24"/>
-                <w:szCs w:val="20"/>
-              </w:rPr>
-              <w:t xml:space="preserve"> для </w:t>
-            </w:r>
-            <w:proofErr w:type="spellStart"/>
-            <w:r>
-              <w:rPr>
-                <w:sz w:val="24"/>
-                <w:szCs w:val="20"/>
-              </w:rPr>
-              <w:t>null</w:t>
-            </w:r>
-            <w:proofErr w:type="spellEnd"/>
-            <w:r>
-              <w:rPr>
-                <w:sz w:val="24"/>
-                <w:szCs w:val="20"/>
-              </w:rPr>
-              <w:t xml:space="preserve"> параметров</w:t>
+              <w:t xml:space="preserve">Проверяет, что ValidateParameters </w:t>
+            </w:r>
+          </w:p>
+          <w:p>
+            <w:pPr>
+              <w:spacing w:line="240" w:lineRule="auto"/>
+              <w:ind w:firstLine="0"/>
+              <w:jc w:val="center"/>
+              <w:rPr>
+                <w:sz w:val="24"/>
+                <w:szCs w:val="20"/>
+              </w:rPr>
+            </w:pPr>
+            <w:r>
+              <w:rPr>
+                <w:sz w:val="24"/>
+                <w:szCs w:val="20"/>
+              </w:rPr>
+              <w:t>возвращает false для null параметров</w:t>
             </w:r>
           </w:p>
         </w:tc>
@@ -27484,7 +25562,6 @@
                 <w:szCs w:val="20"/>
               </w:rPr>
             </w:pPr>
-            <w:proofErr w:type="spellStart"/>
             <w:r>
               <w:rPr>
                 <w:sz w:val="24"/>
@@ -27492,7 +25569,6 @@
               </w:rPr>
               <w:t>ValidateParameters_WithValidParameters_ShouldReturnTrue</w:t>
             </w:r>
-            <w:proofErr w:type="spellEnd"/>
           </w:p>
         </w:tc>
         <w:tc>
@@ -27515,57 +25591,25 @@
                 <w:sz w:val="24"/>
                 <w:szCs w:val="20"/>
               </w:rPr>
-              <w:t xml:space="preserve">Проверяет, что </w:t>
-            </w:r>
-            <w:proofErr w:type="spellStart"/>
-            <w:r>
-              <w:rPr>
-                <w:sz w:val="24"/>
-                <w:szCs w:val="20"/>
-              </w:rPr>
-              <w:t>ValidateParameters</w:t>
-            </w:r>
-            <w:proofErr w:type="spellEnd"/>
-            <w:r>
-              <w:rPr>
-                <w:sz w:val="24"/>
-                <w:szCs w:val="20"/>
-              </w:rPr>
-              <w:t xml:space="preserve"> </w:t>
-            </w:r>
-          </w:p>
-          <w:p>
-            <w:pPr>
-              <w:spacing w:line="240" w:lineRule="auto"/>
-              <w:ind w:firstLine="0"/>
-              <w:jc w:val="center"/>
-              <w:rPr>
-                <w:sz w:val="24"/>
-                <w:szCs w:val="20"/>
-              </w:rPr>
-            </w:pPr>
-            <w:r>
-              <w:rPr>
-                <w:sz w:val="24"/>
-                <w:szCs w:val="20"/>
-              </w:rPr>
-              <w:t xml:space="preserve">возвращает </w:t>
-            </w:r>
-            <w:proofErr w:type="spellStart"/>
-            <w:r>
-              <w:rPr>
-                <w:sz w:val="24"/>
-                <w:szCs w:val="20"/>
-              </w:rPr>
-              <w:t>true</w:t>
-            </w:r>
-            <w:proofErr w:type="spellEnd"/>
-            <w:r>
-              <w:rPr>
-                <w:sz w:val="24"/>
-                <w:szCs w:val="20"/>
-              </w:rPr>
-              <w:t xml:space="preserve"> для корректных параметров</w:t>
+              <w:t xml:space="preserve">Проверяет, что ValidateParameters </w:t>
+            </w:r>
+          </w:p>
+          <w:p>
+            <w:pPr>
+              <w:spacing w:line="240" w:lineRule="auto"/>
+              <w:ind w:firstLine="0"/>
+              <w:jc w:val="center"/>
+              <w:rPr>
+                <w:sz w:val="24"/>
+                <w:szCs w:val="20"/>
+              </w:rPr>
+            </w:pPr>
+            <w:r>
+              <w:rPr>
+                <w:sz w:val="24"/>
+                <w:szCs w:val="20"/>
+              </w:rPr>
+              <w:t>возвращает true для корректных параметров</w:t>
             </w:r>
           </w:p>
         </w:tc>
@@ -27589,7 +25633,6 @@
                 <w:szCs w:val="20"/>
               </w:rPr>
             </w:pPr>
-            <w:proofErr w:type="spellStart"/>
             <w:r>
               <w:rPr>
                 <w:sz w:val="24"/>
@@ -27597,7 +25640,6 @@
               </w:rPr>
               <w:t>ValidateParametersFields_WithValidValues_ShouldNotThrow</w:t>
             </w:r>
-            <w:proofErr w:type="spellEnd"/>
           </w:p>
         </w:tc>
         <w:tc>
@@ -27633,21 +25675,12 @@
                 <w:szCs w:val="20"/>
               </w:rPr>
             </w:pPr>
-            <w:proofErr w:type="spellStart"/>
-            <w:r>
-              <w:rPr>
-                <w:sz w:val="24"/>
-                <w:szCs w:val="20"/>
-              </w:rPr>
-              <w:t>валидации</w:t>
-            </w:r>
-            <w:proofErr w:type="spellEnd"/>
-            <w:r>
-              <w:rPr>
-                <w:sz w:val="24"/>
-                <w:szCs w:val="20"/>
-              </w:rPr>
-              <w:t xml:space="preserve"> с корректными значениями</w:t>
+            <w:r>
+              <w:rPr>
+                <w:sz w:val="24"/>
+                <w:szCs w:val="20"/>
+              </w:rPr>
+              <w:t>валидации с корректными значениями</w:t>
             </w:r>
           </w:p>
         </w:tc>
@@ -27668,7 +25701,6 @@
                 <w:szCs w:val="20"/>
               </w:rPr>
             </w:pPr>
-            <w:proofErr w:type="spellStart"/>
             <w:r>
               <w:rPr>
                 <w:sz w:val="24"/>
@@ -27676,7 +25708,6 @@
               </w:rPr>
               <w:t>ValidateParametersFields_TotalLowerHeightBottom</w:t>
             </w:r>
-            <w:proofErr w:type="spellEnd"/>
           </w:p>
         </w:tc>
         <w:tc>
@@ -27699,23 +25730,7 @@
                 <w:sz w:val="24"/>
                 <w:szCs w:val="20"/>
               </w:rPr>
-              <w:t xml:space="preserve">Проверяет </w:t>
-            </w:r>
-            <w:proofErr w:type="spellStart"/>
-            <w:r>
-              <w:rPr>
-                <w:sz w:val="24"/>
-                <w:szCs w:val="20"/>
-              </w:rPr>
-              <w:t>валидацию</w:t>
-            </w:r>
-            <w:proofErr w:type="spellEnd"/>
-            <w:r>
-              <w:rPr>
-                <w:sz w:val="24"/>
-                <w:szCs w:val="20"/>
-              </w:rPr>
-              <w:t xml:space="preserve"> на некорректную</w:t>
+              <w:t>Проверяет валидацию на некорректную</w:t>
             </w:r>
           </w:p>
           <w:p>
@@ -27754,7 +25769,6 @@
                 <w:szCs w:val="20"/>
               </w:rPr>
             </w:pPr>
-            <w:proofErr w:type="spellStart"/>
             <w:r>
               <w:rPr>
                 <w:sz w:val="24"/>
@@ -27762,7 +25776,6 @@
               </w:rPr>
               <w:t>ValidateParametersFields_NegativeHeightTotal_Throw</w:t>
             </w:r>
-            <w:proofErr w:type="spellEnd"/>
           </w:p>
         </w:tc>
         <w:tc>
@@ -27785,23 +25798,7 @@
                 <w:sz w:val="24"/>
                 <w:szCs w:val="20"/>
               </w:rPr>
-              <w:t xml:space="preserve">Проверяет </w:t>
-            </w:r>
-            <w:proofErr w:type="spellStart"/>
-            <w:r>
-              <w:rPr>
-                <w:sz w:val="24"/>
-                <w:szCs w:val="20"/>
-              </w:rPr>
-              <w:t>валидацию</w:t>
-            </w:r>
-            <w:proofErr w:type="spellEnd"/>
-            <w:r>
-              <w:rPr>
-                <w:sz w:val="24"/>
-                <w:szCs w:val="20"/>
-              </w:rPr>
-              <w:t xml:space="preserve"> отрицательной общей высоты</w:t>
+              <w:t>Проверяет валидацию отрицательной общей высоты</w:t>
             </w:r>
           </w:p>
         </w:tc>
@@ -27822,7 +25819,6 @@
                 <w:szCs w:val="20"/>
               </w:rPr>
             </w:pPr>
-            <w:proofErr w:type="spellStart"/>
             <w:r>
               <w:rPr>
                 <w:sz w:val="24"/>
@@ -27830,7 +25826,6 @@
               </w:rPr>
               <w:t>ValidateParametersFields_ZeroHeightTotal_ShouldThrow</w:t>
             </w:r>
-            <w:proofErr w:type="spellEnd"/>
           </w:p>
         </w:tc>
         <w:tc>
@@ -27853,23 +25848,7 @@
                 <w:sz w:val="24"/>
                 <w:szCs w:val="20"/>
               </w:rPr>
-              <w:t xml:space="preserve">Проверяет </w:t>
-            </w:r>
-            <w:proofErr w:type="spellStart"/>
-            <w:r>
-              <w:rPr>
-                <w:sz w:val="24"/>
-                <w:szCs w:val="20"/>
-              </w:rPr>
-              <w:t>валидацию</w:t>
-            </w:r>
-            <w:proofErr w:type="spellEnd"/>
-            <w:r>
-              <w:rPr>
-                <w:sz w:val="24"/>
-                <w:szCs w:val="20"/>
-              </w:rPr>
-              <w:t xml:space="preserve"> нулевой общей высоты</w:t>
+              <w:t>Проверяет валидацию нулевой общей высоты</w:t>
             </w:r>
           </w:p>
         </w:tc>
@@ -27890,7 +25869,6 @@
                 <w:szCs w:val="20"/>
               </w:rPr>
             </w:pPr>
-            <w:proofErr w:type="spellStart"/>
             <w:r>
               <w:rPr>
                 <w:sz w:val="24"/>
@@ -27898,7 +25876,6 @@
               </w:rPr>
               <w:t>ValidateParametersFields_NegativeRadius_ShouldThrow</w:t>
             </w:r>
-            <w:proofErr w:type="spellEnd"/>
           </w:p>
         </w:tc>
         <w:tc>
@@ -27921,23 +25898,7 @@
                 <w:sz w:val="24"/>
                 <w:szCs w:val="20"/>
               </w:rPr>
-              <w:t xml:space="preserve">Проверяет </w:t>
-            </w:r>
-            <w:proofErr w:type="spellStart"/>
-            <w:r>
-              <w:rPr>
-                <w:sz w:val="24"/>
-                <w:szCs w:val="20"/>
-              </w:rPr>
-              <w:t>валидацию</w:t>
-            </w:r>
-            <w:proofErr w:type="spellEnd"/>
-            <w:r>
-              <w:rPr>
-                <w:sz w:val="24"/>
-                <w:szCs w:val="20"/>
-              </w:rPr>
-              <w:t xml:space="preserve"> отрицательного радиуса</w:t>
+              <w:t>Проверяет валидацию отрицательного радиуса</w:t>
             </w:r>
           </w:p>
         </w:tc>
@@ -27958,7 +25919,6 @@
                 <w:szCs w:val="20"/>
               </w:rPr>
             </w:pPr>
-            <w:proofErr w:type="spellStart"/>
             <w:r>
               <w:rPr>
                 <w:sz w:val="24"/>
@@ -27966,7 +25926,6 @@
               </w:rPr>
               <w:t>ValidateParametersFields_ZeroRadius_ShouldThrow</w:t>
             </w:r>
-            <w:proofErr w:type="spellEnd"/>
           </w:p>
         </w:tc>
         <w:tc>
@@ -27989,23 +25948,7 @@
                 <w:sz w:val="24"/>
                 <w:szCs w:val="20"/>
               </w:rPr>
-              <w:t xml:space="preserve">Проверяет </w:t>
-            </w:r>
-            <w:proofErr w:type="spellStart"/>
-            <w:r>
-              <w:rPr>
-                <w:sz w:val="24"/>
-                <w:szCs w:val="20"/>
-              </w:rPr>
-              <w:t>валидацию</w:t>
-            </w:r>
-            <w:proofErr w:type="spellEnd"/>
-            <w:r>
-              <w:rPr>
-                <w:sz w:val="24"/>
-                <w:szCs w:val="20"/>
-              </w:rPr>
-              <w:t xml:space="preserve"> нулевого радиуса</w:t>
+              <w:t>Проверяет валидацию нулевого радиуса</w:t>
             </w:r>
           </w:p>
         </w:tc>
@@ -28026,7 +25969,6 @@
                 <w:szCs w:val="20"/>
               </w:rPr>
             </w:pPr>
-            <w:proofErr w:type="spellStart"/>
             <w:r>
               <w:rPr>
                 <w:sz w:val="24"/>
@@ -28034,7 +25976,6 @@
               </w:rPr>
               <w:t>ValidateParametersFields_ZeroHeightBottom_NotThrow</w:t>
             </w:r>
-            <w:proofErr w:type="spellEnd"/>
           </w:p>
         </w:tc>
         <w:tc>
@@ -28078,7 +26019,6 @@
                 <w:szCs w:val="20"/>
               </w:rPr>
             </w:pPr>
-            <w:proofErr w:type="spellStart"/>
             <w:r>
               <w:rPr>
                 <w:sz w:val="24"/>
@@ -28086,7 +26026,6 @@
               </w:rPr>
               <w:t>ValidateParametersFields_ZeroThicknessLowerEdge</w:t>
             </w:r>
-            <w:proofErr w:type="spellEnd"/>
           </w:p>
         </w:tc>
         <w:tc>
@@ -28109,23 +26048,7 @@
                 <w:sz w:val="24"/>
                 <w:szCs w:val="20"/>
               </w:rPr>
-              <w:t xml:space="preserve">Проверяет </w:t>
-            </w:r>
-            <w:proofErr w:type="spellStart"/>
-            <w:r>
-              <w:rPr>
-                <w:sz w:val="24"/>
-                <w:szCs w:val="20"/>
-              </w:rPr>
-              <w:t>валидацию</w:t>
-            </w:r>
-            <w:proofErr w:type="spellEnd"/>
-            <w:r>
-              <w:rPr>
-                <w:sz w:val="24"/>
-                <w:szCs w:val="20"/>
-              </w:rPr>
-              <w:t xml:space="preserve"> нулевой толщины нижней стенки</w:t>
+              <w:t>Проверяет валидацию нулевой толщины нижней стенки</w:t>
             </w:r>
           </w:p>
         </w:tc>
@@ -28146,7 +26069,6 @@
                 <w:szCs w:val="20"/>
               </w:rPr>
             </w:pPr>
-            <w:proofErr w:type="spellStart"/>
             <w:r>
               <w:rPr>
                 <w:sz w:val="24"/>
@@ -28154,7 +26076,6 @@
               </w:rPr>
               <w:t>ValidateParametersFields_NegativeThicknessLowerEdge</w:t>
             </w:r>
-            <w:proofErr w:type="spellEnd"/>
           </w:p>
         </w:tc>
         <w:tc>
@@ -28177,23 +26098,7 @@
                 <w:sz w:val="24"/>
                 <w:szCs w:val="20"/>
               </w:rPr>
-              <w:t xml:space="preserve">Проверяет </w:t>
-            </w:r>
-            <w:proofErr w:type="spellStart"/>
-            <w:r>
-              <w:rPr>
-                <w:sz w:val="24"/>
-                <w:szCs w:val="20"/>
-              </w:rPr>
-              <w:t>валидацию</w:t>
-            </w:r>
-            <w:proofErr w:type="spellEnd"/>
-            <w:r>
-              <w:rPr>
-                <w:sz w:val="24"/>
-                <w:szCs w:val="20"/>
-              </w:rPr>
-              <w:t xml:space="preserve"> отрицательной</w:t>
+              <w:t>Проверяет валидацию отрицательной</w:t>
             </w:r>
           </w:p>
           <w:p>
@@ -28232,7 +26137,6 @@
                 <w:szCs w:val="20"/>
               </w:rPr>
             </w:pPr>
-            <w:proofErr w:type="spellStart"/>
             <w:r>
               <w:rPr>
                 <w:sz w:val="24"/>
@@ -28240,7 +26144,6 @@
               </w:rPr>
               <w:t>ValidateParametersFields_NegativeThicknessUpperEdge</w:t>
             </w:r>
-            <w:proofErr w:type="spellEnd"/>
           </w:p>
         </w:tc>
         <w:tc>
@@ -28263,23 +26166,7 @@
                 <w:sz w:val="24"/>
                 <w:szCs w:val="20"/>
               </w:rPr>
-              <w:t xml:space="preserve">Проверяет </w:t>
-            </w:r>
-            <w:proofErr w:type="spellStart"/>
-            <w:r>
-              <w:rPr>
-                <w:sz w:val="24"/>
-                <w:szCs w:val="20"/>
-              </w:rPr>
-              <w:t>валидацию</w:t>
-            </w:r>
-            <w:proofErr w:type="spellEnd"/>
-            <w:r>
-              <w:rPr>
-                <w:sz w:val="24"/>
-                <w:szCs w:val="20"/>
-              </w:rPr>
-              <w:t xml:space="preserve"> отрицательной </w:t>
+              <w:t xml:space="preserve">Проверяет валидацию отрицательной </w:t>
             </w:r>
           </w:p>
           <w:p>
@@ -28318,7 +26205,6 @@
                 <w:szCs w:val="20"/>
               </w:rPr>
             </w:pPr>
-            <w:proofErr w:type="spellStart"/>
             <w:r>
               <w:rPr>
                 <w:sz w:val="24"/>
@@ -28326,7 +26212,6 @@
               </w:rPr>
               <w:t>ValidateParametersFields_NegativeHeightUpperEdge</w:t>
             </w:r>
-            <w:proofErr w:type="spellEnd"/>
           </w:p>
         </w:tc>
         <w:tc>
@@ -28349,23 +26234,7 @@
                 <w:sz w:val="24"/>
                 <w:szCs w:val="20"/>
               </w:rPr>
-              <w:t xml:space="preserve">Проверяет </w:t>
-            </w:r>
-            <w:proofErr w:type="spellStart"/>
-            <w:r>
-              <w:rPr>
-                <w:sz w:val="24"/>
-                <w:szCs w:val="20"/>
-              </w:rPr>
-              <w:t>валидацию</w:t>
-            </w:r>
-            <w:proofErr w:type="spellEnd"/>
-            <w:r>
-              <w:rPr>
-                <w:sz w:val="24"/>
-                <w:szCs w:val="20"/>
-              </w:rPr>
-              <w:t xml:space="preserve"> отрицательной </w:t>
+              <w:t xml:space="preserve">Проверяет валидацию отрицательной </w:t>
             </w:r>
           </w:p>
           <w:p>
@@ -28433,23 +26302,7 @@
                 <w:sz w:val="24"/>
                 <w:szCs w:val="20"/>
               </w:rPr>
-              <w:t xml:space="preserve">Проверяет </w:t>
-            </w:r>
-            <w:proofErr w:type="spellStart"/>
-            <w:r>
-              <w:rPr>
-                <w:sz w:val="24"/>
-                <w:szCs w:val="20"/>
-              </w:rPr>
-              <w:t>валидацию</w:t>
-            </w:r>
-            <w:proofErr w:type="spellEnd"/>
-            <w:r>
-              <w:rPr>
-                <w:sz w:val="24"/>
-                <w:szCs w:val="20"/>
-              </w:rPr>
-              <w:t xml:space="preserve"> слишком малого количества граней</w:t>
+              <w:t>Проверяет валидацию слишком малого количества граней</w:t>
             </w:r>
           </w:p>
         </w:tc>
@@ -28499,23 +26352,7 @@
                 <w:sz w:val="24"/>
                 <w:szCs w:val="20"/>
               </w:rPr>
-              <w:t xml:space="preserve">Проверяет </w:t>
-            </w:r>
-            <w:proofErr w:type="spellStart"/>
-            <w:r>
-              <w:rPr>
-                <w:sz w:val="24"/>
-                <w:szCs w:val="20"/>
-              </w:rPr>
-              <w:t>валидацию</w:t>
-            </w:r>
-            <w:proofErr w:type="spellEnd"/>
-            <w:r>
-              <w:rPr>
-                <w:sz w:val="24"/>
-                <w:szCs w:val="20"/>
-              </w:rPr>
-              <w:t xml:space="preserve"> слишком </w:t>
+              <w:t xml:space="preserve">Проверяет валидацию слишком </w:t>
             </w:r>
           </w:p>
           <w:p>
@@ -28705,7 +26542,6 @@
                 <w:szCs w:val="20"/>
               </w:rPr>
             </w:pPr>
-            <w:proofErr w:type="spellStart"/>
             <w:r>
               <w:rPr>
                 <w:sz w:val="24"/>
@@ -28713,7 +26549,6 @@
               </w:rPr>
               <w:t>ValidateParametersField_ThicknessLowerEdgeGreaterRadius</w:t>
             </w:r>
-            <w:proofErr w:type="spellEnd"/>
           </w:p>
         </w:tc>
         <w:tc>
@@ -28775,7 +26610,6 @@
                 <w:szCs w:val="20"/>
               </w:rPr>
             </w:pPr>
-            <w:proofErr w:type="spellStart"/>
             <w:r>
               <w:rPr>
                 <w:sz w:val="24"/>
@@ -28783,7 +26617,6 @@
               </w:rPr>
               <w:t>ValidateParameters_ThicknessUpperEdgeGreaterThanRadius</w:t>
             </w:r>
-            <w:proofErr w:type="spellEnd"/>
           </w:p>
         </w:tc>
         <w:tc>
@@ -28845,7 +26678,6 @@
                 <w:szCs w:val="20"/>
               </w:rPr>
             </w:pPr>
-            <w:proofErr w:type="spellStart"/>
             <w:r>
               <w:rPr>
                 <w:sz w:val="24"/>
@@ -28853,7 +26685,6 @@
               </w:rPr>
               <w:t>BuildFacetedGlass_WithNullParameters_ShouldThrow</w:t>
             </w:r>
-            <w:proofErr w:type="spellEnd"/>
           </w:p>
         </w:tc>
         <w:tc>
@@ -28876,50 +26707,25 @@
                 <w:sz w:val="24"/>
                 <w:szCs w:val="20"/>
               </w:rPr>
-              <w:t xml:space="preserve">Проверяет, что </w:t>
-            </w:r>
-            <w:proofErr w:type="spellStart"/>
-            <w:r>
-              <w:rPr>
-                <w:sz w:val="24"/>
-                <w:szCs w:val="20"/>
-              </w:rPr>
-              <w:t>BuildFacetedGlass</w:t>
-            </w:r>
-            <w:proofErr w:type="spellEnd"/>
-          </w:p>
-          <w:p>
-            <w:pPr>
-              <w:spacing w:line="240" w:lineRule="auto"/>
-              <w:ind w:firstLine="0"/>
-              <w:jc w:val="center"/>
-              <w:rPr>
-                <w:sz w:val="24"/>
-                <w:szCs w:val="20"/>
-              </w:rPr>
-            </w:pPr>
-            <w:r>
-              <w:rPr>
-                <w:sz w:val="24"/>
-                <w:szCs w:val="20"/>
-              </w:rPr>
-              <w:t xml:space="preserve">выбрасывает исключение при </w:t>
-            </w:r>
-            <w:proofErr w:type="spellStart"/>
-            <w:r>
-              <w:rPr>
-                <w:sz w:val="24"/>
-                <w:szCs w:val="20"/>
-              </w:rPr>
-              <w:t>null</w:t>
-            </w:r>
-            <w:proofErr w:type="spellEnd"/>
-            <w:r>
-              <w:rPr>
-                <w:sz w:val="24"/>
-                <w:szCs w:val="20"/>
-              </w:rPr>
-              <w:t xml:space="preserve"> параметрах</w:t>
+              <w:t>Проверяет, что BuildFacetedGlass</w:t>
+            </w:r>
+          </w:p>
+          <w:p>
+            <w:pPr>
+              <w:spacing w:line="240" w:lineRule="auto"/>
+              <w:ind w:firstLine="0"/>
+              <w:jc w:val="center"/>
+              <w:rPr>
+                <w:sz w:val="24"/>
+                <w:szCs w:val="20"/>
+              </w:rPr>
+            </w:pPr>
+            <w:r>
+              <w:rPr>
+                <w:sz w:val="24"/>
+                <w:szCs w:val="20"/>
+              </w:rPr>
+              <w:t>выбрасывает исключение при null параметрах</w:t>
             </w:r>
           </w:p>
         </w:tc>
@@ -28940,7 +26746,6 @@
                 <w:szCs w:val="20"/>
               </w:rPr>
             </w:pPr>
-            <w:proofErr w:type="spellStart"/>
             <w:r>
               <w:rPr>
                 <w:sz w:val="24"/>
@@ -28948,7 +26753,6 @@
               </w:rPr>
               <w:t>BuildFacetedGlass_ShouldValidateParameters</w:t>
             </w:r>
-            <w:proofErr w:type="spellEnd"/>
           </w:p>
         </w:tc>
         <w:tc>
@@ -28971,50 +26775,25 @@
                 <w:sz w:val="24"/>
                 <w:szCs w:val="20"/>
               </w:rPr>
-              <w:t xml:space="preserve">Проверяет, что </w:t>
-            </w:r>
-            <w:proofErr w:type="spellStart"/>
-            <w:r>
-              <w:rPr>
-                <w:sz w:val="24"/>
-                <w:szCs w:val="20"/>
-              </w:rPr>
-              <w:t>BuildFacetedGlass</w:t>
-            </w:r>
-            <w:proofErr w:type="spellEnd"/>
-          </w:p>
-          <w:p>
-            <w:pPr>
-              <w:spacing w:line="240" w:lineRule="auto"/>
-              <w:ind w:firstLine="0"/>
-              <w:jc w:val="center"/>
-              <w:rPr>
-                <w:sz w:val="24"/>
-                <w:szCs w:val="20"/>
-              </w:rPr>
-            </w:pPr>
-            <w:r>
-              <w:rPr>
-                <w:sz w:val="24"/>
-                <w:szCs w:val="20"/>
-              </w:rPr>
-              <w:t xml:space="preserve">вызывает </w:t>
-            </w:r>
-            <w:proofErr w:type="spellStart"/>
-            <w:r>
-              <w:rPr>
-                <w:sz w:val="24"/>
-                <w:szCs w:val="20"/>
-              </w:rPr>
-              <w:t>валидацию</w:t>
-            </w:r>
-            <w:proofErr w:type="spellEnd"/>
-            <w:r>
-              <w:rPr>
-                <w:sz w:val="24"/>
-                <w:szCs w:val="20"/>
-              </w:rPr>
-              <w:t xml:space="preserve"> параметров</w:t>
+              <w:t>Проверяет, что BuildFacetedGlass</w:t>
+            </w:r>
+          </w:p>
+          <w:p>
+            <w:pPr>
+              <w:spacing w:line="240" w:lineRule="auto"/>
+              <w:ind w:firstLine="0"/>
+              <w:jc w:val="center"/>
+              <w:rPr>
+                <w:sz w:val="24"/>
+                <w:szCs w:val="20"/>
+              </w:rPr>
+            </w:pPr>
+            <w:r>
+              <w:rPr>
+                <w:sz w:val="24"/>
+                <w:szCs w:val="20"/>
+              </w:rPr>
+              <w:t>вызывает валидацию параметров</w:t>
             </w:r>
           </w:p>
         </w:tc>
@@ -29035,7 +26814,6 @@
                 <w:szCs w:val="20"/>
               </w:rPr>
             </w:pPr>
-            <w:proofErr w:type="spellStart"/>
             <w:r>
               <w:rPr>
                 <w:sz w:val="24"/>
@@ -29043,7 +26821,6 @@
               </w:rPr>
               <w:t>GetDefaultMessage_InvalidEnumValue_ReturnDefaultMessage</w:t>
             </w:r>
-            <w:proofErr w:type="spellEnd"/>
           </w:p>
         </w:tc>
         <w:tc>
@@ -29105,7 +26882,6 @@
                 <w:szCs w:val="20"/>
               </w:rPr>
             </w:pPr>
-            <w:proofErr w:type="spellStart"/>
             <w:r>
               <w:rPr>
                 <w:sz w:val="24"/>
@@ -29113,7 +26889,6 @@
               </w:rPr>
               <w:t>FacetedGlassException_ParameterValue_ReturnCorrectValue</w:t>
             </w:r>
-            <w:proofErr w:type="spellEnd"/>
           </w:p>
         </w:tc>
         <w:tc>
@@ -29136,23 +26911,7 @@
                 <w:sz w:val="24"/>
                 <w:szCs w:val="20"/>
               </w:rPr>
-              <w:t xml:space="preserve">Проверяет, что свойство </w:t>
-            </w:r>
-            <w:proofErr w:type="spellStart"/>
-            <w:r>
-              <w:rPr>
-                <w:sz w:val="24"/>
-                <w:szCs w:val="20"/>
-              </w:rPr>
-              <w:t>ParameterValue</w:t>
-            </w:r>
-            <w:proofErr w:type="spellEnd"/>
-            <w:r>
-              <w:rPr>
-                <w:sz w:val="24"/>
-                <w:szCs w:val="20"/>
-              </w:rPr>
-              <w:t xml:space="preserve"> </w:t>
+              <w:t xml:space="preserve">Проверяет, что свойство ParameterValue </w:t>
             </w:r>
           </w:p>
           <w:p>
@@ -29186,11 +26945,11 @@
         <w:pStyle w:val="2"/>
         <w:spacing w:line="240" w:lineRule="auto"/>
       </w:pPr>
-      <w:bookmarkStart w:id="34" w:name="_Toc223168698"/>
+      <w:bookmarkStart w:id="36" w:name="_Toc223168698"/>
       <w:r>
         <w:t>8.3 Нагрузочное тестирование</w:t>
       </w:r>
-      <w:bookmarkEnd w:id="34"/>
+      <w:bookmarkEnd w:id="36"/>
     </w:p>
     <w:p>
       <w:pPr>
@@ -29275,7 +27034,7 @@
                     </pic:cNvPicPr>
                   </pic:nvPicPr>
                   <pic:blipFill>
-                    <a:blip r:embed="rId23">
+                    <a:blip r:embed="rId27">
                       <a:extLst>
                         <a:ext uri="{28A0092B-C50C-407E-A947-70E740481C1C}">
                           <a14:useLocalDpi xmlns:a14="http://schemas.microsoft.com/office/drawing/2010/main" val="0"/>
@@ -29390,12 +27149,7 @@
         <w:t>4</w:t>
       </w:r>
       <w:r>
-        <w:t>.8</w:t>
-      </w:r>
-      <w:bookmarkStart w:id="35" w:name="_GoBack"/>
-      <w:bookmarkEnd w:id="35"/>
-      <w:r>
-        <w:t xml:space="preserve"> ГБ.</w:t>
+        <w:t>.8 ГБ.</w:t>
       </w:r>
       <w:r>
         <w:t xml:space="preserve"> </w:t>
@@ -29464,7 +27218,7 @@
                     <pic:cNvPicPr/>
                   </pic:nvPicPr>
                   <pic:blipFill>
-                    <a:blip r:embed="rId24"/>
+                    <a:blip r:embed="rId28"/>
                     <a:stretch>
                       <a:fillRect/>
                     </a:stretch>
@@ -29566,13 +27320,8 @@
         <w:t>0</w:t>
       </w:r>
       <w:r>
-        <w:t xml:space="preserve"> </w:t>
-      </w:r>
-      <w:proofErr w:type="spellStart"/>
-      <w:r>
-        <w:t>мс</w:t>
-      </w:r>
-      <w:proofErr w:type="spellEnd"/>
+        <w:t xml:space="preserve"> мс</w:t>
+      </w:r>
       <w:r>
         <w:t>.</w:t>
       </w:r>
@@ -29583,15 +27332,7 @@
         <w:t>1901</w:t>
       </w:r>
       <w:r>
-        <w:t xml:space="preserve"> </w:t>
-      </w:r>
-      <w:proofErr w:type="spellStart"/>
-      <w:r>
-        <w:t>мс</w:t>
-      </w:r>
-      <w:proofErr w:type="spellEnd"/>
-      <w:r>
-        <w:t xml:space="preserve"> можно связать с загруженностью системы другими задачами, которые находятся в фоновом режиме</w:t>
+        <w:t xml:space="preserve"> мс можно связать с загруженностью системы другими задачами, которые находятся в фоновом режиме</w:t>
       </w:r>
       <w:r>
         <w:t>,</w:t>
@@ -29617,24 +27358,24 @@
         <w:pStyle w:val="10"/>
         <w:spacing w:line="240" w:lineRule="auto"/>
       </w:pPr>
-      <w:bookmarkStart w:id="36" w:name="_Toc185369670"/>
-      <w:bookmarkStart w:id="37" w:name="_Toc185597202"/>
-      <w:bookmarkStart w:id="38" w:name="_Toc185949962"/>
-      <w:bookmarkStart w:id="39" w:name="_Toc185950169"/>
-      <w:bookmarkStart w:id="40" w:name="_Toc185950999"/>
-      <w:bookmarkStart w:id="41" w:name="_Toc185951569"/>
-      <w:bookmarkStart w:id="42" w:name="_Toc223168699"/>
+      <w:bookmarkStart w:id="37" w:name="_Toc185369670"/>
+      <w:bookmarkStart w:id="38" w:name="_Toc185597202"/>
+      <w:bookmarkStart w:id="39" w:name="_Toc185949962"/>
+      <w:bookmarkStart w:id="40" w:name="_Toc185950169"/>
+      <w:bookmarkStart w:id="41" w:name="_Toc185950999"/>
+      <w:bookmarkStart w:id="42" w:name="_Toc185951569"/>
+      <w:bookmarkStart w:id="43" w:name="_Toc223168699"/>
       <w:r>
         <w:lastRenderedPageBreak/>
         <w:t>Заключение</w:t>
       </w:r>
-      <w:bookmarkEnd w:id="36"/>
       <w:bookmarkEnd w:id="37"/>
       <w:bookmarkEnd w:id="38"/>
       <w:bookmarkEnd w:id="39"/>
       <w:bookmarkEnd w:id="40"/>
       <w:bookmarkEnd w:id="41"/>
       <w:bookmarkEnd w:id="42"/>
+      <w:bookmarkEnd w:id="43"/>
     </w:p>
     <w:p>
       <w:pPr>
@@ -29682,24 +27423,24 @@
         <w:pStyle w:val="10"/>
         <w:spacing w:line="240" w:lineRule="auto"/>
       </w:pPr>
-      <w:bookmarkStart w:id="43" w:name="_Toc185369671"/>
-      <w:bookmarkStart w:id="44" w:name="_Toc185597203"/>
-      <w:bookmarkStart w:id="45" w:name="_Toc185949963"/>
-      <w:bookmarkStart w:id="46" w:name="_Toc185950170"/>
-      <w:bookmarkStart w:id="47" w:name="_Toc185951000"/>
-      <w:bookmarkStart w:id="48" w:name="_Toc185951570"/>
-      <w:bookmarkStart w:id="49" w:name="_Toc223168700"/>
+      <w:bookmarkStart w:id="44" w:name="_Toc185369671"/>
+      <w:bookmarkStart w:id="45" w:name="_Toc185597203"/>
+      <w:bookmarkStart w:id="46" w:name="_Toc185949963"/>
+      <w:bookmarkStart w:id="47" w:name="_Toc185950170"/>
+      <w:bookmarkStart w:id="48" w:name="_Toc185951000"/>
+      <w:bookmarkStart w:id="49" w:name="_Toc185951570"/>
+      <w:bookmarkStart w:id="50" w:name="_Toc223168700"/>
       <w:r>
         <w:lastRenderedPageBreak/>
         <w:t>Список использованных источников</w:t>
       </w:r>
-      <w:bookmarkEnd w:id="43"/>
       <w:bookmarkEnd w:id="44"/>
       <w:bookmarkEnd w:id="45"/>
       <w:bookmarkEnd w:id="46"/>
       <w:bookmarkEnd w:id="47"/>
       <w:bookmarkEnd w:id="48"/>
       <w:bookmarkEnd w:id="49"/>
+      <w:bookmarkEnd w:id="50"/>
     </w:p>
     <w:p>
       <w:pPr>
@@ -29769,55 +27510,7 @@
         <w:ind w:left="0" w:firstLine="709"/>
       </w:pPr>
       <w:r>
-        <w:t>Введение в UML от создателей языка [Текст</w:t>
-      </w:r>
-      <w:proofErr w:type="gramStart"/>
-      <w:r>
-        <w:t>] :</w:t>
-      </w:r>
-      <w:proofErr w:type="gramEnd"/>
-      <w:r>
-        <w:t xml:space="preserve"> руководство пользователя / Г. Буч, Д. </w:t>
-      </w:r>
-      <w:proofErr w:type="spellStart"/>
-      <w:r>
-        <w:t>Рамбо</w:t>
-      </w:r>
-      <w:proofErr w:type="spellEnd"/>
-      <w:r>
-        <w:t xml:space="preserve">, И. Якобсон. - 2-е изд. - </w:t>
-      </w:r>
-      <w:proofErr w:type="gramStart"/>
-      <w:r>
-        <w:t>М. :</w:t>
-      </w:r>
-      <w:proofErr w:type="gramEnd"/>
-      <w:r>
-        <w:t xml:space="preserve"> ДМК Пресс, 2012. - 494 </w:t>
-      </w:r>
-      <w:proofErr w:type="gramStart"/>
-      <w:r>
-        <w:t>с. :</w:t>
-      </w:r>
-      <w:proofErr w:type="gramEnd"/>
-      <w:r>
-        <w:t xml:space="preserve"> ил. - (Классика программирования). - </w:t>
-      </w:r>
-      <w:proofErr w:type="spellStart"/>
-      <w:r>
-        <w:t>Предм</w:t>
-      </w:r>
-      <w:proofErr w:type="spellEnd"/>
-      <w:r>
-        <w:t xml:space="preserve">. </w:t>
-      </w:r>
-      <w:proofErr w:type="gramStart"/>
-      <w:r>
-        <w:t>указ.:</w:t>
-      </w:r>
-      <w:proofErr w:type="gramEnd"/>
-      <w:r>
-        <w:t xml:space="preserve"> с. 483-493. - ISBN 978-5-94074-644-7;</w:t>
+        <w:t>Введение в UML от создателей языка [Текст] : руководство пользователя / Г. Буч, Д. Рамбо, И. Якобсон. - 2-е изд. - М. : ДМК Пресс, 2012. - 494 с. : ил. - (Классика программирования). - Предм. указ.: с. 483-493. - ISBN 978-5-94074-644-7;</w:t>
       </w:r>
     </w:p>
     <w:p>
@@ -29902,14 +27595,12 @@
       <w:r>
         <w:t>://</w:t>
       </w:r>
-      <w:proofErr w:type="spellStart"/>
       <w:r>
         <w:rPr>
           <w:lang w:val="en-US"/>
         </w:rPr>
         <w:t>habr</w:t>
       </w:r>
-      <w:proofErr w:type="spellEnd"/>
       <w:r>
         <w:t>.</w:t>
       </w:r>
@@ -29922,14 +27613,12 @@
       <w:r>
         <w:t>/</w:t>
       </w:r>
-      <w:proofErr w:type="spellStart"/>
       <w:r>
         <w:rPr>
           <w:lang w:val="en-US"/>
         </w:rPr>
         <w:t>ru</w:t>
       </w:r>
-      <w:proofErr w:type="spellEnd"/>
       <w:r>
         <w:t>/</w:t>
       </w:r>
@@ -30006,29 +27695,8 @@
         </w:numPr>
         <w:ind w:left="0" w:firstLine="709"/>
       </w:pPr>
-      <w:proofErr w:type="spellStart"/>
-      <w:r>
-        <w:t>Teapot</w:t>
-      </w:r>
-      <w:proofErr w:type="spellEnd"/>
-      <w:r>
-        <w:t xml:space="preserve"> </w:t>
-      </w:r>
-      <w:proofErr w:type="spellStart"/>
-      <w:r>
-        <w:t>Plugin</w:t>
-      </w:r>
-      <w:proofErr w:type="spellEnd"/>
-      <w:r>
-        <w:t xml:space="preserve"> [Электронный ресурс]. − Режим доступа </w:t>
-      </w:r>
-      <w:proofErr w:type="gramStart"/>
-      <w:r>
-        <w:t>https://github.com/kurocha/teapot  (</w:t>
-      </w:r>
-      <w:proofErr w:type="gramEnd"/>
-      <w:r>
-        <w:t>дата обращения 14.10.2025)</w:t>
+      <w:r>
+        <w:t>Teapot Plugin [Электронный ресурс]. − Режим доступа https://github.com/kurocha/teapot  (дата обращения 14.10.2025)</w:t>
       </w:r>
     </w:p>
     <w:p>
@@ -30041,15 +27709,7 @@
         <w:ind w:left="0" w:firstLine="709"/>
       </w:pPr>
       <w:r>
-        <w:t xml:space="preserve">Программа автоматического построения 3D моделей и разверток по заданным значениям в </w:t>
-      </w:r>
-      <w:proofErr w:type="spellStart"/>
-      <w:r>
-        <w:t>AutoCAD</w:t>
-      </w:r>
-      <w:proofErr w:type="spellEnd"/>
-      <w:r>
-        <w:t xml:space="preserve"> «Лекало». Расчет и построение механических передач [Электронный ресурс]. – Режим доступа: https://www.2d-3d.ru/3d-galereia/autocad/811-programma-dlya-autocad-lekalo.html (дата обращения: 14.10.2025)</w:t>
+        <w:t>Программа автоматического построения 3D моделей и разверток по заданным значениям в AutoCAD «Лекало». Расчет и построение механических передач [Электронный ресурс]. – Режим доступа: https://www.2d-3d.ru/3d-galereia/autocad/811-programma-dlya-autocad-lekalo.html (дата обращения: 14.10.2025)</w:t>
       </w:r>
     </w:p>
     <w:p>
@@ -30061,8 +27721,8 @@
       </w:pPr>
     </w:p>
     <w:sectPr>
-      <w:footerReference w:type="default" r:id="rId25"/>
-      <w:footerReference w:type="first" r:id="rId26"/>
+      <w:footerReference w:type="default" r:id="rId29"/>
+      <w:footerReference w:type="first" r:id="rId30"/>
       <w:pgSz w:w="11906" w:h="16838"/>
       <w:pgMar w:top="1134" w:right="851" w:bottom="1134" w:left="1701" w:header="709" w:footer="709" w:gutter="0"/>
       <w:pgNumType w:start="1"/>
@@ -30074,8 +27734,70 @@
 </w:document>
 </file>
 
+<file path=word/comments.xml><?xml version="1.0" encoding="utf-8"?>
+<w:comments xmlns:wpc="http://schemas.microsoft.com/office/word/2010/wordprocessingCanvas" xmlns:cx="http://schemas.microsoft.com/office/drawing/2014/chartex" xmlns:cx1="http://schemas.microsoft.com/office/drawing/2015/9/8/chartex" xmlns:cx2="http://schemas.microsoft.com/office/drawing/2015/10/21/chartex" xmlns:cx3="http://schemas.microsoft.com/office/drawing/2016/5/9/chartex" xmlns:cx4="http://schemas.microsoft.com/office/drawing/2016/5/10/chartex" xmlns:cx5="http://schemas.microsoft.com/office/drawing/2016/5/11/chartex" xmlns:cx6="http://schemas.microsoft.com/office/drawing/2016/5/12/chartex" xmlns:cx7="http://schemas.microsoft.com/office/drawing/2016/5/13/chartex" xmlns:cx8="http://schemas.microsoft.com/office/drawing/2016/5/14/chartex" xmlns:mc="http://schemas.openxmlformats.org/markup-compatibility/2006" xmlns:aink="http://schemas.microsoft.com/office/drawing/2016/ink" xmlns:am3d="http://schemas.microsoft.com/office/drawing/2017/model3d" xmlns:o="urn:schemas-microsoft-com:office:office" xmlns:oel="http://schemas.microsoft.com/office/2019/extlst" xmlns:r="http://schemas.openxmlformats.org/officeDocument/2006/relationships" xmlns:m="http://schemas.openxmlformats.org/officeDocument/2006/math" xmlns:v="urn:schemas-microsoft-com:vml" xmlns:wp14="http://schemas.microsoft.com/office/word/2010/wordprocessingDrawing" xmlns:wp="http://schemas.openxmlformats.org/drawingml/2006/wordprocessingDrawing" xmlns:w10="urn:schemas-microsoft-com:office:word" xmlns:w="http://schemas.openxmlformats.org/wordprocessingml/2006/main" xmlns:w14="http://schemas.microsoft.com/office/word/2010/wordml" xmlns:w15="http://schemas.microsoft.com/office/word/2012/wordml" xmlns:w16cex="http://schemas.microsoft.com/office/word/2018/wordml/cex" xmlns:w16cid="http://schemas.microsoft.com/office/word/2016/wordml/cid" xmlns:w16="http://schemas.microsoft.com/office/word/2018/wordml" xmlns:w16du="http://schemas.microsoft.com/office/word/2023/wordml/word16du" xmlns:w16sdtdh="http://schemas.microsoft.com/office/word/2020/wordml/sdtdatahash" xmlns:w16sdtfl="http://schemas.microsoft.com/office/word/2024/wordml/sdtformatlock" xmlns:w16se="http://schemas.microsoft.com/office/word/2015/wordml/symex" xmlns:wpg="http://schemas.microsoft.com/office/word/2010/wordprocessingGroup" xmlns:wpi="http://schemas.microsoft.com/office/word/2010/wordprocessingInk" xmlns:wne="http://schemas.microsoft.com/office/word/2006/wordml" xmlns:wps="http://schemas.microsoft.com/office/word/2010/wordprocessingShape" mc:Ignorable="w14 w15 w16se w16cid w16 w16cex w16sdtdh w16sdtfl w16du wp14">
+  <w:comment w:id="33" w:author="Kalentyev Alexey" w:date="2026-03-28T15:38:00Z" w:initials="KA">
+    <w:p>
+      <w:pPr>
+        <w:pStyle w:val="af7"/>
+        <w:ind w:firstLine="0"/>
+        <w:jc w:val="left"/>
+      </w:pPr>
+      <w:r>
+        <w:rPr>
+          <w:rStyle w:val="af6"/>
+        </w:rPr>
+        <w:annotationRef/>
+      </w:r>
+      <w:r>
+        <w:t>Единицы измерения</w:t>
+      </w:r>
+    </w:p>
+  </w:comment>
+  <w:comment w:id="35" w:author="Kalentyev Alexey" w:date="2026-03-28T15:39:00Z" w:initials="KA">
+    <w:p>
+      <w:pPr>
+        <w:pStyle w:val="af7"/>
+        <w:ind w:firstLine="0"/>
+        <w:jc w:val="left"/>
+      </w:pPr>
+      <w:r>
+        <w:rPr>
+          <w:rStyle w:val="af6"/>
+        </w:rPr>
+        <w:annotationRef/>
+      </w:r>
+      <w:r>
+        <w:t>Отформатировать, сделать меньше пустого места.</w:t>
+      </w:r>
+    </w:p>
+  </w:comment>
+</w:comments>
+</file>
+
+<file path=word/commentsExtended.xml><?xml version="1.0" encoding="utf-8"?>
+<w15:commentsEx xmlns:wpc="http://schemas.microsoft.com/office/word/2010/wordprocessingCanvas" xmlns:cx="http://schemas.microsoft.com/office/drawing/2014/chartex" xmlns:cx1="http://schemas.microsoft.com/office/drawing/2015/9/8/chartex" xmlns:cx2="http://schemas.microsoft.com/office/drawing/2015/10/21/chartex" xmlns:cx3="http://schemas.microsoft.com/office/drawing/2016/5/9/chartex" xmlns:cx4="http://schemas.microsoft.com/office/drawing/2016/5/10/chartex" xmlns:cx5="http://schemas.microsoft.com/office/drawing/2016/5/11/chartex" xmlns:cx6="http://schemas.microsoft.com/office/drawing/2016/5/12/chartex" xmlns:cx7="http://schemas.microsoft.com/office/drawing/2016/5/13/chartex" xmlns:cx8="http://schemas.microsoft.com/office/drawing/2016/5/14/chartex" xmlns:mc="http://schemas.openxmlformats.org/markup-compatibility/2006" xmlns:aink="http://schemas.microsoft.com/office/drawing/2016/ink" xmlns:am3d="http://schemas.microsoft.com/office/drawing/2017/model3d" xmlns:o="urn:schemas-microsoft-com:office:office" xmlns:oel="http://schemas.microsoft.com/office/2019/extlst" xmlns:r="http://schemas.openxmlformats.org/officeDocument/2006/relationships" xmlns:m="http://schemas.openxmlformats.org/officeDocument/2006/math" xmlns:v="urn:schemas-microsoft-com:vml" xmlns:wp14="http://schemas.microsoft.com/office/word/2010/wordprocessingDrawing" xmlns:wp="http://schemas.openxmlformats.org/drawingml/2006/wordprocessingDrawing" xmlns:w10="urn:schemas-microsoft-com:office:word" xmlns:w="http://schemas.openxmlformats.org/wordprocessingml/2006/main" xmlns:w14="http://schemas.microsoft.com/office/word/2010/wordml" xmlns:w15="http://schemas.microsoft.com/office/word/2012/wordml" xmlns:w16cex="http://schemas.microsoft.com/office/word/2018/wordml/cex" xmlns:w16cid="http://schemas.microsoft.com/office/word/2016/wordml/cid" xmlns:w16="http://schemas.microsoft.com/office/word/2018/wordml" xmlns:w16du="http://schemas.microsoft.com/office/word/2023/wordml/word16du" xmlns:w16sdtdh="http://schemas.microsoft.com/office/word/2020/wordml/sdtdatahash" xmlns:w16sdtfl="http://schemas.microsoft.com/office/word/2024/wordml/sdtformatlock" xmlns:w16se="http://schemas.microsoft.com/office/word/2015/wordml/symex" xmlns:wpg="http://schemas.microsoft.com/office/word/2010/wordprocessingGroup" xmlns:wpi="http://schemas.microsoft.com/office/word/2010/wordprocessingInk" xmlns:wne="http://schemas.microsoft.com/office/word/2006/wordml" xmlns:wps="http://schemas.microsoft.com/office/word/2010/wordprocessingShape" mc:Ignorable="w14 w15 w16se w16cid w16 w16cex w16sdtdh w16sdtfl w16du wp14">
+  <w15:commentEx w15:paraId="71539753" w15:done="0"/>
+  <w15:commentEx w15:paraId="3EB779A7" w15:done="0"/>
+</w15:commentsEx>
+</file>
+
+<file path=word/commentsExtensible.xml><?xml version="1.0" encoding="utf-8"?>
+<w16cex:commentsExtensible xmlns:wpc="http://schemas.microsoft.com/office/word/2010/wordprocessingCanvas" xmlns:cx="http://schemas.microsoft.com/office/drawing/2014/chartex" xmlns:cx1="http://schemas.microsoft.com/office/drawing/2015/9/8/chartex" xmlns:cx2="http://schemas.microsoft.com/office/drawing/2015/10/21/chartex" xmlns:cx3="http://schemas.microsoft.com/office/drawing/2016/5/9/chartex" xmlns:cx4="http://schemas.microsoft.com/office/drawing/2016/5/10/chartex" xmlns:cx5="http://schemas.microsoft.com/office/drawing/2016/5/11/chartex" xmlns:cx6="http://schemas.microsoft.com/office/drawing/2016/5/12/chartex" xmlns:cx7="http://schemas.microsoft.com/office/drawing/2016/5/13/chartex" xmlns:cx8="http://schemas.microsoft.com/office/drawing/2016/5/14/chartex" xmlns:cr="http://schemas.microsoft.com/office/comments/2020/reactions" xmlns:mc="http://schemas.openxmlformats.org/markup-compatibility/2006" xmlns:aink="http://schemas.microsoft.com/office/drawing/2016/ink" xmlns:am3d="http://schemas.microsoft.com/office/drawing/2017/model3d" xmlns:o="urn:schemas-microsoft-com:office:office" xmlns:oel="http://schemas.microsoft.com/office/2019/extlst" xmlns:r="http://schemas.openxmlformats.org/officeDocument/2006/relationships" xmlns:m="http://schemas.openxmlformats.org/officeDocument/2006/math" xmlns:v="urn:schemas-microsoft-com:vml" xmlns:wp14="http://schemas.microsoft.com/office/word/2010/wordprocessingDrawing" xmlns:wp="http://schemas.openxmlformats.org/drawingml/2006/wordprocessingDrawing" xmlns:w10="urn:schemas-microsoft-com:office:word" xmlns:w="http://schemas.openxmlformats.org/wordprocessingml/2006/main" xmlns:w14="http://schemas.microsoft.com/office/word/2010/wordml" xmlns:w15="http://schemas.microsoft.com/office/word/2012/wordml" xmlns:w16cex="http://schemas.microsoft.com/office/word/2018/wordml/cex" xmlns:w16cid="http://schemas.microsoft.com/office/word/2016/wordml/cid" xmlns:w16="http://schemas.microsoft.com/office/word/2018/wordml" xmlns:w16du="http://schemas.microsoft.com/office/word/2023/wordml/word16du" xmlns:w16sdtdh="http://schemas.microsoft.com/office/word/2020/wordml/sdtdatahash" xmlns:w16sdtfl="http://schemas.microsoft.com/office/word/2024/wordml/sdtformatlock" xmlns:w16se="http://schemas.microsoft.com/office/word/2015/wordml/symex" xmlns:wpg="http://schemas.microsoft.com/office/word/2010/wordprocessingGroup" xmlns:wpi="http://schemas.microsoft.com/office/word/2010/wordprocessingInk" xmlns:wne="http://schemas.microsoft.com/office/word/2006/wordml" xmlns:wps="http://schemas.microsoft.com/office/word/2010/wordprocessingShape" mc:Ignorable="w14 w15 w16se w16cid w16 w16cex w16sdtdh w16sdtfl cr w16du wp14">
+  <w16cex:commentExtensible w16cex:durableId="3EEAC774" w16cex:dateUtc="2026-03-28T08:38:00Z"/>
+  <w16cex:commentExtensible w16cex:durableId="412ED03F" w16cex:dateUtc="2026-03-28T08:39:00Z"/>
+</w16cex:commentsExtensible>
+</file>
+
+<file path=word/commentsIds.xml><?xml version="1.0" encoding="utf-8"?>
+<w16cid:commentsIds xmlns:wpc="http://schemas.microsoft.com/office/word/2010/wordprocessingCanvas" xmlns:cx="http://schemas.microsoft.com/office/drawing/2014/chartex" xmlns:cx1="http://schemas.microsoft.com/office/drawing/2015/9/8/chartex" xmlns:cx2="http://schemas.microsoft.com/office/drawing/2015/10/21/chartex" xmlns:cx3="http://schemas.microsoft.com/office/drawing/2016/5/9/chartex" xmlns:cx4="http://schemas.microsoft.com/office/drawing/2016/5/10/chartex" xmlns:cx5="http://schemas.microsoft.com/office/drawing/2016/5/11/chartex" xmlns:cx6="http://schemas.microsoft.com/office/drawing/2016/5/12/chartex" xmlns:cx7="http://schemas.microsoft.com/office/drawing/2016/5/13/chartex" xmlns:cx8="http://schemas.microsoft.com/office/drawing/2016/5/14/chartex" xmlns:mc="http://schemas.openxmlformats.org/markup-compatibility/2006" xmlns:aink="http://schemas.microsoft.com/office/drawing/2016/ink" xmlns:am3d="http://schemas.microsoft.com/office/drawing/2017/model3d" xmlns:o="urn:schemas-microsoft-com:office:office" xmlns:oel="http://schemas.microsoft.com/office/2019/extlst" xmlns:r="http://schemas.openxmlformats.org/officeDocument/2006/relationships" xmlns:m="http://schemas.openxmlformats.org/officeDocument/2006/math" xmlns:v="urn:schemas-microsoft-com:vml" xmlns:wp14="http://schemas.microsoft.com/office/word/2010/wordprocessingDrawing" xmlns:wp="http://schemas.openxmlformats.org/drawingml/2006/wordprocessingDrawing" xmlns:w10="urn:schemas-microsoft-com:office:word" xmlns:w="http://schemas.openxmlformats.org/wordprocessingml/2006/main" xmlns:w14="http://schemas.microsoft.com/office/word/2010/wordml" xmlns:w15="http://schemas.microsoft.com/office/word/2012/wordml" xmlns:w16cex="http://schemas.microsoft.com/office/word/2018/wordml/cex" xmlns:w16cid="http://schemas.microsoft.com/office/word/2016/wordml/cid" xmlns:w16="http://schemas.microsoft.com/office/word/2018/wordml" xmlns:w16du="http://schemas.microsoft.com/office/word/2023/wordml/word16du" xmlns:w16sdtdh="http://schemas.microsoft.com/office/word/2020/wordml/sdtdatahash" xmlns:w16sdtfl="http://schemas.microsoft.com/office/word/2024/wordml/sdtformatlock" xmlns:w16se="http://schemas.microsoft.com/office/word/2015/wordml/symex" xmlns:wpg="http://schemas.microsoft.com/office/word/2010/wordprocessingGroup" xmlns:wpi="http://schemas.microsoft.com/office/word/2010/wordprocessingInk" xmlns:wne="http://schemas.microsoft.com/office/word/2006/wordml" xmlns:wps="http://schemas.microsoft.com/office/word/2010/wordprocessingShape" mc:Ignorable="w14 w15 w16se w16cid w16 w16cex w16sdtdh w16sdtfl w16du wp14">
+  <w16cid:commentId w16cid:paraId="71539753" w16cid:durableId="3EEAC774"/>
+  <w16cid:commentId w16cid:paraId="3EB779A7" w16cid:durableId="412ED03F"/>
+</w16cid:commentsIds>
+</file>
+
 <file path=word/endnotes.xml><?xml version="1.0" encoding="utf-8"?>
-<w:endnotes xmlns:wpc="http://schemas.microsoft.com/office/word/2010/wordprocessingCanvas" xmlns:mc="http://schemas.openxmlformats.org/markup-compatibility/2006" xmlns:o="urn:schemas-microsoft-com:office:office" xmlns:r="http://schemas.openxmlformats.org/officeDocument/2006/relationships" xmlns:m="http://schemas.openxmlformats.org/officeDocument/2006/math" xmlns:v="urn:schemas-microsoft-com:vml" xmlns:wp14="http://schemas.microsoft.com/office/word/2010/wordprocessingDrawing" xmlns:wp="http://schemas.openxmlformats.org/drawingml/2006/wordprocessingDrawing" xmlns:w10="urn:schemas-microsoft-com:office:word" xmlns:w="http://schemas.openxmlformats.org/wordprocessingml/2006/main" xmlns:w14="http://schemas.microsoft.com/office/word/2010/wordml" xmlns:w15="http://schemas.microsoft.com/office/word/2012/wordml" xmlns:wpg="http://schemas.microsoft.com/office/word/2010/wordprocessingGroup" xmlns:wpi="http://schemas.microsoft.com/office/word/2010/wordprocessingInk" xmlns:wne="http://schemas.microsoft.com/office/word/2006/wordml" xmlns:wps="http://schemas.microsoft.com/office/word/2010/wordprocessingShape" mc:Ignorable="w14 w15 wp14">
+<w:endnotes xmlns:wpc="http://schemas.microsoft.com/office/word/2010/wordprocessingCanvas" xmlns:cx="http://schemas.microsoft.com/office/drawing/2014/chartex" xmlns:cx1="http://schemas.microsoft.com/office/drawing/2015/9/8/chartex" xmlns:cx2="http://schemas.microsoft.com/office/drawing/2015/10/21/chartex" xmlns:cx3="http://schemas.microsoft.com/office/drawing/2016/5/9/chartex" xmlns:cx4="http://schemas.microsoft.com/office/drawing/2016/5/10/chartex" xmlns:cx5="http://schemas.microsoft.com/office/drawing/2016/5/11/chartex" xmlns:cx6="http://schemas.microsoft.com/office/drawing/2016/5/12/chartex" xmlns:cx7="http://schemas.microsoft.com/office/drawing/2016/5/13/chartex" xmlns:cx8="http://schemas.microsoft.com/office/drawing/2016/5/14/chartex" xmlns:mc="http://schemas.openxmlformats.org/markup-compatibility/2006" xmlns:aink="http://schemas.microsoft.com/office/drawing/2016/ink" xmlns:am3d="http://schemas.microsoft.com/office/drawing/2017/model3d" xmlns:o="urn:schemas-microsoft-com:office:office" xmlns:oel="http://schemas.microsoft.com/office/2019/extlst" xmlns:r="http://schemas.openxmlformats.org/officeDocument/2006/relationships" xmlns:m="http://schemas.openxmlformats.org/officeDocument/2006/math" xmlns:v="urn:schemas-microsoft-com:vml" xmlns:wp14="http://schemas.microsoft.com/office/word/2010/wordprocessingDrawing" xmlns:wp="http://schemas.openxmlformats.org/drawingml/2006/wordprocessingDrawing" xmlns:w10="urn:schemas-microsoft-com:office:word" xmlns:w="http://schemas.openxmlformats.org/wordprocessingml/2006/main" xmlns:w14="http://schemas.microsoft.com/office/word/2010/wordml" xmlns:w15="http://schemas.microsoft.com/office/word/2012/wordml" xmlns:w16cex="http://schemas.microsoft.com/office/word/2018/wordml/cex" xmlns:w16cid="http://schemas.microsoft.com/office/word/2016/wordml/cid" xmlns:w16="http://schemas.microsoft.com/office/word/2018/wordml" xmlns:w16du="http://schemas.microsoft.com/office/word/2023/wordml/word16du" xmlns:w16sdtdh="http://schemas.microsoft.com/office/word/2020/wordml/sdtdatahash" xmlns:w16sdtfl="http://schemas.microsoft.com/office/word/2024/wordml/sdtformatlock" xmlns:w16se="http://schemas.microsoft.com/office/word/2015/wordml/symex" xmlns:wpg="http://schemas.microsoft.com/office/word/2010/wordprocessingGroup" xmlns:wpi="http://schemas.microsoft.com/office/word/2010/wordprocessingInk" xmlns:wne="http://schemas.microsoft.com/office/word/2006/wordml" xmlns:wps="http://schemas.microsoft.com/office/word/2010/wordprocessingShape" mc:Ignorable="w14 w15 w16se w16cid w16 w16cex w16sdtdh w16sdtfl w16du wp14">
   <w:endnote w:type="separator" w:id="-1">
     <w:p>
       <w:pPr>
@@ -30100,7 +27822,7 @@
 </file>
 
 <file path=word/footer1.xml><?xml version="1.0" encoding="utf-8"?>
-<w:ftr xmlns:wpc="http://schemas.microsoft.com/office/word/2010/wordprocessingCanvas" xmlns:mc="http://schemas.openxmlformats.org/markup-compatibility/2006" xmlns:o="urn:schemas-microsoft-com:office:office" xmlns:r="http://schemas.openxmlformats.org/officeDocument/2006/relationships" xmlns:m="http://schemas.openxmlformats.org/officeDocument/2006/math" xmlns:v="urn:schemas-microsoft-com:vml" xmlns:wp14="http://schemas.microsoft.com/office/word/2010/wordprocessingDrawing" xmlns:wp="http://schemas.openxmlformats.org/drawingml/2006/wordprocessingDrawing" xmlns:w10="urn:schemas-microsoft-com:office:word" xmlns:w="http://schemas.openxmlformats.org/wordprocessingml/2006/main" xmlns:w14="http://schemas.microsoft.com/office/word/2010/wordml" xmlns:w15="http://schemas.microsoft.com/office/word/2012/wordml" xmlns:wpg="http://schemas.microsoft.com/office/word/2010/wordprocessingGroup" xmlns:wpi="http://schemas.microsoft.com/office/word/2010/wordprocessingInk" xmlns:wne="http://schemas.microsoft.com/office/word/2006/wordml" xmlns:wps="http://schemas.microsoft.com/office/word/2010/wordprocessingShape" mc:Ignorable="w14 w15 wp14">
+<w:ftr xmlns:wpc="http://schemas.microsoft.com/office/word/2010/wordprocessingCanvas" xmlns:cx="http://schemas.microsoft.com/office/drawing/2014/chartex" xmlns:cx1="http://schemas.microsoft.com/office/drawing/2015/9/8/chartex" xmlns:cx2="http://schemas.microsoft.com/office/drawing/2015/10/21/chartex" xmlns:cx3="http://schemas.microsoft.com/office/drawing/2016/5/9/chartex" xmlns:cx4="http://schemas.microsoft.com/office/drawing/2016/5/10/chartex" xmlns:cx5="http://schemas.microsoft.com/office/drawing/2016/5/11/chartex" xmlns:cx6="http://schemas.microsoft.com/office/drawing/2016/5/12/chartex" xmlns:cx7="http://schemas.microsoft.com/office/drawing/2016/5/13/chartex" xmlns:cx8="http://schemas.microsoft.com/office/drawing/2016/5/14/chartex" xmlns:mc="http://schemas.openxmlformats.org/markup-compatibility/2006" xmlns:aink="http://schemas.microsoft.com/office/drawing/2016/ink" xmlns:am3d="http://schemas.microsoft.com/office/drawing/2017/model3d" xmlns:o="urn:schemas-microsoft-com:office:office" xmlns:oel="http://schemas.microsoft.com/office/2019/extlst" xmlns:r="http://schemas.openxmlformats.org/officeDocument/2006/relationships" xmlns:m="http://schemas.openxmlformats.org/officeDocument/2006/math" xmlns:v="urn:schemas-microsoft-com:vml" xmlns:wp14="http://schemas.microsoft.com/office/word/2010/wordprocessingDrawing" xmlns:wp="http://schemas.openxmlformats.org/drawingml/2006/wordprocessingDrawing" xmlns:w10="urn:schemas-microsoft-com:office:word" xmlns:w="http://schemas.openxmlformats.org/wordprocessingml/2006/main" xmlns:w14="http://schemas.microsoft.com/office/word/2010/wordml" xmlns:w15="http://schemas.microsoft.com/office/word/2012/wordml" xmlns:w16cex="http://schemas.microsoft.com/office/word/2018/wordml/cex" xmlns:w16cid="http://schemas.microsoft.com/office/word/2016/wordml/cid" xmlns:w16="http://schemas.microsoft.com/office/word/2018/wordml" xmlns:w16du="http://schemas.microsoft.com/office/word/2023/wordml/word16du" xmlns:w16sdtdh="http://schemas.microsoft.com/office/word/2020/wordml/sdtdatahash" xmlns:w16sdtfl="http://schemas.microsoft.com/office/word/2024/wordml/sdtformatlock" xmlns:w16se="http://schemas.microsoft.com/office/word/2015/wordml/symex" xmlns:wpg="http://schemas.microsoft.com/office/word/2010/wordprocessingGroup" xmlns:wpi="http://schemas.microsoft.com/office/word/2010/wordprocessingInk" xmlns:wne="http://schemas.microsoft.com/office/word/2006/wordml" xmlns:wps="http://schemas.microsoft.com/office/word/2010/wordprocessingShape" mc:Ignorable="w14 w15 w16se w16cid w16 w16cex w16sdtdh w16sdtfl w16du wp14">
   <w:sdt>
     <w:sdtPr>
       <w:id w:val="2092421847"/>
@@ -30109,7 +27831,6 @@
         <w:docPartUnique/>
       </w:docPartObj>
     </w:sdtPr>
-    <w:sdtEndPr/>
     <w:sdtContent>
       <w:p>
         <w:pPr>
@@ -30147,7 +27868,7 @@
 </file>
 
 <file path=word/footer2.xml><?xml version="1.0" encoding="utf-8"?>
-<w:ftr xmlns:wpc="http://schemas.microsoft.com/office/word/2010/wordprocessingCanvas" xmlns:mc="http://schemas.openxmlformats.org/markup-compatibility/2006" xmlns:o="urn:schemas-microsoft-com:office:office" xmlns:r="http://schemas.openxmlformats.org/officeDocument/2006/relationships" xmlns:m="http://schemas.openxmlformats.org/officeDocument/2006/math" xmlns:v="urn:schemas-microsoft-com:vml" xmlns:wp14="http://schemas.microsoft.com/office/word/2010/wordprocessingDrawing" xmlns:wp="http://schemas.openxmlformats.org/drawingml/2006/wordprocessingDrawing" xmlns:w10="urn:schemas-microsoft-com:office:word" xmlns:w="http://schemas.openxmlformats.org/wordprocessingml/2006/main" xmlns:w14="http://schemas.microsoft.com/office/word/2010/wordml" xmlns:w15="http://schemas.microsoft.com/office/word/2012/wordml" xmlns:wpg="http://schemas.microsoft.com/office/word/2010/wordprocessingGroup" xmlns:wpi="http://schemas.microsoft.com/office/word/2010/wordprocessingInk" xmlns:wne="http://schemas.microsoft.com/office/word/2006/wordml" xmlns:wps="http://schemas.microsoft.com/office/word/2010/wordprocessingShape" mc:Ignorable="w14 w15 wp14">
+<w:ftr xmlns:wpc="http://schemas.microsoft.com/office/word/2010/wordprocessingCanvas" xmlns:cx="http://schemas.microsoft.com/office/drawing/2014/chartex" xmlns:cx1="http://schemas.microsoft.com/office/drawing/2015/9/8/chartex" xmlns:cx2="http://schemas.microsoft.com/office/drawing/2015/10/21/chartex" xmlns:cx3="http://schemas.microsoft.com/office/drawing/2016/5/9/chartex" xmlns:cx4="http://schemas.microsoft.com/office/drawing/2016/5/10/chartex" xmlns:cx5="http://schemas.microsoft.com/office/drawing/2016/5/11/chartex" xmlns:cx6="http://schemas.microsoft.com/office/drawing/2016/5/12/chartex" xmlns:cx7="http://schemas.microsoft.com/office/drawing/2016/5/13/chartex" xmlns:cx8="http://schemas.microsoft.com/office/drawing/2016/5/14/chartex" xmlns:mc="http://schemas.openxmlformats.org/markup-compatibility/2006" xmlns:aink="http://schemas.microsoft.com/office/drawing/2016/ink" xmlns:am3d="http://schemas.microsoft.com/office/drawing/2017/model3d" xmlns:o="urn:schemas-microsoft-com:office:office" xmlns:oel="http://schemas.microsoft.com/office/2019/extlst" xmlns:r="http://schemas.openxmlformats.org/officeDocument/2006/relationships" xmlns:m="http://schemas.openxmlformats.org/officeDocument/2006/math" xmlns:v="urn:schemas-microsoft-com:vml" xmlns:wp14="http://schemas.microsoft.com/office/word/2010/wordprocessingDrawing" xmlns:wp="http://schemas.openxmlformats.org/drawingml/2006/wordprocessingDrawing" xmlns:w10="urn:schemas-microsoft-com:office:word" xmlns:w="http://schemas.openxmlformats.org/wordprocessingml/2006/main" xmlns:w14="http://schemas.microsoft.com/office/word/2010/wordml" xmlns:w15="http://schemas.microsoft.com/office/word/2012/wordml" xmlns:w16cex="http://schemas.microsoft.com/office/word/2018/wordml/cex" xmlns:w16cid="http://schemas.microsoft.com/office/word/2016/wordml/cid" xmlns:w16="http://schemas.microsoft.com/office/word/2018/wordml" xmlns:w16du="http://schemas.microsoft.com/office/word/2023/wordml/word16du" xmlns:w16sdtdh="http://schemas.microsoft.com/office/word/2020/wordml/sdtdatahash" xmlns:w16sdtfl="http://schemas.microsoft.com/office/word/2024/wordml/sdtformatlock" xmlns:w16se="http://schemas.microsoft.com/office/word/2015/wordml/symex" xmlns:wpg="http://schemas.microsoft.com/office/word/2010/wordprocessingGroup" xmlns:wpi="http://schemas.microsoft.com/office/word/2010/wordprocessingInk" xmlns:wne="http://schemas.microsoft.com/office/word/2006/wordml" xmlns:wps="http://schemas.microsoft.com/office/word/2010/wordprocessingShape" mc:Ignorable="w14 w15 w16se w16cid w16 w16cex w16sdtdh w16sdtfl w16du wp14">
   <w:sdt>
     <w:sdtPr>
       <w:id w:val="1676690216"/>
@@ -30156,7 +27877,6 @@
         <w:docPartUnique/>
       </w:docPartObj>
     </w:sdtPr>
-    <w:sdtEndPr/>
     <w:sdtContent>
       <w:p>
         <w:pPr>
@@ -30179,7 +27899,7 @@
 </file>
 
 <file path=word/footnotes.xml><?xml version="1.0" encoding="utf-8"?>
-<w:footnotes xmlns:wpc="http://schemas.microsoft.com/office/word/2010/wordprocessingCanvas" xmlns:mc="http://schemas.openxmlformats.org/markup-compatibility/2006" xmlns:o="urn:schemas-microsoft-com:office:office" xmlns:r="http://schemas.openxmlformats.org/officeDocument/2006/relationships" xmlns:m="http://schemas.openxmlformats.org/officeDocument/2006/math" xmlns:v="urn:schemas-microsoft-com:vml" xmlns:wp14="http://schemas.microsoft.com/office/word/2010/wordprocessingDrawing" xmlns:wp="http://schemas.openxmlformats.org/drawingml/2006/wordprocessingDrawing" xmlns:w10="urn:schemas-microsoft-com:office:word" xmlns:w="http://schemas.openxmlformats.org/wordprocessingml/2006/main" xmlns:w14="http://schemas.microsoft.com/office/word/2010/wordml" xmlns:w15="http://schemas.microsoft.com/office/word/2012/wordml" xmlns:wpg="http://schemas.microsoft.com/office/word/2010/wordprocessingGroup" xmlns:wpi="http://schemas.microsoft.com/office/word/2010/wordprocessingInk" xmlns:wne="http://schemas.microsoft.com/office/word/2006/wordml" xmlns:wps="http://schemas.microsoft.com/office/word/2010/wordprocessingShape" mc:Ignorable="w14 w15 wp14">
+<w:footnotes xmlns:wpc="http://schemas.microsoft.com/office/word/2010/wordprocessingCanvas" xmlns:cx="http://schemas.microsoft.com/office/drawing/2014/chartex" xmlns:cx1="http://schemas.microsoft.com/office/drawing/2015/9/8/chartex" xmlns:cx2="http://schemas.microsoft.com/office/drawing/2015/10/21/chartex" xmlns:cx3="http://schemas.microsoft.com/office/drawing/2016/5/9/chartex" xmlns:cx4="http://schemas.microsoft.com/office/drawing/2016/5/10/chartex" xmlns:cx5="http://schemas.microsoft.com/office/drawing/2016/5/11/chartex" xmlns:cx6="http://schemas.microsoft.com/office/drawing/2016/5/12/chartex" xmlns:cx7="http://schemas.microsoft.com/office/drawing/2016/5/13/chartex" xmlns:cx8="http://schemas.microsoft.com/office/drawing/2016/5/14/chartex" xmlns:mc="http://schemas.openxmlformats.org/markup-compatibility/2006" xmlns:aink="http://schemas.microsoft.com/office/drawing/2016/ink" xmlns:am3d="http://schemas.microsoft.com/office/drawing/2017/model3d" xmlns:o="urn:schemas-microsoft-com:office:office" xmlns:oel="http://schemas.microsoft.com/office/2019/extlst" xmlns:r="http://schemas.openxmlformats.org/officeDocument/2006/relationships" xmlns:m="http://schemas.openxmlformats.org/officeDocument/2006/math" xmlns:v="urn:schemas-microsoft-com:vml" xmlns:wp14="http://schemas.microsoft.com/office/word/2010/wordprocessingDrawing" xmlns:wp="http://schemas.openxmlformats.org/drawingml/2006/wordprocessingDrawing" xmlns:w10="urn:schemas-microsoft-com:office:word" xmlns:w="http://schemas.openxmlformats.org/wordprocessingml/2006/main" xmlns:w14="http://schemas.microsoft.com/office/word/2010/wordml" xmlns:w15="http://schemas.microsoft.com/office/word/2012/wordml" xmlns:w16cex="http://schemas.microsoft.com/office/word/2018/wordml/cex" xmlns:w16cid="http://schemas.microsoft.com/office/word/2016/wordml/cid" xmlns:w16="http://schemas.microsoft.com/office/word/2018/wordml" xmlns:w16du="http://schemas.microsoft.com/office/word/2023/wordml/word16du" xmlns:w16sdtdh="http://schemas.microsoft.com/office/word/2020/wordml/sdtdatahash" xmlns:w16sdtfl="http://schemas.microsoft.com/office/word/2024/wordml/sdtformatlock" xmlns:w16se="http://schemas.microsoft.com/office/word/2015/wordml/symex" xmlns:wpg="http://schemas.microsoft.com/office/word/2010/wordprocessingGroup" xmlns:wpi="http://schemas.microsoft.com/office/word/2010/wordprocessingInk" xmlns:wne="http://schemas.microsoft.com/office/word/2006/wordml" xmlns:wps="http://schemas.microsoft.com/office/word/2010/wordprocessingShape" mc:Ignorable="w14 w15 w16se w16cid w16 w16cex w16sdtdh w16sdtfl w16du wp14">
   <w:footnote w:type="separator" w:id="-1">
     <w:p>
       <w:pPr>
@@ -30204,7 +27924,7 @@
 </file>
 
 <file path=word/numbering.xml><?xml version="1.0" encoding="utf-8"?>
-<w:numbering xmlns:wpc="http://schemas.microsoft.com/office/word/2010/wordprocessingCanvas" xmlns:mc="http://schemas.openxmlformats.org/markup-compatibility/2006" xmlns:o="urn:schemas-microsoft-com:office:office" xmlns:r="http://schemas.openxmlformats.org/officeDocument/2006/relationships" xmlns:m="http://schemas.openxmlformats.org/officeDocument/2006/math" xmlns:v="urn:schemas-microsoft-com:vml" xmlns:wp14="http://schemas.microsoft.com/office/word/2010/wordprocessingDrawing" xmlns:wp="http://schemas.openxmlformats.org/drawingml/2006/wordprocessingDrawing" xmlns:w10="urn:schemas-microsoft-com:office:word" xmlns:w="http://schemas.openxmlformats.org/wordprocessingml/2006/main" xmlns:w14="http://schemas.microsoft.com/office/word/2010/wordml" xmlns:w15="http://schemas.microsoft.com/office/word/2012/wordml" xmlns:wpg="http://schemas.microsoft.com/office/word/2010/wordprocessingGroup" xmlns:wpi="http://schemas.microsoft.com/office/word/2010/wordprocessingInk" xmlns:wne="http://schemas.microsoft.com/office/word/2006/wordml" xmlns:wps="http://schemas.microsoft.com/office/word/2010/wordprocessingShape" mc:Ignorable="w14 w15 wp14">
+<w:numbering xmlns:wpc="http://schemas.microsoft.com/office/word/2010/wordprocessingCanvas" xmlns:cx="http://schemas.microsoft.com/office/drawing/2014/chartex" xmlns:cx1="http://schemas.microsoft.com/office/drawing/2015/9/8/chartex" xmlns:cx2="http://schemas.microsoft.com/office/drawing/2015/10/21/chartex" xmlns:cx3="http://schemas.microsoft.com/office/drawing/2016/5/9/chartex" xmlns:cx4="http://schemas.microsoft.com/office/drawing/2016/5/10/chartex" xmlns:cx5="http://schemas.microsoft.com/office/drawing/2016/5/11/chartex" xmlns:cx6="http://schemas.microsoft.com/office/drawing/2016/5/12/chartex" xmlns:cx7="http://schemas.microsoft.com/office/drawing/2016/5/13/chartex" xmlns:cx8="http://schemas.microsoft.com/office/drawing/2016/5/14/chartex" xmlns:mc="http://schemas.openxmlformats.org/markup-compatibility/2006" xmlns:aink="http://schemas.microsoft.com/office/drawing/2016/ink" xmlns:am3d="http://schemas.microsoft.com/office/drawing/2017/model3d" xmlns:o="urn:schemas-microsoft-com:office:office" xmlns:oel="http://schemas.microsoft.com/office/2019/extlst" xmlns:r="http://schemas.openxmlformats.org/officeDocument/2006/relationships" xmlns:m="http://schemas.openxmlformats.org/officeDocument/2006/math" xmlns:v="urn:schemas-microsoft-com:vml" xmlns:wp14="http://schemas.microsoft.com/office/word/2010/wordprocessingDrawing" xmlns:wp="http://schemas.openxmlformats.org/drawingml/2006/wordprocessingDrawing" xmlns:w10="urn:schemas-microsoft-com:office:word" xmlns:w="http://schemas.openxmlformats.org/wordprocessingml/2006/main" xmlns:w14="http://schemas.microsoft.com/office/word/2010/wordml" xmlns:w15="http://schemas.microsoft.com/office/word/2012/wordml" xmlns:w16cex="http://schemas.microsoft.com/office/word/2018/wordml/cex" xmlns:w16cid="http://schemas.microsoft.com/office/word/2016/wordml/cid" xmlns:w16="http://schemas.microsoft.com/office/word/2018/wordml" xmlns:w16du="http://schemas.microsoft.com/office/word/2023/wordml/word16du" xmlns:w16sdtdh="http://schemas.microsoft.com/office/word/2020/wordml/sdtdatahash" xmlns:w16sdtfl="http://schemas.microsoft.com/office/word/2024/wordml/sdtformatlock" xmlns:w16se="http://schemas.microsoft.com/office/word/2015/wordml/symex" xmlns:wpg="http://schemas.microsoft.com/office/word/2010/wordprocessingGroup" xmlns:wpi="http://schemas.microsoft.com/office/word/2010/wordprocessingInk" xmlns:wne="http://schemas.microsoft.com/office/word/2006/wordml" xmlns:wps="http://schemas.microsoft.com/office/word/2010/wordprocessingShape" mc:Ignorable="w14 w15 w16se w16cid w16 w16cex w16sdtdh w16sdtfl w16du wp14">
   <w:abstractNum w:abstractNumId="0" w15:restartNumberingAfterBreak="0">
     <w:nsid w:val="915C93DA"/>
     <w:multiLevelType w:val="singleLevel"/>
@@ -31384,16 +29104,16 @@
       </w:rPr>
     </w:lvl>
   </w:abstractNum>
-  <w:num w:numId="1">
+  <w:num w:numId="1" w16cid:durableId="1440250405">
     <w:abstractNumId w:val="11"/>
   </w:num>
-  <w:num w:numId="2">
+  <w:num w:numId="2" w16cid:durableId="2054038312">
     <w:abstractNumId w:val="2"/>
   </w:num>
-  <w:num w:numId="3">
+  <w:num w:numId="3" w16cid:durableId="1879852162">
     <w:abstractNumId w:val="7"/>
   </w:num>
-  <w:num w:numId="4">
+  <w:num w:numId="4" w16cid:durableId="820586394">
     <w:abstractNumId w:val="6"/>
     <w:lvlOverride w:ilvl="0">
       <w:startOverride w:val="1"/>
@@ -31423,35 +29143,43 @@
       <w:startOverride w:val="1"/>
     </w:lvlOverride>
   </w:num>
-  <w:num w:numId="5">
+  <w:num w:numId="5" w16cid:durableId="1959288392">
     <w:abstractNumId w:val="8"/>
   </w:num>
-  <w:num w:numId="6">
+  <w:num w:numId="6" w16cid:durableId="1810711260">
     <w:abstractNumId w:val="4"/>
   </w:num>
-  <w:num w:numId="7">
+  <w:num w:numId="7" w16cid:durableId="1162820886">
     <w:abstractNumId w:val="0"/>
   </w:num>
-  <w:num w:numId="8">
+  <w:num w:numId="8" w16cid:durableId="1806390926">
     <w:abstractNumId w:val="10"/>
   </w:num>
-  <w:num w:numId="9">
+  <w:num w:numId="9" w16cid:durableId="1384132880">
     <w:abstractNumId w:val="1"/>
   </w:num>
-  <w:num w:numId="10">
+  <w:num w:numId="10" w16cid:durableId="1315530795">
     <w:abstractNumId w:val="9"/>
   </w:num>
-  <w:num w:numId="11">
+  <w:num w:numId="11" w16cid:durableId="1317803087">
     <w:abstractNumId w:val="3"/>
   </w:num>
-  <w:num w:numId="12">
+  <w:num w:numId="12" w16cid:durableId="1463694085">
     <w:abstractNumId w:val="5"/>
   </w:num>
 </w:numbering>
 </file>
 
+<file path=word/people.xml><?xml version="1.0" encoding="utf-8"?>
+<w15:people xmlns:wpc="http://schemas.microsoft.com/office/word/2010/wordprocessingCanvas" xmlns:cx="http://schemas.microsoft.com/office/drawing/2014/chartex" xmlns:cx1="http://schemas.microsoft.com/office/drawing/2015/9/8/chartex" xmlns:cx2="http://schemas.microsoft.com/office/drawing/2015/10/21/chartex" xmlns:cx3="http://schemas.microsoft.com/office/drawing/2016/5/9/chartex" xmlns:cx4="http://schemas.microsoft.com/office/drawing/2016/5/10/chartex" xmlns:cx5="http://schemas.microsoft.com/office/drawing/2016/5/11/chartex" xmlns:cx6="http://schemas.microsoft.com/office/drawing/2016/5/12/chartex" xmlns:cx7="http://schemas.microsoft.com/office/drawing/2016/5/13/chartex" xmlns:cx8="http://schemas.microsoft.com/office/drawing/2016/5/14/chartex" xmlns:mc="http://schemas.openxmlformats.org/markup-compatibility/2006" xmlns:aink="http://schemas.microsoft.com/office/drawing/2016/ink" xmlns:am3d="http://schemas.microsoft.com/office/drawing/2017/model3d" xmlns:o="urn:schemas-microsoft-com:office:office" xmlns:oel="http://schemas.microsoft.com/office/2019/extlst" xmlns:r="http://schemas.openxmlformats.org/officeDocument/2006/relationships" xmlns:m="http://schemas.openxmlformats.org/officeDocument/2006/math" xmlns:v="urn:schemas-microsoft-com:vml" xmlns:wp14="http://schemas.microsoft.com/office/word/2010/wordprocessingDrawing" xmlns:wp="http://schemas.openxmlformats.org/drawingml/2006/wordprocessingDrawing" xmlns:w10="urn:schemas-microsoft-com:office:word" xmlns:w="http://schemas.openxmlformats.org/wordprocessingml/2006/main" xmlns:w14="http://schemas.microsoft.com/office/word/2010/wordml" xmlns:w15="http://schemas.microsoft.com/office/word/2012/wordml" xmlns:w16cex="http://schemas.microsoft.com/office/word/2018/wordml/cex" xmlns:w16cid="http://schemas.microsoft.com/office/word/2016/wordml/cid" xmlns:w16="http://schemas.microsoft.com/office/word/2018/wordml" xmlns:w16du="http://schemas.microsoft.com/office/word/2023/wordml/word16du" xmlns:w16sdtdh="http://schemas.microsoft.com/office/word/2020/wordml/sdtdatahash" xmlns:w16sdtfl="http://schemas.microsoft.com/office/word/2024/wordml/sdtformatlock" xmlns:w16se="http://schemas.microsoft.com/office/word/2015/wordml/symex" xmlns:wpg="http://schemas.microsoft.com/office/word/2010/wordprocessingGroup" xmlns:wpi="http://schemas.microsoft.com/office/word/2010/wordprocessingInk" xmlns:wne="http://schemas.microsoft.com/office/word/2006/wordml" xmlns:wps="http://schemas.microsoft.com/office/word/2010/wordprocessingShape" mc:Ignorable="w14 w15 w16se w16cid w16 w16cex w16sdtdh w16sdtfl w16du wp14">
+  <w15:person w15:author="Kalentyev Alexey">
+    <w15:presenceInfo w15:providerId="Windows Live" w15:userId="da819b8650d7d997"/>
+  </w15:person>
+</w15:people>
+</file>
+
 <file path=word/styles.xml><?xml version="1.0" encoding="utf-8"?>
-<w:styles xmlns:mc="http://schemas.openxmlformats.org/markup-compatibility/2006" xmlns:r="http://schemas.openxmlformats.org/officeDocument/2006/relationships" xmlns:w="http://schemas.openxmlformats.org/wordprocessingml/2006/main" xmlns:w14="http://schemas.microsoft.com/office/word/2010/wordml" xmlns:w15="http://schemas.microsoft.com/office/word/2012/wordml" mc:Ignorable="w14 w15">
+<w:styles xmlns:mc="http://schemas.openxmlformats.org/markup-compatibility/2006" xmlns:r="http://schemas.openxmlformats.org/officeDocument/2006/relationships" xmlns:w="http://schemas.openxmlformats.org/wordprocessingml/2006/main" xmlns:w14="http://schemas.microsoft.com/office/word/2010/wordml" xmlns:w15="http://schemas.microsoft.com/office/word/2012/wordml" xmlns:w16cex="http://schemas.microsoft.com/office/word/2018/wordml/cex" xmlns:w16cid="http://schemas.microsoft.com/office/word/2016/wordml/cid" xmlns:w16="http://schemas.microsoft.com/office/word/2018/wordml" xmlns:w16du="http://schemas.microsoft.com/office/word/2023/wordml/word16du" xmlns:w16sdtdh="http://schemas.microsoft.com/office/word/2020/wordml/sdtdatahash" xmlns:w16sdtfl="http://schemas.microsoft.com/office/word/2024/wordml/sdtformatlock" xmlns:w16se="http://schemas.microsoft.com/office/word/2015/wordml/symex" mc:Ignorable="w14 w15 w16se w16cid w16 w16cex w16sdtdh w16sdtfl w16du">
   <w:docDefaults>
     <w:rPrDefault>
       <w:rPr>
@@ -31467,7 +29195,7 @@
       </w:pPr>
     </w:pPrDefault>
   </w:docDefaults>
-  <w:latentStyles w:defLockedState="0" w:defUIPriority="99" w:defSemiHidden="0" w:defUnhideWhenUsed="0" w:defQFormat="0" w:count="371">
+  <w:latentStyles w:defLockedState="0" w:defUIPriority="99" w:defSemiHidden="0" w:defUnhideWhenUsed="0" w:defQFormat="0" w:count="376">
     <w:lsdException w:name="Normal" w:uiPriority="1" w:qFormat="1"/>
     <w:lsdException w:name="heading 1" w:uiPriority="1" w:qFormat="1"/>
     <w:lsdException w:name="heading 2" w:semiHidden="1" w:uiPriority="9" w:unhideWhenUsed="1" w:qFormat="1"/>
@@ -31839,6 +29567,11 @@
     <w:lsdException w:name="List Table 5 Dark Accent 6" w:uiPriority="50"/>
     <w:lsdException w:name="List Table 6 Colorful Accent 6" w:uiPriority="51"/>
     <w:lsdException w:name="List Table 7 Colorful Accent 6" w:uiPriority="52"/>
+    <w:lsdException w:name="Mention" w:semiHidden="1" w:unhideWhenUsed="1"/>
+    <w:lsdException w:name="Smart Hyperlink" w:semiHidden="1" w:unhideWhenUsed="1"/>
+    <w:lsdException w:name="Hashtag" w:semiHidden="1" w:unhideWhenUsed="1"/>
+    <w:lsdException w:name="Unresolved Mention" w:semiHidden="1" w:unhideWhenUsed="1"/>
+    <w:lsdException w:name="Smart Link" w:semiHidden="1" w:unhideWhenUsed="1"/>
   </w:latentStyles>
   <w:style w:type="paragraph" w:default="1" w:styleId="a">
     <w:name w:val="Normal"/>
